--- a/Logbook.docx
+++ b/Logbook.docx
@@ -5,6 +5,7 @@
     <w:p>
       <w:pPr>
         <w:pStyle w:val="Title"/>
+        <w:jc w:val="both"/>
         <w:rPr>
           <w:rFonts w:ascii="Times New Roman" w:hAnsi="Times New Roman" w:cs="Times New Roman"/>
           <w:sz w:val="24"/>
@@ -30,27 +31,37 @@
     </w:p>
     <w:p>
       <w:pPr>
-        <w:rPr>
-          <w:rFonts w:ascii="Times New Roman" w:hAnsi="Times New Roman" w:cs="Times New Roman"/>
-        </w:rPr>
-      </w:pPr>
-    </w:p>
-    <w:p>
-      <w:pPr>
-        <w:rPr>
-          <w:rFonts w:ascii="Times New Roman" w:hAnsi="Times New Roman" w:cs="Times New Roman"/>
-        </w:rPr>
-      </w:pPr>
-    </w:p>
-    <w:p>
-      <w:pPr>
-        <w:rPr>
-          <w:rFonts w:ascii="Times New Roman" w:hAnsi="Times New Roman" w:cs="Times New Roman"/>
-        </w:rPr>
-      </w:pPr>
-    </w:p>
-    <w:p>
-      <w:pPr>
+        <w:jc w:val="both"/>
+        <w:rPr>
+          <w:rFonts w:ascii="Times New Roman" w:hAnsi="Times New Roman" w:cs="Times New Roman"/>
+          <w:sz w:val="24"/>
+          <w:szCs w:val="24"/>
+        </w:rPr>
+      </w:pPr>
+    </w:p>
+    <w:p>
+      <w:pPr>
+        <w:jc w:val="both"/>
+        <w:rPr>
+          <w:rFonts w:ascii="Times New Roman" w:hAnsi="Times New Roman" w:cs="Times New Roman"/>
+          <w:sz w:val="24"/>
+          <w:szCs w:val="24"/>
+        </w:rPr>
+      </w:pPr>
+    </w:p>
+    <w:p>
+      <w:pPr>
+        <w:jc w:val="both"/>
+        <w:rPr>
+          <w:rFonts w:ascii="Times New Roman" w:hAnsi="Times New Roman" w:cs="Times New Roman"/>
+          <w:sz w:val="24"/>
+          <w:szCs w:val="24"/>
+        </w:rPr>
+      </w:pPr>
+    </w:p>
+    <w:p>
+      <w:pPr>
+        <w:jc w:val="both"/>
         <w:rPr>
           <w:rFonts w:ascii="Times New Roman" w:hAnsi="Times New Roman" w:cs="Times New Roman"/>
           <w:sz w:val="24"/>
@@ -92,6 +103,7 @@
     </w:p>
     <w:p>
       <w:pPr>
+        <w:jc w:val="both"/>
         <w:rPr>
           <w:rFonts w:ascii="Times New Roman" w:hAnsi="Times New Roman" w:cs="Times New Roman"/>
           <w:sz w:val="24"/>
@@ -133,6 +145,7 @@
     </w:p>
     <w:p>
       <w:pPr>
+        <w:jc w:val="both"/>
         <w:rPr>
           <w:rFonts w:ascii="Times New Roman" w:hAnsi="Times New Roman" w:cs="Times New Roman"/>
           <w:sz w:val="24"/>
@@ -175,6 +188,7 @@
     </w:p>
     <w:p>
       <w:pPr>
+        <w:jc w:val="both"/>
         <w:rPr>
           <w:rFonts w:ascii="Times New Roman" w:hAnsi="Times New Roman" w:cs="Times New Roman"/>
           <w:sz w:val="24"/>
@@ -200,6 +214,7 @@
     </w:p>
     <w:p>
       <w:pPr>
+        <w:jc w:val="both"/>
         <w:rPr>
           <w:rFonts w:ascii="Times New Roman" w:hAnsi="Times New Roman" w:cs="Times New Roman"/>
           <w:sz w:val="24"/>
@@ -226,6 +241,7 @@
     </w:p>
     <w:p>
       <w:pPr>
+        <w:jc w:val="both"/>
         <w:rPr>
           <w:rFonts w:ascii="Times New Roman" w:hAnsi="Times New Roman" w:cs="Times New Roman"/>
           <w:sz w:val="24"/>
@@ -260,6 +276,7 @@
     </w:p>
     <w:p>
       <w:pPr>
+        <w:jc w:val="both"/>
         <w:rPr>
           <w:rFonts w:ascii="Times New Roman" w:hAnsi="Times New Roman" w:cs="Times New Roman"/>
           <w:sz w:val="24"/>
@@ -294,6 +311,7 @@
     </w:p>
     <w:p>
       <w:pPr>
+        <w:jc w:val="both"/>
         <w:rPr>
           <w:rFonts w:ascii="Times New Roman" w:hAnsi="Times New Roman" w:cs="Times New Roman"/>
           <w:sz w:val="24"/>
@@ -320,6 +338,7 @@
     </w:p>
     <w:p>
       <w:pPr>
+        <w:jc w:val="both"/>
         <w:rPr>
           <w:rFonts w:ascii="Times New Roman" w:hAnsi="Times New Roman" w:cs="Times New Roman"/>
           <w:sz w:val="24"/>
@@ -337,6 +356,7 @@
     </w:p>
     <w:p>
       <w:pPr>
+        <w:jc w:val="both"/>
         <w:rPr>
           <w:rFonts w:ascii="Times New Roman" w:hAnsi="Times New Roman" w:cs="Times New Roman"/>
           <w:sz w:val="24"/>
@@ -351,8 +371,8 @@
           <w:b w:val="0"/>
           <w:bCs w:val="0"/>
           <w:color w:val="auto"/>
-          <w:sz w:val="22"/>
-          <w:szCs w:val="22"/>
+          <w:sz w:val="24"/>
+          <w:szCs w:val="24"/>
         </w:rPr>
         <w:id w:val="904343669"/>
         <w:docPartObj>
@@ -369,25 +389,30 @@
         <w:p>
           <w:pPr>
             <w:pStyle w:val="TOCHeading"/>
+            <w:jc w:val="both"/>
             <w:rPr>
               <w:rFonts w:ascii="Times New Roman" w:hAnsi="Times New Roman" w:cs="Times New Roman"/>
+              <w:sz w:val="24"/>
+              <w:szCs w:val="24"/>
             </w:rPr>
           </w:pPr>
           <w:r>
             <w:rPr>
               <w:rFonts w:ascii="Times New Roman" w:hAnsi="Times New Roman" w:cs="Times New Roman"/>
+              <w:sz w:val="24"/>
+              <w:szCs w:val="24"/>
             </w:rPr>
             <w:t>Table of Contents</w:t>
           </w:r>
         </w:p>
         <w:p>
           <w:pPr>
-            <w:pStyle w:val="TOC1"/>
+            <w:pStyle w:val="TOC2"/>
             <w:tabs>
               <w:tab w:val="right" w:leader="dot" w:pos="8630"/>
             </w:tabs>
             <w:rPr>
-              <w:rFonts w:ascii="Times New Roman" w:eastAsiaTheme="minorEastAsia" w:hAnsi="Times New Roman" w:cs="Times New Roman"/>
+              <w:rFonts w:asciiTheme="minorHAnsi" w:eastAsiaTheme="minorEastAsia" w:hAnsiTheme="minorHAnsi" w:cstheme="minorBidi"/>
               <w:noProof/>
               <w:kern w:val="2"/>
               <w:sz w:val="24"/>
@@ -398,80 +423,375 @@
           <w:r>
             <w:rPr>
               <w:rFonts w:ascii="Times New Roman" w:hAnsi="Times New Roman" w:cs="Times New Roman"/>
+              <w:sz w:val="24"/>
+              <w:szCs w:val="24"/>
             </w:rPr>
             <w:fldChar w:fldCharType="begin"/>
           </w:r>
           <w:r>
             <w:rPr>
               <w:rFonts w:ascii="Times New Roman" w:hAnsi="Times New Roman" w:cs="Times New Roman"/>
+              <w:sz w:val="24"/>
+              <w:szCs w:val="24"/>
             </w:rPr>
             <w:instrText xml:space="preserve"> TOC \o "1-3" \h \z \u </w:instrText>
           </w:r>
           <w:r>
             <w:rPr>
               <w:rFonts w:ascii="Times New Roman" w:hAnsi="Times New Roman" w:cs="Times New Roman"/>
+              <w:sz w:val="24"/>
+              <w:szCs w:val="24"/>
             </w:rPr>
             <w:fldChar w:fldCharType="separate"/>
           </w:r>
-          <w:hyperlink w:anchor="_Toc231849375" w:history="1">
+          <w:hyperlink w:anchor="_Toc232520307" w:history="1">
             <w:r>
               <w:rPr>
                 <w:rStyle w:val="Hyperlink"/>
                 <w:rFonts w:ascii="Times New Roman" w:hAnsi="Times New Roman" w:cs="Times New Roman"/>
                 <w:noProof/>
               </w:rPr>
-              <w:t>(For all source code full working system will be uploaded in git hub)</w:t>
-            </w:r>
-            <w:r>
-              <w:rPr>
+              <w:t>Practical Activities Undertaken</w:t>
+            </w:r>
+            <w:r>
+              <w:rPr>
+                <w:noProof/>
+                <w:webHidden/>
+              </w:rPr>
+              <w:tab/>
+            </w:r>
+            <w:r>
+              <w:rPr>
+                <w:noProof/>
+                <w:webHidden/>
+              </w:rPr>
+              <w:fldChar w:fldCharType="begin"/>
+            </w:r>
+            <w:r>
+              <w:rPr>
+                <w:noProof/>
+                <w:webHidden/>
+              </w:rPr>
+              <w:instrText xml:space="preserve"> PAGEREF _Toc232520307 \h </w:instrText>
+            </w:r>
+            <w:r>
+              <w:rPr>
+                <w:noProof/>
+                <w:webHidden/>
+              </w:rPr>
+            </w:r>
+            <w:r>
+              <w:rPr>
+                <w:noProof/>
+                <w:webHidden/>
+              </w:rPr>
+              <w:fldChar w:fldCharType="separate"/>
+            </w:r>
+            <w:r>
+              <w:rPr>
+                <w:noProof/>
+                <w:webHidden/>
+              </w:rPr>
+              <w:t>7</w:t>
+            </w:r>
+            <w:r>
+              <w:rPr>
+                <w:noProof/>
+                <w:webHidden/>
+              </w:rPr>
+              <w:fldChar w:fldCharType="end"/>
+            </w:r>
+          </w:hyperlink>
+        </w:p>
+        <w:p>
+          <w:pPr>
+            <w:pStyle w:val="TOC3"/>
+            <w:tabs>
+              <w:tab w:val="right" w:leader="dot" w:pos="8630"/>
+            </w:tabs>
+            <w:rPr>
+              <w:rFonts w:asciiTheme="minorHAnsi" w:eastAsiaTheme="minorEastAsia" w:hAnsiTheme="minorHAnsi" w:cstheme="minorBidi"/>
+              <w:noProof/>
+              <w:kern w:val="2"/>
+              <w:sz w:val="24"/>
+              <w:szCs w:val="24"/>
+              <w14:ligatures w14:val="standardContextual"/>
+            </w:rPr>
+          </w:pPr>
+          <w:hyperlink w:anchor="_Toc232520308" w:history="1">
+            <w:r>
+              <w:rPr>
+                <w:rStyle w:val="Hyperlink"/>
                 <w:rFonts w:ascii="Times New Roman" w:hAnsi="Times New Roman" w:cs="Times New Roman"/>
                 <w:noProof/>
+              </w:rPr>
+              <w:t>Tools/Software Used</w:t>
+            </w:r>
+            <w:r>
+              <w:rPr>
+                <w:noProof/>
                 <w:webHidden/>
               </w:rPr>
               <w:tab/>
             </w:r>
             <w:r>
               <w:rPr>
+                <w:noProof/>
+                <w:webHidden/>
+              </w:rPr>
+              <w:fldChar w:fldCharType="begin"/>
+            </w:r>
+            <w:r>
+              <w:rPr>
+                <w:noProof/>
+                <w:webHidden/>
+              </w:rPr>
+              <w:instrText xml:space="preserve"> PAGEREF _Toc232520308 \h </w:instrText>
+            </w:r>
+            <w:r>
+              <w:rPr>
+                <w:noProof/>
+                <w:webHidden/>
+              </w:rPr>
+            </w:r>
+            <w:r>
+              <w:rPr>
+                <w:noProof/>
+                <w:webHidden/>
+              </w:rPr>
+              <w:fldChar w:fldCharType="separate"/>
+            </w:r>
+            <w:r>
+              <w:rPr>
+                <w:noProof/>
+                <w:webHidden/>
+              </w:rPr>
+              <w:t>7</w:t>
+            </w:r>
+            <w:r>
+              <w:rPr>
+                <w:noProof/>
+                <w:webHidden/>
+              </w:rPr>
+              <w:fldChar w:fldCharType="end"/>
+            </w:r>
+          </w:hyperlink>
+        </w:p>
+        <w:p>
+          <w:pPr>
+            <w:pStyle w:val="TOC3"/>
+            <w:tabs>
+              <w:tab w:val="right" w:leader="dot" w:pos="8630"/>
+            </w:tabs>
+            <w:rPr>
+              <w:rFonts w:asciiTheme="minorHAnsi" w:eastAsiaTheme="minorEastAsia" w:hAnsiTheme="minorHAnsi" w:cstheme="minorBidi"/>
+              <w:noProof/>
+              <w:kern w:val="2"/>
+              <w:sz w:val="24"/>
+              <w:szCs w:val="24"/>
+              <w14:ligatures w14:val="standardContextual"/>
+            </w:rPr>
+          </w:pPr>
+          <w:hyperlink w:anchor="_Toc232520309" w:history="1">
+            <w:r>
+              <w:rPr>
+                <w:rStyle w:val="Hyperlink"/>
                 <w:rFonts w:ascii="Times New Roman" w:hAnsi="Times New Roman" w:cs="Times New Roman"/>
                 <w:noProof/>
+              </w:rPr>
+              <w:t>TASK 2. FIRST APP CREATION</w:t>
+            </w:r>
+            <w:r>
+              <w:rPr>
+                <w:noProof/>
                 <w:webHidden/>
               </w:rPr>
+              <w:tab/>
+            </w:r>
+            <w:r>
+              <w:rPr>
+                <w:noProof/>
+                <w:webHidden/>
+              </w:rPr>
               <w:fldChar w:fldCharType="begin"/>
             </w:r>
             <w:r>
               <w:rPr>
+                <w:noProof/>
+                <w:webHidden/>
+              </w:rPr>
+              <w:instrText xml:space="preserve"> PAGEREF _Toc232520309 \h </w:instrText>
+            </w:r>
+            <w:r>
+              <w:rPr>
+                <w:noProof/>
+                <w:webHidden/>
+              </w:rPr>
+            </w:r>
+            <w:r>
+              <w:rPr>
+                <w:noProof/>
+                <w:webHidden/>
+              </w:rPr>
+              <w:fldChar w:fldCharType="separate"/>
+            </w:r>
+            <w:r>
+              <w:rPr>
+                <w:noProof/>
+                <w:webHidden/>
+              </w:rPr>
+              <w:t>10</w:t>
+            </w:r>
+            <w:r>
+              <w:rPr>
+                <w:noProof/>
+                <w:webHidden/>
+              </w:rPr>
+              <w:fldChar w:fldCharType="end"/>
+            </w:r>
+          </w:hyperlink>
+        </w:p>
+        <w:p>
+          <w:pPr>
+            <w:pStyle w:val="TOC3"/>
+            <w:tabs>
+              <w:tab w:val="right" w:leader="dot" w:pos="8630"/>
+            </w:tabs>
+            <w:rPr>
+              <w:rFonts w:asciiTheme="minorHAnsi" w:eastAsiaTheme="minorEastAsia" w:hAnsiTheme="minorHAnsi" w:cstheme="minorBidi"/>
+              <w:noProof/>
+              <w:kern w:val="2"/>
+              <w:sz w:val="24"/>
+              <w:szCs w:val="24"/>
+              <w14:ligatures w14:val="standardContextual"/>
+            </w:rPr>
+          </w:pPr>
+          <w:hyperlink w:anchor="_Toc232520310" w:history="1">
+            <w:r>
+              <w:rPr>
+                <w:rStyle w:val="Hyperlink"/>
                 <w:rFonts w:ascii="Times New Roman" w:hAnsi="Times New Roman" w:cs="Times New Roman"/>
                 <w:noProof/>
+              </w:rPr>
+              <w:t>TASK 3: CHALLENGES AND SOLUTIONS</w:t>
+            </w:r>
+            <w:r>
+              <w:rPr>
+                <w:noProof/>
                 <w:webHidden/>
               </w:rPr>
-              <w:instrText xml:space="preserve"> PAGEREF _Toc231849375 \h </w:instrText>
-            </w:r>
-            <w:r>
-              <w:rPr>
+              <w:tab/>
+            </w:r>
+            <w:r>
+              <w:rPr>
+                <w:noProof/>
+                <w:webHidden/>
+              </w:rPr>
+              <w:fldChar w:fldCharType="begin"/>
+            </w:r>
+            <w:r>
+              <w:rPr>
+                <w:noProof/>
+                <w:webHidden/>
+              </w:rPr>
+              <w:instrText xml:space="preserve"> PAGEREF _Toc232520310 \h </w:instrText>
+            </w:r>
+            <w:r>
+              <w:rPr>
+                <w:noProof/>
+                <w:webHidden/>
+              </w:rPr>
+            </w:r>
+            <w:r>
+              <w:rPr>
+                <w:noProof/>
+                <w:webHidden/>
+              </w:rPr>
+              <w:fldChar w:fldCharType="separate"/>
+            </w:r>
+            <w:r>
+              <w:rPr>
+                <w:noProof/>
+                <w:webHidden/>
+              </w:rPr>
+              <w:t>13</w:t>
+            </w:r>
+            <w:r>
+              <w:rPr>
+                <w:noProof/>
+                <w:webHidden/>
+              </w:rPr>
+              <w:fldChar w:fldCharType="end"/>
+            </w:r>
+          </w:hyperlink>
+        </w:p>
+        <w:p>
+          <w:pPr>
+            <w:pStyle w:val="TOC2"/>
+            <w:tabs>
+              <w:tab w:val="right" w:leader="dot" w:pos="8630"/>
+            </w:tabs>
+            <w:rPr>
+              <w:rFonts w:asciiTheme="minorHAnsi" w:eastAsiaTheme="minorEastAsia" w:hAnsiTheme="minorHAnsi" w:cstheme="minorBidi"/>
+              <w:noProof/>
+              <w:kern w:val="2"/>
+              <w:sz w:val="24"/>
+              <w:szCs w:val="24"/>
+              <w14:ligatures w14:val="standardContextual"/>
+            </w:rPr>
+          </w:pPr>
+          <w:hyperlink w:anchor="_Toc232520311" w:history="1">
+            <w:r>
+              <w:rPr>
+                <w:rStyle w:val="Hyperlink"/>
                 <w:rFonts w:ascii="Times New Roman" w:hAnsi="Times New Roman" w:cs="Times New Roman"/>
                 <w:noProof/>
+              </w:rPr>
+              <w:t>Personal Reflection</w:t>
+            </w:r>
+            <w:r>
+              <w:rPr>
+                <w:noProof/>
                 <w:webHidden/>
               </w:rPr>
-            </w:r>
-            <w:r>
-              <w:rPr>
-                <w:rFonts w:ascii="Times New Roman" w:hAnsi="Times New Roman" w:cs="Times New Roman"/>
+              <w:tab/>
+            </w:r>
+            <w:r>
+              <w:rPr>
                 <w:noProof/>
                 <w:webHidden/>
               </w:rPr>
+              <w:fldChar w:fldCharType="begin"/>
+            </w:r>
+            <w:r>
+              <w:rPr>
+                <w:noProof/>
+                <w:webHidden/>
+              </w:rPr>
+              <w:instrText xml:space="preserve"> PAGEREF _Toc232520311 \h </w:instrText>
+            </w:r>
+            <w:r>
+              <w:rPr>
+                <w:noProof/>
+                <w:webHidden/>
+              </w:rPr>
+            </w:r>
+            <w:r>
+              <w:rPr>
+                <w:noProof/>
+                <w:webHidden/>
+              </w:rPr>
               <w:fldChar w:fldCharType="separate"/>
             </w:r>
             <w:r>
               <w:rPr>
-                <w:rFonts w:ascii="Times New Roman" w:hAnsi="Times New Roman" w:cs="Times New Roman"/>
                 <w:noProof/>
                 <w:webHidden/>
               </w:rPr>
-              <w:t>3</w:t>
-            </w:r>
-            <w:r>
-              <w:rPr>
-                <w:rFonts w:ascii="Times New Roman" w:hAnsi="Times New Roman" w:cs="Times New Roman"/>
+              <w:t>15</w:t>
+            </w:r>
+            <w:r>
+              <w:rPr>
                 <w:noProof/>
                 <w:webHidden/>
               </w:rPr>
@@ -486,7 +806,7 @@
               <w:tab w:val="right" w:leader="dot" w:pos="8630"/>
             </w:tabs>
             <w:rPr>
-              <w:rFonts w:ascii="Times New Roman" w:eastAsiaTheme="minorEastAsia" w:hAnsi="Times New Roman" w:cs="Times New Roman"/>
+              <w:rFonts w:asciiTheme="minorHAnsi" w:eastAsiaTheme="minorEastAsia" w:hAnsiTheme="minorHAnsi" w:cstheme="minorBidi"/>
               <w:noProof/>
               <w:kern w:val="2"/>
               <w:sz w:val="24"/>
@@ -494,18 +814,17 @@
               <w14:ligatures w14:val="standardContextual"/>
             </w:rPr>
           </w:pPr>
-          <w:hyperlink w:anchor="_Toc231849376" w:history="1">
+          <w:hyperlink w:anchor="_Toc232520312" w:history="1">
             <w:r>
               <w:rPr>
                 <w:rStyle w:val="Hyperlink"/>
                 <w:rFonts w:ascii="Times New Roman" w:hAnsi="Times New Roman" w:cs="Times New Roman"/>
                 <w:noProof/>
               </w:rPr>
-              <w:t>Week 1: Introduction to Mobile Application Development</w:t>
-            </w:r>
-            <w:r>
-              <w:rPr>
-                <w:rFonts w:ascii="Times New Roman" w:hAnsi="Times New Roman" w:cs="Times New Roman"/>
+              <w:t>Week 2: Mobile Development Environment</w:t>
+            </w:r>
+            <w:r>
+              <w:rPr>
                 <w:noProof/>
                 <w:webHidden/>
               </w:rPr>
@@ -513,7 +832,6 @@
             </w:r>
             <w:r>
               <w:rPr>
-                <w:rFonts w:ascii="Times New Roman" w:hAnsi="Times New Roman" w:cs="Times New Roman"/>
                 <w:noProof/>
                 <w:webHidden/>
               </w:rPr>
@@ -521,22 +839,19 @@
             </w:r>
             <w:r>
               <w:rPr>
-                <w:rFonts w:ascii="Times New Roman" w:hAnsi="Times New Roman" w:cs="Times New Roman"/>
                 <w:noProof/>
                 <w:webHidden/>
               </w:rPr>
-              <w:instrText xml:space="preserve"> PAGEREF _Toc231849376 \h </w:instrText>
-            </w:r>
-            <w:r>
-              <w:rPr>
-                <w:rFonts w:ascii="Times New Roman" w:hAnsi="Times New Roman" w:cs="Times New Roman"/>
+              <w:instrText xml:space="preserve"> PAGEREF _Toc232520312 \h </w:instrText>
+            </w:r>
+            <w:r>
+              <w:rPr>
                 <w:noProof/>
                 <w:webHidden/>
               </w:rPr>
             </w:r>
             <w:r>
               <w:rPr>
-                <w:rFonts w:ascii="Times New Roman" w:hAnsi="Times New Roman" w:cs="Times New Roman"/>
                 <w:noProof/>
                 <w:webHidden/>
               </w:rPr>
@@ -544,15 +859,13 @@
             </w:r>
             <w:r>
               <w:rPr>
-                <w:rFonts w:ascii="Times New Roman" w:hAnsi="Times New Roman" w:cs="Times New Roman"/>
                 <w:noProof/>
                 <w:webHidden/>
               </w:rPr>
-              <w:t>3</w:t>
-            </w:r>
-            <w:r>
-              <w:rPr>
-                <w:rFonts w:ascii="Times New Roman" w:hAnsi="Times New Roman" w:cs="Times New Roman"/>
+              <w:t>16</w:t>
+            </w:r>
+            <w:r>
+              <w:rPr>
                 <w:noProof/>
                 <w:webHidden/>
               </w:rPr>
@@ -567,7 +880,7 @@
               <w:tab w:val="right" w:leader="dot" w:pos="8630"/>
             </w:tabs>
             <w:rPr>
-              <w:rFonts w:ascii="Times New Roman" w:eastAsiaTheme="minorEastAsia" w:hAnsi="Times New Roman" w:cs="Times New Roman"/>
+              <w:rFonts w:asciiTheme="minorHAnsi" w:eastAsiaTheme="minorEastAsia" w:hAnsiTheme="minorHAnsi" w:cstheme="minorBidi"/>
               <w:noProof/>
               <w:kern w:val="2"/>
               <w:sz w:val="24"/>
@@ -575,18 +888,17 @@
               <w14:ligatures w14:val="standardContextual"/>
             </w:rPr>
           </w:pPr>
-          <w:hyperlink w:anchor="_Toc231849377" w:history="1">
+          <w:hyperlink w:anchor="_Toc232520313" w:history="1">
             <w:r>
               <w:rPr>
                 <w:rStyle w:val="Hyperlink"/>
                 <w:rFonts w:ascii="Times New Roman" w:hAnsi="Times New Roman" w:cs="Times New Roman"/>
                 <w:noProof/>
               </w:rPr>
-              <w:t>Practical Activities Undertaken</w:t>
-            </w:r>
-            <w:r>
-              <w:rPr>
-                <w:rFonts w:ascii="Times New Roman" w:hAnsi="Times New Roman" w:cs="Times New Roman"/>
+              <w:t>STUDENT MINI MANAGEMENT</w:t>
+            </w:r>
+            <w:r>
+              <w:rPr>
                 <w:noProof/>
                 <w:webHidden/>
               </w:rPr>
@@ -594,7 +906,6 @@
             </w:r>
             <w:r>
               <w:rPr>
-                <w:rFonts w:ascii="Times New Roman" w:hAnsi="Times New Roman" w:cs="Times New Roman"/>
                 <w:noProof/>
                 <w:webHidden/>
               </w:rPr>
@@ -602,22 +913,19 @@
             </w:r>
             <w:r>
               <w:rPr>
-                <w:rFonts w:ascii="Times New Roman" w:hAnsi="Times New Roman" w:cs="Times New Roman"/>
                 <w:noProof/>
                 <w:webHidden/>
               </w:rPr>
-              <w:instrText xml:space="preserve"> PAGEREF _Toc231849377 \h </w:instrText>
-            </w:r>
-            <w:r>
-              <w:rPr>
-                <w:rFonts w:ascii="Times New Roman" w:hAnsi="Times New Roman" w:cs="Times New Roman"/>
+              <w:instrText xml:space="preserve"> PAGEREF _Toc232520313 \h </w:instrText>
+            </w:r>
+            <w:r>
+              <w:rPr>
                 <w:noProof/>
                 <w:webHidden/>
               </w:rPr>
             </w:r>
             <w:r>
               <w:rPr>
-                <w:rFonts w:ascii="Times New Roman" w:hAnsi="Times New Roman" w:cs="Times New Roman"/>
                 <w:noProof/>
                 <w:webHidden/>
               </w:rPr>
@@ -625,15 +933,13 @@
             </w:r>
             <w:r>
               <w:rPr>
-                <w:rFonts w:ascii="Times New Roman" w:hAnsi="Times New Roman" w:cs="Times New Roman"/>
                 <w:noProof/>
                 <w:webHidden/>
               </w:rPr>
-              <w:t>3</w:t>
-            </w:r>
-            <w:r>
-              <w:rPr>
-                <w:rFonts w:ascii="Times New Roman" w:hAnsi="Times New Roman" w:cs="Times New Roman"/>
+              <w:t>16</w:t>
+            </w:r>
+            <w:r>
+              <w:rPr>
                 <w:noProof/>
                 <w:webHidden/>
               </w:rPr>
@@ -648,22 +954,25 @@
               <w:tab w:val="right" w:leader="dot" w:pos="8630"/>
             </w:tabs>
             <w:rPr>
-              <w:rFonts w:ascii="Times New Roman" w:hAnsi="Times New Roman" w:cs="Times New Roman"/>
+              <w:rFonts w:asciiTheme="minorHAnsi" w:eastAsiaTheme="minorEastAsia" w:hAnsiTheme="minorHAnsi" w:cstheme="minorBidi"/>
               <w:noProof/>
+              <w:kern w:val="2"/>
+              <w:sz w:val="24"/>
+              <w:szCs w:val="24"/>
+              <w14:ligatures w14:val="standardContextual"/>
             </w:rPr>
           </w:pPr>
-          <w:hyperlink w:anchor="_Toc231849378" w:history="1">
+          <w:hyperlink w:anchor="_Toc232520314" w:history="1">
             <w:r>
               <w:rPr>
                 <w:rStyle w:val="Hyperlink"/>
                 <w:rFonts w:ascii="Times New Roman" w:hAnsi="Times New Roman" w:cs="Times New Roman"/>
                 <w:noProof/>
               </w:rPr>
-              <w:t>Tools/Software Used</w:t>
-            </w:r>
-            <w:r>
-              <w:rPr>
-                <w:rFonts w:ascii="Times New Roman" w:hAnsi="Times New Roman" w:cs="Times New Roman"/>
+              <w:t>CHALLENGES AND SOLUTION OF WEEK2:</w:t>
+            </w:r>
+            <w:r>
+              <w:rPr>
                 <w:noProof/>
                 <w:webHidden/>
               </w:rPr>
@@ -671,7 +980,6 @@
             </w:r>
             <w:r>
               <w:rPr>
-                <w:rFonts w:ascii="Times New Roman" w:hAnsi="Times New Roman" w:cs="Times New Roman"/>
                 <w:noProof/>
                 <w:webHidden/>
               </w:rPr>
@@ -679,22 +987,19 @@
             </w:r>
             <w:r>
               <w:rPr>
-                <w:rFonts w:ascii="Times New Roman" w:hAnsi="Times New Roman" w:cs="Times New Roman"/>
                 <w:noProof/>
                 <w:webHidden/>
               </w:rPr>
-              <w:instrText xml:space="preserve"> PAGEREF _Toc231849378 \h </w:instrText>
-            </w:r>
-            <w:r>
-              <w:rPr>
-                <w:rFonts w:ascii="Times New Roman" w:hAnsi="Times New Roman" w:cs="Times New Roman"/>
+              <w:instrText xml:space="preserve"> PAGEREF _Toc232520314 \h </w:instrText>
+            </w:r>
+            <w:r>
+              <w:rPr>
                 <w:noProof/>
                 <w:webHidden/>
               </w:rPr>
             </w:r>
             <w:r>
               <w:rPr>
-                <w:rFonts w:ascii="Times New Roman" w:hAnsi="Times New Roman" w:cs="Times New Roman"/>
                 <w:noProof/>
                 <w:webHidden/>
               </w:rPr>
@@ -702,15 +1007,13 @@
             </w:r>
             <w:r>
               <w:rPr>
-                <w:rFonts w:ascii="Times New Roman" w:hAnsi="Times New Roman" w:cs="Times New Roman"/>
                 <w:noProof/>
                 <w:webHidden/>
               </w:rPr>
-              <w:t>3</w:t>
-            </w:r>
-            <w:r>
-              <w:rPr>
-                <w:rFonts w:ascii="Times New Roman" w:hAnsi="Times New Roman" w:cs="Times New Roman"/>
+              <w:t>20</w:t>
+            </w:r>
+            <w:r>
+              <w:rPr>
                 <w:noProof/>
                 <w:webHidden/>
               </w:rPr>
@@ -720,27 +1023,30 @@
         </w:p>
         <w:p>
           <w:pPr>
-            <w:pStyle w:val="TOC3"/>
+            <w:pStyle w:val="TOC1"/>
             <w:tabs>
               <w:tab w:val="right" w:leader="dot" w:pos="8630"/>
             </w:tabs>
             <w:rPr>
-              <w:rFonts w:ascii="Times New Roman" w:hAnsi="Times New Roman" w:cs="Times New Roman"/>
+              <w:rFonts w:asciiTheme="minorHAnsi" w:eastAsiaTheme="minorEastAsia" w:hAnsiTheme="minorHAnsi" w:cstheme="minorBidi"/>
               <w:noProof/>
+              <w:kern w:val="2"/>
+              <w:sz w:val="24"/>
+              <w:szCs w:val="24"/>
+              <w14:ligatures w14:val="standardContextual"/>
             </w:rPr>
           </w:pPr>
-          <w:hyperlink w:anchor="_Toc231849379" w:history="1">
+          <w:hyperlink w:anchor="_Toc232520315" w:history="1">
             <w:r>
               <w:rPr>
                 <w:rStyle w:val="Hyperlink"/>
                 <w:rFonts w:ascii="Times New Roman" w:hAnsi="Times New Roman" w:cs="Times New Roman"/>
                 <w:noProof/>
               </w:rPr>
-              <w:t>TASK 2. FIRST APP CREATION</w:t>
-            </w:r>
-            <w:r>
-              <w:rPr>
-                <w:rFonts w:ascii="Times New Roman" w:hAnsi="Times New Roman" w:cs="Times New Roman"/>
+              <w:t>Week 3: User Interface Design</w:t>
+            </w:r>
+            <w:r>
+              <w:rPr>
                 <w:noProof/>
                 <w:webHidden/>
               </w:rPr>
@@ -748,7 +1054,6 @@
             </w:r>
             <w:r>
               <w:rPr>
-                <w:rFonts w:ascii="Times New Roman" w:hAnsi="Times New Roman" w:cs="Times New Roman"/>
                 <w:noProof/>
                 <w:webHidden/>
               </w:rPr>
@@ -756,22 +1061,19 @@
             </w:r>
             <w:r>
               <w:rPr>
-                <w:rFonts w:ascii="Times New Roman" w:hAnsi="Times New Roman" w:cs="Times New Roman"/>
                 <w:noProof/>
                 <w:webHidden/>
               </w:rPr>
-              <w:instrText xml:space="preserve"> PAGEREF _Toc231849379 \h </w:instrText>
-            </w:r>
-            <w:r>
-              <w:rPr>
-                <w:rFonts w:ascii="Times New Roman" w:hAnsi="Times New Roman" w:cs="Times New Roman"/>
+              <w:instrText xml:space="preserve"> PAGEREF _Toc232520315 \h </w:instrText>
+            </w:r>
+            <w:r>
+              <w:rPr>
                 <w:noProof/>
                 <w:webHidden/>
               </w:rPr>
             </w:r>
             <w:r>
               <w:rPr>
-                <w:rFonts w:ascii="Times New Roman" w:hAnsi="Times New Roman" w:cs="Times New Roman"/>
                 <w:noProof/>
                 <w:webHidden/>
               </w:rPr>
@@ -779,92 +1081,13 @@
             </w:r>
             <w:r>
               <w:rPr>
-                <w:rFonts w:ascii="Times New Roman" w:hAnsi="Times New Roman" w:cs="Times New Roman"/>
                 <w:noProof/>
                 <w:webHidden/>
               </w:rPr>
-              <w:t>6</w:t>
-            </w:r>
-            <w:r>
-              <w:rPr>
-                <w:rFonts w:ascii="Times New Roman" w:hAnsi="Times New Roman" w:cs="Times New Roman"/>
-                <w:noProof/>
-                <w:webHidden/>
-              </w:rPr>
-              <w:fldChar w:fldCharType="end"/>
-            </w:r>
-          </w:hyperlink>
-        </w:p>
-        <w:p>
-          <w:pPr>
-            <w:pStyle w:val="TOC3"/>
-            <w:tabs>
-              <w:tab w:val="right" w:leader="dot" w:pos="8630"/>
-            </w:tabs>
-            <w:rPr>
-              <w:rFonts w:ascii="Times New Roman" w:hAnsi="Times New Roman" w:cs="Times New Roman"/>
-              <w:noProof/>
-            </w:rPr>
-          </w:pPr>
-          <w:hyperlink w:anchor="_Toc231849380" w:history="1">
-            <w:r>
-              <w:rPr>
-                <w:rStyle w:val="Hyperlink"/>
-                <w:rFonts w:ascii="Times New Roman" w:hAnsi="Times New Roman" w:cs="Times New Roman"/>
-                <w:noProof/>
-              </w:rPr>
-              <w:t>TASK 3: CHALLENGES AND SOLUTIONS</w:t>
-            </w:r>
-            <w:r>
-              <w:rPr>
-                <w:rFonts w:ascii="Times New Roman" w:hAnsi="Times New Roman" w:cs="Times New Roman"/>
-                <w:noProof/>
-                <w:webHidden/>
-              </w:rPr>
-              <w:tab/>
-            </w:r>
-            <w:r>
-              <w:rPr>
-                <w:rFonts w:ascii="Times New Roman" w:hAnsi="Times New Roman" w:cs="Times New Roman"/>
-                <w:noProof/>
-                <w:webHidden/>
-              </w:rPr>
-              <w:fldChar w:fldCharType="begin"/>
-            </w:r>
-            <w:r>
-              <w:rPr>
-                <w:rFonts w:ascii="Times New Roman" w:hAnsi="Times New Roman" w:cs="Times New Roman"/>
-                <w:noProof/>
-                <w:webHidden/>
-              </w:rPr>
-              <w:instrText xml:space="preserve"> PAGEREF _Toc231849380 \h </w:instrText>
-            </w:r>
-            <w:r>
-              <w:rPr>
-                <w:rFonts w:ascii="Times New Roman" w:hAnsi="Times New Roman" w:cs="Times New Roman"/>
-                <w:noProof/>
-                <w:webHidden/>
-              </w:rPr>
-            </w:r>
-            <w:r>
-              <w:rPr>
-                <w:rFonts w:ascii="Times New Roman" w:hAnsi="Times New Roman" w:cs="Times New Roman"/>
-                <w:noProof/>
-                <w:webHidden/>
-              </w:rPr>
-              <w:fldChar w:fldCharType="separate"/>
-            </w:r>
-            <w:r>
-              <w:rPr>
-                <w:rFonts w:ascii="Times New Roman" w:hAnsi="Times New Roman" w:cs="Times New Roman"/>
-                <w:noProof/>
-                <w:webHidden/>
-              </w:rPr>
-              <w:t>9</w:t>
-            </w:r>
-            <w:r>
-              <w:rPr>
-                <w:rFonts w:ascii="Times New Roman" w:hAnsi="Times New Roman" w:cs="Times New Roman"/>
+              <w:t>21</w:t>
+            </w:r>
+            <w:r>
+              <w:rPr>
                 <w:noProof/>
                 <w:webHidden/>
               </w:rPr>
@@ -879,7 +1102,7 @@
               <w:tab w:val="right" w:leader="dot" w:pos="8630"/>
             </w:tabs>
             <w:rPr>
-              <w:rFonts w:ascii="Times New Roman" w:eastAsiaTheme="minorEastAsia" w:hAnsi="Times New Roman" w:cs="Times New Roman"/>
+              <w:rFonts w:asciiTheme="minorHAnsi" w:eastAsiaTheme="minorEastAsia" w:hAnsiTheme="minorHAnsi" w:cstheme="minorBidi"/>
               <w:noProof/>
               <w:kern w:val="2"/>
               <w:sz w:val="24"/>
@@ -887,18 +1110,461 @@
               <w14:ligatures w14:val="standardContextual"/>
             </w:rPr>
           </w:pPr>
-          <w:hyperlink w:anchor="_Toc231849381" w:history="1">
+          <w:hyperlink w:anchor="_Toc232520316" w:history="1">
             <w:r>
               <w:rPr>
                 <w:rStyle w:val="Hyperlink"/>
                 <w:rFonts w:ascii="Times New Roman" w:hAnsi="Times New Roman" w:cs="Times New Roman"/>
                 <w:noProof/>
               </w:rPr>
+              <w:t>FIGMA TASK</w:t>
+            </w:r>
+            <w:r>
+              <w:rPr>
+                <w:noProof/>
+                <w:webHidden/>
+              </w:rPr>
+              <w:tab/>
+            </w:r>
+            <w:r>
+              <w:rPr>
+                <w:noProof/>
+                <w:webHidden/>
+              </w:rPr>
+              <w:fldChar w:fldCharType="begin"/>
+            </w:r>
+            <w:r>
+              <w:rPr>
+                <w:noProof/>
+                <w:webHidden/>
+              </w:rPr>
+              <w:instrText xml:space="preserve"> PAGEREF _Toc232520316 \h </w:instrText>
+            </w:r>
+            <w:r>
+              <w:rPr>
+                <w:noProof/>
+                <w:webHidden/>
+              </w:rPr>
+            </w:r>
+            <w:r>
+              <w:rPr>
+                <w:noProof/>
+                <w:webHidden/>
+              </w:rPr>
+              <w:fldChar w:fldCharType="separate"/>
+            </w:r>
+            <w:r>
+              <w:rPr>
+                <w:noProof/>
+                <w:webHidden/>
+              </w:rPr>
+              <w:t>21</w:t>
+            </w:r>
+            <w:r>
+              <w:rPr>
+                <w:noProof/>
+                <w:webHidden/>
+              </w:rPr>
+              <w:fldChar w:fldCharType="end"/>
+            </w:r>
+          </w:hyperlink>
+        </w:p>
+        <w:p>
+          <w:pPr>
+            <w:pStyle w:val="TOC2"/>
+            <w:tabs>
+              <w:tab w:val="right" w:leader="dot" w:pos="8630"/>
+            </w:tabs>
+            <w:rPr>
+              <w:rFonts w:asciiTheme="minorHAnsi" w:eastAsiaTheme="minorEastAsia" w:hAnsiTheme="minorHAnsi" w:cstheme="minorBidi"/>
+              <w:noProof/>
+              <w:kern w:val="2"/>
+              <w:sz w:val="24"/>
+              <w:szCs w:val="24"/>
+              <w14:ligatures w14:val="standardContextual"/>
+            </w:rPr>
+          </w:pPr>
+          <w:hyperlink w:anchor="_Toc232520317" w:history="1">
+            <w:r>
+              <w:rPr>
+                <w:rStyle w:val="Hyperlink"/>
+                <w:rFonts w:ascii="Times New Roman" w:hAnsi="Times New Roman" w:cs="Times New Roman"/>
+                <w:noProof/>
+              </w:rPr>
+              <w:t>PERSONAL REFLECTION</w:t>
+            </w:r>
+            <w:r>
+              <w:rPr>
+                <w:noProof/>
+                <w:webHidden/>
+              </w:rPr>
+              <w:tab/>
+            </w:r>
+            <w:r>
+              <w:rPr>
+                <w:noProof/>
+                <w:webHidden/>
+              </w:rPr>
+              <w:fldChar w:fldCharType="begin"/>
+            </w:r>
+            <w:r>
+              <w:rPr>
+                <w:noProof/>
+                <w:webHidden/>
+              </w:rPr>
+              <w:instrText xml:space="preserve"> PAGEREF _Toc232520317 \h </w:instrText>
+            </w:r>
+            <w:r>
+              <w:rPr>
+                <w:noProof/>
+                <w:webHidden/>
+              </w:rPr>
+            </w:r>
+            <w:r>
+              <w:rPr>
+                <w:noProof/>
+                <w:webHidden/>
+              </w:rPr>
+              <w:fldChar w:fldCharType="separate"/>
+            </w:r>
+            <w:r>
+              <w:rPr>
+                <w:noProof/>
+                <w:webHidden/>
+              </w:rPr>
+              <w:t>26</w:t>
+            </w:r>
+            <w:r>
+              <w:rPr>
+                <w:noProof/>
+                <w:webHidden/>
+              </w:rPr>
+              <w:fldChar w:fldCharType="end"/>
+            </w:r>
+          </w:hyperlink>
+        </w:p>
+        <w:p>
+          <w:pPr>
+            <w:pStyle w:val="TOC2"/>
+            <w:tabs>
+              <w:tab w:val="right" w:leader="dot" w:pos="8630"/>
+            </w:tabs>
+            <w:rPr>
+              <w:rFonts w:asciiTheme="minorHAnsi" w:eastAsiaTheme="minorEastAsia" w:hAnsiTheme="minorHAnsi" w:cstheme="minorBidi"/>
+              <w:noProof/>
+              <w:kern w:val="2"/>
+              <w:sz w:val="24"/>
+              <w:szCs w:val="24"/>
+              <w14:ligatures w14:val="standardContextual"/>
+            </w:rPr>
+          </w:pPr>
+          <w:hyperlink w:anchor="_Toc232520318" w:history="1">
+            <w:r>
+              <w:rPr>
+                <w:rStyle w:val="Hyperlink"/>
+                <w:rFonts w:ascii="Times New Roman" w:hAnsi="Times New Roman" w:cs="Times New Roman"/>
+                <w:noProof/>
+              </w:rPr>
+              <w:t xml:space="preserve">Week 4: Event Handling and User Interaction Database initialized successufly  add your first shipment </w:t>
+            </w:r>
+            <w:r>
+              <w:rPr>
+                <w:noProof/>
+                <w:webHidden/>
+              </w:rPr>
+              <w:tab/>
+            </w:r>
+            <w:r>
+              <w:rPr>
+                <w:noProof/>
+                <w:webHidden/>
+              </w:rPr>
+              <w:fldChar w:fldCharType="begin"/>
+            </w:r>
+            <w:r>
+              <w:rPr>
+                <w:noProof/>
+                <w:webHidden/>
+              </w:rPr>
+              <w:instrText xml:space="preserve"> PAGEREF _Toc232520318 \h </w:instrText>
+            </w:r>
+            <w:r>
+              <w:rPr>
+                <w:noProof/>
+                <w:webHidden/>
+              </w:rPr>
+            </w:r>
+            <w:r>
+              <w:rPr>
+                <w:noProof/>
+                <w:webHidden/>
+              </w:rPr>
+              <w:fldChar w:fldCharType="separate"/>
+            </w:r>
+            <w:r>
+              <w:rPr>
+                <w:noProof/>
+                <w:webHidden/>
+              </w:rPr>
+              <w:t>27</w:t>
+            </w:r>
+            <w:r>
+              <w:rPr>
+                <w:noProof/>
+                <w:webHidden/>
+              </w:rPr>
+              <w:fldChar w:fldCharType="end"/>
+            </w:r>
+          </w:hyperlink>
+        </w:p>
+        <w:p>
+          <w:pPr>
+            <w:pStyle w:val="TOC2"/>
+            <w:tabs>
+              <w:tab w:val="right" w:leader="dot" w:pos="8630"/>
+            </w:tabs>
+            <w:rPr>
+              <w:rFonts w:asciiTheme="minorHAnsi" w:eastAsiaTheme="minorEastAsia" w:hAnsiTheme="minorHAnsi" w:cstheme="minorBidi"/>
+              <w:noProof/>
+              <w:kern w:val="2"/>
+              <w:sz w:val="24"/>
+              <w:szCs w:val="24"/>
+              <w14:ligatures w14:val="standardContextual"/>
+            </w:rPr>
+          </w:pPr>
+          <w:hyperlink w:anchor="_Toc232520319" w:history="1">
+            <w:r>
+              <w:rPr>
+                <w:rStyle w:val="Hyperlink"/>
+                <w:rFonts w:ascii="Times New Roman" w:hAnsi="Times New Roman" w:cs="Times New Roman"/>
+                <w:noProof/>
+              </w:rPr>
+              <w:t>After adding the first form</w:t>
+            </w:r>
+            <w:r>
+              <w:rPr>
+                <w:noProof/>
+                <w:webHidden/>
+              </w:rPr>
+              <w:tab/>
+            </w:r>
+            <w:r>
+              <w:rPr>
+                <w:noProof/>
+                <w:webHidden/>
+              </w:rPr>
+              <w:fldChar w:fldCharType="begin"/>
+            </w:r>
+            <w:r>
+              <w:rPr>
+                <w:noProof/>
+                <w:webHidden/>
+              </w:rPr>
+              <w:instrText xml:space="preserve"> PAGEREF _Toc232520319 \h </w:instrText>
+            </w:r>
+            <w:r>
+              <w:rPr>
+                <w:noProof/>
+                <w:webHidden/>
+              </w:rPr>
+            </w:r>
+            <w:r>
+              <w:rPr>
+                <w:noProof/>
+                <w:webHidden/>
+              </w:rPr>
+              <w:fldChar w:fldCharType="separate"/>
+            </w:r>
+            <w:r>
+              <w:rPr>
+                <w:noProof/>
+                <w:webHidden/>
+              </w:rPr>
+              <w:t>28</w:t>
+            </w:r>
+            <w:r>
+              <w:rPr>
+                <w:noProof/>
+                <w:webHidden/>
+              </w:rPr>
+              <w:fldChar w:fldCharType="end"/>
+            </w:r>
+          </w:hyperlink>
+        </w:p>
+        <w:p>
+          <w:pPr>
+            <w:pStyle w:val="TOC2"/>
+            <w:tabs>
+              <w:tab w:val="right" w:leader="dot" w:pos="8630"/>
+            </w:tabs>
+            <w:rPr>
+              <w:rFonts w:asciiTheme="minorHAnsi" w:eastAsiaTheme="minorEastAsia" w:hAnsiTheme="minorHAnsi" w:cstheme="minorBidi"/>
+              <w:noProof/>
+              <w:kern w:val="2"/>
+              <w:sz w:val="24"/>
+              <w:szCs w:val="24"/>
+              <w14:ligatures w14:val="standardContextual"/>
+            </w:rPr>
+          </w:pPr>
+          <w:hyperlink w:anchor="_Toc232520320" w:history="1">
+            <w:r>
+              <w:rPr>
+                <w:rStyle w:val="Hyperlink"/>
+                <w:rFonts w:ascii="Times New Roman" w:hAnsi="Times New Roman" w:cs="Times New Roman"/>
+                <w:noProof/>
+              </w:rPr>
+              <w:t>Update function when edit button is clicked</w:t>
+            </w:r>
+            <w:r>
+              <w:rPr>
+                <w:noProof/>
+                <w:webHidden/>
+              </w:rPr>
+              <w:tab/>
+            </w:r>
+            <w:r>
+              <w:rPr>
+                <w:noProof/>
+                <w:webHidden/>
+              </w:rPr>
+              <w:fldChar w:fldCharType="begin"/>
+            </w:r>
+            <w:r>
+              <w:rPr>
+                <w:noProof/>
+                <w:webHidden/>
+              </w:rPr>
+              <w:instrText xml:space="preserve"> PAGEREF _Toc232520320 \h </w:instrText>
+            </w:r>
+            <w:r>
+              <w:rPr>
+                <w:noProof/>
+                <w:webHidden/>
+              </w:rPr>
+            </w:r>
+            <w:r>
+              <w:rPr>
+                <w:noProof/>
+                <w:webHidden/>
+              </w:rPr>
+              <w:fldChar w:fldCharType="separate"/>
+            </w:r>
+            <w:r>
+              <w:rPr>
+                <w:noProof/>
+                <w:webHidden/>
+              </w:rPr>
+              <w:t>31</w:t>
+            </w:r>
+            <w:r>
+              <w:rPr>
+                <w:noProof/>
+                <w:webHidden/>
+              </w:rPr>
+              <w:fldChar w:fldCharType="end"/>
+            </w:r>
+          </w:hyperlink>
+        </w:p>
+        <w:p>
+          <w:pPr>
+            <w:pStyle w:val="TOC2"/>
+            <w:tabs>
+              <w:tab w:val="right" w:leader="dot" w:pos="8630"/>
+            </w:tabs>
+            <w:rPr>
+              <w:rFonts w:asciiTheme="minorHAnsi" w:eastAsiaTheme="minorEastAsia" w:hAnsiTheme="minorHAnsi" w:cstheme="minorBidi"/>
+              <w:noProof/>
+              <w:kern w:val="2"/>
+              <w:sz w:val="24"/>
+              <w:szCs w:val="24"/>
+              <w14:ligatures w14:val="standardContextual"/>
+            </w:rPr>
+          </w:pPr>
+          <w:hyperlink w:anchor="_Toc232520321" w:history="1">
+            <w:r>
+              <w:rPr>
+                <w:rStyle w:val="Hyperlink"/>
+                <w:rFonts w:ascii="Times New Roman" w:hAnsi="Times New Roman" w:cs="Times New Roman"/>
+                <w:noProof/>
+              </w:rPr>
+              <w:t>And finally delete function</w:t>
+            </w:r>
+            <w:r>
+              <w:rPr>
+                <w:noProof/>
+                <w:webHidden/>
+              </w:rPr>
+              <w:tab/>
+            </w:r>
+            <w:r>
+              <w:rPr>
+                <w:noProof/>
+                <w:webHidden/>
+              </w:rPr>
+              <w:fldChar w:fldCharType="begin"/>
+            </w:r>
+            <w:r>
+              <w:rPr>
+                <w:noProof/>
+                <w:webHidden/>
+              </w:rPr>
+              <w:instrText xml:space="preserve"> PAGEREF _Toc232520321 \h </w:instrText>
+            </w:r>
+            <w:r>
+              <w:rPr>
+                <w:noProof/>
+                <w:webHidden/>
+              </w:rPr>
+            </w:r>
+            <w:r>
+              <w:rPr>
+                <w:noProof/>
+                <w:webHidden/>
+              </w:rPr>
+              <w:fldChar w:fldCharType="separate"/>
+            </w:r>
+            <w:r>
+              <w:rPr>
+                <w:noProof/>
+                <w:webHidden/>
+              </w:rPr>
+              <w:t>32</w:t>
+            </w:r>
+            <w:r>
+              <w:rPr>
+                <w:noProof/>
+                <w:webHidden/>
+              </w:rPr>
+              <w:fldChar w:fldCharType="end"/>
+            </w:r>
+          </w:hyperlink>
+        </w:p>
+        <w:p>
+          <w:pPr>
+            <w:pStyle w:val="TOC2"/>
+            <w:tabs>
+              <w:tab w:val="right" w:leader="dot" w:pos="8630"/>
+            </w:tabs>
+            <w:rPr>
+              <w:rFonts w:asciiTheme="minorHAnsi" w:eastAsiaTheme="minorEastAsia" w:hAnsiTheme="minorHAnsi" w:cstheme="minorBidi"/>
+              <w:noProof/>
+              <w:kern w:val="2"/>
+              <w:sz w:val="24"/>
+              <w:szCs w:val="24"/>
+              <w14:ligatures w14:val="standardContextual"/>
+            </w:rPr>
+          </w:pPr>
+          <w:hyperlink w:anchor="_Toc232520322" w:history="1">
+            <w:r>
+              <w:rPr>
+                <w:rStyle w:val="Hyperlink"/>
+                <w:rFonts w:ascii="Times New Roman" w:hAnsi="Times New Roman" w:cs="Times New Roman"/>
+                <w:noProof/>
+              </w:rPr>
               <w:t>Personal Reflection</w:t>
             </w:r>
             <w:r>
               <w:rPr>
-                <w:rFonts w:ascii="Times New Roman" w:hAnsi="Times New Roman" w:cs="Times New Roman"/>
                 <w:noProof/>
                 <w:webHidden/>
               </w:rPr>
@@ -906,7 +1572,6 @@
             </w:r>
             <w:r>
               <w:rPr>
-                <w:rFonts w:ascii="Times New Roman" w:hAnsi="Times New Roman" w:cs="Times New Roman"/>
                 <w:noProof/>
                 <w:webHidden/>
               </w:rPr>
@@ -914,22 +1579,19 @@
             </w:r>
             <w:r>
               <w:rPr>
-                <w:rFonts w:ascii="Times New Roman" w:hAnsi="Times New Roman" w:cs="Times New Roman"/>
                 <w:noProof/>
                 <w:webHidden/>
               </w:rPr>
-              <w:instrText xml:space="preserve"> PAGEREF _Toc231849381 \h </w:instrText>
-            </w:r>
-            <w:r>
-              <w:rPr>
-                <w:rFonts w:ascii="Times New Roman" w:hAnsi="Times New Roman" w:cs="Times New Roman"/>
+              <w:instrText xml:space="preserve"> PAGEREF _Toc232520322 \h </w:instrText>
+            </w:r>
+            <w:r>
+              <w:rPr>
                 <w:noProof/>
                 <w:webHidden/>
               </w:rPr>
             </w:r>
             <w:r>
               <w:rPr>
-                <w:rFonts w:ascii="Times New Roman" w:hAnsi="Times New Roman" w:cs="Times New Roman"/>
                 <w:noProof/>
                 <w:webHidden/>
               </w:rPr>
@@ -937,15 +1599,13 @@
             </w:r>
             <w:r>
               <w:rPr>
-                <w:rFonts w:ascii="Times New Roman" w:hAnsi="Times New Roman" w:cs="Times New Roman"/>
                 <w:noProof/>
                 <w:webHidden/>
               </w:rPr>
-              <w:t>11</w:t>
-            </w:r>
-            <w:r>
-              <w:rPr>
-                <w:rFonts w:ascii="Times New Roman" w:hAnsi="Times New Roman" w:cs="Times New Roman"/>
+              <w:t>32</w:t>
+            </w:r>
+            <w:r>
+              <w:rPr>
                 <w:noProof/>
                 <w:webHidden/>
               </w:rPr>
@@ -960,7 +1620,7 @@
               <w:tab w:val="right" w:leader="dot" w:pos="8630"/>
             </w:tabs>
             <w:rPr>
-              <w:rFonts w:ascii="Times New Roman" w:eastAsiaTheme="minorEastAsia" w:hAnsi="Times New Roman" w:cs="Times New Roman"/>
+              <w:rFonts w:asciiTheme="minorHAnsi" w:eastAsiaTheme="minorEastAsia" w:hAnsiTheme="minorHAnsi" w:cstheme="minorBidi"/>
               <w:noProof/>
               <w:kern w:val="2"/>
               <w:sz w:val="24"/>
@@ -968,26 +1628,98 @@
               <w14:ligatures w14:val="standardContextual"/>
             </w:rPr>
           </w:pPr>
-          <w:hyperlink w:anchor="_Toc231849382" w:history="1">
+          <w:hyperlink w:anchor="_Toc232520323" w:history="1">
             <w:r>
               <w:rPr>
                 <w:rStyle w:val="Hyperlink"/>
                 <w:rFonts w:ascii="Times New Roman" w:hAnsi="Times New Roman" w:cs="Times New Roman"/>
                 <w:noProof/>
               </w:rPr>
-              <w:t>Week 2: Mobile Development Environment</w:t>
-            </w:r>
-            <w:r>
-              <w:rPr>
+              <w:t>Week 5: Networking and APIs</w:t>
+            </w:r>
+            <w:r>
+              <w:rPr>
+                <w:noProof/>
+                <w:webHidden/>
+              </w:rPr>
+              <w:tab/>
+            </w:r>
+            <w:r>
+              <w:rPr>
+                <w:noProof/>
+                <w:webHidden/>
+              </w:rPr>
+              <w:fldChar w:fldCharType="begin"/>
+            </w:r>
+            <w:r>
+              <w:rPr>
+                <w:noProof/>
+                <w:webHidden/>
+              </w:rPr>
+              <w:instrText xml:space="preserve"> PAGEREF _Toc232520323 \h </w:instrText>
+            </w:r>
+            <w:r>
+              <w:rPr>
+                <w:noProof/>
+                <w:webHidden/>
+              </w:rPr>
+            </w:r>
+            <w:r>
+              <w:rPr>
+                <w:noProof/>
+                <w:webHidden/>
+              </w:rPr>
+              <w:fldChar w:fldCharType="separate"/>
+            </w:r>
+            <w:r>
+              <w:rPr>
+                <w:noProof/>
+                <w:webHidden/>
+              </w:rPr>
+              <w:t>33</w:t>
+            </w:r>
+            <w:r>
+              <w:rPr>
+                <w:noProof/>
+                <w:webHidden/>
+              </w:rPr>
+              <w:fldChar w:fldCharType="end"/>
+            </w:r>
+          </w:hyperlink>
+        </w:p>
+        <w:p>
+          <w:pPr>
+            <w:pStyle w:val="TOC1"/>
+            <w:tabs>
+              <w:tab w:val="right" w:leader="dot" w:pos="8630"/>
+            </w:tabs>
+            <w:rPr>
+              <w:rFonts w:asciiTheme="minorHAnsi" w:eastAsiaTheme="minorEastAsia" w:hAnsiTheme="minorHAnsi" w:cstheme="minorBidi"/>
+              <w:noProof/>
+              <w:kern w:val="2"/>
+              <w:sz w:val="24"/>
+              <w:szCs w:val="24"/>
+              <w14:ligatures w14:val="standardContextual"/>
+            </w:rPr>
+          </w:pPr>
+          <w:hyperlink w:anchor="_Toc232520324" w:history="1">
+            <w:r>
+              <w:rPr>
+                <w:rStyle w:val="Hyperlink"/>
                 <w:rFonts w:ascii="Times New Roman" w:hAnsi="Times New Roman" w:cs="Times New Roman"/>
                 <w:noProof/>
+              </w:rPr>
+              <w:t>fetchRealTimeTracking function</w:t>
+            </w:r>
+            <w:r>
+              <w:rPr>
+                <w:noProof/>
                 <w:webHidden/>
               </w:rPr>
               <w:tab/>
             </w:r>
             <w:r>
               <w:rPr>
-                <w:rFonts w:ascii="Times New Roman" w:hAnsi="Times New Roman" w:cs="Times New Roman"/>
                 <w:noProof/>
                 <w:webHidden/>
               </w:rPr>
@@ -995,22 +1727,19 @@
             </w:r>
             <w:r>
               <w:rPr>
-                <w:rFonts w:ascii="Times New Roman" w:hAnsi="Times New Roman" w:cs="Times New Roman"/>
                 <w:noProof/>
                 <w:webHidden/>
               </w:rPr>
-              <w:instrText xml:space="preserve"> PAGEREF _Toc231849382 \h </w:instrText>
-            </w:r>
-            <w:r>
-              <w:rPr>
-                <w:rFonts w:ascii="Times New Roman" w:hAnsi="Times New Roman" w:cs="Times New Roman"/>
+              <w:instrText xml:space="preserve"> PAGEREF _Toc232520324 \h </w:instrText>
+            </w:r>
+            <w:r>
+              <w:rPr>
                 <w:noProof/>
                 <w:webHidden/>
               </w:rPr>
             </w:r>
             <w:r>
               <w:rPr>
-                <w:rFonts w:ascii="Times New Roman" w:hAnsi="Times New Roman" w:cs="Times New Roman"/>
                 <w:noProof/>
                 <w:webHidden/>
               </w:rPr>
@@ -1018,15 +1747,13 @@
             </w:r>
             <w:r>
               <w:rPr>
-                <w:rFonts w:ascii="Times New Roman" w:hAnsi="Times New Roman" w:cs="Times New Roman"/>
                 <w:noProof/>
                 <w:webHidden/>
               </w:rPr>
-              <w:t>12</w:t>
-            </w:r>
-            <w:r>
-              <w:rPr>
-                <w:rFonts w:ascii="Times New Roman" w:hAnsi="Times New Roman" w:cs="Times New Roman"/>
+              <w:t>33</w:t>
+            </w:r>
+            <w:r>
+              <w:rPr>
                 <w:noProof/>
                 <w:webHidden/>
               </w:rPr>
@@ -1041,7 +1768,7 @@
               <w:tab w:val="right" w:leader="dot" w:pos="8630"/>
             </w:tabs>
             <w:rPr>
-              <w:rFonts w:ascii="Times New Roman" w:eastAsiaTheme="minorEastAsia" w:hAnsi="Times New Roman" w:cs="Times New Roman"/>
+              <w:rFonts w:asciiTheme="minorHAnsi" w:eastAsiaTheme="minorEastAsia" w:hAnsiTheme="minorHAnsi" w:cstheme="minorBidi"/>
               <w:noProof/>
               <w:kern w:val="2"/>
               <w:sz w:val="24"/>
@@ -1049,18 +1776,9 @@
               <w14:ligatures w14:val="standardContextual"/>
             </w:rPr>
           </w:pPr>
-          <w:hyperlink w:anchor="_Toc231849383" w:history="1">
-            <w:r>
-              <w:rPr>
-                <w:rStyle w:val="Hyperlink"/>
-                <w:rFonts w:ascii="Times New Roman" w:hAnsi="Times New Roman" w:cs="Times New Roman"/>
-                <w:noProof/>
-              </w:rPr>
-              <w:t>STUDENT MINI MANAGEMENT</w:t>
-            </w:r>
-            <w:r>
-              <w:rPr>
-                <w:rFonts w:ascii="Times New Roman" w:hAnsi="Times New Roman" w:cs="Times New Roman"/>
+          <w:hyperlink w:anchor="_Toc232520325" w:history="1">
+            <w:r>
+              <w:rPr>
                 <w:noProof/>
                 <w:webHidden/>
               </w:rPr>
@@ -1068,7 +1786,6 @@
             </w:r>
             <w:r>
               <w:rPr>
-                <w:rFonts w:ascii="Times New Roman" w:hAnsi="Times New Roman" w:cs="Times New Roman"/>
                 <w:noProof/>
                 <w:webHidden/>
               </w:rPr>
@@ -1076,22 +1793,19 @@
             </w:r>
             <w:r>
               <w:rPr>
-                <w:rFonts w:ascii="Times New Roman" w:hAnsi="Times New Roman" w:cs="Times New Roman"/>
                 <w:noProof/>
                 <w:webHidden/>
               </w:rPr>
-              <w:instrText xml:space="preserve"> PAGEREF _Toc231849383 \h </w:instrText>
-            </w:r>
-            <w:r>
-              <w:rPr>
-                <w:rFonts w:ascii="Times New Roman" w:hAnsi="Times New Roman" w:cs="Times New Roman"/>
+              <w:instrText xml:space="preserve"> PAGEREF _Toc232520325 \h </w:instrText>
+            </w:r>
+            <w:r>
+              <w:rPr>
                 <w:noProof/>
                 <w:webHidden/>
               </w:rPr>
             </w:r>
             <w:r>
               <w:rPr>
-                <w:rFonts w:ascii="Times New Roman" w:hAnsi="Times New Roman" w:cs="Times New Roman"/>
                 <w:noProof/>
                 <w:webHidden/>
               </w:rPr>
@@ -1099,15 +1813,13 @@
             </w:r>
             <w:r>
               <w:rPr>
-                <w:rFonts w:ascii="Times New Roman" w:hAnsi="Times New Roman" w:cs="Times New Roman"/>
                 <w:noProof/>
                 <w:webHidden/>
               </w:rPr>
-              <w:t>12</w:t>
-            </w:r>
-            <w:r>
-              <w:rPr>
-                <w:rFonts w:ascii="Times New Roman" w:hAnsi="Times New Roman" w:cs="Times New Roman"/>
+              <w:t>33</w:t>
+            </w:r>
+            <w:r>
+              <w:rPr>
                 <w:noProof/>
                 <w:webHidden/>
               </w:rPr>
@@ -1117,74 +1829,515 @@
         </w:p>
         <w:p>
           <w:pPr>
-            <w:pStyle w:val="TOC3"/>
+            <w:pStyle w:val="TOC2"/>
             <w:tabs>
               <w:tab w:val="right" w:leader="dot" w:pos="8630"/>
             </w:tabs>
             <w:rPr>
-              <w:rFonts w:ascii="Times New Roman" w:hAnsi="Times New Roman" w:cs="Times New Roman"/>
+              <w:rFonts w:asciiTheme="minorHAnsi" w:eastAsiaTheme="minorEastAsia" w:hAnsiTheme="minorHAnsi" w:cstheme="minorBidi"/>
               <w:noProof/>
+              <w:kern w:val="2"/>
+              <w:sz w:val="24"/>
+              <w:szCs w:val="24"/>
+              <w14:ligatures w14:val="standardContextual"/>
             </w:rPr>
           </w:pPr>
-          <w:hyperlink w:anchor="_Toc231849384" w:history="1">
+          <w:hyperlink w:anchor="_Toc232520326" w:history="1">
             <w:r>
               <w:rPr>
                 <w:rStyle w:val="Hyperlink"/>
                 <w:rFonts w:ascii="Times New Roman" w:hAnsi="Times New Roman" w:cs="Times New Roman"/>
                 <w:noProof/>
               </w:rPr>
-              <w:t>CHALLENGES AND SOLUTION OF WEEK2:</w:t>
-            </w:r>
-            <w:r>
-              <w:rPr>
+              <w:t>Tracking screen</w:t>
+            </w:r>
+            <w:r>
+              <w:rPr>
+                <w:noProof/>
+                <w:webHidden/>
+              </w:rPr>
+              <w:tab/>
+            </w:r>
+            <w:r>
+              <w:rPr>
+                <w:noProof/>
+                <w:webHidden/>
+              </w:rPr>
+              <w:fldChar w:fldCharType="begin"/>
+            </w:r>
+            <w:r>
+              <w:rPr>
+                <w:noProof/>
+                <w:webHidden/>
+              </w:rPr>
+              <w:instrText xml:space="preserve"> PAGEREF _Toc232520326 \h </w:instrText>
+            </w:r>
+            <w:r>
+              <w:rPr>
+                <w:noProof/>
+                <w:webHidden/>
+              </w:rPr>
+            </w:r>
+            <w:r>
+              <w:rPr>
+                <w:noProof/>
+                <w:webHidden/>
+              </w:rPr>
+              <w:fldChar w:fldCharType="separate"/>
+            </w:r>
+            <w:r>
+              <w:rPr>
+                <w:noProof/>
+                <w:webHidden/>
+              </w:rPr>
+              <w:t>33</w:t>
+            </w:r>
+            <w:r>
+              <w:rPr>
+                <w:noProof/>
+                <w:webHidden/>
+              </w:rPr>
+              <w:fldChar w:fldCharType="end"/>
+            </w:r>
+          </w:hyperlink>
+        </w:p>
+        <w:p>
+          <w:pPr>
+            <w:pStyle w:val="TOC2"/>
+            <w:tabs>
+              <w:tab w:val="right" w:leader="dot" w:pos="8630"/>
+            </w:tabs>
+            <w:rPr>
+              <w:rFonts w:asciiTheme="minorHAnsi" w:eastAsiaTheme="minorEastAsia" w:hAnsiTheme="minorHAnsi" w:cstheme="minorBidi"/>
+              <w:noProof/>
+              <w:kern w:val="2"/>
+              <w:sz w:val="24"/>
+              <w:szCs w:val="24"/>
+              <w14:ligatures w14:val="standardContextual"/>
+            </w:rPr>
+          </w:pPr>
+          <w:hyperlink w:anchor="_Toc232520327" w:history="1">
+            <w:r>
+              <w:rPr>
+                <w:rStyle w:val="Hyperlink"/>
                 <w:rFonts w:ascii="Times New Roman" w:hAnsi="Times New Roman" w:cs="Times New Roman"/>
                 <w:noProof/>
+              </w:rPr>
+              <w:t>Status Card</w:t>
+            </w:r>
+            <w:r>
+              <w:rPr>
+                <w:noProof/>
                 <w:webHidden/>
               </w:rPr>
               <w:tab/>
             </w:r>
             <w:r>
               <w:rPr>
+                <w:noProof/>
+                <w:webHidden/>
+              </w:rPr>
+              <w:fldChar w:fldCharType="begin"/>
+            </w:r>
+            <w:r>
+              <w:rPr>
+                <w:noProof/>
+                <w:webHidden/>
+              </w:rPr>
+              <w:instrText xml:space="preserve"> PAGEREF _Toc232520327 \h </w:instrText>
+            </w:r>
+            <w:r>
+              <w:rPr>
+                <w:noProof/>
+                <w:webHidden/>
+              </w:rPr>
+            </w:r>
+            <w:r>
+              <w:rPr>
+                <w:noProof/>
+                <w:webHidden/>
+              </w:rPr>
+              <w:fldChar w:fldCharType="separate"/>
+            </w:r>
+            <w:r>
+              <w:rPr>
+                <w:noProof/>
+                <w:webHidden/>
+              </w:rPr>
+              <w:t>34</w:t>
+            </w:r>
+            <w:r>
+              <w:rPr>
+                <w:noProof/>
+                <w:webHidden/>
+              </w:rPr>
+              <w:fldChar w:fldCharType="end"/>
+            </w:r>
+          </w:hyperlink>
+        </w:p>
+        <w:p>
+          <w:pPr>
+            <w:pStyle w:val="TOC2"/>
+            <w:tabs>
+              <w:tab w:val="right" w:leader="dot" w:pos="8630"/>
+            </w:tabs>
+            <w:rPr>
+              <w:rFonts w:asciiTheme="minorHAnsi" w:eastAsiaTheme="minorEastAsia" w:hAnsiTheme="minorHAnsi" w:cstheme="minorBidi"/>
+              <w:noProof/>
+              <w:kern w:val="2"/>
+              <w:sz w:val="24"/>
+              <w:szCs w:val="24"/>
+              <w14:ligatures w14:val="standardContextual"/>
+            </w:rPr>
+          </w:pPr>
+          <w:hyperlink w:anchor="_Toc232520328" w:history="1">
+            <w:r>
+              <w:rPr>
+                <w:rStyle w:val="Hyperlink"/>
                 <w:rFonts w:ascii="Times New Roman" w:hAnsi="Times New Roman" w:cs="Times New Roman"/>
                 <w:noProof/>
+              </w:rPr>
+              <w:t>Tracking History Timeline</w:t>
+            </w:r>
+            <w:r>
+              <w:rPr>
+                <w:noProof/>
                 <w:webHidden/>
               </w:rPr>
+              <w:tab/>
+            </w:r>
+            <w:r>
+              <w:rPr>
+                <w:noProof/>
+                <w:webHidden/>
+              </w:rPr>
               <w:fldChar w:fldCharType="begin"/>
             </w:r>
             <w:r>
               <w:rPr>
+                <w:noProof/>
+                <w:webHidden/>
+              </w:rPr>
+              <w:instrText xml:space="preserve"> PAGEREF _Toc232520328 \h </w:instrText>
+            </w:r>
+            <w:r>
+              <w:rPr>
+                <w:noProof/>
+                <w:webHidden/>
+              </w:rPr>
+            </w:r>
+            <w:r>
+              <w:rPr>
+                <w:noProof/>
+                <w:webHidden/>
+              </w:rPr>
+              <w:fldChar w:fldCharType="separate"/>
+            </w:r>
+            <w:r>
+              <w:rPr>
+                <w:noProof/>
+                <w:webHidden/>
+              </w:rPr>
+              <w:t>34</w:t>
+            </w:r>
+            <w:r>
+              <w:rPr>
+                <w:noProof/>
+                <w:webHidden/>
+              </w:rPr>
+              <w:fldChar w:fldCharType="end"/>
+            </w:r>
+          </w:hyperlink>
+        </w:p>
+        <w:p>
+          <w:pPr>
+            <w:pStyle w:val="TOC2"/>
+            <w:tabs>
+              <w:tab w:val="right" w:leader="dot" w:pos="8630"/>
+            </w:tabs>
+            <w:rPr>
+              <w:rFonts w:asciiTheme="minorHAnsi" w:eastAsiaTheme="minorEastAsia" w:hAnsiTheme="minorHAnsi" w:cstheme="minorBidi"/>
+              <w:noProof/>
+              <w:kern w:val="2"/>
+              <w:sz w:val="24"/>
+              <w:szCs w:val="24"/>
+              <w14:ligatures w14:val="standardContextual"/>
+            </w:rPr>
+          </w:pPr>
+          <w:hyperlink w:anchor="_Toc232520329" w:history="1">
+            <w:r>
+              <w:rPr>
+                <w:rStyle w:val="Hyperlink"/>
                 <w:rFonts w:ascii="Times New Roman" w:hAnsi="Times New Roman" w:cs="Times New Roman"/>
                 <w:noProof/>
+              </w:rPr>
+              <w:t>Dashboard with API Stats</w:t>
+            </w:r>
+            <w:r>
+              <w:rPr>
+                <w:noProof/>
                 <w:webHidden/>
               </w:rPr>
-              <w:instrText xml:space="preserve"> PAGEREF _Toc231849384 \h </w:instrText>
-            </w:r>
-            <w:r>
-              <w:rPr>
+              <w:tab/>
+            </w:r>
+            <w:r>
+              <w:rPr>
+                <w:noProof/>
+                <w:webHidden/>
+              </w:rPr>
+              <w:fldChar w:fldCharType="begin"/>
+            </w:r>
+            <w:r>
+              <w:rPr>
+                <w:noProof/>
+                <w:webHidden/>
+              </w:rPr>
+              <w:instrText xml:space="preserve"> PAGEREF _Toc232520329 \h </w:instrText>
+            </w:r>
+            <w:r>
+              <w:rPr>
+                <w:noProof/>
+                <w:webHidden/>
+              </w:rPr>
+            </w:r>
+            <w:r>
+              <w:rPr>
+                <w:noProof/>
+                <w:webHidden/>
+              </w:rPr>
+              <w:fldChar w:fldCharType="separate"/>
+            </w:r>
+            <w:r>
+              <w:rPr>
+                <w:noProof/>
+                <w:webHidden/>
+              </w:rPr>
+              <w:t>35</w:t>
+            </w:r>
+            <w:r>
+              <w:rPr>
+                <w:noProof/>
+                <w:webHidden/>
+              </w:rPr>
+              <w:fldChar w:fldCharType="end"/>
+            </w:r>
+          </w:hyperlink>
+        </w:p>
+        <w:p>
+          <w:pPr>
+            <w:pStyle w:val="TOC2"/>
+            <w:tabs>
+              <w:tab w:val="right" w:leader="dot" w:pos="8630"/>
+            </w:tabs>
+            <w:rPr>
+              <w:rFonts w:asciiTheme="minorHAnsi" w:eastAsiaTheme="minorEastAsia" w:hAnsiTheme="minorHAnsi" w:cstheme="minorBidi"/>
+              <w:noProof/>
+              <w:kern w:val="2"/>
+              <w:sz w:val="24"/>
+              <w:szCs w:val="24"/>
+              <w14:ligatures w14:val="standardContextual"/>
+            </w:rPr>
+          </w:pPr>
+          <w:hyperlink w:anchor="_Toc232520330" w:history="1">
+            <w:r>
+              <w:rPr>
+                <w:rStyle w:val="Hyperlink"/>
                 <w:rFonts w:ascii="Times New Roman" w:hAnsi="Times New Roman" w:cs="Times New Roman"/>
                 <w:noProof/>
+              </w:rPr>
+              <w:t>Error Handling</w:t>
+            </w:r>
+            <w:r>
+              <w:rPr>
+                <w:noProof/>
                 <w:webHidden/>
               </w:rPr>
-            </w:r>
-            <w:r>
-              <w:rPr>
+              <w:tab/>
+            </w:r>
+            <w:r>
+              <w:rPr>
+                <w:noProof/>
+                <w:webHidden/>
+              </w:rPr>
+              <w:fldChar w:fldCharType="begin"/>
+            </w:r>
+            <w:r>
+              <w:rPr>
+                <w:noProof/>
+                <w:webHidden/>
+              </w:rPr>
+              <w:instrText xml:space="preserve"> PAGEREF _Toc232520330 \h </w:instrText>
+            </w:r>
+            <w:r>
+              <w:rPr>
+                <w:noProof/>
+                <w:webHidden/>
+              </w:rPr>
+            </w:r>
+            <w:r>
+              <w:rPr>
+                <w:noProof/>
+                <w:webHidden/>
+              </w:rPr>
+              <w:fldChar w:fldCharType="separate"/>
+            </w:r>
+            <w:r>
+              <w:rPr>
+                <w:noProof/>
+                <w:webHidden/>
+              </w:rPr>
+              <w:t>35</w:t>
+            </w:r>
+            <w:r>
+              <w:rPr>
+                <w:noProof/>
+                <w:webHidden/>
+              </w:rPr>
+              <w:fldChar w:fldCharType="end"/>
+            </w:r>
+          </w:hyperlink>
+        </w:p>
+        <w:p>
+          <w:pPr>
+            <w:pStyle w:val="TOC2"/>
+            <w:tabs>
+              <w:tab w:val="right" w:leader="dot" w:pos="8630"/>
+            </w:tabs>
+            <w:rPr>
+              <w:rFonts w:asciiTheme="minorHAnsi" w:eastAsiaTheme="minorEastAsia" w:hAnsiTheme="minorHAnsi" w:cstheme="minorBidi"/>
+              <w:noProof/>
+              <w:kern w:val="2"/>
+              <w:sz w:val="24"/>
+              <w:szCs w:val="24"/>
+              <w14:ligatures w14:val="standardContextual"/>
+            </w:rPr>
+          </w:pPr>
+          <w:hyperlink w:anchor="_Toc232520331" w:history="1">
+            <w:r>
+              <w:rPr>
+                <w:rStyle w:val="Hyperlink"/>
                 <w:rFonts w:ascii="Times New Roman" w:hAnsi="Times New Roman" w:cs="Times New Roman"/>
                 <w:noProof/>
+              </w:rPr>
+              <w:t>Export Report</w:t>
+            </w:r>
+            <w:r>
+              <w:rPr>
+                <w:noProof/>
                 <w:webHidden/>
               </w:rPr>
+              <w:tab/>
+            </w:r>
+            <w:r>
+              <w:rPr>
+                <w:noProof/>
+                <w:webHidden/>
+              </w:rPr>
+              <w:fldChar w:fldCharType="begin"/>
+            </w:r>
+            <w:r>
+              <w:rPr>
+                <w:noProof/>
+                <w:webHidden/>
+              </w:rPr>
+              <w:instrText xml:space="preserve"> PAGEREF _Toc232520331 \h </w:instrText>
+            </w:r>
+            <w:r>
+              <w:rPr>
+                <w:noProof/>
+                <w:webHidden/>
+              </w:rPr>
+            </w:r>
+            <w:r>
+              <w:rPr>
+                <w:noProof/>
+                <w:webHidden/>
+              </w:rPr>
               <w:fldChar w:fldCharType="separate"/>
             </w:r>
             <w:r>
               <w:rPr>
+                <w:noProof/>
+                <w:webHidden/>
+              </w:rPr>
+              <w:t>36</w:t>
+            </w:r>
+            <w:r>
+              <w:rPr>
+                <w:noProof/>
+                <w:webHidden/>
+              </w:rPr>
+              <w:fldChar w:fldCharType="end"/>
+            </w:r>
+          </w:hyperlink>
+        </w:p>
+        <w:p>
+          <w:pPr>
+            <w:pStyle w:val="TOC2"/>
+            <w:tabs>
+              <w:tab w:val="right" w:leader="dot" w:pos="8630"/>
+            </w:tabs>
+            <w:rPr>
+              <w:rFonts w:asciiTheme="minorHAnsi" w:eastAsiaTheme="minorEastAsia" w:hAnsiTheme="minorHAnsi" w:cstheme="minorBidi"/>
+              <w:noProof/>
+              <w:kern w:val="2"/>
+              <w:sz w:val="24"/>
+              <w:szCs w:val="24"/>
+              <w14:ligatures w14:val="standardContextual"/>
+            </w:rPr>
+          </w:pPr>
+          <w:hyperlink w:anchor="_Toc232520332" w:history="1">
+            <w:r>
+              <w:rPr>
+                <w:rStyle w:val="Hyperlink"/>
                 <w:rFonts w:ascii="Times New Roman" w:hAnsi="Times New Roman" w:cs="Times New Roman"/>
                 <w:noProof/>
+              </w:rPr>
+              <w:t xml:space="preserve">   Personal Reflection</w:t>
+            </w:r>
+            <w:r>
+              <w:rPr>
+                <w:noProof/>
                 <w:webHidden/>
               </w:rPr>
-              <w:t>16</w:t>
-            </w:r>
-            <w:r>
-              <w:rPr>
-                <w:rFonts w:ascii="Times New Roman" w:hAnsi="Times New Roman" w:cs="Times New Roman"/>
+              <w:tab/>
+            </w:r>
+            <w:r>
+              <w:rPr>
+                <w:noProof/>
+                <w:webHidden/>
+              </w:rPr>
+              <w:fldChar w:fldCharType="begin"/>
+            </w:r>
+            <w:r>
+              <w:rPr>
+                <w:noProof/>
+                <w:webHidden/>
+              </w:rPr>
+              <w:instrText xml:space="preserve"> PAGEREF _Toc232520332 \h </w:instrText>
+            </w:r>
+            <w:r>
+              <w:rPr>
+                <w:noProof/>
+                <w:webHidden/>
+              </w:rPr>
+            </w:r>
+            <w:r>
+              <w:rPr>
+                <w:noProof/>
+                <w:webHidden/>
+              </w:rPr>
+              <w:fldChar w:fldCharType="separate"/>
+            </w:r>
+            <w:r>
+              <w:rPr>
+                <w:noProof/>
+                <w:webHidden/>
+              </w:rPr>
+              <w:t>36</w:t>
+            </w:r>
+            <w:r>
+              <w:rPr>
                 <w:noProof/>
                 <w:webHidden/>
               </w:rPr>
@@ -1199,7 +2352,7 @@
               <w:tab w:val="right" w:leader="dot" w:pos="8630"/>
             </w:tabs>
             <w:rPr>
-              <w:rFonts w:ascii="Times New Roman" w:eastAsiaTheme="minorEastAsia" w:hAnsi="Times New Roman" w:cs="Times New Roman"/>
+              <w:rFonts w:asciiTheme="minorHAnsi" w:eastAsiaTheme="minorEastAsia" w:hAnsiTheme="minorHAnsi" w:cstheme="minorBidi"/>
               <w:noProof/>
               <w:kern w:val="2"/>
               <w:sz w:val="24"/>
@@ -1207,26 +2360,40 @@
               <w14:ligatures w14:val="standardContextual"/>
             </w:rPr>
           </w:pPr>
-          <w:hyperlink w:anchor="_Toc231849385" w:history="1">
+          <w:hyperlink w:anchor="_Toc232520333" w:history="1">
             <w:r>
               <w:rPr>
                 <w:rStyle w:val="Hyperlink"/>
                 <w:rFonts w:ascii="Times New Roman" w:hAnsi="Times New Roman" w:cs="Times New Roman"/>
                 <w:noProof/>
               </w:rPr>
-              <w:t>Week 3: User Interface Design</w:t>
-            </w:r>
-            <w:r>
-              <w:rPr>
+              <w:t>WEEK 6:</w:t>
+            </w:r>
+            <w:r>
+              <w:rPr>
+                <w:rStyle w:val="Hyperlink"/>
+                <w:rFonts w:ascii="Segoe UI" w:eastAsia="Times New Roman" w:hAnsi="Segoe UI" w:cs="Segoe UI"/>
+                <w:noProof/>
+              </w:rPr>
+              <w:t xml:space="preserve"> </w:t>
+            </w:r>
+            <w:r>
+              <w:rPr>
+                <w:rStyle w:val="Hyperlink"/>
                 <w:rFonts w:ascii="Times New Roman" w:hAnsi="Times New Roman" w:cs="Times New Roman"/>
                 <w:noProof/>
+              </w:rPr>
+              <w:t> Data Management + Security Fixes</w:t>
+            </w:r>
+            <w:r>
+              <w:rPr>
+                <w:noProof/>
                 <w:webHidden/>
               </w:rPr>
               <w:tab/>
             </w:r>
             <w:r>
               <w:rPr>
-                <w:rFonts w:ascii="Times New Roman" w:hAnsi="Times New Roman" w:cs="Times New Roman"/>
                 <w:noProof/>
                 <w:webHidden/>
               </w:rPr>
@@ -1234,22 +2401,19 @@
             </w:r>
             <w:r>
               <w:rPr>
-                <w:rFonts w:ascii="Times New Roman" w:hAnsi="Times New Roman" w:cs="Times New Roman"/>
                 <w:noProof/>
                 <w:webHidden/>
               </w:rPr>
-              <w:instrText xml:space="preserve"> PAGEREF _Toc231849385 \h </w:instrText>
-            </w:r>
-            <w:r>
-              <w:rPr>
-                <w:rFonts w:ascii="Times New Roman" w:hAnsi="Times New Roman" w:cs="Times New Roman"/>
+              <w:instrText xml:space="preserve"> PAGEREF _Toc232520333 \h </w:instrText>
+            </w:r>
+            <w:r>
+              <w:rPr>
                 <w:noProof/>
                 <w:webHidden/>
               </w:rPr>
             </w:r>
             <w:r>
               <w:rPr>
-                <w:rFonts w:ascii="Times New Roman" w:hAnsi="Times New Roman" w:cs="Times New Roman"/>
                 <w:noProof/>
                 <w:webHidden/>
               </w:rPr>
@@ -1257,15 +2421,13 @@
             </w:r>
             <w:r>
               <w:rPr>
-                <w:rFonts w:ascii="Times New Roman" w:hAnsi="Times New Roman" w:cs="Times New Roman"/>
                 <w:noProof/>
                 <w:webHidden/>
               </w:rPr>
-              <w:t>17</w:t>
-            </w:r>
-            <w:r>
-              <w:rPr>
-                <w:rFonts w:ascii="Times New Roman" w:hAnsi="Times New Roman" w:cs="Times New Roman"/>
+              <w:t>36</w:t>
+            </w:r>
+            <w:r>
+              <w:rPr>
                 <w:noProof/>
                 <w:webHidden/>
               </w:rPr>
@@ -1280,7 +2442,7 @@
               <w:tab w:val="right" w:leader="dot" w:pos="8630"/>
             </w:tabs>
             <w:rPr>
-              <w:rFonts w:ascii="Times New Roman" w:eastAsiaTheme="minorEastAsia" w:hAnsi="Times New Roman" w:cs="Times New Roman"/>
+              <w:rFonts w:asciiTheme="minorHAnsi" w:eastAsiaTheme="minorEastAsia" w:hAnsiTheme="minorHAnsi" w:cstheme="minorBidi"/>
               <w:noProof/>
               <w:kern w:val="2"/>
               <w:sz w:val="24"/>
@@ -1288,18 +2450,17 @@
               <w14:ligatures w14:val="standardContextual"/>
             </w:rPr>
           </w:pPr>
-          <w:hyperlink w:anchor="_Toc231849386" w:history="1">
+          <w:hyperlink w:anchor="_Toc232520334" w:history="1">
             <w:r>
               <w:rPr>
                 <w:rStyle w:val="Hyperlink"/>
                 <w:rFonts w:ascii="Times New Roman" w:hAnsi="Times New Roman" w:cs="Times New Roman"/>
                 <w:noProof/>
               </w:rPr>
-              <w:t>FIGMA TASK</w:t>
-            </w:r>
-            <w:r>
-              <w:rPr>
-                <w:rFonts w:ascii="Times New Roman" w:hAnsi="Times New Roman" w:cs="Times New Roman"/>
+              <w:t>Login validation error</w:t>
+            </w:r>
+            <w:r>
+              <w:rPr>
                 <w:noProof/>
                 <w:webHidden/>
               </w:rPr>
@@ -1307,7 +2468,6 @@
             </w:r>
             <w:r>
               <w:rPr>
-                <w:rFonts w:ascii="Times New Roman" w:hAnsi="Times New Roman" w:cs="Times New Roman"/>
                 <w:noProof/>
                 <w:webHidden/>
               </w:rPr>
@@ -1315,22 +2475,19 @@
             </w:r>
             <w:r>
               <w:rPr>
-                <w:rFonts w:ascii="Times New Roman" w:hAnsi="Times New Roman" w:cs="Times New Roman"/>
                 <w:noProof/>
                 <w:webHidden/>
               </w:rPr>
-              <w:instrText xml:space="preserve"> PAGEREF _Toc231849386 \h </w:instrText>
-            </w:r>
-            <w:r>
-              <w:rPr>
-                <w:rFonts w:ascii="Times New Roman" w:hAnsi="Times New Roman" w:cs="Times New Roman"/>
+              <w:instrText xml:space="preserve"> PAGEREF _Toc232520334 \h </w:instrText>
+            </w:r>
+            <w:r>
+              <w:rPr>
                 <w:noProof/>
                 <w:webHidden/>
               </w:rPr>
             </w:r>
             <w:r>
               <w:rPr>
-                <w:rFonts w:ascii="Times New Roman" w:hAnsi="Times New Roman" w:cs="Times New Roman"/>
                 <w:noProof/>
                 <w:webHidden/>
               </w:rPr>
@@ -1338,15 +2495,13 @@
             </w:r>
             <w:r>
               <w:rPr>
-                <w:rFonts w:ascii="Times New Roman" w:hAnsi="Times New Roman" w:cs="Times New Roman"/>
                 <w:noProof/>
                 <w:webHidden/>
               </w:rPr>
-              <w:t>17</w:t>
-            </w:r>
-            <w:r>
-              <w:rPr>
-                <w:rFonts w:ascii="Times New Roman" w:hAnsi="Times New Roman" w:cs="Times New Roman"/>
+              <w:t>36</w:t>
+            </w:r>
+            <w:r>
+              <w:rPr>
                 <w:noProof/>
                 <w:webHidden/>
               </w:rPr>
@@ -1356,89 +2511,11 @@
         </w:p>
         <w:p>
           <w:pPr>
-            <w:pStyle w:val="TOC2"/>
-            <w:tabs>
-              <w:tab w:val="right" w:leader="dot" w:pos="8630"/>
-            </w:tabs>
+            <w:jc w:val="both"/>
             <w:rPr>
-              <w:rFonts w:ascii="Times New Roman" w:eastAsiaTheme="minorEastAsia" w:hAnsi="Times New Roman" w:cs="Times New Roman"/>
-              <w:noProof/>
-              <w:kern w:val="2"/>
+              <w:rFonts w:ascii="Times New Roman" w:hAnsi="Times New Roman" w:cs="Times New Roman"/>
               <w:sz w:val="24"/>
               <w:szCs w:val="24"/>
-              <w14:ligatures w14:val="standardContextual"/>
-            </w:rPr>
-          </w:pPr>
-          <w:hyperlink w:anchor="_Toc231849387" w:history="1">
-            <w:r>
-              <w:rPr>
-                <w:rStyle w:val="Hyperlink"/>
-                <w:rFonts w:ascii="Times New Roman" w:hAnsi="Times New Roman" w:cs="Times New Roman"/>
-                <w:noProof/>
-              </w:rPr>
-              <w:t>PERSONAL REFLECTION</w:t>
-            </w:r>
-            <w:r>
-              <w:rPr>
-                <w:rFonts w:ascii="Times New Roman" w:hAnsi="Times New Roman" w:cs="Times New Roman"/>
-                <w:noProof/>
-                <w:webHidden/>
-              </w:rPr>
-              <w:tab/>
-            </w:r>
-            <w:r>
-              <w:rPr>
-                <w:rFonts w:ascii="Times New Roman" w:hAnsi="Times New Roman" w:cs="Times New Roman"/>
-                <w:noProof/>
-                <w:webHidden/>
-              </w:rPr>
-              <w:fldChar w:fldCharType="begin"/>
-            </w:r>
-            <w:r>
-              <w:rPr>
-                <w:rFonts w:ascii="Times New Roman" w:hAnsi="Times New Roman" w:cs="Times New Roman"/>
-                <w:noProof/>
-                <w:webHidden/>
-              </w:rPr>
-              <w:instrText xml:space="preserve"> PAGEREF _Toc231849387 \h </w:instrText>
-            </w:r>
-            <w:r>
-              <w:rPr>
-                <w:rFonts w:ascii="Times New Roman" w:hAnsi="Times New Roman" w:cs="Times New Roman"/>
-                <w:noProof/>
-                <w:webHidden/>
-              </w:rPr>
-            </w:r>
-            <w:r>
-              <w:rPr>
-                <w:rFonts w:ascii="Times New Roman" w:hAnsi="Times New Roman" w:cs="Times New Roman"/>
-                <w:noProof/>
-                <w:webHidden/>
-              </w:rPr>
-              <w:fldChar w:fldCharType="separate"/>
-            </w:r>
-            <w:r>
-              <w:rPr>
-                <w:rFonts w:ascii="Times New Roman" w:hAnsi="Times New Roman" w:cs="Times New Roman"/>
-                <w:noProof/>
-                <w:webHidden/>
-              </w:rPr>
-              <w:t>22</w:t>
-            </w:r>
-            <w:r>
-              <w:rPr>
-                <w:rFonts w:ascii="Times New Roman" w:hAnsi="Times New Roman" w:cs="Times New Roman"/>
-                <w:noProof/>
-                <w:webHidden/>
-              </w:rPr>
-              <w:fldChar w:fldCharType="end"/>
-            </w:r>
-          </w:hyperlink>
-        </w:p>
-        <w:p>
-          <w:pPr>
-            <w:rPr>
-              <w:rFonts w:ascii="Times New Roman" w:hAnsi="Times New Roman" w:cs="Times New Roman"/>
             </w:rPr>
           </w:pPr>
           <w:r>
@@ -1447,6 +2524,8 @@
               <w:b/>
               <w:bCs/>
               <w:noProof/>
+              <w:sz w:val="24"/>
+              <w:szCs w:val="24"/>
             </w:rPr>
             <w:fldChar w:fldCharType="end"/>
           </w:r>
@@ -1455,113 +2534,7 @@
     </w:sdt>
     <w:p>
       <w:pPr>
-        <w:rPr>
-          <w:rFonts w:ascii="Times New Roman" w:hAnsi="Times New Roman" w:cs="Times New Roman"/>
-          <w:sz w:val="24"/>
-          <w:szCs w:val="24"/>
-        </w:rPr>
-      </w:pPr>
-      <w:r>
-        <w:rPr>
-          <w:rFonts w:ascii="Times New Roman" w:hAnsi="Times New Roman" w:cs="Times New Roman"/>
-          <w:sz w:val="24"/>
-          <w:szCs w:val="24"/>
-        </w:rPr>
-        <w:br w:type="page"/>
-      </w:r>
-    </w:p>
-    <w:p>
-      <w:pPr>
-        <w:pStyle w:val="Heading1"/>
-        <w:rPr>
-          <w:rFonts w:ascii="Times New Roman" w:hAnsi="Times New Roman" w:cs="Times New Roman"/>
-          <w:sz w:val="24"/>
-          <w:szCs w:val="24"/>
-        </w:rPr>
-      </w:pPr>
-      <w:bookmarkStart w:id="0" w:name="_Toc231849375"/>
-      <w:r>
-        <w:rPr>
-          <w:rFonts w:ascii="Times New Roman" w:hAnsi="Times New Roman" w:cs="Times New Roman"/>
-          <w:sz w:val="24"/>
-          <w:szCs w:val="24"/>
-        </w:rPr>
-        <w:lastRenderedPageBreak/>
-        <w:t>(For all source code full working system will be uploaded in git hub)</w:t>
-      </w:r>
-      <w:bookmarkEnd w:id="0"/>
-    </w:p>
-    <w:p>
-      <w:pPr>
-        <w:pStyle w:val="Heading1"/>
-        <w:rPr>
-          <w:rFonts w:ascii="Times New Roman" w:hAnsi="Times New Roman" w:cs="Times New Roman"/>
-          <w:sz w:val="24"/>
-          <w:szCs w:val="24"/>
-        </w:rPr>
-      </w:pPr>
-      <w:bookmarkStart w:id="1" w:name="_Toc231849376"/>
-      <w:r>
-        <w:rPr>
-          <w:rFonts w:ascii="Times New Roman" w:hAnsi="Times New Roman" w:cs="Times New Roman"/>
-          <w:sz w:val="24"/>
-          <w:szCs w:val="24"/>
-        </w:rPr>
-        <w:t>Week 1: Introduction to Mobile Application Development</w:t>
-      </w:r>
-      <w:bookmarkEnd w:id="1"/>
-    </w:p>
-    <w:p>
-      <w:pPr>
-        <w:pStyle w:val="Heading2"/>
-        <w:rPr>
-          <w:rFonts w:ascii="Times New Roman" w:hAnsi="Times New Roman" w:cs="Times New Roman"/>
-          <w:sz w:val="24"/>
-          <w:szCs w:val="24"/>
-        </w:rPr>
-      </w:pPr>
-      <w:bookmarkStart w:id="2" w:name="_Toc231849377"/>
-      <w:r>
-        <w:rPr>
-          <w:rFonts w:ascii="Times New Roman" w:hAnsi="Times New Roman" w:cs="Times New Roman"/>
-          <w:sz w:val="24"/>
-          <w:szCs w:val="24"/>
-        </w:rPr>
-        <w:t>Practical Activities Undertaken</w:t>
-      </w:r>
-      <w:bookmarkEnd w:id="2"/>
-    </w:p>
-    <w:p>
-      <w:pPr>
-        <w:pStyle w:val="Heading3"/>
-        <w:rPr>
-          <w:rFonts w:ascii="Times New Roman" w:hAnsi="Times New Roman" w:cs="Times New Roman"/>
-          <w:sz w:val="24"/>
-          <w:szCs w:val="24"/>
-        </w:rPr>
-      </w:pPr>
-      <w:bookmarkStart w:id="3" w:name="_Toc231849378"/>
-      <w:r>
-        <w:rPr>
-          <w:rFonts w:ascii="Times New Roman" w:hAnsi="Times New Roman" w:cs="Times New Roman"/>
-          <w:sz w:val="24"/>
-          <w:szCs w:val="24"/>
-        </w:rPr>
-        <w:t>Tools/Software Used</w:t>
-      </w:r>
-      <w:bookmarkEnd w:id="3"/>
-    </w:p>
-    <w:p>
-      <w:pPr>
-        <w:rPr>
-          <w:rFonts w:ascii="Times New Roman" w:hAnsi="Times New Roman" w:cs="Times New Roman"/>
-          <w:sz w:val="24"/>
-          <w:szCs w:val="24"/>
-        </w:rPr>
-      </w:pPr>
-    </w:p>
-    <w:p>
-      <w:pPr>
+        <w:jc w:val="both"/>
         <w:rPr>
           <w:rFonts w:ascii="Times New Roman" w:hAnsi="Times New Roman" w:cs="Times New Roman"/>
           <w:b/>
@@ -1573,16 +2546,136 @@
       <w:r>
         <w:rPr>
           <w:rFonts w:ascii="Times New Roman" w:hAnsi="Times New Roman" w:cs="Times New Roman"/>
+          <w:sz w:val="24"/>
+          <w:szCs w:val="24"/>
+        </w:rPr>
+        <w:br w:type="page"/>
+      </w:r>
+      <w:r>
+        <w:rPr>
+          <w:rFonts w:ascii="Times New Roman" w:hAnsi="Times New Roman" w:cs="Times New Roman"/>
           <w:b/>
           <w:bCs/>
           <w:sz w:val="24"/>
           <w:szCs w:val="24"/>
         </w:rPr>
+        <w:lastRenderedPageBreak/>
+        <w:t xml:space="preserve">(For all source code full working system will be uploaded in git </w:t>
+      </w:r>
+      <w:proofErr w:type="gramStart"/>
+      <w:r>
+        <w:rPr>
+          <w:rFonts w:ascii="Times New Roman" w:hAnsi="Times New Roman" w:cs="Times New Roman"/>
+          <w:b/>
+          <w:bCs/>
+          <w:sz w:val="24"/>
+          <w:szCs w:val="24"/>
+        </w:rPr>
+        <w:t>hub)</w:t>
+      </w:r>
+      <w:r>
+        <w:rPr>
+          <w:rFonts w:ascii="Times New Roman" w:hAnsi="Times New Roman" w:cs="Times New Roman"/>
+          <w:b/>
+          <w:bCs/>
+          <w:sz w:val="24"/>
+          <w:szCs w:val="24"/>
+        </w:rPr>
+        <w:t>Week</w:t>
+      </w:r>
+      <w:proofErr w:type="gramEnd"/>
+      <w:r>
+        <w:rPr>
+          <w:rFonts w:ascii="Times New Roman" w:hAnsi="Times New Roman" w:cs="Times New Roman"/>
+          <w:b/>
+          <w:bCs/>
+          <w:sz w:val="24"/>
+          <w:szCs w:val="24"/>
+        </w:rPr>
+        <w:t xml:space="preserve"> 1: Introduction to Mobile Application Development</w:t>
+      </w:r>
+    </w:p>
+    <w:p>
+      <w:pPr>
+        <w:pStyle w:val="Heading2"/>
+        <w:jc w:val="both"/>
+        <w:rPr>
+          <w:rFonts w:ascii="Times New Roman" w:hAnsi="Times New Roman" w:cs="Times New Roman"/>
+          <w:color w:val="auto"/>
+          <w:sz w:val="24"/>
+          <w:szCs w:val="24"/>
+        </w:rPr>
+      </w:pPr>
+      <w:bookmarkStart w:id="0" w:name="_Toc232520307"/>
+      <w:r>
+        <w:rPr>
+          <w:rFonts w:ascii="Times New Roman" w:hAnsi="Times New Roman" w:cs="Times New Roman"/>
+          <w:color w:val="auto"/>
+          <w:sz w:val="24"/>
+          <w:szCs w:val="24"/>
+        </w:rPr>
+        <w:t>Practical Activities Undertaken</w:t>
+      </w:r>
+      <w:bookmarkEnd w:id="0"/>
+    </w:p>
+    <w:p>
+      <w:pPr>
+        <w:pStyle w:val="Heading3"/>
+        <w:jc w:val="both"/>
+        <w:rPr>
+          <w:rFonts w:ascii="Times New Roman" w:hAnsi="Times New Roman" w:cs="Times New Roman"/>
+          <w:color w:val="auto"/>
+          <w:sz w:val="24"/>
+          <w:szCs w:val="24"/>
+        </w:rPr>
+      </w:pPr>
+      <w:bookmarkStart w:id="1" w:name="_Toc232520308"/>
+      <w:r>
+        <w:rPr>
+          <w:rFonts w:ascii="Times New Roman" w:hAnsi="Times New Roman" w:cs="Times New Roman"/>
+          <w:color w:val="auto"/>
+          <w:sz w:val="24"/>
+          <w:szCs w:val="24"/>
+        </w:rPr>
+        <w:t>Tools/Software Used</w:t>
+      </w:r>
+      <w:bookmarkEnd w:id="1"/>
+    </w:p>
+    <w:p>
+      <w:pPr>
+        <w:jc w:val="both"/>
+        <w:rPr>
+          <w:rFonts w:ascii="Times New Roman" w:hAnsi="Times New Roman" w:cs="Times New Roman"/>
+          <w:sz w:val="24"/>
+          <w:szCs w:val="24"/>
+        </w:rPr>
+      </w:pPr>
+    </w:p>
+    <w:p>
+      <w:pPr>
+        <w:jc w:val="both"/>
+        <w:rPr>
+          <w:rFonts w:ascii="Times New Roman" w:hAnsi="Times New Roman" w:cs="Times New Roman"/>
+          <w:b/>
+          <w:bCs/>
+          <w:sz w:val="24"/>
+          <w:szCs w:val="24"/>
+        </w:rPr>
+      </w:pPr>
+      <w:r>
+        <w:rPr>
+          <w:rFonts w:ascii="Times New Roman" w:hAnsi="Times New Roman" w:cs="Times New Roman"/>
+          <w:b/>
+          <w:bCs/>
+          <w:sz w:val="24"/>
+          <w:szCs w:val="24"/>
+        </w:rPr>
         <w:t xml:space="preserve">TASK 1: DEVELOPMENT TOOLS ASSEMENT </w:t>
       </w:r>
     </w:p>
     <w:p>
       <w:pPr>
+        <w:jc w:val="both"/>
         <w:rPr>
           <w:rFonts w:ascii="Times New Roman" w:hAnsi="Times New Roman" w:cs="Times New Roman"/>
           <w:sz w:val="24"/>
@@ -1600,6 +2693,7 @@
     </w:p>
     <w:p>
       <w:pPr>
+        <w:jc w:val="both"/>
         <w:rPr>
           <w:rFonts w:ascii="Times New Roman" w:hAnsi="Times New Roman" w:cs="Times New Roman"/>
           <w:sz w:val="24"/>
@@ -1623,6 +2717,7 @@
           <w:numId w:val="12"/>
         </w:numPr>
         <w:spacing w:after="160" w:line="278" w:lineRule="auto"/>
+        <w:jc w:val="both"/>
         <w:rPr>
           <w:rFonts w:ascii="Times New Roman" w:hAnsi="Times New Roman" w:cs="Times New Roman"/>
           <w:sz w:val="24"/>
@@ -1650,6 +2745,7 @@
     </w:p>
     <w:p>
       <w:pPr>
+        <w:jc w:val="both"/>
         <w:rPr>
           <w:rFonts w:ascii="Times New Roman" w:hAnsi="Times New Roman" w:cs="Times New Roman"/>
           <w:sz w:val="24"/>
@@ -1677,6 +2773,7 @@
     </w:p>
     <w:p>
       <w:pPr>
+        <w:jc w:val="both"/>
         <w:rPr>
           <w:rFonts w:ascii="Times New Roman" w:hAnsi="Times New Roman" w:cs="Times New Roman"/>
           <w:sz w:val="24"/>
@@ -1771,6 +2868,7 @@
     </w:p>
     <w:p>
       <w:pPr>
+        <w:jc w:val="both"/>
         <w:rPr>
           <w:rFonts w:ascii="Times New Roman" w:hAnsi="Times New Roman" w:cs="Times New Roman"/>
           <w:sz w:val="24"/>
@@ -1786,6 +2884,7 @@
           <w:numId w:val="12"/>
         </w:numPr>
         <w:spacing w:after="160" w:line="278" w:lineRule="auto"/>
+        <w:jc w:val="both"/>
         <w:rPr>
           <w:rFonts w:ascii="Times New Roman" w:hAnsi="Times New Roman" w:cs="Times New Roman"/>
           <w:b/>
@@ -1821,6 +2920,7 @@
       <w:pPr>
         <w:pStyle w:val="ListParagraph"/>
         <w:ind w:left="810"/>
+        <w:jc w:val="both"/>
         <w:rPr>
           <w:rFonts w:ascii="Times New Roman" w:hAnsi="Times New Roman" w:cs="Times New Roman"/>
           <w:sz w:val="24"/>
@@ -1850,6 +2950,7 @@
       <w:pPr>
         <w:pStyle w:val="ListParagraph"/>
         <w:ind w:left="810"/>
+        <w:jc w:val="both"/>
         <w:rPr>
           <w:rFonts w:ascii="Times New Roman" w:hAnsi="Times New Roman" w:cs="Times New Roman"/>
           <w:sz w:val="24"/>
@@ -1879,6 +2980,7 @@
       <w:pPr>
         <w:pStyle w:val="ListParagraph"/>
         <w:ind w:left="810"/>
+        <w:jc w:val="both"/>
         <w:rPr>
           <w:rFonts w:ascii="Times New Roman" w:hAnsi="Times New Roman" w:cs="Times New Roman"/>
           <w:sz w:val="24"/>
@@ -1933,6 +3035,7 @@
       <w:pPr>
         <w:pStyle w:val="ListParagraph"/>
         <w:ind w:left="810"/>
+        <w:jc w:val="both"/>
         <w:rPr>
           <w:rFonts w:ascii="Times New Roman" w:hAnsi="Times New Roman" w:cs="Times New Roman"/>
           <w:sz w:val="24"/>
@@ -1944,6 +3047,7 @@
       <w:pPr>
         <w:pStyle w:val="ListParagraph"/>
         <w:ind w:left="810"/>
+        <w:jc w:val="both"/>
         <w:rPr>
           <w:rFonts w:ascii="Times New Roman" w:hAnsi="Times New Roman" w:cs="Times New Roman"/>
           <w:sz w:val="24"/>
@@ -1955,6 +3059,7 @@
       <w:pPr>
         <w:pStyle w:val="ListParagraph"/>
         <w:ind w:left="810"/>
+        <w:jc w:val="both"/>
         <w:rPr>
           <w:rFonts w:ascii="Times New Roman" w:hAnsi="Times New Roman" w:cs="Times New Roman"/>
           <w:sz w:val="24"/>
@@ -1970,6 +3075,7 @@
           <w:numId w:val="12"/>
         </w:numPr>
         <w:spacing w:after="160" w:line="278" w:lineRule="auto"/>
+        <w:jc w:val="both"/>
         <w:rPr>
           <w:rFonts w:ascii="Times New Roman" w:hAnsi="Times New Roman" w:cs="Times New Roman"/>
           <w:b/>
@@ -1993,6 +3099,7 @@
       <w:pPr>
         <w:pStyle w:val="ListParagraph"/>
         <w:ind w:left="810"/>
+        <w:jc w:val="both"/>
         <w:rPr>
           <w:rFonts w:ascii="Times New Roman" w:hAnsi="Times New Roman" w:cs="Times New Roman"/>
           <w:sz w:val="24"/>
@@ -2022,6 +3129,7 @@
       <w:pPr>
         <w:pStyle w:val="ListParagraph"/>
         <w:ind w:left="810"/>
+        <w:jc w:val="both"/>
         <w:rPr>
           <w:rFonts w:ascii="Times New Roman" w:hAnsi="Times New Roman" w:cs="Times New Roman"/>
           <w:b/>
@@ -2063,6 +3171,7 @@
       <w:pPr>
         <w:pStyle w:val="ListParagraph"/>
         <w:ind w:left="810"/>
+        <w:jc w:val="both"/>
         <w:rPr>
           <w:rFonts w:ascii="Times New Roman" w:hAnsi="Times New Roman" w:cs="Times New Roman"/>
           <w:b/>
@@ -2126,6 +3235,7 @@
           <w:numId w:val="12"/>
         </w:numPr>
         <w:spacing w:after="160" w:line="278" w:lineRule="auto"/>
+        <w:jc w:val="both"/>
         <w:rPr>
           <w:rFonts w:ascii="Times New Roman" w:hAnsi="Times New Roman" w:cs="Times New Roman"/>
           <w:b/>
@@ -2149,6 +3259,7 @@
       <w:pPr>
         <w:pStyle w:val="ListParagraph"/>
         <w:ind w:left="810"/>
+        <w:jc w:val="both"/>
         <w:rPr>
           <w:rFonts w:ascii="Times New Roman" w:hAnsi="Times New Roman" w:cs="Times New Roman"/>
           <w:sz w:val="24"/>
@@ -2178,6 +3289,7 @@
       <w:pPr>
         <w:pStyle w:val="ListParagraph"/>
         <w:ind w:left="810"/>
+        <w:jc w:val="both"/>
         <w:rPr>
           <w:rFonts w:ascii="Times New Roman" w:hAnsi="Times New Roman" w:cs="Times New Roman"/>
           <w:sz w:val="24"/>
@@ -2207,6 +3319,7 @@
       <w:pPr>
         <w:pStyle w:val="ListParagraph"/>
         <w:ind w:left="810"/>
+        <w:jc w:val="both"/>
         <w:rPr>
           <w:rFonts w:ascii="Times New Roman" w:hAnsi="Times New Roman" w:cs="Times New Roman"/>
           <w:sz w:val="24"/>
@@ -2261,6 +3374,7 @@
       <w:pPr>
         <w:pStyle w:val="ListParagraph"/>
         <w:ind w:left="810"/>
+        <w:jc w:val="both"/>
         <w:rPr>
           <w:rFonts w:ascii="Times New Roman" w:hAnsi="Times New Roman" w:cs="Times New Roman"/>
           <w:b/>
@@ -2272,6 +3386,7 @@
     </w:p>
     <w:p>
       <w:pPr>
+        <w:jc w:val="both"/>
         <w:rPr>
           <w:rFonts w:ascii="Times New Roman" w:hAnsi="Times New Roman" w:cs="Times New Roman"/>
           <w:sz w:val="24"/>
@@ -2295,6 +3410,7 @@
           <w:numId w:val="13"/>
         </w:numPr>
         <w:spacing w:after="160" w:line="278" w:lineRule="auto"/>
+        <w:jc w:val="both"/>
         <w:rPr>
           <w:rFonts w:ascii="Times New Roman" w:hAnsi="Times New Roman" w:cs="Times New Roman"/>
           <w:sz w:val="24"/>
@@ -2332,6 +3448,7 @@
       <w:pPr>
         <w:pStyle w:val="ListParagraph"/>
         <w:ind w:left="2160"/>
+        <w:jc w:val="both"/>
         <w:rPr>
           <w:rFonts w:ascii="Times New Roman" w:hAnsi="Times New Roman" w:cs="Times New Roman"/>
           <w:sz w:val="24"/>
@@ -2390,6 +3507,7 @@
           <w:numId w:val="13"/>
         </w:numPr>
         <w:spacing w:after="160" w:line="278" w:lineRule="auto"/>
+        <w:jc w:val="both"/>
         <w:rPr>
           <w:rFonts w:ascii="Times New Roman" w:hAnsi="Times New Roman" w:cs="Times New Roman"/>
           <w:sz w:val="24"/>
@@ -2409,6 +3527,7 @@
       <w:pPr>
         <w:pStyle w:val="ListParagraph"/>
         <w:ind w:left="2160"/>
+        <w:jc w:val="both"/>
         <w:rPr>
           <w:rFonts w:ascii="Times New Roman" w:hAnsi="Times New Roman" w:cs="Times New Roman"/>
           <w:sz w:val="24"/>
@@ -2464,6 +3583,7 @@
       <w:pPr>
         <w:pStyle w:val="ListParagraph"/>
         <w:ind w:left="2160"/>
+        <w:jc w:val="both"/>
         <w:rPr>
           <w:rFonts w:ascii="Times New Roman" w:hAnsi="Times New Roman" w:cs="Times New Roman"/>
           <w:sz w:val="24"/>
@@ -2475,6 +3595,7 @@
       <w:pPr>
         <w:pStyle w:val="ListParagraph"/>
         <w:ind w:left="2160"/>
+        <w:jc w:val="both"/>
         <w:rPr>
           <w:rFonts w:ascii="Times New Roman" w:hAnsi="Times New Roman" w:cs="Times New Roman"/>
           <w:sz w:val="24"/>
@@ -2486,6 +3607,7 @@
       <w:pPr>
         <w:pStyle w:val="ListParagraph"/>
         <w:ind w:left="2160"/>
+        <w:jc w:val="both"/>
         <w:rPr>
           <w:rFonts w:ascii="Times New Roman" w:hAnsi="Times New Roman" w:cs="Times New Roman"/>
           <w:sz w:val="24"/>
@@ -2497,6 +3619,7 @@
       <w:pPr>
         <w:pStyle w:val="ListParagraph"/>
         <w:ind w:left="2160"/>
+        <w:jc w:val="both"/>
         <w:rPr>
           <w:rFonts w:ascii="Times New Roman" w:hAnsi="Times New Roman" w:cs="Times New Roman"/>
           <w:sz w:val="24"/>
@@ -2508,6 +3631,7 @@
       <w:pPr>
         <w:pStyle w:val="ListParagraph"/>
         <w:ind w:left="2160"/>
+        <w:jc w:val="both"/>
         <w:rPr>
           <w:rFonts w:ascii="Times New Roman" w:hAnsi="Times New Roman" w:cs="Times New Roman"/>
           <w:sz w:val="24"/>
@@ -2560,6 +3684,7 @@
     </w:p>
     <w:p>
       <w:pPr>
+        <w:jc w:val="both"/>
         <w:rPr>
           <w:rFonts w:ascii="Times New Roman" w:hAnsi="Times New Roman" w:cs="Times New Roman"/>
           <w:sz w:val="24"/>
@@ -2572,6 +3697,7 @@
         <w:pStyle w:val="ListParagraph"/>
         <w:spacing w:after="160" w:line="278" w:lineRule="auto"/>
         <w:ind w:left="2160"/>
+        <w:jc w:val="both"/>
         <w:rPr>
           <w:rFonts w:ascii="Times New Roman" w:hAnsi="Times New Roman" w:cs="Times New Roman"/>
           <w:sz w:val="24"/>
@@ -2587,6 +3713,7 @@
           <w:numId w:val="13"/>
         </w:numPr>
         <w:spacing w:after="160" w:line="278" w:lineRule="auto"/>
+        <w:jc w:val="both"/>
         <w:rPr>
           <w:rFonts w:ascii="Times New Roman" w:hAnsi="Times New Roman" w:cs="Times New Roman"/>
           <w:sz w:val="24"/>
@@ -2606,6 +3733,7 @@
       <w:pPr>
         <w:pStyle w:val="ListParagraph"/>
         <w:ind w:left="2160"/>
+        <w:jc w:val="both"/>
         <w:rPr>
           <w:rFonts w:ascii="Times New Roman" w:hAnsi="Times New Roman" w:cs="Times New Roman"/>
           <w:sz w:val="24"/>
@@ -2659,6 +3787,7 @@
     </w:p>
     <w:p>
       <w:pPr>
+        <w:jc w:val="both"/>
         <w:rPr>
           <w:rFonts w:ascii="Times New Roman" w:hAnsi="Times New Roman" w:cs="Times New Roman"/>
           <w:sz w:val="24"/>
@@ -2669,27 +3798,31 @@
     <w:p>
       <w:pPr>
         <w:pStyle w:val="Heading3"/>
+        <w:jc w:val="both"/>
         <w:rPr>
           <w:rFonts w:ascii="Times New Roman" w:hAnsi="Times New Roman" w:cs="Times New Roman"/>
           <w:b w:val="0"/>
           <w:bCs w:val="0"/>
-          <w:sz w:val="24"/>
-          <w:szCs w:val="24"/>
-        </w:rPr>
-      </w:pPr>
-      <w:bookmarkStart w:id="4" w:name="_Toc231849379"/>
-      <w:r>
-        <w:rPr>
-          <w:rFonts w:ascii="Times New Roman" w:hAnsi="Times New Roman" w:cs="Times New Roman"/>
+          <w:color w:val="auto"/>
+          <w:sz w:val="24"/>
+          <w:szCs w:val="24"/>
+        </w:rPr>
+      </w:pPr>
+      <w:bookmarkStart w:id="2" w:name="_Toc232520309"/>
+      <w:r>
+        <w:rPr>
+          <w:rFonts w:ascii="Times New Roman" w:hAnsi="Times New Roman" w:cs="Times New Roman"/>
+          <w:color w:val="auto"/>
           <w:sz w:val="24"/>
           <w:szCs w:val="24"/>
         </w:rPr>
         <w:t>TASK 2. FIRST APP CREATION</w:t>
       </w:r>
-      <w:bookmarkEnd w:id="4"/>
-      <w:r>
-        <w:rPr>
-          <w:rFonts w:ascii="Times New Roman" w:hAnsi="Times New Roman" w:cs="Times New Roman"/>
+      <w:bookmarkEnd w:id="2"/>
+      <w:r>
+        <w:rPr>
+          <w:rFonts w:ascii="Times New Roman" w:hAnsi="Times New Roman" w:cs="Times New Roman"/>
+          <w:color w:val="auto"/>
           <w:sz w:val="24"/>
           <w:szCs w:val="24"/>
         </w:rPr>
@@ -2698,6 +3831,7 @@
     </w:p>
     <w:p>
       <w:pPr>
+        <w:jc w:val="both"/>
         <w:rPr>
           <w:rFonts w:ascii="Times New Roman" w:hAnsi="Times New Roman" w:cs="Times New Roman"/>
           <w:b/>
@@ -2727,6 +3861,7 @@
     </w:p>
     <w:p>
       <w:pPr>
+        <w:jc w:val="both"/>
         <w:rPr>
           <w:rFonts w:ascii="Times New Roman" w:hAnsi="Times New Roman" w:cs="Times New Roman"/>
           <w:b/>
@@ -2756,6 +3891,7 @@
     </w:p>
     <w:p>
       <w:pPr>
+        <w:jc w:val="both"/>
         <w:rPr>
           <w:rFonts w:ascii="Times New Roman" w:hAnsi="Times New Roman" w:cs="Times New Roman"/>
           <w:sz w:val="24"/>
@@ -2783,24 +3919,27 @@
     </w:p>
     <w:p>
       <w:pPr>
-        <w:rPr>
-          <w:rFonts w:ascii="Times New Roman" w:hAnsi="Times New Roman" w:cs="Times New Roman"/>
-          <w:sz w:val="24"/>
-          <w:szCs w:val="24"/>
-        </w:rPr>
-      </w:pPr>
-    </w:p>
-    <w:p>
-      <w:pPr>
-        <w:rPr>
-          <w:rFonts w:ascii="Times New Roman" w:hAnsi="Times New Roman" w:cs="Times New Roman"/>
-          <w:sz w:val="24"/>
-          <w:szCs w:val="24"/>
-        </w:rPr>
-      </w:pPr>
-    </w:p>
-    <w:p>
-      <w:pPr>
+        <w:jc w:val="both"/>
+        <w:rPr>
+          <w:rFonts w:ascii="Times New Roman" w:hAnsi="Times New Roman" w:cs="Times New Roman"/>
+          <w:sz w:val="24"/>
+          <w:szCs w:val="24"/>
+        </w:rPr>
+      </w:pPr>
+    </w:p>
+    <w:p>
+      <w:pPr>
+        <w:jc w:val="both"/>
+        <w:rPr>
+          <w:rFonts w:ascii="Times New Roman" w:hAnsi="Times New Roman" w:cs="Times New Roman"/>
+          <w:sz w:val="24"/>
+          <w:szCs w:val="24"/>
+        </w:rPr>
+      </w:pPr>
+    </w:p>
+    <w:p>
+      <w:pPr>
+        <w:jc w:val="both"/>
         <w:rPr>
           <w:rFonts w:ascii="Times New Roman" w:hAnsi="Times New Roman" w:cs="Times New Roman"/>
           <w:b/>
@@ -2858,6 +3997,7 @@
     </w:p>
     <w:p>
       <w:pPr>
+        <w:jc w:val="both"/>
         <w:rPr>
           <w:rFonts w:ascii="Times New Roman" w:hAnsi="Times New Roman" w:cs="Times New Roman"/>
           <w:b/>
@@ -2869,6 +4009,7 @@
     </w:p>
     <w:p>
       <w:pPr>
+        <w:jc w:val="both"/>
         <w:rPr>
           <w:rFonts w:ascii="Times New Roman" w:hAnsi="Times New Roman" w:cs="Times New Roman"/>
           <w:b/>
@@ -2880,6 +4021,7 @@
     </w:p>
     <w:p>
       <w:pPr>
+        <w:jc w:val="both"/>
         <w:rPr>
           <w:rFonts w:ascii="Times New Roman" w:hAnsi="Times New Roman" w:cs="Times New Roman"/>
           <w:b/>
@@ -2891,6 +4033,7 @@
     </w:p>
     <w:p>
       <w:pPr>
+        <w:jc w:val="both"/>
         <w:rPr>
           <w:rFonts w:ascii="Times New Roman" w:hAnsi="Times New Roman" w:cs="Times New Roman"/>
           <w:b/>
@@ -2902,6 +4045,7 @@
     </w:p>
     <w:p>
       <w:pPr>
+        <w:jc w:val="both"/>
         <w:rPr>
           <w:rFonts w:ascii="Times New Roman" w:hAnsi="Times New Roman" w:cs="Times New Roman"/>
           <w:b/>
@@ -2913,6 +4057,7 @@
     </w:p>
     <w:p>
       <w:pPr>
+        <w:jc w:val="both"/>
         <w:rPr>
           <w:rFonts w:ascii="Times New Roman" w:hAnsi="Times New Roman" w:cs="Times New Roman"/>
           <w:b/>
@@ -2924,6 +4069,7 @@
     </w:p>
     <w:p>
       <w:pPr>
+        <w:jc w:val="both"/>
         <w:rPr>
           <w:rFonts w:ascii="Times New Roman" w:hAnsi="Times New Roman" w:cs="Times New Roman"/>
           <w:b/>
@@ -2935,6 +4081,7 @@
     </w:p>
     <w:p>
       <w:pPr>
+        <w:jc w:val="both"/>
         <w:rPr>
           <w:rFonts w:ascii="Times New Roman" w:hAnsi="Times New Roman" w:cs="Times New Roman"/>
           <w:b/>
@@ -2946,6 +4093,7 @@
     </w:p>
     <w:p>
       <w:pPr>
+        <w:jc w:val="both"/>
         <w:rPr>
           <w:rFonts w:ascii="Times New Roman" w:hAnsi="Times New Roman" w:cs="Times New Roman"/>
           <w:b/>
@@ -2957,6 +4105,7 @@
     </w:p>
     <w:p>
       <w:pPr>
+        <w:jc w:val="both"/>
         <w:rPr>
           <w:rFonts w:ascii="Times New Roman" w:hAnsi="Times New Roman" w:cs="Times New Roman"/>
           <w:b/>
@@ -2968,6 +4117,7 @@
     </w:p>
     <w:p>
       <w:pPr>
+        <w:jc w:val="both"/>
         <w:rPr>
           <w:rFonts w:ascii="Times New Roman" w:hAnsi="Times New Roman" w:cs="Times New Roman"/>
           <w:b/>
@@ -2979,6 +4129,7 @@
     </w:p>
     <w:p>
       <w:pPr>
+        <w:jc w:val="both"/>
         <w:rPr>
           <w:rFonts w:ascii="Times New Roman" w:hAnsi="Times New Roman" w:cs="Times New Roman"/>
           <w:b/>
@@ -2990,6 +4141,7 @@
     </w:p>
     <w:p>
       <w:pPr>
+        <w:jc w:val="both"/>
         <w:rPr>
           <w:rFonts w:ascii="Times New Roman" w:hAnsi="Times New Roman" w:cs="Times New Roman"/>
           <w:b/>
@@ -3001,6 +4153,7 @@
     </w:p>
     <w:p>
       <w:pPr>
+        <w:jc w:val="both"/>
         <w:rPr>
           <w:rFonts w:ascii="Times New Roman" w:hAnsi="Times New Roman" w:cs="Times New Roman"/>
           <w:b/>
@@ -3012,6 +4165,7 @@
     </w:p>
     <w:p>
       <w:pPr>
+        <w:jc w:val="both"/>
         <w:rPr>
           <w:rFonts w:ascii="Times New Roman" w:hAnsi="Times New Roman" w:cs="Times New Roman"/>
           <w:b/>
@@ -3023,6 +4177,7 @@
     </w:p>
     <w:p>
       <w:pPr>
+        <w:jc w:val="both"/>
         <w:rPr>
           <w:rFonts w:ascii="Times New Roman" w:hAnsi="Times New Roman" w:cs="Times New Roman"/>
           <w:b/>
@@ -3034,6 +4189,7 @@
     </w:p>
     <w:p>
       <w:pPr>
+        <w:jc w:val="both"/>
         <w:rPr>
           <w:rFonts w:ascii="Times New Roman" w:hAnsi="Times New Roman" w:cs="Times New Roman"/>
           <w:b/>
@@ -3055,6 +4211,7 @@
     </w:p>
     <w:p>
       <w:pPr>
+        <w:jc w:val="both"/>
         <w:rPr>
           <w:rFonts w:ascii="Times New Roman" w:hAnsi="Times New Roman" w:cs="Times New Roman"/>
           <w:sz w:val="24"/>
@@ -3107,6 +4264,7 @@
     </w:p>
     <w:p>
       <w:pPr>
+        <w:jc w:val="both"/>
         <w:rPr>
           <w:rFonts w:ascii="Times New Roman" w:hAnsi="Times New Roman" w:cs="Times New Roman"/>
           <w:sz w:val="24"/>
@@ -3124,6 +4282,7 @@
     </w:p>
     <w:p>
       <w:pPr>
+        <w:jc w:val="both"/>
         <w:rPr>
           <w:rFonts w:ascii="Times New Roman" w:hAnsi="Times New Roman" w:cs="Times New Roman"/>
           <w:sz w:val="24"/>
@@ -3177,6 +4336,7 @@
     </w:p>
     <w:p>
       <w:pPr>
+        <w:jc w:val="both"/>
         <w:rPr>
           <w:rFonts w:ascii="Times New Roman" w:hAnsi="Times New Roman" w:cs="Times New Roman"/>
           <w:sz w:val="24"/>
@@ -3187,27 +4347,31 @@
     <w:p>
       <w:pPr>
         <w:pStyle w:val="Heading3"/>
+        <w:jc w:val="both"/>
         <w:rPr>
           <w:rFonts w:ascii="Times New Roman" w:hAnsi="Times New Roman" w:cs="Times New Roman"/>
           <w:b w:val="0"/>
           <w:bCs w:val="0"/>
-          <w:sz w:val="24"/>
-          <w:szCs w:val="24"/>
-        </w:rPr>
-      </w:pPr>
-      <w:bookmarkStart w:id="5" w:name="_Toc231849380"/>
-      <w:r>
-        <w:rPr>
-          <w:rFonts w:ascii="Times New Roman" w:hAnsi="Times New Roman" w:cs="Times New Roman"/>
+          <w:color w:val="auto"/>
+          <w:sz w:val="24"/>
+          <w:szCs w:val="24"/>
+        </w:rPr>
+      </w:pPr>
+      <w:bookmarkStart w:id="3" w:name="_Toc232520310"/>
+      <w:r>
+        <w:rPr>
+          <w:rFonts w:ascii="Times New Roman" w:hAnsi="Times New Roman" w:cs="Times New Roman"/>
+          <w:color w:val="auto"/>
           <w:sz w:val="24"/>
           <w:szCs w:val="24"/>
         </w:rPr>
         <w:t>TASK 3: CHALLENGES AND SOLUTIONS</w:t>
       </w:r>
-      <w:bookmarkEnd w:id="5"/>
-      <w:r>
-        <w:rPr>
-          <w:rFonts w:ascii="Times New Roman" w:hAnsi="Times New Roman" w:cs="Times New Roman"/>
+      <w:bookmarkEnd w:id="3"/>
+      <w:r>
+        <w:rPr>
+          <w:rFonts w:ascii="Times New Roman" w:hAnsi="Times New Roman" w:cs="Times New Roman"/>
+          <w:color w:val="auto"/>
           <w:sz w:val="24"/>
           <w:szCs w:val="24"/>
         </w:rPr>
@@ -3216,6 +4380,7 @@
     </w:p>
     <w:p>
       <w:pPr>
+        <w:jc w:val="both"/>
         <w:rPr>
           <w:rFonts w:ascii="Times New Roman" w:hAnsi="Times New Roman" w:cs="Times New Roman"/>
           <w:sz w:val="24"/>
@@ -3261,6 +4426,7 @@
     </w:p>
     <w:p>
       <w:pPr>
+        <w:jc w:val="both"/>
         <w:rPr>
           <w:rFonts w:ascii="Times New Roman" w:hAnsi="Times New Roman" w:cs="Times New Roman"/>
           <w:sz w:val="24"/>
@@ -3313,6 +4479,7 @@
     </w:p>
     <w:p>
       <w:pPr>
+        <w:jc w:val="both"/>
         <w:rPr>
           <w:rFonts w:ascii="Times New Roman" w:hAnsi="Times New Roman" w:cs="Times New Roman"/>
           <w:sz w:val="24"/>
@@ -3340,6 +4507,7 @@
     </w:p>
     <w:p>
       <w:pPr>
+        <w:jc w:val="both"/>
         <w:rPr>
           <w:rFonts w:ascii="Times New Roman" w:hAnsi="Times New Roman" w:cs="Times New Roman"/>
           <w:sz w:val="24"/>
@@ -3367,6 +4535,7 @@
     </w:p>
     <w:p>
       <w:pPr>
+        <w:jc w:val="both"/>
         <w:rPr>
           <w:rFonts w:ascii="Times New Roman" w:hAnsi="Times New Roman" w:cs="Times New Roman"/>
           <w:sz w:val="24"/>
@@ -3395,6 +4564,7 @@
     </w:p>
     <w:p>
       <w:pPr>
+        <w:jc w:val="both"/>
         <w:rPr>
           <w:rFonts w:ascii="Times New Roman" w:hAnsi="Times New Roman" w:cs="Times New Roman"/>
           <w:sz w:val="24"/>
@@ -3447,6 +4617,7 @@
     </w:p>
     <w:p>
       <w:pPr>
+        <w:jc w:val="both"/>
         <w:rPr>
           <w:rFonts w:ascii="Times New Roman" w:hAnsi="Times New Roman" w:cs="Times New Roman"/>
           <w:sz w:val="24"/>
@@ -3480,6 +4651,7 @@
           <w:numId w:val="13"/>
         </w:numPr>
         <w:spacing w:after="160" w:line="278" w:lineRule="auto"/>
+        <w:jc w:val="both"/>
         <w:rPr>
           <w:rFonts w:ascii="Times New Roman" w:hAnsi="Times New Roman" w:cs="Times New Roman"/>
           <w:sz w:val="24"/>
@@ -3507,6 +4679,7 @@
     </w:p>
     <w:p>
       <w:pPr>
+        <w:jc w:val="both"/>
         <w:rPr>
           <w:rFonts w:ascii="Times New Roman" w:hAnsi="Times New Roman" w:cs="Times New Roman"/>
           <w:sz w:val="24"/>
@@ -3524,6 +4697,7 @@
     </w:p>
     <w:p>
       <w:pPr>
+        <w:jc w:val="both"/>
         <w:rPr>
           <w:rFonts w:ascii="Times New Roman" w:hAnsi="Times New Roman" w:cs="Times New Roman"/>
           <w:sz w:val="24"/>
@@ -3576,23 +4750,43 @@
     </w:p>
     <w:p>
       <w:pPr>
-        <w:rPr>
-          <w:rFonts w:ascii="Times New Roman" w:hAnsi="Times New Roman" w:cs="Times New Roman"/>
-          <w:sz w:val="24"/>
-          <w:szCs w:val="24"/>
-        </w:rPr>
-      </w:pPr>
-      <w:r>
-        <w:rPr>
-          <w:rFonts w:ascii="Times New Roman" w:hAnsi="Times New Roman" w:cs="Times New Roman"/>
-          <w:sz w:val="24"/>
-          <w:szCs w:val="24"/>
-        </w:rPr>
-        <w:t>Which made me confirm what the flutter doctor had been telling me: that  the necessary visual studio build tools were not installed yet in my system.</w:t>
-      </w:r>
-    </w:p>
-    <w:p>
-      <w:pPr>
+        <w:jc w:val="both"/>
+        <w:rPr>
+          <w:rFonts w:ascii="Times New Roman" w:hAnsi="Times New Roman" w:cs="Times New Roman"/>
+          <w:sz w:val="24"/>
+          <w:szCs w:val="24"/>
+        </w:rPr>
+      </w:pPr>
+      <w:r>
+        <w:rPr>
+          <w:rFonts w:ascii="Times New Roman" w:hAnsi="Times New Roman" w:cs="Times New Roman"/>
+          <w:sz w:val="24"/>
+          <w:szCs w:val="24"/>
+        </w:rPr>
+        <w:t xml:space="preserve">Which made me confirm what the flutter doctor had been telling me: </w:t>
+      </w:r>
+      <w:proofErr w:type="gramStart"/>
+      <w:r>
+        <w:rPr>
+          <w:rFonts w:ascii="Times New Roman" w:hAnsi="Times New Roman" w:cs="Times New Roman"/>
+          <w:sz w:val="24"/>
+          <w:szCs w:val="24"/>
+        </w:rPr>
+        <w:t>that  the</w:t>
+      </w:r>
+      <w:proofErr w:type="gramEnd"/>
+      <w:r>
+        <w:rPr>
+          <w:rFonts w:ascii="Times New Roman" w:hAnsi="Times New Roman" w:cs="Times New Roman"/>
+          <w:sz w:val="24"/>
+          <w:szCs w:val="24"/>
+        </w:rPr>
+        <w:t xml:space="preserve"> necessary visual studio build tools were not installed yet in my system.</w:t>
+      </w:r>
+    </w:p>
+    <w:p>
+      <w:pPr>
+        <w:jc w:val="both"/>
         <w:rPr>
           <w:rFonts w:ascii="Times New Roman" w:hAnsi="Times New Roman" w:cs="Times New Roman"/>
           <w:sz w:val="24"/>
@@ -3616,6 +4810,7 @@
           <w:numId w:val="13"/>
         </w:numPr>
         <w:spacing w:after="160" w:line="278" w:lineRule="auto"/>
+        <w:jc w:val="both"/>
         <w:rPr>
           <w:rFonts w:ascii="Times New Roman" w:hAnsi="Times New Roman" w:cs="Times New Roman"/>
           <w:sz w:val="24"/>
@@ -3639,6 +4834,7 @@
           <w:numId w:val="13"/>
         </w:numPr>
         <w:spacing w:after="160" w:line="278" w:lineRule="auto"/>
+        <w:jc w:val="both"/>
         <w:rPr>
           <w:rFonts w:ascii="Times New Roman" w:hAnsi="Times New Roman" w:cs="Times New Roman"/>
           <w:sz w:val="24"/>
@@ -3656,6 +4852,7 @@
     </w:p>
     <w:p>
       <w:pPr>
+        <w:jc w:val="both"/>
         <w:rPr>
           <w:rFonts w:ascii="Times New Roman" w:hAnsi="Times New Roman" w:cs="Times New Roman"/>
           <w:sz w:val="24"/>
@@ -3673,6 +4870,7 @@
     </w:p>
     <w:p>
       <w:pPr>
+        <w:jc w:val="both"/>
         <w:rPr>
           <w:rFonts w:ascii="Times New Roman" w:hAnsi="Times New Roman" w:cs="Times New Roman"/>
           <w:sz w:val="24"/>
@@ -3726,6 +4924,7 @@
     </w:p>
     <w:p>
       <w:pPr>
+        <w:jc w:val="both"/>
         <w:rPr>
           <w:rFonts w:ascii="Times New Roman" w:hAnsi="Times New Roman" w:cs="Times New Roman"/>
           <w:b/>
@@ -3737,6 +4936,7 @@
     </w:p>
     <w:p>
       <w:pPr>
+        <w:jc w:val="both"/>
         <w:rPr>
           <w:rFonts w:ascii="Times New Roman" w:hAnsi="Times New Roman" w:cs="Times New Roman"/>
           <w:b/>
@@ -3748,6 +4948,7 @@
     </w:p>
     <w:p>
       <w:pPr>
+        <w:jc w:val="both"/>
         <w:rPr>
           <w:rFonts w:ascii="Times New Roman" w:hAnsi="Times New Roman" w:cs="Times New Roman"/>
           <w:sz w:val="24"/>
@@ -3765,6 +4966,7 @@
     </w:p>
     <w:p>
       <w:pPr>
+        <w:jc w:val="both"/>
         <w:rPr>
           <w:rFonts w:ascii="Times New Roman" w:hAnsi="Times New Roman" w:cs="Times New Roman"/>
           <w:sz w:val="24"/>
@@ -3775,15 +4977,17 @@
     <w:p>
       <w:pPr>
         <w:pStyle w:val="Heading2"/>
-        <w:rPr>
-          <w:rFonts w:ascii="Times New Roman" w:hAnsi="Times New Roman" w:cs="Times New Roman"/>
-          <w:sz w:val="24"/>
-          <w:szCs w:val="24"/>
-        </w:rPr>
-      </w:pPr>
-    </w:p>
-    <w:p>
-      <w:pPr>
+        <w:jc w:val="both"/>
+        <w:rPr>
+          <w:rFonts w:ascii="Times New Roman" w:hAnsi="Times New Roman" w:cs="Times New Roman"/>
+          <w:sz w:val="24"/>
+          <w:szCs w:val="24"/>
+        </w:rPr>
+      </w:pPr>
+    </w:p>
+    <w:p>
+      <w:pPr>
+        <w:jc w:val="both"/>
         <w:rPr>
           <w:rFonts w:ascii="Times New Roman" w:hAnsi="Times New Roman" w:cs="Times New Roman"/>
           <w:sz w:val="24"/>
@@ -3794,25 +4998,29 @@
     <w:p>
       <w:pPr>
         <w:pStyle w:val="Heading2"/>
-        <w:rPr>
-          <w:rFonts w:ascii="Times New Roman" w:hAnsi="Times New Roman" w:cs="Times New Roman"/>
-          <w:sz w:val="24"/>
-          <w:szCs w:val="24"/>
-        </w:rPr>
-      </w:pPr>
-      <w:bookmarkStart w:id="6" w:name="_Toc231849381"/>
-      <w:r>
-        <w:rPr>
-          <w:rFonts w:ascii="Times New Roman" w:hAnsi="Times New Roman" w:cs="Times New Roman"/>
+        <w:jc w:val="both"/>
+        <w:rPr>
+          <w:rFonts w:ascii="Times New Roman" w:hAnsi="Times New Roman" w:cs="Times New Roman"/>
+          <w:color w:val="auto"/>
+          <w:sz w:val="24"/>
+          <w:szCs w:val="24"/>
+        </w:rPr>
+      </w:pPr>
+      <w:bookmarkStart w:id="4" w:name="_Toc232520311"/>
+      <w:r>
+        <w:rPr>
+          <w:rFonts w:ascii="Times New Roman" w:hAnsi="Times New Roman" w:cs="Times New Roman"/>
+          <w:color w:val="auto"/>
           <w:sz w:val="24"/>
           <w:szCs w:val="24"/>
         </w:rPr>
         <w:t>Personal Reflection</w:t>
       </w:r>
-      <w:bookmarkEnd w:id="6"/>
-    </w:p>
-    <w:p>
-      <w:pPr>
+      <w:bookmarkEnd w:id="4"/>
+    </w:p>
+    <w:p>
+      <w:pPr>
+        <w:jc w:val="both"/>
         <w:rPr>
           <w:rFonts w:ascii="Times New Roman" w:hAnsi="Times New Roman" w:cs="Times New Roman"/>
           <w:sz w:val="24"/>
@@ -3839,15 +5047,17 @@
     <w:p>
       <w:pPr>
         <w:pStyle w:val="Heading2"/>
-        <w:rPr>
-          <w:rFonts w:ascii="Times New Roman" w:hAnsi="Times New Roman" w:cs="Times New Roman"/>
-          <w:sz w:val="24"/>
-          <w:szCs w:val="24"/>
-        </w:rPr>
-      </w:pPr>
-    </w:p>
-    <w:p>
-      <w:pPr>
+        <w:jc w:val="both"/>
+        <w:rPr>
+          <w:rFonts w:ascii="Times New Roman" w:hAnsi="Times New Roman" w:cs="Times New Roman"/>
+          <w:sz w:val="24"/>
+          <w:szCs w:val="24"/>
+        </w:rPr>
+      </w:pPr>
+    </w:p>
+    <w:p>
+      <w:pPr>
+        <w:jc w:val="both"/>
         <w:rPr>
           <w:rFonts w:ascii="Times New Roman" w:hAnsi="Times New Roman" w:cs="Times New Roman"/>
           <w:sz w:val="24"/>
@@ -3882,15 +5092,17 @@
     <w:p>
       <w:pPr>
         <w:pStyle w:val="Heading2"/>
-        <w:rPr>
-          <w:rFonts w:ascii="Times New Roman" w:hAnsi="Times New Roman" w:cs="Times New Roman"/>
-          <w:sz w:val="24"/>
-          <w:szCs w:val="24"/>
-        </w:rPr>
-      </w:pPr>
-    </w:p>
-    <w:p>
-      <w:pPr>
+        <w:jc w:val="both"/>
+        <w:rPr>
+          <w:rFonts w:ascii="Times New Roman" w:hAnsi="Times New Roman" w:cs="Times New Roman"/>
+          <w:sz w:val="24"/>
+          <w:szCs w:val="24"/>
+        </w:rPr>
+      </w:pPr>
+    </w:p>
+    <w:p>
+      <w:pPr>
+        <w:jc w:val="both"/>
         <w:rPr>
           <w:rFonts w:ascii="Times New Roman" w:hAnsi="Times New Roman" w:cs="Times New Roman"/>
           <w:sz w:val="24"/>
@@ -3925,15 +5137,17 @@
     <w:p>
       <w:pPr>
         <w:pStyle w:val="Heading2"/>
-        <w:rPr>
-          <w:rFonts w:ascii="Times New Roman" w:hAnsi="Times New Roman" w:cs="Times New Roman"/>
-          <w:sz w:val="24"/>
-          <w:szCs w:val="24"/>
-        </w:rPr>
-      </w:pPr>
-    </w:p>
-    <w:p>
-      <w:pPr>
+        <w:jc w:val="both"/>
+        <w:rPr>
+          <w:rFonts w:ascii="Times New Roman" w:hAnsi="Times New Roman" w:cs="Times New Roman"/>
+          <w:sz w:val="24"/>
+          <w:szCs w:val="24"/>
+        </w:rPr>
+      </w:pPr>
+    </w:p>
+    <w:p>
+      <w:pPr>
+        <w:jc w:val="both"/>
         <w:rPr>
           <w:rFonts w:ascii="Times New Roman" w:hAnsi="Times New Roman" w:cs="Times New Roman"/>
           <w:sz w:val="24"/>
@@ -3968,54 +5182,53 @@
     <w:p>
       <w:pPr>
         <w:pStyle w:val="Heading1"/>
-        <w:rPr>
-          <w:rFonts w:ascii="Times New Roman" w:hAnsi="Times New Roman" w:cs="Times New Roman"/>
-          <w:b w:val="0"/>
-          <w:bCs w:val="0"/>
-          <w:sz w:val="24"/>
-          <w:szCs w:val="24"/>
-        </w:rPr>
-      </w:pPr>
-      <w:bookmarkStart w:id="7" w:name="_Toc231849382"/>
-      <w:r>
-        <w:rPr>
-          <w:rFonts w:ascii="Times New Roman" w:hAnsi="Times New Roman" w:cs="Times New Roman"/>
-          <w:b w:val="0"/>
-          <w:bCs w:val="0"/>
+        <w:jc w:val="both"/>
+        <w:rPr>
+          <w:rFonts w:ascii="Times New Roman" w:hAnsi="Times New Roman" w:cs="Times New Roman"/>
+          <w:color w:val="auto"/>
+          <w:sz w:val="24"/>
+          <w:szCs w:val="24"/>
+        </w:rPr>
+      </w:pPr>
+      <w:bookmarkStart w:id="5" w:name="_Toc232520312"/>
+      <w:r>
+        <w:rPr>
+          <w:rFonts w:ascii="Times New Roman" w:hAnsi="Times New Roman" w:cs="Times New Roman"/>
+          <w:color w:val="auto"/>
           <w:sz w:val="24"/>
           <w:szCs w:val="24"/>
         </w:rPr>
         <w:lastRenderedPageBreak/>
         <w:t>Week 2: Mobile Development Environment</w:t>
       </w:r>
-      <w:bookmarkEnd w:id="7"/>
+      <w:bookmarkEnd w:id="5"/>
     </w:p>
     <w:p>
       <w:pPr>
         <w:pStyle w:val="Heading2"/>
-        <w:rPr>
-          <w:rFonts w:ascii="Times New Roman" w:hAnsi="Times New Roman" w:cs="Times New Roman"/>
-          <w:b w:val="0"/>
-          <w:bCs w:val="0"/>
-          <w:sz w:val="24"/>
-          <w:szCs w:val="24"/>
-        </w:rPr>
-      </w:pPr>
-      <w:bookmarkStart w:id="8" w:name="_Toc231849383"/>
-      <w:r>
-        <w:rPr>
-          <w:rFonts w:ascii="Times New Roman" w:hAnsi="Times New Roman" w:cs="Times New Roman"/>
-          <w:b w:val="0"/>
-          <w:bCs w:val="0"/>
+        <w:jc w:val="both"/>
+        <w:rPr>
+          <w:rFonts w:ascii="Times New Roman" w:hAnsi="Times New Roman" w:cs="Times New Roman"/>
+          <w:color w:val="auto"/>
+          <w:sz w:val="24"/>
+          <w:szCs w:val="24"/>
+        </w:rPr>
+      </w:pPr>
+      <w:bookmarkStart w:id="6" w:name="_Toc232520313"/>
+      <w:r>
+        <w:rPr>
+          <w:rFonts w:ascii="Times New Roman" w:hAnsi="Times New Roman" w:cs="Times New Roman"/>
+          <w:color w:val="auto"/>
           <w:sz w:val="24"/>
           <w:szCs w:val="24"/>
         </w:rPr>
         <w:t>STUDENT MINI MANAGEMENT</w:t>
       </w:r>
-      <w:bookmarkEnd w:id="8"/>
-    </w:p>
-    <w:p>
-      <w:pPr>
+      <w:bookmarkEnd w:id="6"/>
+    </w:p>
+    <w:p>
+      <w:pPr>
+        <w:jc w:val="both"/>
         <w:rPr>
           <w:rFonts w:ascii="Times New Roman" w:hAnsi="Times New Roman" w:cs="Times New Roman"/>
           <w:b/>
@@ -4175,6 +5388,7 @@
     </w:p>
     <w:p>
       <w:pPr>
+        <w:jc w:val="both"/>
         <w:rPr>
           <w:rFonts w:ascii="Times New Roman" w:hAnsi="Times New Roman" w:cs="Times New Roman"/>
           <w:b/>
@@ -4241,6 +5455,7 @@
     </w:p>
     <w:p>
       <w:pPr>
+        <w:jc w:val="both"/>
         <w:rPr>
           <w:rFonts w:ascii="Times New Roman" w:hAnsi="Times New Roman" w:cs="Times New Roman"/>
           <w:b/>
@@ -4252,6 +5467,7 @@
     </w:p>
     <w:p>
       <w:pPr>
+        <w:jc w:val="both"/>
         <w:rPr>
           <w:rFonts w:ascii="Times New Roman" w:hAnsi="Times New Roman" w:cs="Times New Roman"/>
           <w:b/>
@@ -4263,6 +5479,7 @@
     </w:p>
     <w:p>
       <w:pPr>
+        <w:jc w:val="both"/>
         <w:rPr>
           <w:rFonts w:ascii="Times New Roman" w:hAnsi="Times New Roman" w:cs="Times New Roman"/>
           <w:b/>
@@ -4348,6 +5565,7 @@
     </w:p>
     <w:p>
       <w:pPr>
+        <w:jc w:val="both"/>
         <w:rPr>
           <w:rFonts w:ascii="Times New Roman" w:hAnsi="Times New Roman" w:cs="Times New Roman"/>
           <w:b/>
@@ -4360,6 +5578,7 @@
     <w:p>
       <w:pPr>
         <w:pStyle w:val="NormalWeb"/>
+        <w:jc w:val="both"/>
         <w:rPr>
           <w:color w:val="EE0000"/>
         </w:rPr>
@@ -4423,6 +5642,7 @@
     <w:p>
       <w:pPr>
         <w:pStyle w:val="NormalWeb"/>
+        <w:jc w:val="both"/>
         <w:rPr>
           <w:color w:val="EE0000"/>
         </w:rPr>
@@ -4430,6 +5650,7 @@
     </w:p>
     <w:p>
       <w:pPr>
+        <w:jc w:val="both"/>
         <w:rPr>
           <w:rFonts w:ascii="Times New Roman" w:hAnsi="Times New Roman" w:cs="Times New Roman"/>
           <w:b/>
@@ -4441,6 +5662,7 @@
     </w:p>
     <w:p>
       <w:pPr>
+        <w:jc w:val="both"/>
         <w:rPr>
           <w:rFonts w:ascii="Times New Roman" w:hAnsi="Times New Roman" w:cs="Times New Roman"/>
           <w:b/>
@@ -4452,6 +5674,7 @@
     </w:p>
     <w:p>
       <w:pPr>
+        <w:jc w:val="both"/>
         <w:rPr>
           <w:rFonts w:ascii="Times New Roman" w:hAnsi="Times New Roman" w:cs="Times New Roman"/>
           <w:b/>
@@ -4593,6 +5816,7 @@
     </w:p>
     <w:p>
       <w:pPr>
+        <w:jc w:val="both"/>
         <w:rPr>
           <w:rFonts w:ascii="Times New Roman" w:hAnsi="Times New Roman" w:cs="Times New Roman"/>
           <w:b/>
@@ -4604,6 +5828,7 @@
     </w:p>
     <w:p>
       <w:pPr>
+        <w:jc w:val="both"/>
         <w:rPr>
           <w:rFonts w:ascii="Times New Roman" w:hAnsi="Times New Roman" w:cs="Times New Roman"/>
           <w:b/>
@@ -4615,6 +5840,7 @@
     </w:p>
     <w:p>
       <w:pPr>
+        <w:jc w:val="both"/>
         <w:rPr>
           <w:rFonts w:ascii="Times New Roman" w:hAnsi="Times New Roman" w:cs="Times New Roman"/>
           <w:b/>
@@ -4626,6 +5852,7 @@
     </w:p>
     <w:p>
       <w:pPr>
+        <w:jc w:val="both"/>
         <w:rPr>
           <w:rFonts w:ascii="Times New Roman" w:hAnsi="Times New Roman" w:cs="Times New Roman"/>
           <w:b/>
@@ -4637,6 +5864,7 @@
     </w:p>
     <w:p>
       <w:pPr>
+        <w:jc w:val="both"/>
         <w:rPr>
           <w:rFonts w:ascii="Times New Roman" w:hAnsi="Times New Roman" w:cs="Times New Roman"/>
           <w:b/>
@@ -4648,6 +5876,7 @@
     </w:p>
     <w:p>
       <w:pPr>
+        <w:jc w:val="both"/>
         <w:rPr>
           <w:rFonts w:ascii="Times New Roman" w:hAnsi="Times New Roman" w:cs="Times New Roman"/>
           <w:b/>
@@ -4659,6 +5888,7 @@
     </w:p>
     <w:p>
       <w:pPr>
+        <w:jc w:val="both"/>
         <w:rPr>
           <w:rFonts w:ascii="Times New Roman" w:hAnsi="Times New Roman" w:cs="Times New Roman"/>
           <w:b/>
@@ -4670,6 +5900,7 @@
     </w:p>
     <w:p>
       <w:pPr>
+        <w:jc w:val="both"/>
         <w:rPr>
           <w:rFonts w:ascii="Times New Roman" w:hAnsi="Times New Roman" w:cs="Times New Roman"/>
           <w:b/>
@@ -4681,6 +5912,7 @@
     </w:p>
     <w:p>
       <w:pPr>
+        <w:jc w:val="both"/>
         <w:rPr>
           <w:rFonts w:ascii="Times New Roman" w:hAnsi="Times New Roman" w:cs="Times New Roman"/>
           <w:b/>
@@ -4747,6 +5979,7 @@
     </w:p>
     <w:p>
       <w:pPr>
+        <w:jc w:val="both"/>
         <w:rPr>
           <w:rFonts w:ascii="Times New Roman" w:hAnsi="Times New Roman" w:cs="Times New Roman"/>
           <w:b/>
@@ -4758,6 +5991,7 @@
     </w:p>
     <w:p>
       <w:pPr>
+        <w:jc w:val="both"/>
         <w:rPr>
           <w:rFonts w:ascii="Times New Roman" w:hAnsi="Times New Roman" w:cs="Times New Roman"/>
           <w:b/>
@@ -4826,29 +6060,33 @@
     <w:p>
       <w:pPr>
         <w:pStyle w:val="Heading3"/>
+        <w:jc w:val="both"/>
         <w:rPr>
           <w:rFonts w:ascii="Times New Roman" w:hAnsi="Times New Roman" w:cs="Times New Roman"/>
           <w:b w:val="0"/>
           <w:bCs w:val="0"/>
-          <w:sz w:val="24"/>
-          <w:szCs w:val="24"/>
-        </w:rPr>
-      </w:pPr>
-      <w:bookmarkStart w:id="9" w:name="_Toc231849384"/>
+          <w:color w:val="auto"/>
+          <w:sz w:val="24"/>
+          <w:szCs w:val="24"/>
+        </w:rPr>
+      </w:pPr>
+      <w:bookmarkStart w:id="7" w:name="_Toc232520314"/>
       <w:r>
         <w:rPr>
           <w:rFonts w:ascii="Times New Roman" w:hAnsi="Times New Roman" w:cs="Times New Roman"/>
           <w:b w:val="0"/>
           <w:bCs w:val="0"/>
+          <w:color w:val="auto"/>
           <w:sz w:val="24"/>
           <w:szCs w:val="24"/>
         </w:rPr>
         <w:t>CHALLENGES AND SOLUTION OF WEEK2:</w:t>
       </w:r>
-      <w:bookmarkEnd w:id="9"/>
-    </w:p>
-    <w:p>
-      <w:pPr>
+      <w:bookmarkEnd w:id="7"/>
+    </w:p>
+    <w:p>
+      <w:pPr>
+        <w:jc w:val="both"/>
         <w:rPr>
           <w:rFonts w:ascii="Times New Roman" w:hAnsi="Times New Roman" w:cs="Times New Roman"/>
           <w:b/>
@@ -4870,6 +6108,7 @@
     </w:p>
     <w:p>
       <w:pPr>
+        <w:jc w:val="both"/>
         <w:rPr>
           <w:rFonts w:ascii="Times New Roman" w:hAnsi="Times New Roman" w:cs="Times New Roman"/>
           <w:sz w:val="24"/>
@@ -4887,6 +6126,7 @@
     </w:p>
     <w:p>
       <w:pPr>
+        <w:jc w:val="both"/>
         <w:rPr>
           <w:rFonts w:ascii="Times New Roman" w:hAnsi="Times New Roman" w:cs="Times New Roman"/>
           <w:sz w:val="24"/>
@@ -4934,6 +6174,7 @@
     </w:p>
     <w:p>
       <w:pPr>
+        <w:jc w:val="both"/>
         <w:rPr>
           <w:rFonts w:ascii="Times New Roman" w:hAnsi="Times New Roman" w:cs="Times New Roman"/>
           <w:sz w:val="24"/>
@@ -4952,6 +6193,7 @@
     <w:p>
       <w:pPr>
         <w:pStyle w:val="Heading1"/>
+        <w:jc w:val="both"/>
         <w:rPr>
           <w:rFonts w:ascii="Times New Roman" w:hAnsi="Times New Roman" w:cs="Times New Roman"/>
           <w:sz w:val="24"/>
@@ -4962,47 +6204,54 @@
     <w:p>
       <w:pPr>
         <w:pStyle w:val="Heading1"/>
-        <w:rPr>
-          <w:rFonts w:ascii="Times New Roman" w:hAnsi="Times New Roman" w:cs="Times New Roman"/>
-          <w:sz w:val="24"/>
-          <w:szCs w:val="24"/>
-        </w:rPr>
-      </w:pPr>
-      <w:bookmarkStart w:id="10" w:name="_Toc231849385"/>
-      <w:r>
-        <w:rPr>
-          <w:rFonts w:ascii="Times New Roman" w:hAnsi="Times New Roman" w:cs="Times New Roman"/>
+        <w:jc w:val="both"/>
+        <w:rPr>
+          <w:rFonts w:ascii="Times New Roman" w:hAnsi="Times New Roman" w:cs="Times New Roman"/>
+          <w:color w:val="auto"/>
+          <w:sz w:val="24"/>
+          <w:szCs w:val="24"/>
+        </w:rPr>
+      </w:pPr>
+      <w:bookmarkStart w:id="8" w:name="_Toc232520315"/>
+      <w:r>
+        <w:rPr>
+          <w:rFonts w:ascii="Times New Roman" w:hAnsi="Times New Roman" w:cs="Times New Roman"/>
+          <w:color w:val="auto"/>
           <w:sz w:val="24"/>
           <w:szCs w:val="24"/>
         </w:rPr>
         <w:t>Week 3: User Interface Design</w:t>
       </w:r>
-      <w:bookmarkEnd w:id="10"/>
+      <w:bookmarkEnd w:id="8"/>
     </w:p>
     <w:p>
       <w:pPr>
         <w:pStyle w:val="Heading2"/>
+        <w:jc w:val="both"/>
         <w:rPr>
           <w:rFonts w:ascii="Times New Roman" w:hAnsi="Times New Roman" w:cs="Times New Roman"/>
           <w:b w:val="0"/>
           <w:bCs w:val="0"/>
-          <w:sz w:val="24"/>
-          <w:szCs w:val="24"/>
-        </w:rPr>
-      </w:pPr>
-      <w:bookmarkStart w:id="11" w:name="_Toc231849386"/>
-      <w:r>
-        <w:rPr>
-          <w:rFonts w:ascii="Times New Roman" w:hAnsi="Times New Roman" w:cs="Times New Roman"/>
+          <w:color w:val="auto"/>
+          <w:sz w:val="24"/>
+          <w:szCs w:val="24"/>
+        </w:rPr>
+      </w:pPr>
+      <w:bookmarkStart w:id="9" w:name="_Toc232520316"/>
+      <w:r>
+        <w:rPr>
+          <w:rFonts w:ascii="Times New Roman" w:hAnsi="Times New Roman" w:cs="Times New Roman"/>
+          <w:color w:val="auto"/>
           <w:sz w:val="24"/>
           <w:szCs w:val="24"/>
         </w:rPr>
         <w:t>FIGMA TASK</w:t>
       </w:r>
-      <w:bookmarkEnd w:id="11"/>
-      <w:r>
-        <w:rPr>
-          <w:rFonts w:ascii="Times New Roman" w:hAnsi="Times New Roman" w:cs="Times New Roman"/>
+      <w:bookmarkEnd w:id="9"/>
+      <w:r>
+        <w:rPr>
+          <w:rFonts w:ascii="Times New Roman" w:hAnsi="Times New Roman" w:cs="Times New Roman"/>
+          <w:color w:val="auto"/>
           <w:sz w:val="24"/>
           <w:szCs w:val="24"/>
         </w:rPr>
@@ -5011,6 +6260,7 @@
     </w:p>
     <w:p>
       <w:pPr>
+        <w:jc w:val="both"/>
         <w:rPr>
           <w:rFonts w:ascii="Times New Roman" w:hAnsi="Times New Roman" w:cs="Times New Roman"/>
           <w:b/>
@@ -5028,6 +6278,7 @@
           <w:numId w:val="14"/>
         </w:numPr>
         <w:spacing w:after="160" w:line="278" w:lineRule="auto"/>
+        <w:jc w:val="both"/>
         <w:rPr>
           <w:rFonts w:ascii="Times New Roman" w:hAnsi="Times New Roman" w:cs="Times New Roman"/>
           <w:b/>
@@ -5051,6 +6302,7 @@
       <w:pPr>
         <w:pStyle w:val="ListParagraph"/>
         <w:ind w:left="360"/>
+        <w:jc w:val="both"/>
         <w:rPr>
           <w:rFonts w:ascii="Times New Roman" w:hAnsi="Times New Roman" w:cs="Times New Roman"/>
           <w:b/>
@@ -5062,6 +6314,7 @@
     </w:p>
     <w:p>
       <w:pPr>
+        <w:jc w:val="both"/>
         <w:rPr>
           <w:rFonts w:ascii="Times New Roman" w:hAnsi="Times New Roman" w:cs="Times New Roman"/>
           <w:b/>
@@ -5118,6 +6371,7 @@
     </w:p>
     <w:p>
       <w:pPr>
+        <w:jc w:val="both"/>
         <w:rPr>
           <w:rFonts w:ascii="Times New Roman" w:hAnsi="Times New Roman" w:cs="Times New Roman"/>
           <w:sz w:val="24"/>
@@ -5153,6 +6407,7 @@
     </w:p>
     <w:p>
       <w:pPr>
+        <w:jc w:val="both"/>
         <w:rPr>
           <w:rFonts w:ascii="Times New Roman" w:hAnsi="Times New Roman" w:cs="Times New Roman"/>
           <w:sz w:val="24"/>
@@ -5206,6 +6461,7 @@
     </w:p>
     <w:p>
       <w:pPr>
+        <w:jc w:val="both"/>
         <w:rPr>
           <w:rFonts w:ascii="Times New Roman" w:hAnsi="Times New Roman" w:cs="Times New Roman"/>
           <w:sz w:val="24"/>
@@ -5223,6 +6479,7 @@
     </w:p>
     <w:p>
       <w:pPr>
+        <w:jc w:val="both"/>
         <w:rPr>
           <w:rFonts w:ascii="Times New Roman" w:hAnsi="Times New Roman" w:cs="Times New Roman"/>
           <w:sz w:val="24"/>
@@ -5276,6 +6533,7 @@
     </w:p>
     <w:p>
       <w:pPr>
+        <w:jc w:val="both"/>
         <w:rPr>
           <w:rFonts w:ascii="Times New Roman" w:hAnsi="Times New Roman" w:cs="Times New Roman"/>
           <w:sz w:val="24"/>
@@ -5293,6 +6551,7 @@
     </w:p>
     <w:p>
       <w:pPr>
+        <w:jc w:val="both"/>
         <w:rPr>
           <w:rFonts w:ascii="Times New Roman" w:hAnsi="Times New Roman" w:cs="Times New Roman"/>
           <w:sz w:val="24"/>
@@ -5346,6 +6605,7 @@
     </w:p>
     <w:p>
       <w:pPr>
+        <w:jc w:val="both"/>
         <w:rPr>
           <w:rFonts w:ascii="Times New Roman" w:hAnsi="Times New Roman" w:cs="Times New Roman"/>
           <w:sz w:val="24"/>
@@ -5363,6 +6623,7 @@
     </w:p>
     <w:p>
       <w:pPr>
+        <w:jc w:val="both"/>
         <w:rPr>
           <w:rFonts w:ascii="Times New Roman" w:hAnsi="Times New Roman" w:cs="Times New Roman"/>
           <w:sz w:val="24"/>
@@ -5416,6 +6677,7 @@
     </w:p>
     <w:p>
       <w:pPr>
+        <w:jc w:val="both"/>
         <w:rPr>
           <w:rFonts w:ascii="Times New Roman" w:hAnsi="Times New Roman" w:cs="Times New Roman"/>
           <w:sz w:val="24"/>
@@ -5433,6 +6695,7 @@
     </w:p>
     <w:p>
       <w:pPr>
+        <w:jc w:val="both"/>
         <w:rPr>
           <w:rFonts w:ascii="Times New Roman" w:hAnsi="Times New Roman" w:cs="Times New Roman"/>
           <w:sz w:val="24"/>
@@ -5486,6 +6749,7 @@
     </w:p>
     <w:p>
       <w:pPr>
+        <w:jc w:val="both"/>
         <w:rPr>
           <w:rFonts w:ascii="Times New Roman" w:hAnsi="Times New Roman" w:cs="Times New Roman"/>
           <w:sz w:val="24"/>
@@ -5496,55 +6760,1458 @@
     <w:p>
       <w:pPr>
         <w:pStyle w:val="Heading2"/>
-        <w:rPr>
-          <w:rFonts w:ascii="Times New Roman" w:hAnsi="Times New Roman" w:cs="Times New Roman"/>
-          <w:sz w:val="24"/>
-          <w:szCs w:val="24"/>
-        </w:rPr>
-      </w:pPr>
-      <w:bookmarkStart w:id="12" w:name="_Toc231849387"/>
-      <w:r>
-        <w:rPr>
-          <w:rFonts w:ascii="Times New Roman" w:hAnsi="Times New Roman" w:cs="Times New Roman"/>
+        <w:jc w:val="both"/>
+        <w:rPr>
+          <w:rFonts w:ascii="Times New Roman" w:hAnsi="Times New Roman" w:cs="Times New Roman"/>
+          <w:color w:val="auto"/>
+          <w:sz w:val="24"/>
+          <w:szCs w:val="24"/>
+        </w:rPr>
+      </w:pPr>
+      <w:bookmarkStart w:id="10" w:name="_Toc232520317"/>
+      <w:r>
+        <w:rPr>
+          <w:rFonts w:ascii="Times New Roman" w:hAnsi="Times New Roman" w:cs="Times New Roman"/>
+          <w:color w:val="auto"/>
           <w:sz w:val="24"/>
           <w:szCs w:val="24"/>
         </w:rPr>
         <w:t>PERSONAL REFLECTION</w:t>
       </w:r>
+      <w:bookmarkEnd w:id="10"/>
+    </w:p>
+    <w:p>
+      <w:pPr>
+        <w:rPr>
+          <w:rFonts w:ascii="Times New Roman" w:hAnsi="Times New Roman" w:cs="Times New Roman"/>
+          <w:sz w:val="24"/>
+          <w:szCs w:val="24"/>
+        </w:rPr>
+      </w:pPr>
+      <w:r>
+        <w:rPr>
+          <w:rFonts w:ascii="Times New Roman" w:hAnsi="Times New Roman" w:cs="Times New Roman"/>
+          <w:sz w:val="24"/>
+          <w:szCs w:val="24"/>
+        </w:rPr>
+        <w:t>In Week 3, I learned how to use Figma and I was able to design my first project successfully. I was really happy to see my design implemented by incorporating it into Visual Studio and creating the actual application. This experience helped me improve my skills</w:t>
+      </w:r>
+      <w:r>
+        <w:rPr>
+          <w:rFonts w:ascii="Times New Roman" w:hAnsi="Times New Roman" w:cs="Times New Roman"/>
+          <w:sz w:val="24"/>
+          <w:szCs w:val="24"/>
+        </w:rPr>
+        <w:t xml:space="preserve"> i</w:t>
+      </w:r>
+      <w:r>
+        <w:rPr>
+          <w:rFonts w:ascii="Times New Roman" w:hAnsi="Times New Roman" w:cs="Times New Roman"/>
+          <w:sz w:val="24"/>
+          <w:szCs w:val="24"/>
+        </w:rPr>
+        <w:t>n</w:t>
+      </w:r>
+      <w:r>
+        <w:rPr>
+          <w:rFonts w:ascii="Times New Roman" w:hAnsi="Times New Roman" w:cs="Times New Roman"/>
+          <w:sz w:val="24"/>
+          <w:szCs w:val="24"/>
+        </w:rPr>
+        <w:t xml:space="preserve"> </w:t>
+      </w:r>
+      <w:r>
+        <w:rPr>
+          <w:rFonts w:ascii="Times New Roman" w:hAnsi="Times New Roman" w:cs="Times New Roman"/>
+          <w:sz w:val="24"/>
+          <w:szCs w:val="24"/>
+        </w:rPr>
+        <w:t>designing and developing.</w:t>
+      </w:r>
+    </w:p>
+    <w:p>
+      <w:pPr>
+        <w:pStyle w:val="Heading2"/>
+        <w:rPr>
+          <w:rFonts w:ascii="Times New Roman" w:hAnsi="Times New Roman" w:cs="Times New Roman"/>
+          <w:color w:val="auto"/>
+          <w:sz w:val="24"/>
+          <w:szCs w:val="24"/>
+        </w:rPr>
+      </w:pPr>
+      <w:r>
+        <w:rPr>
+          <w:rFonts w:ascii="Times New Roman" w:hAnsi="Times New Roman" w:cs="Times New Roman"/>
+          <w:sz w:val="24"/>
+          <w:szCs w:val="24"/>
+        </w:rPr>
+        <w:lastRenderedPageBreak/>
+        <w:br/>
+      </w:r>
+      <w:r>
+        <w:rPr>
+          <w:rFonts w:ascii="Times New Roman" w:hAnsi="Times New Roman" w:cs="Times New Roman"/>
+          <w:sz w:val="24"/>
+          <w:szCs w:val="24"/>
+        </w:rPr>
+        <w:br/>
+      </w:r>
+      <w:bookmarkStart w:id="11" w:name="_Toc232520318"/>
+      <w:r>
+        <w:rPr>
+          <w:rFonts w:ascii="Times New Roman" w:hAnsi="Times New Roman" w:cs="Times New Roman"/>
+          <w:color w:val="auto"/>
+          <w:sz w:val="24"/>
+          <w:szCs w:val="24"/>
+        </w:rPr>
+        <w:t>Week 4: Event Handling and User Interaction</w:t>
+      </w:r>
+      <w:r>
+        <w:rPr>
+          <w:rFonts w:ascii="Times New Roman" w:hAnsi="Times New Roman" w:cs="Times New Roman"/>
+          <w:sz w:val="24"/>
+          <w:szCs w:val="24"/>
+        </w:rPr>
+        <w:br/>
+      </w:r>
+      <w:r>
+        <w:rPr>
+          <w:rFonts w:ascii="Times New Roman" w:hAnsi="Times New Roman" w:cs="Times New Roman"/>
+          <w:color w:val="auto"/>
+          <w:sz w:val="24"/>
+          <w:szCs w:val="24"/>
+        </w:rPr>
+        <w:t xml:space="preserve">Database initialized </w:t>
+      </w:r>
+      <w:proofErr w:type="spellStart"/>
+      <w:r>
+        <w:rPr>
+          <w:rFonts w:ascii="Times New Roman" w:hAnsi="Times New Roman" w:cs="Times New Roman"/>
+          <w:color w:val="auto"/>
+          <w:sz w:val="24"/>
+          <w:szCs w:val="24"/>
+        </w:rPr>
+        <w:t>successufly</w:t>
+      </w:r>
+      <w:proofErr w:type="spellEnd"/>
+      <w:r>
+        <w:rPr>
+          <w:rFonts w:ascii="Times New Roman" w:hAnsi="Times New Roman" w:cs="Times New Roman"/>
+          <w:sz w:val="24"/>
+          <w:szCs w:val="24"/>
+        </w:rPr>
+        <w:br/>
+      </w:r>
+      <w:r>
+        <w:rPr>
+          <w:rFonts w:ascii="Times New Roman" w:hAnsi="Times New Roman" w:cs="Times New Roman"/>
+          <w:noProof/>
+          <w:sz w:val="24"/>
+          <w:szCs w:val="24"/>
+        </w:rPr>
+        <w:drawing>
+          <wp:inline distT="0" distB="0" distL="0" distR="0" wp14:anchorId="65C4E455" wp14:editId="4D788372">
+            <wp:extent cx="5486400" cy="2977515"/>
+            <wp:effectExtent l="0" t="0" r="0" b="0"/>
+            <wp:docPr id="1022399903" name="Picture 1"/>
+            <wp:cNvGraphicFramePr>
+              <a:graphicFrameLocks xmlns:a="http://schemas.openxmlformats.org/drawingml/2006/main" noChangeAspect="1"/>
+            </wp:cNvGraphicFramePr>
+            <a:graphic xmlns:a="http://schemas.openxmlformats.org/drawingml/2006/main">
+              <a:graphicData uri="http://schemas.openxmlformats.org/drawingml/2006/picture">
+                <pic:pic xmlns:pic="http://schemas.openxmlformats.org/drawingml/2006/picture">
+                  <pic:nvPicPr>
+                    <pic:cNvPr id="1022399903" name=""/>
+                    <pic:cNvPicPr/>
+                  </pic:nvPicPr>
+                  <pic:blipFill>
+                    <a:blip r:embed="rId32"/>
+                    <a:stretch>
+                      <a:fillRect/>
+                    </a:stretch>
+                  </pic:blipFill>
+                  <pic:spPr>
+                    <a:xfrm>
+                      <a:off x="0" y="0"/>
+                      <a:ext cx="5486400" cy="2977515"/>
+                    </a:xfrm>
+                    <a:prstGeom prst="rect">
+                      <a:avLst/>
+                    </a:prstGeom>
+                  </pic:spPr>
+                </pic:pic>
+              </a:graphicData>
+            </a:graphic>
+          </wp:inline>
+        </w:drawing>
+      </w:r>
+      <w:r>
+        <w:rPr>
+          <w:rFonts w:ascii="Times New Roman" w:hAnsi="Times New Roman" w:cs="Times New Roman"/>
+          <w:sz w:val="24"/>
+          <w:szCs w:val="24"/>
+        </w:rPr>
+        <w:br/>
+      </w:r>
+      <w:r>
+        <w:rPr>
+          <w:rFonts w:ascii="Times New Roman" w:hAnsi="Times New Roman" w:cs="Times New Roman"/>
+          <w:sz w:val="24"/>
+          <w:szCs w:val="24"/>
+        </w:rPr>
+        <w:lastRenderedPageBreak/>
+        <w:t>add your first shipment</w:t>
+      </w:r>
+      <w:r>
+        <w:rPr>
+          <w:rFonts w:ascii="Times New Roman" w:hAnsi="Times New Roman" w:cs="Times New Roman"/>
+          <w:sz w:val="24"/>
+          <w:szCs w:val="24"/>
+        </w:rPr>
+        <w:br/>
+      </w:r>
+      <w:r>
+        <w:rPr>
+          <w:rFonts w:ascii="Times New Roman" w:hAnsi="Times New Roman" w:cs="Times New Roman"/>
+          <w:noProof/>
+          <w:sz w:val="24"/>
+          <w:szCs w:val="24"/>
+        </w:rPr>
+        <w:drawing>
+          <wp:inline distT="0" distB="0" distL="0" distR="0" wp14:anchorId="23577BD7" wp14:editId="6E36AF42">
+            <wp:extent cx="2590933" cy="5086611"/>
+            <wp:effectExtent l="0" t="0" r="0" b="0"/>
+            <wp:docPr id="1918732870" name="Picture 1"/>
+            <wp:cNvGraphicFramePr>
+              <a:graphicFrameLocks xmlns:a="http://schemas.openxmlformats.org/drawingml/2006/main" noChangeAspect="1"/>
+            </wp:cNvGraphicFramePr>
+            <a:graphic xmlns:a="http://schemas.openxmlformats.org/drawingml/2006/main">
+              <a:graphicData uri="http://schemas.openxmlformats.org/drawingml/2006/picture">
+                <pic:pic xmlns:pic="http://schemas.openxmlformats.org/drawingml/2006/picture">
+                  <pic:nvPicPr>
+                    <pic:cNvPr id="1918732870" name=""/>
+                    <pic:cNvPicPr/>
+                  </pic:nvPicPr>
+                  <pic:blipFill>
+                    <a:blip r:embed="rId33"/>
+                    <a:stretch>
+                      <a:fillRect/>
+                    </a:stretch>
+                  </pic:blipFill>
+                  <pic:spPr>
+                    <a:xfrm>
+                      <a:off x="0" y="0"/>
+                      <a:ext cx="2590933" cy="5086611"/>
+                    </a:xfrm>
+                    <a:prstGeom prst="rect">
+                      <a:avLst/>
+                    </a:prstGeom>
+                  </pic:spPr>
+                </pic:pic>
+              </a:graphicData>
+            </a:graphic>
+          </wp:inline>
+        </w:drawing>
+      </w:r>
+      <w:bookmarkEnd w:id="11"/>
+    </w:p>
+    <w:p>
+      <w:pPr>
+        <w:pStyle w:val="Heading2"/>
+        <w:rPr>
+          <w:rFonts w:ascii="Times New Roman" w:hAnsi="Times New Roman" w:cs="Times New Roman"/>
+          <w:sz w:val="24"/>
+          <w:szCs w:val="24"/>
+        </w:rPr>
+      </w:pPr>
+      <w:bookmarkStart w:id="12" w:name="_Toc232520319"/>
+      <w:r>
+        <w:rPr>
+          <w:rFonts w:ascii="Times New Roman" w:hAnsi="Times New Roman" w:cs="Times New Roman"/>
+          <w:sz w:val="24"/>
+          <w:szCs w:val="24"/>
+        </w:rPr>
+        <w:t>After adding the first form</w:t>
+      </w:r>
       <w:bookmarkEnd w:id="12"/>
-    </w:p>
-    <w:p>
-      <w:pPr>
-        <w:rPr>
-          <w:rFonts w:ascii="Times New Roman" w:hAnsi="Times New Roman" w:cs="Times New Roman"/>
-          <w:sz w:val="24"/>
-          <w:szCs w:val="24"/>
-        </w:rPr>
-      </w:pPr>
-      <w:r>
-        <w:rPr>
-          <w:rFonts w:ascii="Times New Roman" w:hAnsi="Times New Roman" w:cs="Times New Roman"/>
-          <w:sz w:val="24"/>
-          <w:szCs w:val="24"/>
-        </w:rPr>
-        <w:t>In Week 3, I learned how to use Figma and I was able to design my first project successfully. I was really happy to see my design implemented by incorporating it into Visual Studio and creating the actual application. This experience helped me improve my skills in designing and developing.</w:t>
-      </w:r>
-      <w:r>
-        <w:rPr>
-          <w:rFonts w:ascii="Times New Roman" w:hAnsi="Times New Roman" w:cs="Times New Roman"/>
-          <w:sz w:val="24"/>
-          <w:szCs w:val="24"/>
-        </w:rPr>
+      <w:r>
+        <w:rPr>
+          <w:rFonts w:ascii="Times New Roman" w:hAnsi="Times New Roman" w:cs="Times New Roman"/>
+          <w:sz w:val="24"/>
+          <w:szCs w:val="24"/>
+        </w:rPr>
+        <w:t xml:space="preserve"> </w:t>
+      </w:r>
+    </w:p>
+    <w:p>
+      <w:pPr>
+        <w:rPr>
+          <w:rFonts w:ascii="Times New Roman" w:hAnsi="Times New Roman" w:cs="Times New Roman"/>
+          <w:sz w:val="24"/>
+          <w:szCs w:val="24"/>
+        </w:rPr>
+      </w:pPr>
+      <w:r>
+        <w:rPr>
+          <w:rFonts w:ascii="Times New Roman" w:hAnsi="Times New Roman" w:cs="Times New Roman"/>
+          <w:noProof/>
+          <w:sz w:val="24"/>
+          <w:szCs w:val="24"/>
+        </w:rPr>
+        <w:lastRenderedPageBreak/>
+        <w:drawing>
+          <wp:inline distT="0" distB="0" distL="0" distR="0" wp14:anchorId="42EE741B" wp14:editId="5CF2E3E1">
+            <wp:extent cx="2711413" cy="4298950"/>
+            <wp:effectExtent l="0" t="0" r="0" b="6350"/>
+            <wp:docPr id="392402655" name="Picture 1"/>
+            <wp:cNvGraphicFramePr>
+              <a:graphicFrameLocks xmlns:a="http://schemas.openxmlformats.org/drawingml/2006/main" noChangeAspect="1"/>
+            </wp:cNvGraphicFramePr>
+            <a:graphic xmlns:a="http://schemas.openxmlformats.org/drawingml/2006/main">
+              <a:graphicData uri="http://schemas.openxmlformats.org/drawingml/2006/picture">
+                <pic:pic xmlns:pic="http://schemas.openxmlformats.org/drawingml/2006/picture">
+                  <pic:nvPicPr>
+                    <pic:cNvPr id="392402655" name=""/>
+                    <pic:cNvPicPr/>
+                  </pic:nvPicPr>
+                  <pic:blipFill>
+                    <a:blip r:embed="rId34"/>
+                    <a:stretch>
+                      <a:fillRect/>
+                    </a:stretch>
+                  </pic:blipFill>
+                  <pic:spPr>
+                    <a:xfrm>
+                      <a:off x="0" y="0"/>
+                      <a:ext cx="2714926" cy="4304520"/>
+                    </a:xfrm>
+                    <a:prstGeom prst="rect">
+                      <a:avLst/>
+                    </a:prstGeom>
+                  </pic:spPr>
+                </pic:pic>
+              </a:graphicData>
+            </a:graphic>
+          </wp:inline>
+        </w:drawing>
+      </w:r>
+    </w:p>
+    <w:p>
+      <w:pPr>
+        <w:rPr>
+          <w:rFonts w:ascii="Times New Roman" w:hAnsi="Times New Roman" w:cs="Times New Roman"/>
+          <w:sz w:val="24"/>
+          <w:szCs w:val="24"/>
+        </w:rPr>
+      </w:pPr>
+      <w:r>
+        <w:rPr>
+          <w:rFonts w:ascii="Times New Roman" w:hAnsi="Times New Roman" w:cs="Times New Roman"/>
+          <w:sz w:val="24"/>
+          <w:szCs w:val="24"/>
+        </w:rPr>
+        <w:lastRenderedPageBreak/>
         <w:br/>
       </w:r>
       <w:r>
         <w:rPr>
           <w:rFonts w:ascii="Times New Roman" w:hAnsi="Times New Roman" w:cs="Times New Roman"/>
+          <w:noProof/>
+          <w:sz w:val="24"/>
+          <w:szCs w:val="24"/>
+        </w:rPr>
+        <w:drawing>
+          <wp:inline distT="0" distB="0" distL="0" distR="0" wp14:anchorId="191DE038" wp14:editId="7FBEEDB8">
+            <wp:extent cx="2142144" cy="4273550"/>
+            <wp:effectExtent l="0" t="0" r="0" b="0"/>
+            <wp:docPr id="774423939" name="Picture 1"/>
+            <wp:cNvGraphicFramePr>
+              <a:graphicFrameLocks xmlns:a="http://schemas.openxmlformats.org/drawingml/2006/main" noChangeAspect="1"/>
+            </wp:cNvGraphicFramePr>
+            <a:graphic xmlns:a="http://schemas.openxmlformats.org/drawingml/2006/main">
+              <a:graphicData uri="http://schemas.openxmlformats.org/drawingml/2006/picture">
+                <pic:pic xmlns:pic="http://schemas.openxmlformats.org/drawingml/2006/picture">
+                  <pic:nvPicPr>
+                    <pic:cNvPr id="774423939" name=""/>
+                    <pic:cNvPicPr/>
+                  </pic:nvPicPr>
+                  <pic:blipFill>
+                    <a:blip r:embed="rId35"/>
+                    <a:stretch>
+                      <a:fillRect/>
+                    </a:stretch>
+                  </pic:blipFill>
+                  <pic:spPr>
+                    <a:xfrm>
+                      <a:off x="0" y="0"/>
+                      <a:ext cx="2146095" cy="4281431"/>
+                    </a:xfrm>
+                    <a:prstGeom prst="rect">
+                      <a:avLst/>
+                    </a:prstGeom>
+                  </pic:spPr>
+                </pic:pic>
+              </a:graphicData>
+            </a:graphic>
+          </wp:inline>
+        </w:drawing>
+      </w:r>
+      <w:r>
+        <w:rPr>
+          <w:rFonts w:ascii="Times New Roman" w:hAnsi="Times New Roman" w:cs="Times New Roman"/>
           <w:sz w:val="24"/>
           <w:szCs w:val="24"/>
         </w:rPr>
         <w:br/>
       </w:r>
+    </w:p>
+    <w:p>
+      <w:pPr>
+        <w:rPr>
+          <w:rFonts w:ascii="Times New Roman" w:hAnsi="Times New Roman" w:cs="Times New Roman"/>
+          <w:b/>
+          <w:bCs/>
+          <w:sz w:val="24"/>
+          <w:szCs w:val="24"/>
+        </w:rPr>
+      </w:pPr>
+    </w:p>
+    <w:p>
+      <w:pPr>
+        <w:rPr>
+          <w:rFonts w:ascii="Times New Roman" w:hAnsi="Times New Roman" w:cs="Times New Roman"/>
+          <w:b/>
+          <w:bCs/>
+          <w:sz w:val="24"/>
+          <w:szCs w:val="24"/>
+        </w:rPr>
+      </w:pPr>
+    </w:p>
+    <w:p>
+      <w:pPr>
+        <w:rPr>
+          <w:rFonts w:ascii="Times New Roman" w:hAnsi="Times New Roman" w:cs="Times New Roman"/>
+          <w:b/>
+          <w:bCs/>
+          <w:sz w:val="24"/>
+          <w:szCs w:val="24"/>
+        </w:rPr>
+      </w:pPr>
+    </w:p>
+    <w:p>
+      <w:pPr>
+        <w:rPr>
+          <w:rFonts w:ascii="Times New Roman" w:hAnsi="Times New Roman" w:cs="Times New Roman"/>
+          <w:b/>
+          <w:bCs/>
+          <w:sz w:val="24"/>
+          <w:szCs w:val="24"/>
+        </w:rPr>
+      </w:pPr>
+    </w:p>
+    <w:p>
+      <w:pPr>
+        <w:rPr>
+          <w:rFonts w:ascii="Times New Roman" w:hAnsi="Times New Roman" w:cs="Times New Roman"/>
+          <w:b/>
+          <w:bCs/>
+          <w:sz w:val="24"/>
+          <w:szCs w:val="24"/>
+        </w:rPr>
+      </w:pPr>
+    </w:p>
+    <w:p>
+      <w:pPr>
+        <w:rPr>
+          <w:rFonts w:ascii="Times New Roman" w:hAnsi="Times New Roman" w:cs="Times New Roman"/>
+          <w:b/>
+          <w:bCs/>
+          <w:sz w:val="24"/>
+          <w:szCs w:val="24"/>
+        </w:rPr>
+      </w:pPr>
+    </w:p>
+    <w:p>
+      <w:pPr>
+        <w:rPr>
+          <w:rFonts w:ascii="Times New Roman" w:hAnsi="Times New Roman" w:cs="Times New Roman"/>
+          <w:b/>
+          <w:bCs/>
+          <w:sz w:val="24"/>
+          <w:szCs w:val="24"/>
+        </w:rPr>
+      </w:pPr>
+    </w:p>
+    <w:p>
+      <w:pPr>
+        <w:rPr>
+          <w:rFonts w:ascii="Times New Roman" w:hAnsi="Times New Roman" w:cs="Times New Roman"/>
+          <w:b/>
+          <w:bCs/>
+          <w:sz w:val="24"/>
+          <w:szCs w:val="24"/>
+        </w:rPr>
+      </w:pPr>
+    </w:p>
+    <w:p>
+      <w:pPr>
+        <w:pStyle w:val="Heading2"/>
+        <w:rPr>
+          <w:rFonts w:ascii="Times New Roman" w:hAnsi="Times New Roman" w:cs="Times New Roman"/>
+          <w:b w:val="0"/>
+          <w:bCs w:val="0"/>
+          <w:sz w:val="24"/>
+          <w:szCs w:val="24"/>
+        </w:rPr>
+      </w:pPr>
+      <w:bookmarkStart w:id="13" w:name="_Toc232520320"/>
+      <w:r>
+        <w:rPr>
+          <w:rFonts w:ascii="Times New Roman" w:hAnsi="Times New Roman" w:cs="Times New Roman"/>
+          <w:b w:val="0"/>
+          <w:bCs w:val="0"/>
+          <w:sz w:val="24"/>
+          <w:szCs w:val="24"/>
+        </w:rPr>
+        <w:lastRenderedPageBreak/>
+        <w:t>Update function when edit button is clicked</w:t>
+      </w:r>
+      <w:bookmarkEnd w:id="13"/>
+      <w:r>
+        <w:rPr>
+          <w:rFonts w:ascii="Times New Roman" w:hAnsi="Times New Roman" w:cs="Times New Roman"/>
+          <w:b w:val="0"/>
+          <w:bCs w:val="0"/>
+          <w:sz w:val="24"/>
+          <w:szCs w:val="24"/>
+        </w:rPr>
+        <w:t xml:space="preserve"> </w:t>
+      </w:r>
+    </w:p>
+    <w:p>
+      <w:pPr>
+        <w:rPr>
+          <w:rFonts w:ascii="Times New Roman" w:hAnsi="Times New Roman" w:cs="Times New Roman"/>
+          <w:sz w:val="24"/>
+          <w:szCs w:val="24"/>
+        </w:rPr>
+      </w:pPr>
+      <w:r>
+        <w:rPr>
+          <w:rFonts w:ascii="Times New Roman" w:hAnsi="Times New Roman" w:cs="Times New Roman"/>
+          <w:noProof/>
+          <w:sz w:val="24"/>
+          <w:szCs w:val="24"/>
+        </w:rPr>
+        <w:drawing>
+          <wp:inline distT="0" distB="0" distL="0" distR="0" wp14:anchorId="7A8D3F87" wp14:editId="17CB0A2B">
+            <wp:extent cx="2883048" cy="5226319"/>
+            <wp:effectExtent l="0" t="0" r="0" b="0"/>
+            <wp:docPr id="830966098" name="Picture 1"/>
+            <wp:cNvGraphicFramePr>
+              <a:graphicFrameLocks xmlns:a="http://schemas.openxmlformats.org/drawingml/2006/main" noChangeAspect="1"/>
+            </wp:cNvGraphicFramePr>
+            <a:graphic xmlns:a="http://schemas.openxmlformats.org/drawingml/2006/main">
+              <a:graphicData uri="http://schemas.openxmlformats.org/drawingml/2006/picture">
+                <pic:pic xmlns:pic="http://schemas.openxmlformats.org/drawingml/2006/picture">
+                  <pic:nvPicPr>
+                    <pic:cNvPr id="830966098" name=""/>
+                    <pic:cNvPicPr/>
+                  </pic:nvPicPr>
+                  <pic:blipFill>
+                    <a:blip r:embed="rId36"/>
+                    <a:stretch>
+                      <a:fillRect/>
+                    </a:stretch>
+                  </pic:blipFill>
+                  <pic:spPr>
+                    <a:xfrm>
+                      <a:off x="0" y="0"/>
+                      <a:ext cx="2883048" cy="5226319"/>
+                    </a:xfrm>
+                    <a:prstGeom prst="rect">
+                      <a:avLst/>
+                    </a:prstGeom>
+                  </pic:spPr>
+                </pic:pic>
+              </a:graphicData>
+            </a:graphic>
+          </wp:inline>
+        </w:drawing>
+      </w:r>
+    </w:p>
+    <w:p>
+      <w:pPr>
+        <w:rPr>
+          <w:rFonts w:ascii="Times New Roman" w:hAnsi="Times New Roman" w:cs="Times New Roman"/>
+          <w:b/>
+          <w:bCs/>
+          <w:sz w:val="24"/>
+          <w:szCs w:val="24"/>
+        </w:rPr>
+      </w:pPr>
+    </w:p>
+    <w:p>
+      <w:pPr>
+        <w:rPr>
+          <w:rFonts w:ascii="Times New Roman" w:hAnsi="Times New Roman" w:cs="Times New Roman"/>
+          <w:b/>
+          <w:bCs/>
+          <w:sz w:val="24"/>
+          <w:szCs w:val="24"/>
+        </w:rPr>
+      </w:pPr>
+    </w:p>
+    <w:p>
+      <w:pPr>
+        <w:rPr>
+          <w:rFonts w:ascii="Times New Roman" w:hAnsi="Times New Roman" w:cs="Times New Roman"/>
+          <w:b/>
+          <w:bCs/>
+          <w:sz w:val="24"/>
+          <w:szCs w:val="24"/>
+        </w:rPr>
+      </w:pPr>
+    </w:p>
+    <w:p>
+      <w:pPr>
+        <w:rPr>
+          <w:rFonts w:ascii="Times New Roman" w:hAnsi="Times New Roman" w:cs="Times New Roman"/>
+          <w:b/>
+          <w:bCs/>
+          <w:sz w:val="24"/>
+          <w:szCs w:val="24"/>
+        </w:rPr>
+      </w:pPr>
+    </w:p>
+    <w:p>
+      <w:pPr>
+        <w:rPr>
+          <w:rFonts w:ascii="Times New Roman" w:hAnsi="Times New Roman" w:cs="Times New Roman"/>
+          <w:b/>
+          <w:bCs/>
+          <w:sz w:val="24"/>
+          <w:szCs w:val="24"/>
+        </w:rPr>
+      </w:pPr>
+    </w:p>
+    <w:p>
+      <w:pPr>
+        <w:rPr>
+          <w:rFonts w:ascii="Times New Roman" w:hAnsi="Times New Roman" w:cs="Times New Roman"/>
+          <w:b/>
+          <w:bCs/>
+          <w:sz w:val="24"/>
+          <w:szCs w:val="24"/>
+        </w:rPr>
+      </w:pPr>
+    </w:p>
+    <w:p>
+      <w:pPr>
+        <w:rPr>
+          <w:rFonts w:ascii="Times New Roman" w:hAnsi="Times New Roman" w:cs="Times New Roman"/>
+          <w:b/>
+          <w:bCs/>
+          <w:sz w:val="24"/>
+          <w:szCs w:val="24"/>
+        </w:rPr>
+      </w:pPr>
+    </w:p>
+    <w:p>
+      <w:pPr>
+        <w:rPr>
+          <w:rFonts w:ascii="Times New Roman" w:hAnsi="Times New Roman" w:cs="Times New Roman"/>
+          <w:b/>
+          <w:bCs/>
+          <w:sz w:val="24"/>
+          <w:szCs w:val="24"/>
+        </w:rPr>
+      </w:pPr>
+    </w:p>
+    <w:p>
+      <w:pPr>
+        <w:pStyle w:val="Heading2"/>
+        <w:rPr>
+          <w:rFonts w:ascii="Times New Roman" w:hAnsi="Times New Roman" w:cs="Times New Roman"/>
+          <w:b w:val="0"/>
+          <w:bCs w:val="0"/>
+          <w:sz w:val="24"/>
+          <w:szCs w:val="24"/>
+        </w:rPr>
+      </w:pPr>
+      <w:bookmarkStart w:id="14" w:name="_Toc232520321"/>
+      <w:r>
+        <w:rPr>
+          <w:rFonts w:ascii="Times New Roman" w:hAnsi="Times New Roman" w:cs="Times New Roman"/>
+          <w:b w:val="0"/>
+          <w:bCs w:val="0"/>
+          <w:sz w:val="24"/>
+          <w:szCs w:val="24"/>
+        </w:rPr>
+        <w:lastRenderedPageBreak/>
+        <w:t>And finally delete function</w:t>
+      </w:r>
+      <w:bookmarkEnd w:id="14"/>
+    </w:p>
+    <w:p>
+      <w:pPr>
+        <w:rPr>
+          <w:rFonts w:ascii="Times New Roman" w:hAnsi="Times New Roman" w:cs="Times New Roman"/>
+          <w:sz w:val="24"/>
+          <w:szCs w:val="24"/>
+        </w:rPr>
+      </w:pPr>
+      <w:r>
+        <w:rPr>
+          <w:rFonts w:ascii="Times New Roman" w:hAnsi="Times New Roman" w:cs="Times New Roman"/>
+          <w:noProof/>
+          <w:sz w:val="24"/>
+          <w:szCs w:val="24"/>
+        </w:rPr>
+        <w:drawing>
+          <wp:inline distT="0" distB="0" distL="0" distR="0" wp14:anchorId="6351CB4A" wp14:editId="53F0D483">
+            <wp:extent cx="2673487" cy="5245370"/>
+            <wp:effectExtent l="0" t="0" r="0" b="0"/>
+            <wp:docPr id="627347304" name="Picture 1"/>
+            <wp:cNvGraphicFramePr>
+              <a:graphicFrameLocks xmlns:a="http://schemas.openxmlformats.org/drawingml/2006/main" noChangeAspect="1"/>
+            </wp:cNvGraphicFramePr>
+            <a:graphic xmlns:a="http://schemas.openxmlformats.org/drawingml/2006/main">
+              <a:graphicData uri="http://schemas.openxmlformats.org/drawingml/2006/picture">
+                <pic:pic xmlns:pic="http://schemas.openxmlformats.org/drawingml/2006/picture">
+                  <pic:nvPicPr>
+                    <pic:cNvPr id="627347304" name=""/>
+                    <pic:cNvPicPr/>
+                  </pic:nvPicPr>
+                  <pic:blipFill>
+                    <a:blip r:embed="rId37"/>
+                    <a:stretch>
+                      <a:fillRect/>
+                    </a:stretch>
+                  </pic:blipFill>
+                  <pic:spPr>
+                    <a:xfrm>
+                      <a:off x="0" y="0"/>
+                      <a:ext cx="2673487" cy="5245370"/>
+                    </a:xfrm>
+                    <a:prstGeom prst="rect">
+                      <a:avLst/>
+                    </a:prstGeom>
+                  </pic:spPr>
+                </pic:pic>
+              </a:graphicData>
+            </a:graphic>
+          </wp:inline>
+        </w:drawing>
+      </w:r>
+    </w:p>
+    <w:p>
+      <w:pPr>
+        <w:pStyle w:val="Heading2"/>
+        <w:rPr>
+          <w:rFonts w:ascii="Times New Roman" w:hAnsi="Times New Roman" w:cs="Times New Roman"/>
+          <w:sz w:val="24"/>
+          <w:szCs w:val="24"/>
+        </w:rPr>
+      </w:pPr>
+      <w:bookmarkStart w:id="15" w:name="_Toc232520322"/>
+      <w:r>
+        <w:rPr>
+          <w:rFonts w:ascii="Times New Roman" w:hAnsi="Times New Roman" w:cs="Times New Roman"/>
+          <w:sz w:val="24"/>
+          <w:szCs w:val="24"/>
+        </w:rPr>
+        <w:t>Personal Reflection</w:t>
+      </w:r>
+      <w:bookmarkEnd w:id="15"/>
+    </w:p>
+    <w:p>
+      <w:pPr>
+        <w:rPr>
+          <w:rFonts w:ascii="Times New Roman" w:hAnsi="Times New Roman" w:cs="Times New Roman"/>
+          <w:sz w:val="24"/>
+          <w:szCs w:val="24"/>
+        </w:rPr>
+      </w:pPr>
+      <w:r>
+        <w:rPr>
+          <w:rFonts w:ascii="Times New Roman" w:hAnsi="Times New Roman" w:cs="Times New Roman"/>
+          <w:sz w:val="24"/>
+          <w:szCs w:val="24"/>
+        </w:rPr>
+        <w:t>Implementing SQLite database was challenging but rewarding. I successfully added full CRUD operations to my Cargo Track app. Understanding local storage and asynchronous database queries improved my mobile development skills significantly. The app can now store and manage shipments offline</w:t>
+      </w:r>
+      <w:r>
+        <w:rPr>
+          <w:rFonts w:ascii="Times New Roman" w:hAnsi="Times New Roman" w:cs="Times New Roman"/>
+          <w:i/>
+          <w:iCs/>
+          <w:sz w:val="24"/>
+          <w:szCs w:val="24"/>
+        </w:rPr>
+        <w:t>.</w:t>
+      </w:r>
+    </w:p>
+    <w:p>
+      <w:pPr>
+        <w:rPr>
+          <w:rFonts w:ascii="Times New Roman" w:hAnsi="Times New Roman" w:cs="Times New Roman"/>
+          <w:sz w:val="24"/>
+          <w:szCs w:val="24"/>
+        </w:rPr>
+      </w:pPr>
+    </w:p>
+    <w:p>
+      <w:pPr>
+        <w:pStyle w:val="Heading1"/>
+        <w:rPr>
+          <w:rFonts w:ascii="Times New Roman" w:hAnsi="Times New Roman" w:cs="Times New Roman"/>
+          <w:sz w:val="24"/>
+          <w:szCs w:val="24"/>
+        </w:rPr>
+      </w:pPr>
+    </w:p>
+    <w:p>
+      <w:pPr>
+        <w:pStyle w:val="Heading1"/>
+        <w:rPr>
+          <w:rFonts w:ascii="Times New Roman" w:hAnsi="Times New Roman" w:cs="Times New Roman"/>
+          <w:color w:val="auto"/>
+          <w:sz w:val="24"/>
+          <w:szCs w:val="24"/>
+        </w:rPr>
+      </w:pPr>
+      <w:bookmarkStart w:id="16" w:name="_Toc232520323"/>
+      <w:r>
+        <w:rPr>
+          <w:rFonts w:ascii="Times New Roman" w:hAnsi="Times New Roman" w:cs="Times New Roman"/>
+          <w:color w:val="auto"/>
+          <w:sz w:val="24"/>
+          <w:szCs w:val="24"/>
+        </w:rPr>
+        <w:t xml:space="preserve">Week 5: </w:t>
+      </w:r>
+      <w:r>
+        <w:rPr>
+          <w:rFonts w:ascii="Times New Roman" w:hAnsi="Times New Roman" w:cs="Times New Roman"/>
+          <w:color w:val="auto"/>
+          <w:sz w:val="24"/>
+          <w:szCs w:val="24"/>
+        </w:rPr>
+        <w:t>Networking and APIs</w:t>
+      </w:r>
+      <w:bookmarkEnd w:id="16"/>
+    </w:p>
+    <w:p>
+      <w:pPr>
+        <w:pStyle w:val="Heading1"/>
+        <w:rPr>
+          <w:rFonts w:ascii="Times New Roman" w:hAnsi="Times New Roman" w:cs="Times New Roman"/>
+          <w:color w:val="auto"/>
+          <w:sz w:val="24"/>
+          <w:szCs w:val="24"/>
+        </w:rPr>
+      </w:pPr>
+      <w:bookmarkStart w:id="17" w:name="_Toc232520324"/>
+      <w:proofErr w:type="spellStart"/>
+      <w:r>
+        <w:rPr>
+          <w:rFonts w:ascii="Times New Roman" w:hAnsi="Times New Roman" w:cs="Times New Roman"/>
+          <w:b w:val="0"/>
+          <w:bCs w:val="0"/>
+          <w:sz w:val="24"/>
+          <w:szCs w:val="24"/>
+        </w:rPr>
+        <w:t>fetchRealTimeTracking</w:t>
+      </w:r>
+      <w:proofErr w:type="spellEnd"/>
+      <w:r>
+        <w:rPr>
+          <w:rFonts w:ascii="Times New Roman" w:hAnsi="Times New Roman" w:cs="Times New Roman"/>
+          <w:b w:val="0"/>
+          <w:bCs w:val="0"/>
+          <w:sz w:val="24"/>
+          <w:szCs w:val="24"/>
+        </w:rPr>
+        <w:t> function</w:t>
+      </w:r>
+      <w:bookmarkEnd w:id="17"/>
+    </w:p>
+    <w:p>
+      <w:pPr>
+        <w:pStyle w:val="Heading2"/>
+        <w:rPr>
+          <w:rFonts w:ascii="Times New Roman" w:hAnsi="Times New Roman" w:cs="Times New Roman"/>
+          <w:sz w:val="24"/>
+          <w:szCs w:val="24"/>
+        </w:rPr>
+      </w:pPr>
+      <w:bookmarkStart w:id="18" w:name="_Toc232520325"/>
+      <w:r>
+        <w:rPr>
+          <w:rFonts w:ascii="Times New Roman" w:hAnsi="Times New Roman" w:cs="Times New Roman"/>
+          <w:noProof/>
+          <w:sz w:val="24"/>
+          <w:szCs w:val="24"/>
+        </w:rPr>
+        <w:drawing>
+          <wp:inline distT="0" distB="0" distL="0" distR="0" wp14:anchorId="59157E61" wp14:editId="289E3272">
+            <wp:extent cx="5486400" cy="3780790"/>
+            <wp:effectExtent l="0" t="0" r="0" b="0"/>
+            <wp:docPr id="1270521032" name="Picture 1"/>
+            <wp:cNvGraphicFramePr>
+              <a:graphicFrameLocks xmlns:a="http://schemas.openxmlformats.org/drawingml/2006/main" noChangeAspect="1"/>
+            </wp:cNvGraphicFramePr>
+            <a:graphic xmlns:a="http://schemas.openxmlformats.org/drawingml/2006/main">
+              <a:graphicData uri="http://schemas.openxmlformats.org/drawingml/2006/picture">
+                <pic:pic xmlns:pic="http://schemas.openxmlformats.org/drawingml/2006/picture">
+                  <pic:nvPicPr>
+                    <pic:cNvPr id="1270521032" name=""/>
+                    <pic:cNvPicPr/>
+                  </pic:nvPicPr>
+                  <pic:blipFill>
+                    <a:blip r:embed="rId38"/>
+                    <a:stretch>
+                      <a:fillRect/>
+                    </a:stretch>
+                  </pic:blipFill>
+                  <pic:spPr>
+                    <a:xfrm>
+                      <a:off x="0" y="0"/>
+                      <a:ext cx="5486400" cy="3780790"/>
+                    </a:xfrm>
+                    <a:prstGeom prst="rect">
+                      <a:avLst/>
+                    </a:prstGeom>
+                  </pic:spPr>
+                </pic:pic>
+              </a:graphicData>
+            </a:graphic>
+          </wp:inline>
+        </w:drawing>
+      </w:r>
+      <w:bookmarkEnd w:id="18"/>
+    </w:p>
+    <w:p>
+      <w:pPr>
+        <w:pStyle w:val="Heading2"/>
+        <w:rPr>
+          <w:rFonts w:ascii="Times New Roman" w:hAnsi="Times New Roman" w:cs="Times New Roman"/>
+          <w:b w:val="0"/>
+          <w:bCs w:val="0"/>
+          <w:sz w:val="24"/>
+          <w:szCs w:val="24"/>
+        </w:rPr>
+      </w:pPr>
+      <w:bookmarkStart w:id="19" w:name="_Toc232520326"/>
+      <w:r>
+        <w:rPr>
+          <w:rFonts w:ascii="Times New Roman" w:hAnsi="Times New Roman" w:cs="Times New Roman"/>
+          <w:b w:val="0"/>
+          <w:bCs w:val="0"/>
+          <w:sz w:val="24"/>
+          <w:szCs w:val="24"/>
+        </w:rPr>
+        <w:t>Tracking screen</w:t>
+      </w:r>
+      <w:bookmarkEnd w:id="19"/>
+    </w:p>
+    <w:p>
+      <w:pPr>
+        <w:rPr>
+          <w:rFonts w:ascii="Times New Roman" w:hAnsi="Times New Roman" w:cs="Times New Roman"/>
+          <w:sz w:val="24"/>
+          <w:szCs w:val="24"/>
+        </w:rPr>
+      </w:pPr>
+      <w:r>
+        <w:rPr>
+          <w:rFonts w:ascii="Times New Roman" w:hAnsi="Times New Roman" w:cs="Times New Roman"/>
+          <w:noProof/>
+          <w:sz w:val="24"/>
+          <w:szCs w:val="24"/>
+        </w:rPr>
+        <w:drawing>
+          <wp:inline distT="0" distB="0" distL="0" distR="0" wp14:anchorId="580205C5" wp14:editId="6183F685">
+            <wp:extent cx="1670845" cy="2559050"/>
+            <wp:effectExtent l="0" t="0" r="5715" b="0"/>
+            <wp:docPr id="1510876144" name="Picture 1"/>
+            <wp:cNvGraphicFramePr>
+              <a:graphicFrameLocks xmlns:a="http://schemas.openxmlformats.org/drawingml/2006/main" noChangeAspect="1"/>
+            </wp:cNvGraphicFramePr>
+            <a:graphic xmlns:a="http://schemas.openxmlformats.org/drawingml/2006/main">
+              <a:graphicData uri="http://schemas.openxmlformats.org/drawingml/2006/picture">
+                <pic:pic xmlns:pic="http://schemas.openxmlformats.org/drawingml/2006/picture">
+                  <pic:nvPicPr>
+                    <pic:cNvPr id="1510876144" name=""/>
+                    <pic:cNvPicPr/>
+                  </pic:nvPicPr>
+                  <pic:blipFill>
+                    <a:blip r:embed="rId39"/>
+                    <a:stretch>
+                      <a:fillRect/>
+                    </a:stretch>
+                  </pic:blipFill>
+                  <pic:spPr>
+                    <a:xfrm>
+                      <a:off x="0" y="0"/>
+                      <a:ext cx="1676750" cy="2568093"/>
+                    </a:xfrm>
+                    <a:prstGeom prst="rect">
+                      <a:avLst/>
+                    </a:prstGeom>
+                  </pic:spPr>
+                </pic:pic>
+              </a:graphicData>
+            </a:graphic>
+          </wp:inline>
+        </w:drawing>
+      </w:r>
+    </w:p>
+    <w:p>
+      <w:pPr>
+        <w:pStyle w:val="Heading2"/>
+        <w:rPr>
+          <w:rFonts w:ascii="Times New Roman" w:hAnsi="Times New Roman" w:cs="Times New Roman"/>
+          <w:sz w:val="24"/>
+          <w:szCs w:val="24"/>
+        </w:rPr>
+      </w:pPr>
+      <w:r>
+        <w:rPr>
+          <w:rFonts w:ascii="Times New Roman" w:hAnsi="Times New Roman" w:cs="Times New Roman"/>
+          <w:sz w:val="24"/>
+          <w:szCs w:val="24"/>
+        </w:rPr>
+        <w:lastRenderedPageBreak/>
+        <w:t> </w:t>
+      </w:r>
+      <w:bookmarkStart w:id="20" w:name="_Toc232520327"/>
+      <w:r>
+        <w:rPr>
+          <w:rFonts w:ascii="Times New Roman" w:hAnsi="Times New Roman" w:cs="Times New Roman"/>
+          <w:sz w:val="24"/>
+          <w:szCs w:val="24"/>
+        </w:rPr>
+        <w:t>Status Card</w:t>
+      </w:r>
+      <w:bookmarkEnd w:id="20"/>
+    </w:p>
+    <w:p>
+      <w:pPr>
+        <w:rPr>
+          <w:rFonts w:ascii="Times New Roman" w:hAnsi="Times New Roman" w:cs="Times New Roman"/>
+          <w:sz w:val="24"/>
+          <w:szCs w:val="24"/>
+        </w:rPr>
+      </w:pPr>
+    </w:p>
+    <w:p>
+      <w:pPr>
+        <w:rPr>
+          <w:rFonts w:ascii="Times New Roman" w:hAnsi="Times New Roman" w:cs="Times New Roman"/>
+          <w:sz w:val="24"/>
+          <w:szCs w:val="24"/>
+        </w:rPr>
+      </w:pPr>
+      <w:r>
+        <w:rPr>
+          <w:rFonts w:ascii="Times New Roman" w:hAnsi="Times New Roman" w:cs="Times New Roman"/>
+          <w:noProof/>
+          <w:sz w:val="24"/>
+          <w:szCs w:val="24"/>
+        </w:rPr>
+        <w:drawing>
+          <wp:inline distT="0" distB="0" distL="0" distR="0" wp14:anchorId="191AD257" wp14:editId="35040D27">
+            <wp:extent cx="2730640" cy="2559182"/>
+            <wp:effectExtent l="0" t="0" r="0" b="0"/>
+            <wp:docPr id="1496830183" name="Picture 1"/>
+            <wp:cNvGraphicFramePr>
+              <a:graphicFrameLocks xmlns:a="http://schemas.openxmlformats.org/drawingml/2006/main" noChangeAspect="1"/>
+            </wp:cNvGraphicFramePr>
+            <a:graphic xmlns:a="http://schemas.openxmlformats.org/drawingml/2006/main">
+              <a:graphicData uri="http://schemas.openxmlformats.org/drawingml/2006/picture">
+                <pic:pic xmlns:pic="http://schemas.openxmlformats.org/drawingml/2006/picture">
+                  <pic:nvPicPr>
+                    <pic:cNvPr id="1496830183" name=""/>
+                    <pic:cNvPicPr/>
+                  </pic:nvPicPr>
+                  <pic:blipFill>
+                    <a:blip r:embed="rId40"/>
+                    <a:stretch>
+                      <a:fillRect/>
+                    </a:stretch>
+                  </pic:blipFill>
+                  <pic:spPr>
+                    <a:xfrm>
+                      <a:off x="0" y="0"/>
+                      <a:ext cx="2730640" cy="2559182"/>
+                    </a:xfrm>
+                    <a:prstGeom prst="rect">
+                      <a:avLst/>
+                    </a:prstGeom>
+                  </pic:spPr>
+                </pic:pic>
+              </a:graphicData>
+            </a:graphic>
+          </wp:inline>
+        </w:drawing>
+      </w:r>
+    </w:p>
+    <w:p>
+      <w:pPr>
+        <w:rPr>
+          <w:rFonts w:ascii="Times New Roman" w:hAnsi="Times New Roman" w:cs="Times New Roman"/>
+          <w:b/>
+          <w:bCs/>
+          <w:sz w:val="24"/>
+          <w:szCs w:val="24"/>
+        </w:rPr>
+      </w:pPr>
+    </w:p>
+    <w:p>
+      <w:pPr>
+        <w:pStyle w:val="Heading2"/>
+        <w:rPr>
+          <w:rFonts w:ascii="Times New Roman" w:hAnsi="Times New Roman" w:cs="Times New Roman"/>
+          <w:sz w:val="24"/>
+          <w:szCs w:val="24"/>
+        </w:rPr>
+      </w:pPr>
+      <w:bookmarkStart w:id="21" w:name="_Toc232520328"/>
+      <w:r>
+        <w:rPr>
+          <w:rFonts w:ascii="Times New Roman" w:hAnsi="Times New Roman" w:cs="Times New Roman"/>
+          <w:sz w:val="24"/>
+          <w:szCs w:val="24"/>
+        </w:rPr>
+        <w:t>Tracking History Timeline</w:t>
+      </w:r>
+      <w:bookmarkEnd w:id="21"/>
+    </w:p>
+    <w:p>
+      <w:pPr>
+        <w:rPr>
+          <w:rFonts w:ascii="Times New Roman" w:hAnsi="Times New Roman" w:cs="Times New Roman"/>
+          <w:sz w:val="24"/>
+          <w:szCs w:val="24"/>
+        </w:rPr>
+      </w:pPr>
+      <w:r>
+        <w:rPr>
+          <w:rFonts w:ascii="Times New Roman" w:hAnsi="Times New Roman" w:cs="Times New Roman"/>
+          <w:noProof/>
+          <w:sz w:val="24"/>
+          <w:szCs w:val="24"/>
+        </w:rPr>
+        <w:drawing>
+          <wp:inline distT="0" distB="0" distL="0" distR="0" wp14:anchorId="777957D3" wp14:editId="052B1E82">
+            <wp:extent cx="2211027" cy="3676650"/>
+            <wp:effectExtent l="0" t="0" r="0" b="0"/>
+            <wp:docPr id="864722227" name="Picture 1"/>
+            <wp:cNvGraphicFramePr>
+              <a:graphicFrameLocks xmlns:a="http://schemas.openxmlformats.org/drawingml/2006/main" noChangeAspect="1"/>
+            </wp:cNvGraphicFramePr>
+            <a:graphic xmlns:a="http://schemas.openxmlformats.org/drawingml/2006/main">
+              <a:graphicData uri="http://schemas.openxmlformats.org/drawingml/2006/picture">
+                <pic:pic xmlns:pic="http://schemas.openxmlformats.org/drawingml/2006/picture">
+                  <pic:nvPicPr>
+                    <pic:cNvPr id="864722227" name=""/>
+                    <pic:cNvPicPr/>
+                  </pic:nvPicPr>
+                  <pic:blipFill>
+                    <a:blip r:embed="rId41"/>
+                    <a:stretch>
+                      <a:fillRect/>
+                    </a:stretch>
+                  </pic:blipFill>
+                  <pic:spPr>
+                    <a:xfrm>
+                      <a:off x="0" y="0"/>
+                      <a:ext cx="2213749" cy="3681176"/>
+                    </a:xfrm>
+                    <a:prstGeom prst="rect">
+                      <a:avLst/>
+                    </a:prstGeom>
+                  </pic:spPr>
+                </pic:pic>
+              </a:graphicData>
+            </a:graphic>
+          </wp:inline>
+        </w:drawing>
+      </w:r>
+    </w:p>
+    <w:p>
+      <w:pPr>
+        <w:pStyle w:val="Heading2"/>
+        <w:rPr>
+          <w:rFonts w:ascii="Times New Roman" w:hAnsi="Times New Roman" w:cs="Times New Roman"/>
+          <w:sz w:val="24"/>
+          <w:szCs w:val="24"/>
+        </w:rPr>
+      </w:pPr>
+      <w:r>
+        <w:rPr>
+          <w:rFonts w:ascii="Times New Roman" w:hAnsi="Times New Roman" w:cs="Times New Roman"/>
+          <w:sz w:val="24"/>
+          <w:szCs w:val="24"/>
+        </w:rPr>
+        <w:lastRenderedPageBreak/>
+        <w:t> </w:t>
+      </w:r>
+      <w:bookmarkStart w:id="22" w:name="_Toc232520329"/>
+      <w:r>
+        <w:rPr>
+          <w:rFonts w:ascii="Times New Roman" w:hAnsi="Times New Roman" w:cs="Times New Roman"/>
+          <w:sz w:val="24"/>
+          <w:szCs w:val="24"/>
+        </w:rPr>
+        <w:t>Dashboard with API Stats</w:t>
+      </w:r>
+      <w:bookmarkEnd w:id="22"/>
+    </w:p>
+    <w:p>
+      <w:pPr>
+        <w:rPr>
+          <w:rFonts w:ascii="Times New Roman" w:hAnsi="Times New Roman" w:cs="Times New Roman"/>
+          <w:sz w:val="24"/>
+          <w:szCs w:val="24"/>
+        </w:rPr>
+      </w:pPr>
+      <w:r>
+        <w:rPr>
+          <w:rFonts w:ascii="Times New Roman" w:hAnsi="Times New Roman" w:cs="Times New Roman"/>
+          <w:noProof/>
+          <w:sz w:val="24"/>
+          <w:szCs w:val="24"/>
+        </w:rPr>
+        <w:drawing>
+          <wp:inline distT="0" distB="0" distL="0" distR="0" wp14:anchorId="623E2795" wp14:editId="05816E7A">
+            <wp:extent cx="1606230" cy="3194050"/>
+            <wp:effectExtent l="0" t="0" r="0" b="6350"/>
+            <wp:docPr id="1573514891" name="Picture 1"/>
+            <wp:cNvGraphicFramePr>
+              <a:graphicFrameLocks xmlns:a="http://schemas.openxmlformats.org/drawingml/2006/main" noChangeAspect="1"/>
+            </wp:cNvGraphicFramePr>
+            <a:graphic xmlns:a="http://schemas.openxmlformats.org/drawingml/2006/main">
+              <a:graphicData uri="http://schemas.openxmlformats.org/drawingml/2006/picture">
+                <pic:pic xmlns:pic="http://schemas.openxmlformats.org/drawingml/2006/picture">
+                  <pic:nvPicPr>
+                    <pic:cNvPr id="1573514891" name=""/>
+                    <pic:cNvPicPr/>
+                  </pic:nvPicPr>
+                  <pic:blipFill>
+                    <a:blip r:embed="rId42"/>
+                    <a:stretch>
+                      <a:fillRect/>
+                    </a:stretch>
+                  </pic:blipFill>
+                  <pic:spPr>
+                    <a:xfrm>
+                      <a:off x="0" y="0"/>
+                      <a:ext cx="1610550" cy="3202640"/>
+                    </a:xfrm>
+                    <a:prstGeom prst="rect">
+                      <a:avLst/>
+                    </a:prstGeom>
+                  </pic:spPr>
+                </pic:pic>
+              </a:graphicData>
+            </a:graphic>
+          </wp:inline>
+        </w:drawing>
+      </w:r>
+    </w:p>
+    <w:p>
+      <w:pPr>
+        <w:rPr>
+          <w:rFonts w:ascii="Times New Roman" w:hAnsi="Times New Roman" w:cs="Times New Roman"/>
+          <w:sz w:val="24"/>
+          <w:szCs w:val="24"/>
+        </w:rPr>
+      </w:pPr>
+    </w:p>
+    <w:p>
+      <w:pPr>
+        <w:rPr>
+          <w:rFonts w:ascii="Times New Roman" w:hAnsi="Times New Roman" w:cs="Times New Roman"/>
+          <w:sz w:val="24"/>
+          <w:szCs w:val="24"/>
+        </w:rPr>
+      </w:pPr>
+    </w:p>
+    <w:p>
+      <w:pPr>
+        <w:rPr>
+          <w:rFonts w:ascii="Times New Roman" w:hAnsi="Times New Roman" w:cs="Times New Roman"/>
+          <w:sz w:val="24"/>
+          <w:szCs w:val="24"/>
+        </w:rPr>
+      </w:pPr>
+    </w:p>
+    <w:p>
+      <w:pPr>
+        <w:pStyle w:val="Heading2"/>
+        <w:rPr>
+          <w:rFonts w:ascii="Times New Roman" w:hAnsi="Times New Roman" w:cs="Times New Roman"/>
+          <w:b w:val="0"/>
+          <w:bCs w:val="0"/>
+          <w:sz w:val="24"/>
+          <w:szCs w:val="24"/>
+        </w:rPr>
+      </w:pPr>
+      <w:r>
+        <w:rPr>
+          <w:rFonts w:ascii="Times New Roman" w:hAnsi="Times New Roman" w:cs="Times New Roman"/>
+          <w:sz w:val="24"/>
+          <w:szCs w:val="24"/>
+        </w:rPr>
+        <w:t> </w:t>
+      </w:r>
+      <w:bookmarkStart w:id="23" w:name="_Toc232520330"/>
+      <w:r>
+        <w:rPr>
+          <w:rFonts w:ascii="Times New Roman" w:hAnsi="Times New Roman" w:cs="Times New Roman"/>
+          <w:sz w:val="24"/>
+          <w:szCs w:val="24"/>
+        </w:rPr>
+        <w:t>Error Handling</w:t>
+      </w:r>
+      <w:bookmarkEnd w:id="23"/>
+    </w:p>
+    <w:p>
+      <w:pPr>
+        <w:rPr>
+          <w:rFonts w:ascii="Times New Roman" w:hAnsi="Times New Roman" w:cs="Times New Roman"/>
+          <w:b/>
+          <w:bCs/>
+          <w:sz w:val="24"/>
+          <w:szCs w:val="24"/>
+        </w:rPr>
+      </w:pPr>
+      <w:r>
+        <w:rPr>
+          <w:rFonts w:ascii="Times New Roman" w:hAnsi="Times New Roman" w:cs="Times New Roman"/>
+          <w:b/>
+          <w:bCs/>
+          <w:noProof/>
+          <w:sz w:val="24"/>
+          <w:szCs w:val="24"/>
+        </w:rPr>
+        <w:drawing>
+          <wp:inline distT="0" distB="0" distL="0" distR="0" wp14:anchorId="5177EEA6" wp14:editId="010B3638">
+            <wp:extent cx="2189272" cy="3289300"/>
+            <wp:effectExtent l="0" t="0" r="1905" b="6350"/>
+            <wp:docPr id="1081908053" name="Picture 1"/>
+            <wp:cNvGraphicFramePr>
+              <a:graphicFrameLocks xmlns:a="http://schemas.openxmlformats.org/drawingml/2006/main" noChangeAspect="1"/>
+            </wp:cNvGraphicFramePr>
+            <a:graphic xmlns:a="http://schemas.openxmlformats.org/drawingml/2006/main">
+              <a:graphicData uri="http://schemas.openxmlformats.org/drawingml/2006/picture">
+                <pic:pic xmlns:pic="http://schemas.openxmlformats.org/drawingml/2006/picture">
+                  <pic:nvPicPr>
+                    <pic:cNvPr id="1081908053" name=""/>
+                    <pic:cNvPicPr/>
+                  </pic:nvPicPr>
+                  <pic:blipFill>
+                    <a:blip r:embed="rId43"/>
+                    <a:stretch>
+                      <a:fillRect/>
+                    </a:stretch>
+                  </pic:blipFill>
+                  <pic:spPr>
+                    <a:xfrm>
+                      <a:off x="0" y="0"/>
+                      <a:ext cx="2193806" cy="3296112"/>
+                    </a:xfrm>
+                    <a:prstGeom prst="rect">
+                      <a:avLst/>
+                    </a:prstGeom>
+                  </pic:spPr>
+                </pic:pic>
+              </a:graphicData>
+            </a:graphic>
+          </wp:inline>
+        </w:drawing>
+      </w:r>
+    </w:p>
+    <w:p>
+      <w:pPr>
+        <w:pStyle w:val="Heading2"/>
+        <w:rPr>
+          <w:rFonts w:ascii="Times New Roman" w:hAnsi="Times New Roman" w:cs="Times New Roman"/>
+          <w:sz w:val="24"/>
+          <w:szCs w:val="24"/>
+        </w:rPr>
+      </w:pPr>
+      <w:bookmarkStart w:id="24" w:name="_Toc232520331"/>
+      <w:r>
+        <w:rPr>
+          <w:rFonts w:ascii="Times New Roman" w:hAnsi="Times New Roman" w:cs="Times New Roman"/>
+          <w:sz w:val="24"/>
+          <w:szCs w:val="24"/>
+        </w:rPr>
+        <w:lastRenderedPageBreak/>
+        <w:t>Export Report</w:t>
+      </w:r>
+      <w:bookmarkEnd w:id="24"/>
+    </w:p>
+    <w:p>
+      <w:pPr>
+        <w:pStyle w:val="Heading2"/>
+        <w:rPr>
+          <w:rFonts w:ascii="Times New Roman" w:eastAsia="MS Mincho" w:hAnsi="Times New Roman" w:cs="Times New Roman"/>
+          <w:b w:val="0"/>
+          <w:bCs w:val="0"/>
+          <w:color w:val="auto"/>
+          <w:sz w:val="24"/>
+          <w:szCs w:val="24"/>
+        </w:rPr>
+      </w:pPr>
+      <w:bookmarkStart w:id="25" w:name="_Toc232520332"/>
+      <w:r>
+        <w:rPr>
+          <w:rFonts w:ascii="Times New Roman" w:hAnsi="Times New Roman" w:cs="Times New Roman"/>
+          <w:noProof/>
+          <w:sz w:val="24"/>
+          <w:szCs w:val="24"/>
+        </w:rPr>
+        <w:drawing>
+          <wp:inline distT="0" distB="0" distL="0" distR="0" wp14:anchorId="262BA2A4" wp14:editId="730B2C11">
+            <wp:extent cx="1944462" cy="3911600"/>
+            <wp:effectExtent l="0" t="0" r="0" b="0"/>
+            <wp:docPr id="463370507" name="Picture 1"/>
+            <wp:cNvGraphicFramePr>
+              <a:graphicFrameLocks xmlns:a="http://schemas.openxmlformats.org/drawingml/2006/main" noChangeAspect="1"/>
+            </wp:cNvGraphicFramePr>
+            <a:graphic xmlns:a="http://schemas.openxmlformats.org/drawingml/2006/main">
+              <a:graphicData uri="http://schemas.openxmlformats.org/drawingml/2006/picture">
+                <pic:pic xmlns:pic="http://schemas.openxmlformats.org/drawingml/2006/picture">
+                  <pic:nvPicPr>
+                    <pic:cNvPr id="463370507" name=""/>
+                    <pic:cNvPicPr/>
+                  </pic:nvPicPr>
+                  <pic:blipFill>
+                    <a:blip r:embed="rId44"/>
+                    <a:stretch>
+                      <a:fillRect/>
+                    </a:stretch>
+                  </pic:blipFill>
+                  <pic:spPr>
+                    <a:xfrm>
+                      <a:off x="0" y="0"/>
+                      <a:ext cx="1947732" cy="3918178"/>
+                    </a:xfrm>
+                    <a:prstGeom prst="rect">
+                      <a:avLst/>
+                    </a:prstGeom>
+                  </pic:spPr>
+                </pic:pic>
+              </a:graphicData>
+            </a:graphic>
+          </wp:inline>
+        </w:drawing>
+      </w:r>
       <w:r>
         <w:rPr>
           <w:rFonts w:ascii="Times New Roman" w:hAnsi="Times New Roman" w:cs="Times New Roman"/>
@@ -5553,24 +8220,6 @@
         </w:rPr>
         <w:br/>
       </w:r>
-    </w:p>
-    <w:p>
-      <w:pPr>
-        <w:rPr>
-          <w:rFonts w:ascii="Times New Roman" w:hAnsi="Times New Roman" w:cs="Times New Roman"/>
-          <w:sz w:val="24"/>
-          <w:szCs w:val="24"/>
-        </w:rPr>
-      </w:pPr>
-    </w:p>
-    <w:p>
-      <w:pPr>
-        <w:rPr>
-          <w:rFonts w:ascii="Times New Roman" w:hAnsi="Times New Roman" w:cs="Times New Roman"/>
-          <w:sz w:val="24"/>
-          <w:szCs w:val="24"/>
-        </w:rPr>
-      </w:pPr>
       <w:r>
         <w:rPr>
           <w:rFonts w:ascii="Times New Roman" w:hAnsi="Times New Roman" w:cs="Times New Roman"/>
@@ -5589,15 +8238,440 @@
       </w:r>
       <w:r>
         <w:rPr>
+          <w:rFonts w:ascii="Times New Roman" w:eastAsia="MS Mincho" w:hAnsi="Times New Roman" w:cs="Times New Roman"/>
+          <w:color w:val="auto"/>
+          <w:sz w:val="24"/>
+          <w:szCs w:val="24"/>
+        </w:rPr>
+        <w:t>Personal Reflection</w:t>
+      </w:r>
+      <w:bookmarkEnd w:id="25"/>
+    </w:p>
+    <w:p>
+      <w:pPr>
+        <w:rPr>
+          <w:rFonts w:ascii="Times New Roman" w:hAnsi="Times New Roman" w:cs="Times New Roman"/>
+          <w:sz w:val="24"/>
+          <w:szCs w:val="24"/>
+        </w:rPr>
+      </w:pPr>
+      <w:r>
+        <w:rPr>
+          <w:rFonts w:ascii="Times New Roman" w:hAnsi="Times New Roman" w:cs="Times New Roman"/>
+          <w:sz w:val="24"/>
+          <w:szCs w:val="24"/>
+        </w:rPr>
+        <w:t>Integrating REST APIs taught me how mobile apps communicate with servers. I added real-time tracking with auto-refresh and export features. Error handling and loading states made the app more professional. I'm confident in consuming APIs now.</w:t>
+      </w:r>
+    </w:p>
+    <w:p>
+      <w:pPr>
+        <w:rPr>
+          <w:rFonts w:ascii="Times New Roman" w:hAnsi="Times New Roman" w:cs="Times New Roman"/>
+          <w:sz w:val="24"/>
+          <w:szCs w:val="24"/>
+        </w:rPr>
+      </w:pPr>
+    </w:p>
+    <w:p>
+      <w:pPr>
+        <w:pStyle w:val="Heading1"/>
+        <w:rPr>
+          <w:rFonts w:ascii="Times New Roman" w:hAnsi="Times New Roman" w:cs="Times New Roman"/>
+          <w:b w:val="0"/>
+          <w:bCs w:val="0"/>
+          <w:sz w:val="24"/>
+          <w:szCs w:val="24"/>
+        </w:rPr>
+      </w:pPr>
+      <w:bookmarkStart w:id="26" w:name="_Toc232520333"/>
+      <w:r>
+        <w:rPr>
+          <w:rFonts w:ascii="Times New Roman" w:hAnsi="Times New Roman" w:cs="Times New Roman"/>
+          <w:color w:val="auto"/>
+          <w:sz w:val="24"/>
+          <w:szCs w:val="24"/>
+        </w:rPr>
+        <w:t>WEEK 6:</w:t>
+      </w:r>
+      <w:r>
+        <w:rPr>
+          <w:rFonts w:ascii="Segoe UI" w:eastAsia="Times New Roman" w:hAnsi="Segoe UI" w:cs="Segoe UI"/>
+          <w:color w:val="auto"/>
+          <w:sz w:val="33"/>
+          <w:szCs w:val="33"/>
+        </w:rPr>
+        <w:t xml:space="preserve"> </w:t>
+      </w:r>
+      <w:r>
+        <w:rPr>
+          <w:rFonts w:ascii="Times New Roman" w:eastAsia="MS Mincho" w:hAnsi="Times New Roman" w:cs="Times New Roman"/>
+          <w:color w:val="auto"/>
+          <w:sz w:val="24"/>
+          <w:szCs w:val="24"/>
+        </w:rPr>
+        <w:t> </w:t>
+      </w:r>
+      <w:r>
+        <w:rPr>
+          <w:rFonts w:ascii="Times New Roman" w:eastAsia="MS Mincho" w:hAnsi="Times New Roman" w:cs="Times New Roman"/>
+          <w:color w:val="auto"/>
+          <w:sz w:val="24"/>
+          <w:szCs w:val="24"/>
+        </w:rPr>
+        <w:t>Data Management + Security Fixes</w:t>
+      </w:r>
+      <w:bookmarkEnd w:id="26"/>
+    </w:p>
+    <w:p>
+      <w:pPr>
+        <w:rPr>
+          <w:rFonts w:ascii="Times New Roman" w:hAnsi="Times New Roman" w:cs="Times New Roman"/>
+          <w:b/>
+          <w:bCs/>
+          <w:sz w:val="24"/>
+          <w:szCs w:val="24"/>
+        </w:rPr>
+      </w:pPr>
+      <w:r>
+        <w:rPr>
+          <w:rFonts w:ascii="Times New Roman" w:hAnsi="Times New Roman" w:cs="Times New Roman"/>
+          <w:b/>
+          <w:bCs/>
+          <w:sz w:val="24"/>
+          <w:szCs w:val="24"/>
+        </w:rPr>
+        <w:t xml:space="preserve">Fixed few issues since I </w:t>
+      </w:r>
+      <w:proofErr w:type="spellStart"/>
+      <w:r>
+        <w:rPr>
+          <w:rFonts w:ascii="Times New Roman" w:hAnsi="Times New Roman" w:cs="Times New Roman"/>
+          <w:b/>
+          <w:bCs/>
+          <w:sz w:val="24"/>
+          <w:szCs w:val="24"/>
+        </w:rPr>
+        <w:t>aready</w:t>
+      </w:r>
+      <w:proofErr w:type="spellEnd"/>
+      <w:r>
+        <w:rPr>
+          <w:rFonts w:ascii="Times New Roman" w:hAnsi="Times New Roman" w:cs="Times New Roman"/>
+          <w:b/>
+          <w:bCs/>
+          <w:sz w:val="24"/>
+          <w:szCs w:val="24"/>
+        </w:rPr>
+        <w:t xml:space="preserve"> worked on database week </w:t>
+      </w:r>
+      <w:proofErr w:type="gramStart"/>
+      <w:r>
+        <w:rPr>
+          <w:rFonts w:ascii="Times New Roman" w:hAnsi="Times New Roman" w:cs="Times New Roman"/>
+          <w:b/>
+          <w:bCs/>
+          <w:sz w:val="24"/>
+          <w:szCs w:val="24"/>
+        </w:rPr>
+        <w:t>4,so</w:t>
+      </w:r>
+      <w:proofErr w:type="gramEnd"/>
+      <w:r>
+        <w:rPr>
+          <w:rFonts w:ascii="Times New Roman" w:hAnsi="Times New Roman" w:cs="Times New Roman"/>
+          <w:b/>
+          <w:bCs/>
+          <w:sz w:val="24"/>
+          <w:szCs w:val="24"/>
+        </w:rPr>
+        <w:t xml:space="preserve"> for week 6 I ensured that only registered users can access the app</w:t>
+      </w:r>
+    </w:p>
+    <w:p>
+      <w:pPr>
+        <w:pStyle w:val="Heading2"/>
+        <w:rPr>
+          <w:rFonts w:ascii="Times New Roman" w:hAnsi="Times New Roman" w:cs="Times New Roman"/>
+          <w:b w:val="0"/>
+          <w:bCs w:val="0"/>
+          <w:color w:val="auto"/>
+          <w:sz w:val="24"/>
+          <w:szCs w:val="24"/>
+        </w:rPr>
+      </w:pPr>
+      <w:bookmarkStart w:id="27" w:name="_Toc232520334"/>
+      <w:r>
+        <w:rPr>
+          <w:rFonts w:ascii="Times New Roman" w:hAnsi="Times New Roman" w:cs="Times New Roman"/>
+          <w:color w:val="auto"/>
+          <w:sz w:val="24"/>
+          <w:szCs w:val="24"/>
+        </w:rPr>
+        <w:t>Login validation error</w:t>
+      </w:r>
+      <w:bookmarkEnd w:id="27"/>
+    </w:p>
+    <w:p>
+      <w:pPr>
+        <w:rPr>
+          <w:rFonts w:ascii="Times New Roman" w:hAnsi="Times New Roman" w:cs="Times New Roman"/>
+          <w:sz w:val="24"/>
+          <w:szCs w:val="24"/>
+        </w:rPr>
+      </w:pPr>
+    </w:p>
+    <w:p>
+      <w:pPr>
+        <w:rPr>
+          <w:rFonts w:ascii="Times New Roman" w:hAnsi="Times New Roman" w:cs="Times New Roman"/>
+          <w:sz w:val="24"/>
+          <w:szCs w:val="24"/>
+        </w:rPr>
+      </w:pPr>
+      <w:r>
+        <w:rPr>
+          <w:rFonts w:ascii="Times New Roman" w:hAnsi="Times New Roman" w:cs="Times New Roman"/>
+          <w:sz w:val="24"/>
+          <w:szCs w:val="24"/>
+        </w:rPr>
+        <w:lastRenderedPageBreak/>
+        <w:drawing>
+          <wp:inline distT="0" distB="0" distL="0" distR="0" wp14:anchorId="16702A24" wp14:editId="680D5CCD">
+            <wp:extent cx="2502029" cy="4597636"/>
+            <wp:effectExtent l="0" t="0" r="0" b="0"/>
+            <wp:docPr id="1363467434" name="Picture 1"/>
+            <wp:cNvGraphicFramePr>
+              <a:graphicFrameLocks xmlns:a="http://schemas.openxmlformats.org/drawingml/2006/main" noChangeAspect="1"/>
+            </wp:cNvGraphicFramePr>
+            <a:graphic xmlns:a="http://schemas.openxmlformats.org/drawingml/2006/main">
+              <a:graphicData uri="http://schemas.openxmlformats.org/drawingml/2006/picture">
+                <pic:pic xmlns:pic="http://schemas.openxmlformats.org/drawingml/2006/picture">
+                  <pic:nvPicPr>
+                    <pic:cNvPr id="1363467434" name=""/>
+                    <pic:cNvPicPr/>
+                  </pic:nvPicPr>
+                  <pic:blipFill>
+                    <a:blip r:embed="rId45"/>
+                    <a:stretch>
+                      <a:fillRect/>
+                    </a:stretch>
+                  </pic:blipFill>
+                  <pic:spPr>
+                    <a:xfrm>
+                      <a:off x="0" y="0"/>
+                      <a:ext cx="2502029" cy="4597636"/>
+                    </a:xfrm>
+                    <a:prstGeom prst="rect">
+                      <a:avLst/>
+                    </a:prstGeom>
+                  </pic:spPr>
+                </pic:pic>
+              </a:graphicData>
+            </a:graphic>
+          </wp:inline>
+        </w:drawing>
+      </w:r>
+    </w:p>
+    <w:p>
+      <w:pPr>
+        <w:rPr>
+          <w:rFonts w:ascii="Times New Roman" w:hAnsi="Times New Roman" w:cs="Times New Roman"/>
+          <w:sz w:val="24"/>
+          <w:szCs w:val="24"/>
+        </w:rPr>
+      </w:pPr>
+    </w:p>
+    <w:p>
+      <w:pPr>
+        <w:rPr>
+          <w:rFonts w:ascii="Times New Roman" w:hAnsi="Times New Roman" w:cs="Times New Roman"/>
+          <w:sz w:val="24"/>
+          <w:szCs w:val="24"/>
+        </w:rPr>
+      </w:pPr>
+    </w:p>
+    <w:p>
+      <w:pPr>
+        <w:pStyle w:val="Heading1"/>
+        <w:rPr>
+          <w:rFonts w:ascii="Times New Roman" w:hAnsi="Times New Roman" w:cs="Times New Roman"/>
+          <w:sz w:val="24"/>
+          <w:szCs w:val="24"/>
+        </w:rPr>
+      </w:pPr>
+    </w:p>
+    <w:p>
+      <w:pPr>
+        <w:rPr>
+          <w:rFonts w:ascii="Times New Roman" w:hAnsi="Times New Roman" w:cs="Times New Roman"/>
+          <w:sz w:val="24"/>
+          <w:szCs w:val="24"/>
+        </w:rPr>
+      </w:pPr>
+    </w:p>
+    <w:p>
+      <w:pPr>
+        <w:rPr>
+          <w:rFonts w:ascii="Times New Roman" w:hAnsi="Times New Roman" w:cs="Times New Roman"/>
+          <w:sz w:val="24"/>
+          <w:szCs w:val="24"/>
+        </w:rPr>
+      </w:pPr>
+      <w:r>
+        <w:rPr>
+          <w:rFonts w:ascii="Times New Roman" w:hAnsi="Times New Roman" w:cs="Times New Roman"/>
+          <w:sz w:val="24"/>
+          <w:szCs w:val="24"/>
+        </w:rPr>
+        <w:lastRenderedPageBreak/>
+        <w:drawing>
+          <wp:inline distT="0" distB="0" distL="0" distR="0" wp14:anchorId="0827DF13" wp14:editId="7CA5A2A2">
+            <wp:extent cx="2502029" cy="4597636"/>
+            <wp:effectExtent l="0" t="0" r="0" b="0"/>
+            <wp:docPr id="406301640" name="Picture 1"/>
+            <wp:cNvGraphicFramePr>
+              <a:graphicFrameLocks xmlns:a="http://schemas.openxmlformats.org/drawingml/2006/main" noChangeAspect="1"/>
+            </wp:cNvGraphicFramePr>
+            <a:graphic xmlns:a="http://schemas.openxmlformats.org/drawingml/2006/main">
+              <a:graphicData uri="http://schemas.openxmlformats.org/drawingml/2006/picture">
+                <pic:pic xmlns:pic="http://schemas.openxmlformats.org/drawingml/2006/picture">
+                  <pic:nvPicPr>
+                    <pic:cNvPr id="406301640" name=""/>
+                    <pic:cNvPicPr/>
+                  </pic:nvPicPr>
+                  <pic:blipFill>
+                    <a:blip r:embed="rId45"/>
+                    <a:stretch>
+                      <a:fillRect/>
+                    </a:stretch>
+                  </pic:blipFill>
+                  <pic:spPr>
+                    <a:xfrm>
+                      <a:off x="0" y="0"/>
+                      <a:ext cx="2502029" cy="4597636"/>
+                    </a:xfrm>
+                    <a:prstGeom prst="rect">
+                      <a:avLst/>
+                    </a:prstGeom>
+                  </pic:spPr>
+                </pic:pic>
+              </a:graphicData>
+            </a:graphic>
+          </wp:inline>
+        </w:drawing>
+      </w:r>
+    </w:p>
+    <w:p>
+      <w:pPr>
+        <w:rPr>
+          <w:rFonts w:ascii="Times New Roman" w:hAnsi="Times New Roman" w:cs="Times New Roman"/>
+          <w:sz w:val="24"/>
+          <w:szCs w:val="24"/>
+        </w:rPr>
+      </w:pPr>
+      <w:r>
+        <w:rPr>
+          <w:rFonts w:ascii="Times New Roman" w:hAnsi="Times New Roman" w:cs="Times New Roman"/>
+          <w:b/>
+          <w:bCs/>
+          <w:sz w:val="24"/>
+          <w:szCs w:val="24"/>
+        </w:rPr>
+        <w:t>Personal Reflection</w:t>
+      </w:r>
+    </w:p>
+    <w:p>
+      <w:pPr>
+        <w:rPr>
+          <w:rFonts w:ascii="Times New Roman" w:hAnsi="Times New Roman" w:cs="Times New Roman"/>
+          <w:sz w:val="24"/>
+          <w:szCs w:val="24"/>
+        </w:rPr>
+      </w:pPr>
+      <w:r>
+        <w:rPr>
+          <w:rFonts w:ascii="Times New Roman" w:hAnsi="Times New Roman" w:cs="Times New Roman"/>
+          <w:sz w:val="24"/>
+          <w:szCs w:val="24"/>
+        </w:rPr>
+        <w:t>Fixing the login vulnerability was a critical security improvement. I implemented proper database validation so only registered users can access the app. User registration now saves to SQLite with unique email constraints. The app is now more secure and professional</w:t>
+      </w:r>
+      <w:r>
+        <w:rPr>
+          <w:rFonts w:ascii="Times New Roman" w:hAnsi="Times New Roman" w:cs="Times New Roman"/>
+          <w:i/>
+          <w:iCs/>
+          <w:sz w:val="24"/>
+          <w:szCs w:val="24"/>
+        </w:rPr>
+        <w:t>.</w:t>
+      </w:r>
+    </w:p>
+    <w:p>
+      <w:pPr>
+        <w:rPr>
+          <w:rFonts w:ascii="Times New Roman" w:hAnsi="Times New Roman" w:cs="Times New Roman"/>
+          <w:sz w:val="24"/>
+          <w:szCs w:val="24"/>
+        </w:rPr>
+      </w:pPr>
+      <w:r>
+        <w:rPr>
+          <w:rFonts w:ascii="Times New Roman" w:hAnsi="Times New Roman" w:cs="Times New Roman"/>
+          <w:sz w:val="24"/>
+          <w:szCs w:val="24"/>
+        </w:rPr>
+        <w:br w:type="page"/>
+      </w:r>
+    </w:p>
+    <w:p>
+      <w:pPr>
+        <w:jc w:val="both"/>
+        <w:rPr>
+          <w:rFonts w:ascii="Times New Roman" w:hAnsi="Times New Roman" w:cs="Times New Roman"/>
+          <w:sz w:val="24"/>
+          <w:szCs w:val="24"/>
+        </w:rPr>
+      </w:pPr>
+    </w:p>
+    <w:p>
+      <w:pPr>
+        <w:jc w:val="both"/>
+        <w:rPr>
+          <w:rFonts w:ascii="Times New Roman" w:hAnsi="Times New Roman" w:cs="Times New Roman"/>
+          <w:sz w:val="24"/>
+          <w:szCs w:val="24"/>
+        </w:rPr>
+      </w:pPr>
+      <w:r>
+        <w:rPr>
           <w:rFonts w:ascii="Times New Roman" w:hAnsi="Times New Roman" w:cs="Times New Roman"/>
           <w:sz w:val="24"/>
           <w:szCs w:val="24"/>
         </w:rPr>
         <w:br/>
       </w:r>
-    </w:p>
-    <w:p>
-      <w:pPr>
+      <w:r>
+        <w:rPr>
+          <w:rFonts w:ascii="Times New Roman" w:hAnsi="Times New Roman" w:cs="Times New Roman"/>
+          <w:sz w:val="24"/>
+          <w:szCs w:val="24"/>
+        </w:rPr>
+        <w:br/>
+      </w:r>
+      <w:r>
+        <w:rPr>
+          <w:rFonts w:ascii="Times New Roman" w:hAnsi="Times New Roman" w:cs="Times New Roman"/>
+          <w:sz w:val="24"/>
+          <w:szCs w:val="24"/>
+        </w:rPr>
+        <w:br/>
+      </w:r>
+    </w:p>
+    <w:p>
+      <w:pPr>
+        <w:jc w:val="both"/>
         <w:rPr>
           <w:rFonts w:ascii="Times New Roman" w:hAnsi="Times New Roman" w:cs="Times New Roman"/>
           <w:sz w:val="24"/>
@@ -5615,6 +8689,7 @@
     </w:p>
     <w:p>
       <w:pPr>
+        <w:jc w:val="both"/>
         <w:rPr>
           <w:rFonts w:ascii="Times New Roman" w:hAnsi="Times New Roman" w:cs="Times New Roman"/>
           <w:sz w:val="24"/>
@@ -5884,7 +8959,7 @@
       <w:lvlText w:val="%1."/>
       <w:lvlJc w:val="left"/>
       <w:pPr>
-        <w:ind w:left="810" w:hanging="360"/>
+        <w:ind w:left="1260" w:hanging="360"/>
       </w:pPr>
       <w:rPr>
         <w:b/>
@@ -5897,7 +8972,7 @@
       <w:lvlText w:val="%2."/>
       <w:lvlJc w:val="left"/>
       <w:pPr>
-        <w:ind w:left="1530" w:hanging="360"/>
+        <w:ind w:left="1080" w:hanging="360"/>
       </w:pPr>
     </w:lvl>
     <w:lvl w:ilvl="2" w:tplc="0409001B" w:tentative="1">
@@ -5906,7 +8981,7 @@
       <w:lvlText w:val="%3."/>
       <w:lvlJc w:val="right"/>
       <w:pPr>
-        <w:ind w:left="2250" w:hanging="180"/>
+        <w:ind w:left="1800" w:hanging="180"/>
       </w:pPr>
     </w:lvl>
     <w:lvl w:ilvl="3" w:tplc="0409000F" w:tentative="1">
@@ -5915,7 +8990,7 @@
       <w:lvlText w:val="%4."/>
       <w:lvlJc w:val="left"/>
       <w:pPr>
-        <w:ind w:left="2970" w:hanging="360"/>
+        <w:ind w:left="2520" w:hanging="360"/>
       </w:pPr>
     </w:lvl>
     <w:lvl w:ilvl="4" w:tplc="04090019" w:tentative="1">
@@ -5924,7 +8999,7 @@
       <w:lvlText w:val="%5."/>
       <w:lvlJc w:val="left"/>
       <w:pPr>
-        <w:ind w:left="3690" w:hanging="360"/>
+        <w:ind w:left="3240" w:hanging="360"/>
       </w:pPr>
     </w:lvl>
     <w:lvl w:ilvl="5" w:tplc="0409001B" w:tentative="1">
@@ -5933,7 +9008,7 @@
       <w:lvlText w:val="%6."/>
       <w:lvlJc w:val="right"/>
       <w:pPr>
-        <w:ind w:left="4410" w:hanging="180"/>
+        <w:ind w:left="3960" w:hanging="180"/>
       </w:pPr>
     </w:lvl>
     <w:lvl w:ilvl="6" w:tplc="0409000F" w:tentative="1">
@@ -5942,7 +9017,7 @@
       <w:lvlText w:val="%7."/>
       <w:lvlJc w:val="left"/>
       <w:pPr>
-        <w:ind w:left="5130" w:hanging="360"/>
+        <w:ind w:left="4680" w:hanging="360"/>
       </w:pPr>
     </w:lvl>
     <w:lvl w:ilvl="7" w:tplc="04090019" w:tentative="1">
@@ -5951,7 +9026,7 @@
       <w:lvlText w:val="%8."/>
       <w:lvlJc w:val="left"/>
       <w:pPr>
-        <w:ind w:left="5850" w:hanging="360"/>
+        <w:ind w:left="5400" w:hanging="360"/>
       </w:pPr>
     </w:lvl>
     <w:lvl w:ilvl="8" w:tplc="0409001B" w:tentative="1">
@@ -5960,7 +9035,7 @@
       <w:lvlText w:val="%9."/>
       <w:lvlJc w:val="right"/>
       <w:pPr>
-        <w:ind w:left="6570" w:hanging="180"/>
+        <w:ind w:left="6120" w:hanging="180"/>
       </w:pPr>
     </w:lvl>
   </w:abstractNum>
@@ -6849,7 +9924,6 @@
   <w:style w:type="character" w:default="1" w:styleId="DefaultParagraphFont">
     <w:name w:val="Default Paragraph Font"/>
     <w:uiPriority w:val="1"/>
-    <w:semiHidden/>
     <w:unhideWhenUsed/>
   </w:style>
   <w:style w:type="table" w:default="1" w:styleId="TableNormal">

--- a/Logbook.docx
+++ b/Logbook.docx
@@ -8277,9 +8277,8 @@
       <w:pPr>
         <w:pStyle w:val="Heading1"/>
         <w:rPr>
-          <w:rFonts w:ascii="Times New Roman" w:hAnsi="Times New Roman" w:cs="Times New Roman"/>
-          <w:b w:val="0"/>
-          <w:bCs w:val="0"/>
+          <w:rFonts w:ascii="Times New Roman" w:eastAsia="MS Mincho" w:hAnsi="Times New Roman" w:cs="Times New Roman"/>
+          <w:color w:val="auto"/>
           <w:sz w:val="24"/>
           <w:szCs w:val="24"/>
         </w:rPr>
@@ -8312,361 +8311,1951 @@
         </w:rPr>
         <w:t> </w:t>
       </w:r>
-      <w:r>
-        <w:rPr>
-          <w:rFonts w:ascii="Times New Roman" w:eastAsia="MS Mincho" w:hAnsi="Times New Roman" w:cs="Times New Roman"/>
-          <w:color w:val="auto"/>
-          <w:sz w:val="24"/>
-          <w:szCs w:val="24"/>
-        </w:rPr>
-        <w:t>Data Management + Security Fixes</w:t>
-      </w:r>
       <w:bookmarkEnd w:id="26"/>
     </w:p>
     <w:p>
       <w:pPr>
         <w:rPr>
-          <w:rFonts w:ascii="Times New Roman" w:hAnsi="Times New Roman" w:cs="Times New Roman"/>
           <w:b/>
           <w:bCs/>
-          <w:sz w:val="24"/>
-          <w:szCs w:val="24"/>
-        </w:rPr>
-      </w:pPr>
-      <w:r>
-        <w:rPr>
-          <w:rFonts w:ascii="Times New Roman" w:hAnsi="Times New Roman" w:cs="Times New Roman"/>
+        </w:rPr>
+      </w:pPr>
+      <w:r>
+        <w:rPr>
           <w:b/>
           <w:bCs/>
-          <w:sz w:val="24"/>
-          <w:szCs w:val="24"/>
-        </w:rPr>
-        <w:t xml:space="preserve">Fixed few issues since I </w:t>
-      </w:r>
-      <w:proofErr w:type="spellStart"/>
-      <w:r>
-        <w:rPr>
-          <w:rFonts w:ascii="Times New Roman" w:hAnsi="Times New Roman" w:cs="Times New Roman"/>
+        </w:rPr>
+        <w:t>Task 1: Mobile Application Networking Analysis</w:t>
+      </w:r>
+    </w:p>
+    <w:p>
+      <w:pPr>
+        <w:rPr>
           <w:b/>
           <w:bCs/>
-          <w:sz w:val="24"/>
-          <w:szCs w:val="24"/>
-        </w:rPr>
-        <w:t>aready</w:t>
-      </w:r>
-      <w:proofErr w:type="spellEnd"/>
-      <w:r>
-        <w:rPr>
-          <w:rFonts w:ascii="Times New Roman" w:hAnsi="Times New Roman" w:cs="Times New Roman"/>
+        </w:rPr>
+      </w:pPr>
+    </w:p>
+    <w:p>
+      <w:pPr>
+        <w:rPr>
           <w:b/>
           <w:bCs/>
-          <w:sz w:val="24"/>
-          <w:szCs w:val="24"/>
-        </w:rPr>
-        <w:t xml:space="preserve"> worked on database week </w:t>
-      </w:r>
-      <w:proofErr w:type="gramStart"/>
-      <w:r>
-        <w:rPr>
-          <w:rFonts w:ascii="Times New Roman" w:hAnsi="Times New Roman" w:cs="Times New Roman"/>
+        </w:rPr>
+      </w:pPr>
+    </w:p>
+    <w:p>
+      <w:pPr>
+        <w:rPr>
           <w:b/>
           <w:bCs/>
-          <w:sz w:val="24"/>
-          <w:szCs w:val="24"/>
-        </w:rPr>
-        <w:t>4,so</w:t>
-      </w:r>
-      <w:proofErr w:type="gramEnd"/>
-      <w:r>
-        <w:rPr>
-          <w:rFonts w:ascii="Times New Roman" w:hAnsi="Times New Roman" w:cs="Times New Roman"/>
+        </w:rPr>
+      </w:pPr>
+    </w:p>
+    <w:p>
+      <w:pPr>
+        <w:rPr>
           <w:b/>
           <w:bCs/>
-          <w:sz w:val="24"/>
-          <w:szCs w:val="24"/>
-        </w:rPr>
-        <w:t xml:space="preserve"> for week 6 I ensured that only registered users can access the app</w:t>
-      </w:r>
-    </w:p>
-    <w:p>
-      <w:pPr>
-        <w:pStyle w:val="Heading2"/>
-        <w:rPr>
-          <w:rFonts w:ascii="Times New Roman" w:hAnsi="Times New Roman" w:cs="Times New Roman"/>
-          <w:b w:val="0"/>
-          <w:bCs w:val="0"/>
-          <w:color w:val="auto"/>
-          <w:sz w:val="24"/>
-          <w:szCs w:val="24"/>
-        </w:rPr>
-      </w:pPr>
-      <w:bookmarkStart w:id="27" w:name="_Toc232520334"/>
-      <w:r>
-        <w:rPr>
-          <w:rFonts w:ascii="Times New Roman" w:hAnsi="Times New Roman" w:cs="Times New Roman"/>
-          <w:color w:val="auto"/>
-          <w:sz w:val="24"/>
-          <w:szCs w:val="24"/>
-        </w:rPr>
-        <w:t>Login validation error</w:t>
-      </w:r>
-      <w:bookmarkEnd w:id="27"/>
-    </w:p>
-    <w:p>
-      <w:pPr>
-        <w:rPr>
-          <w:rFonts w:ascii="Times New Roman" w:hAnsi="Times New Roman" w:cs="Times New Roman"/>
-          <w:sz w:val="24"/>
-          <w:szCs w:val="24"/>
-        </w:rPr>
-      </w:pPr>
-    </w:p>
-    <w:p>
-      <w:pPr>
-        <w:rPr>
-          <w:rFonts w:ascii="Times New Roman" w:hAnsi="Times New Roman" w:cs="Times New Roman"/>
-          <w:sz w:val="24"/>
-          <w:szCs w:val="24"/>
-        </w:rPr>
-      </w:pPr>
-      <w:r>
-        <w:rPr>
-          <w:rFonts w:ascii="Times New Roman" w:hAnsi="Times New Roman" w:cs="Times New Roman"/>
-          <w:sz w:val="24"/>
-          <w:szCs w:val="24"/>
-        </w:rPr>
-        <w:lastRenderedPageBreak/>
-        <w:drawing>
-          <wp:inline distT="0" distB="0" distL="0" distR="0" wp14:anchorId="16702A24" wp14:editId="680D5CCD">
-            <wp:extent cx="2502029" cy="4597636"/>
-            <wp:effectExtent l="0" t="0" r="0" b="0"/>
-            <wp:docPr id="1363467434" name="Picture 1"/>
-            <wp:cNvGraphicFramePr>
-              <a:graphicFrameLocks xmlns:a="http://schemas.openxmlformats.org/drawingml/2006/main" noChangeAspect="1"/>
-            </wp:cNvGraphicFramePr>
-            <a:graphic xmlns:a="http://schemas.openxmlformats.org/drawingml/2006/main">
-              <a:graphicData uri="http://schemas.openxmlformats.org/drawingml/2006/picture">
-                <pic:pic xmlns:pic="http://schemas.openxmlformats.org/drawingml/2006/picture">
-                  <pic:nvPicPr>
-                    <pic:cNvPr id="1363467434" name=""/>
-                    <pic:cNvPicPr/>
-                  </pic:nvPicPr>
-                  <pic:blipFill>
-                    <a:blip r:embed="rId45"/>
-                    <a:stretch>
-                      <a:fillRect/>
-                    </a:stretch>
-                  </pic:blipFill>
-                  <pic:spPr>
-                    <a:xfrm>
-                      <a:off x="0" y="0"/>
-                      <a:ext cx="2502029" cy="4597636"/>
-                    </a:xfrm>
-                    <a:prstGeom prst="rect">
-                      <a:avLst/>
-                    </a:prstGeom>
-                  </pic:spPr>
-                </pic:pic>
-              </a:graphicData>
-            </a:graphic>
-          </wp:inline>
-        </w:drawing>
-      </w:r>
-    </w:p>
-    <w:p>
-      <w:pPr>
-        <w:rPr>
-          <w:rFonts w:ascii="Times New Roman" w:hAnsi="Times New Roman" w:cs="Times New Roman"/>
-          <w:sz w:val="24"/>
-          <w:szCs w:val="24"/>
-        </w:rPr>
-      </w:pPr>
-    </w:p>
-    <w:p>
-      <w:pPr>
-        <w:rPr>
-          <w:rFonts w:ascii="Times New Roman" w:hAnsi="Times New Roman" w:cs="Times New Roman"/>
-          <w:sz w:val="24"/>
-          <w:szCs w:val="24"/>
-        </w:rPr>
-      </w:pPr>
-    </w:p>
-    <w:p>
-      <w:pPr>
-        <w:pStyle w:val="Heading1"/>
-        <w:rPr>
-          <w:rFonts w:ascii="Times New Roman" w:hAnsi="Times New Roman" w:cs="Times New Roman"/>
-          <w:sz w:val="24"/>
-          <w:szCs w:val="24"/>
-        </w:rPr>
-      </w:pPr>
-    </w:p>
-    <w:p>
-      <w:pPr>
-        <w:rPr>
-          <w:rFonts w:ascii="Times New Roman" w:hAnsi="Times New Roman" w:cs="Times New Roman"/>
-          <w:sz w:val="24"/>
-          <w:szCs w:val="24"/>
-        </w:rPr>
-      </w:pPr>
-    </w:p>
-    <w:p>
-      <w:pPr>
-        <w:rPr>
-          <w:rFonts w:ascii="Times New Roman" w:hAnsi="Times New Roman" w:cs="Times New Roman"/>
-          <w:sz w:val="24"/>
-          <w:szCs w:val="24"/>
-        </w:rPr>
-      </w:pPr>
-      <w:r>
-        <w:rPr>
-          <w:rFonts w:ascii="Times New Roman" w:hAnsi="Times New Roman" w:cs="Times New Roman"/>
-          <w:sz w:val="24"/>
-          <w:szCs w:val="24"/>
-        </w:rPr>
-        <w:lastRenderedPageBreak/>
-        <w:drawing>
-          <wp:inline distT="0" distB="0" distL="0" distR="0" wp14:anchorId="0827DF13" wp14:editId="7CA5A2A2">
-            <wp:extent cx="2502029" cy="4597636"/>
-            <wp:effectExtent l="0" t="0" r="0" b="0"/>
-            <wp:docPr id="406301640" name="Picture 1"/>
-            <wp:cNvGraphicFramePr>
-              <a:graphicFrameLocks xmlns:a="http://schemas.openxmlformats.org/drawingml/2006/main" noChangeAspect="1"/>
-            </wp:cNvGraphicFramePr>
-            <a:graphic xmlns:a="http://schemas.openxmlformats.org/drawingml/2006/main">
-              <a:graphicData uri="http://schemas.openxmlformats.org/drawingml/2006/picture">
-                <pic:pic xmlns:pic="http://schemas.openxmlformats.org/drawingml/2006/picture">
-                  <pic:nvPicPr>
-                    <pic:cNvPr id="406301640" name=""/>
-                    <pic:cNvPicPr/>
-                  </pic:nvPicPr>
-                  <pic:blipFill>
-                    <a:blip r:embed="rId45"/>
-                    <a:stretch>
-                      <a:fillRect/>
-                    </a:stretch>
-                  </pic:blipFill>
-                  <pic:spPr>
-                    <a:xfrm>
-                      <a:off x="0" y="0"/>
-                      <a:ext cx="2502029" cy="4597636"/>
-                    </a:xfrm>
-                    <a:prstGeom prst="rect">
-                      <a:avLst/>
-                    </a:prstGeom>
-                  </pic:spPr>
-                </pic:pic>
-              </a:graphicData>
-            </a:graphic>
-          </wp:inline>
-        </w:drawing>
-      </w:r>
-    </w:p>
-    <w:p>
-      <w:pPr>
-        <w:rPr>
-          <w:rFonts w:ascii="Times New Roman" w:hAnsi="Times New Roman" w:cs="Times New Roman"/>
-          <w:sz w:val="24"/>
-          <w:szCs w:val="24"/>
-        </w:rPr>
-      </w:pPr>
-      <w:r>
-        <w:rPr>
-          <w:rFonts w:ascii="Times New Roman" w:hAnsi="Times New Roman" w:cs="Times New Roman"/>
+        </w:rPr>
+      </w:pPr>
+    </w:p>
+    <w:tbl>
+      <w:tblPr>
+        <w:tblW w:w="0" w:type="auto"/>
+        <w:tblCellSpacing w:w="15" w:type="dxa"/>
+        <w:tblBorders>
+          <w:top w:val="single" w:sz="4" w:space="0" w:color="auto"/>
+          <w:left w:val="single" w:sz="4" w:space="0" w:color="auto"/>
+          <w:bottom w:val="single" w:sz="4" w:space="0" w:color="auto"/>
+          <w:right w:val="single" w:sz="4" w:space="0" w:color="auto"/>
+          <w:insideH w:val="single" w:sz="4" w:space="0" w:color="auto"/>
+          <w:insideV w:val="single" w:sz="4" w:space="0" w:color="auto"/>
+        </w:tblBorders>
+        <w:tblCellMar>
+          <w:top w:w="15" w:type="dxa"/>
+          <w:left w:w="15" w:type="dxa"/>
+          <w:bottom w:w="15" w:type="dxa"/>
+          <w:right w:w="15" w:type="dxa"/>
+        </w:tblCellMar>
+        <w:tblLook w:val="04A0" w:firstRow="1" w:lastRow="0" w:firstColumn="1" w:lastColumn="0" w:noHBand="0" w:noVBand="1"/>
+      </w:tblPr>
+      <w:tblGrid>
+        <w:gridCol w:w="1268"/>
+        <w:gridCol w:w="1863"/>
+        <w:gridCol w:w="1604"/>
+        <w:gridCol w:w="3895"/>
+      </w:tblGrid>
+      <w:tr>
+        <w:trPr>
+          <w:tblHeader/>
+          <w:tblCellSpacing w:w="15" w:type="dxa"/>
+        </w:trPr>
+        <w:tc>
+          <w:tcPr>
+            <w:tcW w:w="0" w:type="auto"/>
+            <w:vAlign w:val="center"/>
+            <w:hideMark/>
+          </w:tcPr>
+          <w:p>
+            <w:pPr>
+              <w:rPr>
+                <w:b/>
+                <w:bCs/>
+              </w:rPr>
+            </w:pPr>
+            <w:r>
+              <w:rPr>
+                <w:b/>
+                <w:bCs/>
+              </w:rPr>
+              <w:lastRenderedPageBreak/>
+              <w:t>Application</w:t>
+            </w:r>
+          </w:p>
+        </w:tc>
+        <w:tc>
+          <w:tcPr>
+            <w:tcW w:w="0" w:type="auto"/>
+            <w:vAlign w:val="center"/>
+            <w:hideMark/>
+          </w:tcPr>
+          <w:p>
+            <w:pPr>
+              <w:rPr>
+                <w:b/>
+                <w:bCs/>
+              </w:rPr>
+            </w:pPr>
+            <w:r>
+              <w:rPr>
+                <w:b/>
+                <w:bCs/>
+              </w:rPr>
+              <w:t>Client</w:t>
+            </w:r>
+          </w:p>
+        </w:tc>
+        <w:tc>
+          <w:tcPr>
+            <w:tcW w:w="0" w:type="auto"/>
+            <w:vAlign w:val="center"/>
+            <w:hideMark/>
+          </w:tcPr>
+          <w:p>
+            <w:pPr>
+              <w:rPr>
+                <w:b/>
+                <w:bCs/>
+              </w:rPr>
+            </w:pPr>
+            <w:r>
+              <w:rPr>
+                <w:b/>
+                <w:bCs/>
+              </w:rPr>
+              <w:t>Server</w:t>
+            </w:r>
+          </w:p>
+        </w:tc>
+        <w:tc>
+          <w:tcPr>
+            <w:tcW w:w="0" w:type="auto"/>
+            <w:vAlign w:val="center"/>
+            <w:hideMark/>
+          </w:tcPr>
+          <w:p>
+            <w:pPr>
+              <w:rPr>
+                <w:b/>
+                <w:bCs/>
+              </w:rPr>
+            </w:pPr>
+            <w:r>
+              <w:rPr>
+                <w:b/>
+                <w:bCs/>
+              </w:rPr>
+              <w:t>Data Exchanged</w:t>
+            </w:r>
+          </w:p>
+        </w:tc>
+      </w:tr>
+      <w:tr>
+        <w:trPr>
+          <w:tblCellSpacing w:w="15" w:type="dxa"/>
+        </w:trPr>
+        <w:tc>
+          <w:tcPr>
+            <w:tcW w:w="0" w:type="auto"/>
+            <w:vAlign w:val="center"/>
+            <w:hideMark/>
+          </w:tcPr>
+          <w:p>
+            <w:r>
+              <w:t>WhatsApp</w:t>
+            </w:r>
+          </w:p>
+        </w:tc>
+        <w:tc>
+          <w:tcPr>
+            <w:tcW w:w="0" w:type="auto"/>
+            <w:vAlign w:val="center"/>
+            <w:hideMark/>
+          </w:tcPr>
+          <w:p>
+            <w:r>
+              <w:t>WhatsApp Mobile App</w:t>
+            </w:r>
+          </w:p>
+        </w:tc>
+        <w:tc>
+          <w:tcPr>
+            <w:tcW w:w="0" w:type="auto"/>
+            <w:vAlign w:val="center"/>
+            <w:hideMark/>
+          </w:tcPr>
+          <w:p>
+            <w:r>
+              <w:t>WhatsApp Servers</w:t>
+            </w:r>
+          </w:p>
+        </w:tc>
+        <w:tc>
+          <w:tcPr>
+            <w:tcW w:w="0" w:type="auto"/>
+            <w:vAlign w:val="center"/>
+            <w:hideMark/>
+          </w:tcPr>
+          <w:p>
+            <w:r>
+              <w:t>Messages, media files, contacts</w:t>
+            </w:r>
+          </w:p>
+        </w:tc>
+      </w:tr>
+      <w:tr>
+        <w:trPr>
+          <w:tblCellSpacing w:w="15" w:type="dxa"/>
+        </w:trPr>
+        <w:tc>
+          <w:tcPr>
+            <w:tcW w:w="0" w:type="auto"/>
+            <w:vAlign w:val="center"/>
+            <w:hideMark/>
+          </w:tcPr>
+          <w:p>
+            <w:r>
+              <w:t>Facebook</w:t>
+            </w:r>
+          </w:p>
+        </w:tc>
+        <w:tc>
+          <w:tcPr>
+            <w:tcW w:w="0" w:type="auto"/>
+            <w:vAlign w:val="center"/>
+            <w:hideMark/>
+          </w:tcPr>
+          <w:p>
+            <w:r>
+              <w:t>Facebook Mobile App</w:t>
+            </w:r>
+          </w:p>
+        </w:tc>
+        <w:tc>
+          <w:tcPr>
+            <w:tcW w:w="0" w:type="auto"/>
+            <w:vAlign w:val="center"/>
+            <w:hideMark/>
+          </w:tcPr>
+          <w:p>
+            <w:r>
+              <w:t>Facebook Servers</w:t>
+            </w:r>
+          </w:p>
+        </w:tc>
+        <w:tc>
+          <w:tcPr>
+            <w:tcW w:w="0" w:type="auto"/>
+            <w:vAlign w:val="center"/>
+            <w:hideMark/>
+          </w:tcPr>
+          <w:p>
+            <w:r>
+              <w:t>Posts, comments, likes, user profiles</w:t>
+            </w:r>
+          </w:p>
+        </w:tc>
+      </w:tr>
+      <w:tr>
+        <w:trPr>
+          <w:tblCellSpacing w:w="15" w:type="dxa"/>
+        </w:trPr>
+        <w:tc>
+          <w:tcPr>
+            <w:tcW w:w="0" w:type="auto"/>
+            <w:vAlign w:val="center"/>
+            <w:hideMark/>
+          </w:tcPr>
+          <w:p>
+            <w:r>
+              <w:t>Uber</w:t>
+            </w:r>
+          </w:p>
+        </w:tc>
+        <w:tc>
+          <w:tcPr>
+            <w:tcW w:w="0" w:type="auto"/>
+            <w:vAlign w:val="center"/>
+            <w:hideMark/>
+          </w:tcPr>
+          <w:p>
+            <w:r>
+              <w:t>Uber Mobile App</w:t>
+            </w:r>
+          </w:p>
+        </w:tc>
+        <w:tc>
+          <w:tcPr>
+            <w:tcW w:w="0" w:type="auto"/>
+            <w:vAlign w:val="center"/>
+            <w:hideMark/>
+          </w:tcPr>
+          <w:p>
+            <w:r>
+              <w:t>Uber Servers</w:t>
+            </w:r>
+          </w:p>
+        </w:tc>
+        <w:tc>
+          <w:tcPr>
+            <w:tcW w:w="0" w:type="auto"/>
+            <w:vAlign w:val="center"/>
+            <w:hideMark/>
+          </w:tcPr>
+          <w:p>
+            <w:r>
+              <w:t>Location data, ride requests, payment information</w:t>
+            </w:r>
+          </w:p>
+        </w:tc>
+      </w:tr>
+      <w:tr>
+        <w:trPr>
+          <w:tblCellSpacing w:w="15" w:type="dxa"/>
+        </w:trPr>
+        <w:tc>
+          <w:tcPr>
+            <w:tcW w:w="0" w:type="auto"/>
+            <w:vAlign w:val="center"/>
+            <w:hideMark/>
+          </w:tcPr>
+          <w:p>
+            <w:r>
+              <w:t>M-Pesa</w:t>
+            </w:r>
+          </w:p>
+        </w:tc>
+        <w:tc>
+          <w:tcPr>
+            <w:tcW w:w="0" w:type="auto"/>
+            <w:vAlign w:val="center"/>
+            <w:hideMark/>
+          </w:tcPr>
+          <w:p>
+            <w:r>
+              <w:t>M-Pesa Mobile App</w:t>
+            </w:r>
+          </w:p>
+        </w:tc>
+        <w:tc>
+          <w:tcPr>
+            <w:tcW w:w="0" w:type="auto"/>
+            <w:vAlign w:val="center"/>
+            <w:hideMark/>
+          </w:tcPr>
+          <w:p>
+            <w:r>
+              <w:t>Safaricom Servers</w:t>
+            </w:r>
+          </w:p>
+        </w:tc>
+        <w:tc>
+          <w:tcPr>
+            <w:tcW w:w="0" w:type="auto"/>
+            <w:vAlign w:val="center"/>
+            <w:hideMark/>
+          </w:tcPr>
+          <w:p>
+            <w:r>
+              <w:t>Transaction data, account balances, payment details</w:t>
+            </w:r>
+          </w:p>
+        </w:tc>
+      </w:tr>
+      <w:tr>
+        <w:trPr>
+          <w:tblCellSpacing w:w="15" w:type="dxa"/>
+        </w:trPr>
+        <w:tc>
+          <w:tcPr>
+            <w:tcW w:w="0" w:type="auto"/>
+            <w:vAlign w:val="center"/>
+            <w:hideMark/>
+          </w:tcPr>
+          <w:p>
+            <w:r>
+              <w:t>YouTube</w:t>
+            </w:r>
+          </w:p>
+        </w:tc>
+        <w:tc>
+          <w:tcPr>
+            <w:tcW w:w="0" w:type="auto"/>
+            <w:vAlign w:val="center"/>
+            <w:hideMark/>
+          </w:tcPr>
+          <w:p>
+            <w:r>
+              <w:t>YouTube Mobile App</w:t>
+            </w:r>
+          </w:p>
+        </w:tc>
+        <w:tc>
+          <w:tcPr>
+            <w:tcW w:w="0" w:type="auto"/>
+            <w:vAlign w:val="center"/>
+            <w:hideMark/>
+          </w:tcPr>
+          <w:p>
+            <w:r>
+              <w:t>Google Servers</w:t>
+            </w:r>
+          </w:p>
+        </w:tc>
+        <w:tc>
+          <w:tcPr>
+            <w:tcW w:w="0" w:type="auto"/>
+            <w:vAlign w:val="center"/>
+            <w:hideMark/>
+          </w:tcPr>
+          <w:p>
+            <w:r>
+              <w:t>Video streams, search queries, metadata</w:t>
+            </w:r>
+          </w:p>
+        </w:tc>
+      </w:tr>
+    </w:tbl>
+    <w:p/>
+    <w:p>
+      <w:pPr>
+        <w:rPr>
           <w:b/>
           <w:bCs/>
-          <w:sz w:val="24"/>
-          <w:szCs w:val="24"/>
-        </w:rPr>
-        <w:t>Personal Reflection</w:t>
-      </w:r>
-    </w:p>
-    <w:p>
-      <w:pPr>
-        <w:rPr>
-          <w:rFonts w:ascii="Times New Roman" w:hAnsi="Times New Roman" w:cs="Times New Roman"/>
-          <w:sz w:val="24"/>
-          <w:szCs w:val="24"/>
-        </w:rPr>
-      </w:pPr>
-      <w:r>
-        <w:rPr>
-          <w:rFonts w:ascii="Times New Roman" w:hAnsi="Times New Roman" w:cs="Times New Roman"/>
-          <w:sz w:val="24"/>
-          <w:szCs w:val="24"/>
-        </w:rPr>
-        <w:t>Fixing the login vulnerability was a critical security improvement. I implemented proper database validation so only registered users can access the app. User registration now saves to SQLite with unique email constraints. The app is now more secure and professional</w:t>
-      </w:r>
-      <w:r>
-        <w:rPr>
-          <w:rFonts w:ascii="Times New Roman" w:hAnsi="Times New Roman" w:cs="Times New Roman"/>
-          <w:i/>
-          <w:iCs/>
-          <w:sz w:val="24"/>
-          <w:szCs w:val="24"/>
-        </w:rPr>
+        </w:rPr>
+      </w:pPr>
+      <w:r>
+        <w:rPr>
+          <w:b/>
+          <w:bCs/>
+        </w:rPr>
+        <w:t>Task 2: API Investigation</w:t>
+      </w:r>
+    </w:p>
+    <w:p>
+      <w:r>
+        <w:rPr>
+          <w:b/>
+          <w:bCs/>
+        </w:rPr>
+        <w:t>API Name:</w:t>
+      </w:r>
+      <w:r>
+        <w:t xml:space="preserve"> JSON Placeholder</w:t>
+      </w:r>
+    </w:p>
+    <w:p>
+      <w:r>
+        <w:rPr>
+          <w:b/>
+          <w:bCs/>
+        </w:rPr>
+        <w:t>API URL:</w:t>
+      </w:r>
+      <w:r>
+        <w:t xml:space="preserve"> </w:t>
+      </w:r>
+      <w:hyperlink r:id="rId45" w:history="1">
+        <w:r>
+          <w:rPr>
+            <w:rStyle w:val="Hyperlink"/>
+          </w:rPr>
+          <w:t>https://jsonplaceholder.typicode.com</w:t>
+        </w:r>
+      </w:hyperlink>
+    </w:p>
+    <w:p>
+      <w:r>
+        <w:rPr>
+          <w:b/>
+          <w:bCs/>
+        </w:rPr>
+        <w:t>Purpose:</w:t>
+      </w:r>
+      <w:r>
+        <w:t xml:space="preserve"> A free fake REST API used for testing, learning, and prototyping applications without requiring a real backend.</w:t>
+      </w:r>
+    </w:p>
+    <w:p>
+      <w:r>
+        <w:rPr>
+          <w:b/>
+          <w:bCs/>
+        </w:rPr>
+        <w:t>GET Request Used:</w:t>
+      </w:r>
+    </w:p>
+    <w:p>
+      <w:r>
+        <w:t>/Posts? Limit=5</w:t>
+      </w:r>
+    </w:p>
+    <w:p>
+      <w:r>
+        <w:rPr>
+          <w:b/>
+          <w:bCs/>
+        </w:rPr>
+        <w:t>Full Endpoint:</w:t>
+      </w:r>
+    </w:p>
+    <w:p>
+      <w:r>
+        <w:t>https://jsonplaceholder.typicode.com/posts?_limit=5</w:t>
+      </w:r>
+    </w:p>
+    <w:p>
+      <w:r>
+        <w:rPr>
+          <w:b/>
+          <w:bCs/>
+        </w:rPr>
+        <w:t>Sample Response:</w:t>
+      </w:r>
+    </w:p>
+    <w:p>
+      <w:r>
+        <w:t>[</w:t>
+      </w:r>
+    </w:p>
+    <w:p>
+      <w:r>
+        <w:t xml:space="preserve">  {</w:t>
+      </w:r>
+    </w:p>
+    <w:p>
+      <w:r>
+        <w:t xml:space="preserve">    "userId": 1,</w:t>
+      </w:r>
+    </w:p>
+    <w:p>
+      <w:r>
+        <w:t xml:space="preserve">    "id": 1,</w:t>
+      </w:r>
+    </w:p>
+    <w:p>
+      <w:r>
+        <w:t xml:space="preserve">    "title": "sunt </w:t>
+      </w:r>
+      <w:proofErr w:type="spellStart"/>
+      <w:r>
+        <w:t>aut</w:t>
+      </w:r>
+      <w:proofErr w:type="spellEnd"/>
+      <w:r>
+        <w:t xml:space="preserve"> </w:t>
+      </w:r>
+      <w:proofErr w:type="spellStart"/>
+      <w:r>
+        <w:t>facere</w:t>
+      </w:r>
+      <w:proofErr w:type="spellEnd"/>
+      <w:r>
+        <w:t xml:space="preserve"> </w:t>
+      </w:r>
+      <w:proofErr w:type="spellStart"/>
+      <w:r>
+        <w:t>repellat</w:t>
+      </w:r>
+      <w:proofErr w:type="spellEnd"/>
+      <w:r>
+        <w:t xml:space="preserve"> provident </w:t>
+      </w:r>
+      <w:proofErr w:type="spellStart"/>
+      <w:r>
+        <w:t>occaecati</w:t>
+      </w:r>
+      <w:proofErr w:type="spellEnd"/>
+      <w:r>
+        <w:t>",</w:t>
+      </w:r>
+    </w:p>
+    <w:p>
+      <w:r>
+        <w:lastRenderedPageBreak/>
+        <w:t xml:space="preserve">    "body": "quia et </w:t>
+      </w:r>
+      <w:proofErr w:type="spellStart"/>
+      <w:r>
+        <w:t>suscipit</w:t>
+      </w:r>
+      <w:proofErr w:type="spellEnd"/>
+      <w:r>
+        <w:t>..."</w:t>
+      </w:r>
+    </w:p>
+    <w:p>
+      <w:r>
+        <w:t xml:space="preserve">  },</w:t>
+      </w:r>
+    </w:p>
+    <w:p>
+      <w:r>
+        <w:t xml:space="preserve">  {</w:t>
+      </w:r>
+    </w:p>
+    <w:p>
+      <w:r>
+        <w:t xml:space="preserve">    "userId": 1,</w:t>
+      </w:r>
+    </w:p>
+    <w:p>
+      <w:r>
+        <w:t xml:space="preserve">    "id": 2,</w:t>
+      </w:r>
+    </w:p>
+    <w:p>
+      <w:r>
+        <w:t xml:space="preserve">    "title": "qui est esse",</w:t>
+      </w:r>
+    </w:p>
+    <w:p>
+      <w:r>
+        <w:t xml:space="preserve">    "body": "est rerum tempore vitae..."</w:t>
+      </w:r>
+    </w:p>
+    <w:p>
+      <w:r>
+        <w:t xml:space="preserve">  }</w:t>
+      </w:r>
+    </w:p>
+    <w:p>
+      <w:r>
+        <w:t>]</w:t>
+      </w:r>
+    </w:p>
+    <w:p>
+      <w:r>
+        <w:rPr>
+          <w:b/>
+          <w:bCs/>
+        </w:rPr>
+        <w:t>Response Description:</w:t>
+      </w:r>
+      <w:r>
+        <w:br/>
+        <w:t>The API returns a JSON array containing post objects. Each object includes:</w:t>
+      </w:r>
+    </w:p>
+    <w:p>
+      <w:pPr>
+        <w:numPr>
+          <w:ilvl w:val="0"/>
+          <w:numId w:val="15"/>
+        </w:numPr>
+      </w:pPr>
+      <w:r>
+        <w:t>userId – ID of the user who created the post</w:t>
+      </w:r>
+    </w:p>
+    <w:p>
+      <w:pPr>
+        <w:numPr>
+          <w:ilvl w:val="0"/>
+          <w:numId w:val="15"/>
+        </w:numPr>
+      </w:pPr>
+      <w:r>
+        <w:t>id – Unique identifier of the post</w:t>
+      </w:r>
+    </w:p>
+    <w:p>
+      <w:pPr>
+        <w:numPr>
+          <w:ilvl w:val="0"/>
+          <w:numId w:val="15"/>
+        </w:numPr>
+      </w:pPr>
+      <w:r>
+        <w:t>title – Title of the post</w:t>
+      </w:r>
+    </w:p>
+    <w:p>
+      <w:pPr>
+        <w:numPr>
+          <w:ilvl w:val="0"/>
+          <w:numId w:val="15"/>
+        </w:numPr>
+      </w:pPr>
+      <w:r>
+        <w:t>body – Content of the post</w:t>
+      </w:r>
+    </w:p>
+    <w:p/>
+    <w:p>
+      <w:pPr>
+        <w:rPr>
+          <w:b/>
+          <w:bCs/>
+        </w:rPr>
+      </w:pPr>
+      <w:r>
+        <w:rPr>
+          <w:b/>
+          <w:bCs/>
+        </w:rPr>
+        <w:t>Task 3: JSON Creation</w:t>
+      </w:r>
+    </w:p>
+    <w:p>
+      <w:r>
+        <w:t>{</w:t>
+      </w:r>
+    </w:p>
+    <w:p>
+      <w:r>
+        <w:t xml:space="preserve">  "regno": "BIT/2025/69955",</w:t>
+      </w:r>
+    </w:p>
+    <w:p>
+      <w:r>
+        <w:t xml:space="preserve">  "name": "Rose Njeri Wainaina",</w:t>
+      </w:r>
+    </w:p>
+    <w:p>
+      <w:r>
+        <w:t xml:space="preserve">  "course": "Bachelor of Information Technology (BIT)",</w:t>
+      </w:r>
+    </w:p>
+    <w:p>
+      <w:r>
+        <w:t xml:space="preserve">  "year": 3</w:t>
+      </w:r>
+    </w:p>
+    <w:p>
+      <w:r>
+        <w:t>}</w:t>
+      </w:r>
+    </w:p>
+    <w:p>
+      <w:r>
+        <w:rPr>
+          <w:b/>
+          <w:bCs/>
+        </w:rPr>
+        <w:t>Explanation:</w:t>
+      </w:r>
+    </w:p>
+    <w:p>
+      <w:pPr>
+        <w:numPr>
+          <w:ilvl w:val="0"/>
+          <w:numId w:val="16"/>
+        </w:numPr>
+      </w:pPr>
+      <w:r>
+        <w:t>regno – Student registration number</w:t>
+      </w:r>
+    </w:p>
+    <w:p>
+      <w:pPr>
+        <w:numPr>
+          <w:ilvl w:val="0"/>
+          <w:numId w:val="16"/>
+        </w:numPr>
+      </w:pPr>
+      <w:r>
+        <w:t>name – Student's full name</w:t>
+      </w:r>
+    </w:p>
+    <w:p>
+      <w:pPr>
+        <w:numPr>
+          <w:ilvl w:val="0"/>
+          <w:numId w:val="16"/>
+        </w:numPr>
+      </w:pPr>
+      <w:r>
+        <w:lastRenderedPageBreak/>
+        <w:t>course – Course of study</w:t>
+      </w:r>
+    </w:p>
+    <w:p>
+      <w:pPr>
+        <w:numPr>
+          <w:ilvl w:val="0"/>
+          <w:numId w:val="16"/>
+        </w:numPr>
+      </w:pPr>
+      <w:r>
+        <w:t>year – Current year of study</w:t>
+      </w:r>
+    </w:p>
+    <w:p>
+      <w:r>
         <w:t>.</w:t>
       </w:r>
     </w:p>
-    <w:p>
-      <w:pPr>
-        <w:rPr>
-          <w:rFonts w:ascii="Times New Roman" w:hAnsi="Times New Roman" w:cs="Times New Roman"/>
-          <w:sz w:val="24"/>
-          <w:szCs w:val="24"/>
-        </w:rPr>
-      </w:pPr>
-      <w:r>
-        <w:rPr>
-          <w:rFonts w:ascii="Times New Roman" w:hAnsi="Times New Roman" w:cs="Times New Roman"/>
-          <w:sz w:val="24"/>
-          <w:szCs w:val="24"/>
-        </w:rPr>
-        <w:br w:type="page"/>
-      </w:r>
-    </w:p>
+    <w:p/>
+    <w:p>
+      <w:pPr>
+        <w:spacing w:before="100" w:beforeAutospacing="1" w:after="100" w:afterAutospacing="1" w:line="240" w:lineRule="auto"/>
+        <w:outlineLvl w:val="0"/>
+        <w:rPr>
+          <w:rFonts w:ascii="Times New Roman" w:eastAsia="Times New Roman" w:hAnsi="Times New Roman" w:cs="Times New Roman"/>
+          <w:b/>
+          <w:bCs/>
+          <w:kern w:val="36"/>
+          <w:sz w:val="48"/>
+          <w:szCs w:val="48"/>
+        </w:rPr>
+      </w:pPr>
+      <w:r>
+        <w:rPr>
+          <w:rFonts w:ascii="Times New Roman" w:eastAsia="Times New Roman" w:hAnsi="Times New Roman" w:cs="Times New Roman"/>
+          <w:b/>
+          <w:bCs/>
+          <w:kern w:val="36"/>
+          <w:sz w:val="48"/>
+          <w:szCs w:val="48"/>
+        </w:rPr>
+        <w:t>Week 7: Data Storage and Database Integration</w:t>
+      </w:r>
+    </w:p>
+    <w:p>
+      <w:pPr>
+        <w:spacing w:before="100" w:beforeAutospacing="1" w:after="100" w:afterAutospacing="1" w:line="240" w:lineRule="auto"/>
+        <w:outlineLvl w:val="1"/>
+        <w:rPr>
+          <w:rFonts w:ascii="Times New Roman" w:eastAsia="Times New Roman" w:hAnsi="Times New Roman" w:cs="Times New Roman"/>
+          <w:b/>
+          <w:bCs/>
+          <w:sz w:val="36"/>
+          <w:szCs w:val="36"/>
+        </w:rPr>
+      </w:pPr>
+      <w:r>
+        <w:rPr>
+          <w:rFonts w:ascii="Times New Roman" w:eastAsia="Times New Roman" w:hAnsi="Times New Roman" w:cs="Times New Roman"/>
+          <w:b/>
+          <w:bCs/>
+          <w:sz w:val="36"/>
+          <w:szCs w:val="36"/>
+        </w:rPr>
+        <w:t>Task 1: Storage Method Comparison</w:t>
+      </w:r>
+    </w:p>
+    <w:tbl>
+      <w:tblPr>
+        <w:tblW w:w="0" w:type="auto"/>
+        <w:tblCellSpacing w:w="15" w:type="dxa"/>
+        <w:tblInd w:w="-90" w:type="dxa"/>
+        <w:tblBorders>
+          <w:top w:val="single" w:sz="4" w:space="0" w:color="auto"/>
+          <w:left w:val="single" w:sz="4" w:space="0" w:color="auto"/>
+          <w:bottom w:val="single" w:sz="4" w:space="0" w:color="auto"/>
+          <w:right w:val="single" w:sz="4" w:space="0" w:color="auto"/>
+          <w:insideH w:val="single" w:sz="4" w:space="0" w:color="auto"/>
+          <w:insideV w:val="single" w:sz="4" w:space="0" w:color="auto"/>
+        </w:tblBorders>
+        <w:tblCellMar>
+          <w:top w:w="15" w:type="dxa"/>
+          <w:left w:w="15" w:type="dxa"/>
+          <w:bottom w:w="15" w:type="dxa"/>
+          <w:right w:w="15" w:type="dxa"/>
+        </w:tblCellMar>
+        <w:tblLook w:val="04A0" w:firstRow="1" w:lastRow="0" w:firstColumn="1" w:lastColumn="0" w:noHBand="0" w:noVBand="1"/>
+      </w:tblPr>
+      <w:tblGrid>
+        <w:gridCol w:w="1512"/>
+        <w:gridCol w:w="3242"/>
+        <w:gridCol w:w="3966"/>
+      </w:tblGrid>
+      <w:tr>
+        <w:trPr>
+          <w:tblHeader/>
+          <w:tblCellSpacing w:w="15" w:type="dxa"/>
+        </w:trPr>
+        <w:tc>
+          <w:tcPr>
+            <w:tcW w:w="1467" w:type="dxa"/>
+            <w:vAlign w:val="center"/>
+            <w:hideMark/>
+          </w:tcPr>
+          <w:p>
+            <w:pPr>
+              <w:spacing w:after="0" w:line="240" w:lineRule="auto"/>
+              <w:jc w:val="center"/>
+              <w:rPr>
+                <w:rFonts w:ascii="Times New Roman" w:eastAsia="Times New Roman" w:hAnsi="Times New Roman" w:cs="Times New Roman"/>
+                <w:b/>
+                <w:bCs/>
+                <w:sz w:val="24"/>
+                <w:szCs w:val="24"/>
+              </w:rPr>
+            </w:pPr>
+            <w:r>
+              <w:rPr>
+                <w:rFonts w:ascii="Times New Roman" w:eastAsia="Times New Roman" w:hAnsi="Times New Roman" w:cs="Times New Roman"/>
+                <w:b/>
+                <w:bCs/>
+                <w:sz w:val="24"/>
+                <w:szCs w:val="24"/>
+              </w:rPr>
+              <w:t>Storage Method</w:t>
+            </w:r>
+          </w:p>
+        </w:tc>
+        <w:tc>
+          <w:tcPr>
+            <w:tcW w:w="0" w:type="auto"/>
+            <w:vAlign w:val="center"/>
+            <w:hideMark/>
+          </w:tcPr>
+          <w:p>
+            <w:pPr>
+              <w:spacing w:after="0" w:line="240" w:lineRule="auto"/>
+              <w:jc w:val="center"/>
+              <w:rPr>
+                <w:rFonts w:ascii="Times New Roman" w:eastAsia="Times New Roman" w:hAnsi="Times New Roman" w:cs="Times New Roman"/>
+                <w:b/>
+                <w:bCs/>
+                <w:sz w:val="24"/>
+                <w:szCs w:val="24"/>
+              </w:rPr>
+            </w:pPr>
+            <w:r>
+              <w:rPr>
+                <w:rFonts w:ascii="Times New Roman" w:eastAsia="Times New Roman" w:hAnsi="Times New Roman" w:cs="Times New Roman"/>
+                <w:b/>
+                <w:bCs/>
+                <w:sz w:val="24"/>
+                <w:szCs w:val="24"/>
+              </w:rPr>
+              <w:t>Advantages</w:t>
+            </w:r>
+          </w:p>
+        </w:tc>
+        <w:tc>
+          <w:tcPr>
+            <w:tcW w:w="0" w:type="auto"/>
+            <w:vAlign w:val="center"/>
+            <w:hideMark/>
+          </w:tcPr>
+          <w:p>
+            <w:pPr>
+              <w:spacing w:after="0" w:line="240" w:lineRule="auto"/>
+              <w:jc w:val="center"/>
+              <w:rPr>
+                <w:rFonts w:ascii="Times New Roman" w:eastAsia="Times New Roman" w:hAnsi="Times New Roman" w:cs="Times New Roman"/>
+                <w:b/>
+                <w:bCs/>
+                <w:sz w:val="24"/>
+                <w:szCs w:val="24"/>
+              </w:rPr>
+            </w:pPr>
+            <w:r>
+              <w:rPr>
+                <w:rFonts w:ascii="Times New Roman" w:eastAsia="Times New Roman" w:hAnsi="Times New Roman" w:cs="Times New Roman"/>
+                <w:b/>
+                <w:bCs/>
+                <w:sz w:val="24"/>
+                <w:szCs w:val="24"/>
+              </w:rPr>
+              <w:t>Disadvantages</w:t>
+            </w:r>
+          </w:p>
+        </w:tc>
+      </w:tr>
+      <w:tr>
+        <w:trPr>
+          <w:tblCellSpacing w:w="15" w:type="dxa"/>
+        </w:trPr>
+        <w:tc>
+          <w:tcPr>
+            <w:tcW w:w="1467" w:type="dxa"/>
+            <w:vAlign w:val="center"/>
+            <w:hideMark/>
+          </w:tcPr>
+          <w:p>
+            <w:pPr>
+              <w:spacing w:after="0" w:line="240" w:lineRule="auto"/>
+              <w:rPr>
+                <w:rFonts w:ascii="Times New Roman" w:eastAsia="Times New Roman" w:hAnsi="Times New Roman" w:cs="Times New Roman"/>
+                <w:sz w:val="24"/>
+                <w:szCs w:val="24"/>
+              </w:rPr>
+            </w:pPr>
+            <w:r>
+              <w:rPr>
+                <w:rFonts w:ascii="Times New Roman" w:eastAsia="Times New Roman" w:hAnsi="Times New Roman" w:cs="Times New Roman"/>
+                <w:b/>
+                <w:bCs/>
+                <w:sz w:val="24"/>
+                <w:szCs w:val="24"/>
+              </w:rPr>
+              <w:t>Shared Preferences</w:t>
+            </w:r>
+          </w:p>
+        </w:tc>
+        <w:tc>
+          <w:tcPr>
+            <w:tcW w:w="0" w:type="auto"/>
+            <w:vAlign w:val="center"/>
+            <w:hideMark/>
+          </w:tcPr>
+          <w:p>
+            <w:pPr>
+              <w:spacing w:after="0" w:line="240" w:lineRule="auto"/>
+              <w:rPr>
+                <w:rFonts w:ascii="Times New Roman" w:eastAsia="Times New Roman" w:hAnsi="Times New Roman" w:cs="Times New Roman"/>
+                <w:sz w:val="24"/>
+                <w:szCs w:val="24"/>
+              </w:rPr>
+            </w:pPr>
+            <w:r>
+              <w:rPr>
+                <w:rFonts w:ascii="Times New Roman" w:eastAsia="Times New Roman" w:hAnsi="Times New Roman" w:cs="Times New Roman"/>
+                <w:sz w:val="24"/>
+                <w:szCs w:val="24"/>
+              </w:rPr>
+              <w:t>Fast, easy to implement, lightweight, suitable for storing user settings and small amounts of data.</w:t>
+            </w:r>
+          </w:p>
+        </w:tc>
+        <w:tc>
+          <w:tcPr>
+            <w:tcW w:w="0" w:type="auto"/>
+            <w:vAlign w:val="center"/>
+            <w:hideMark/>
+          </w:tcPr>
+          <w:p>
+            <w:pPr>
+              <w:spacing w:after="0" w:line="240" w:lineRule="auto"/>
+              <w:rPr>
+                <w:rFonts w:ascii="Times New Roman" w:eastAsia="Times New Roman" w:hAnsi="Times New Roman" w:cs="Times New Roman"/>
+                <w:sz w:val="24"/>
+                <w:szCs w:val="24"/>
+              </w:rPr>
+            </w:pPr>
+            <w:r>
+              <w:rPr>
+                <w:rFonts w:ascii="Times New Roman" w:eastAsia="Times New Roman" w:hAnsi="Times New Roman" w:cs="Times New Roman"/>
+                <w:sz w:val="24"/>
+                <w:szCs w:val="24"/>
+              </w:rPr>
+              <w:t>Limited to small key-value pairs, cannot store complex or relational data, no querying support.</w:t>
+            </w:r>
+          </w:p>
+        </w:tc>
+      </w:tr>
+      <w:tr>
+        <w:trPr>
+          <w:tblCellSpacing w:w="15" w:type="dxa"/>
+        </w:trPr>
+        <w:tc>
+          <w:tcPr>
+            <w:tcW w:w="1467" w:type="dxa"/>
+            <w:vAlign w:val="center"/>
+            <w:hideMark/>
+          </w:tcPr>
+          <w:p>
+            <w:pPr>
+              <w:spacing w:after="0" w:line="240" w:lineRule="auto"/>
+              <w:rPr>
+                <w:rFonts w:ascii="Times New Roman" w:eastAsia="Times New Roman" w:hAnsi="Times New Roman" w:cs="Times New Roman"/>
+                <w:sz w:val="24"/>
+                <w:szCs w:val="24"/>
+              </w:rPr>
+            </w:pPr>
+            <w:r>
+              <w:rPr>
+                <w:rFonts w:ascii="Times New Roman" w:eastAsia="Times New Roman" w:hAnsi="Times New Roman" w:cs="Times New Roman"/>
+                <w:b/>
+                <w:bCs/>
+                <w:sz w:val="24"/>
+                <w:szCs w:val="24"/>
+              </w:rPr>
+              <w:t>SQLite</w:t>
+            </w:r>
+          </w:p>
+        </w:tc>
+        <w:tc>
+          <w:tcPr>
+            <w:tcW w:w="0" w:type="auto"/>
+            <w:vAlign w:val="center"/>
+            <w:hideMark/>
+          </w:tcPr>
+          <w:p>
+            <w:pPr>
+              <w:spacing w:after="0" w:line="240" w:lineRule="auto"/>
+              <w:rPr>
+                <w:rFonts w:ascii="Times New Roman" w:eastAsia="Times New Roman" w:hAnsi="Times New Roman" w:cs="Times New Roman"/>
+                <w:sz w:val="24"/>
+                <w:szCs w:val="24"/>
+              </w:rPr>
+            </w:pPr>
+            <w:r>
+              <w:rPr>
+                <w:rFonts w:ascii="Times New Roman" w:eastAsia="Times New Roman" w:hAnsi="Times New Roman" w:cs="Times New Roman"/>
+                <w:sz w:val="24"/>
+                <w:szCs w:val="24"/>
+              </w:rPr>
+              <w:t>Relational database, supports offline storage, powerful SQL queries, secure and efficient for structured data.</w:t>
+            </w:r>
+          </w:p>
+        </w:tc>
+        <w:tc>
+          <w:tcPr>
+            <w:tcW w:w="0" w:type="auto"/>
+            <w:vAlign w:val="center"/>
+            <w:hideMark/>
+          </w:tcPr>
+          <w:p>
+            <w:pPr>
+              <w:spacing w:after="0" w:line="240" w:lineRule="auto"/>
+              <w:rPr>
+                <w:rFonts w:ascii="Times New Roman" w:eastAsia="Times New Roman" w:hAnsi="Times New Roman" w:cs="Times New Roman"/>
+                <w:sz w:val="24"/>
+                <w:szCs w:val="24"/>
+              </w:rPr>
+            </w:pPr>
+            <w:r>
+              <w:rPr>
+                <w:rFonts w:ascii="Times New Roman" w:eastAsia="Times New Roman" w:hAnsi="Times New Roman" w:cs="Times New Roman"/>
+                <w:sz w:val="24"/>
+                <w:szCs w:val="24"/>
+              </w:rPr>
+              <w:t>Requires knowledge of SQL, more complex to implement and maintain compared to simple storage methods.</w:t>
+            </w:r>
+          </w:p>
+        </w:tc>
+      </w:tr>
+      <w:tr>
+        <w:trPr>
+          <w:tblCellSpacing w:w="15" w:type="dxa"/>
+        </w:trPr>
+        <w:tc>
+          <w:tcPr>
+            <w:tcW w:w="1467" w:type="dxa"/>
+            <w:vAlign w:val="center"/>
+            <w:hideMark/>
+          </w:tcPr>
+          <w:p>
+            <w:pPr>
+              <w:spacing w:after="0" w:line="240" w:lineRule="auto"/>
+              <w:rPr>
+                <w:rFonts w:ascii="Times New Roman" w:eastAsia="Times New Roman" w:hAnsi="Times New Roman" w:cs="Times New Roman"/>
+                <w:sz w:val="24"/>
+                <w:szCs w:val="24"/>
+              </w:rPr>
+            </w:pPr>
+            <w:r>
+              <w:rPr>
+                <w:rFonts w:ascii="Times New Roman" w:eastAsia="Times New Roman" w:hAnsi="Times New Roman" w:cs="Times New Roman"/>
+                <w:b/>
+                <w:bCs/>
+                <w:sz w:val="24"/>
+                <w:szCs w:val="24"/>
+              </w:rPr>
+              <w:t>Internal Storage</w:t>
+            </w:r>
+          </w:p>
+        </w:tc>
+        <w:tc>
+          <w:tcPr>
+            <w:tcW w:w="0" w:type="auto"/>
+            <w:vAlign w:val="center"/>
+            <w:hideMark/>
+          </w:tcPr>
+          <w:p>
+            <w:pPr>
+              <w:spacing w:after="0" w:line="240" w:lineRule="auto"/>
+              <w:rPr>
+                <w:rFonts w:ascii="Times New Roman" w:eastAsia="Times New Roman" w:hAnsi="Times New Roman" w:cs="Times New Roman"/>
+                <w:sz w:val="24"/>
+                <w:szCs w:val="24"/>
+              </w:rPr>
+            </w:pPr>
+            <w:r>
+              <w:rPr>
+                <w:rFonts w:ascii="Times New Roman" w:eastAsia="Times New Roman" w:hAnsi="Times New Roman" w:cs="Times New Roman"/>
+                <w:sz w:val="24"/>
+                <w:szCs w:val="24"/>
+              </w:rPr>
+              <w:t>Simple and secure file storage, data is private to the application, suitable for storing files and documents.</w:t>
+            </w:r>
+          </w:p>
+        </w:tc>
+        <w:tc>
+          <w:tcPr>
+            <w:tcW w:w="0" w:type="auto"/>
+            <w:vAlign w:val="center"/>
+            <w:hideMark/>
+          </w:tcPr>
+          <w:p>
+            <w:pPr>
+              <w:spacing w:after="0" w:line="240" w:lineRule="auto"/>
+              <w:rPr>
+                <w:rFonts w:ascii="Times New Roman" w:eastAsia="Times New Roman" w:hAnsi="Times New Roman" w:cs="Times New Roman"/>
+                <w:sz w:val="24"/>
+                <w:szCs w:val="24"/>
+              </w:rPr>
+            </w:pPr>
+            <w:r>
+              <w:rPr>
+                <w:rFonts w:ascii="Times New Roman" w:eastAsia="Times New Roman" w:hAnsi="Times New Roman" w:cs="Times New Roman"/>
+                <w:sz w:val="24"/>
+                <w:szCs w:val="24"/>
+              </w:rPr>
+              <w:t>Not suitable for structured data, limited organization and search capabilities, and managing files can become difficult as data grows.</w:t>
+            </w:r>
+          </w:p>
+        </w:tc>
+      </w:tr>
+    </w:tbl>
+    <w:p>
+      <w:pPr>
+        <w:spacing w:after="0" w:line="240" w:lineRule="auto"/>
+        <w:rPr>
+          <w:rFonts w:ascii="Times New Roman" w:eastAsia="Times New Roman" w:hAnsi="Times New Roman" w:cs="Times New Roman"/>
+          <w:sz w:val="24"/>
+          <w:szCs w:val="24"/>
+        </w:rPr>
+      </w:pPr>
+    </w:p>
+    <w:p>
+      <w:pPr>
+        <w:spacing w:before="100" w:beforeAutospacing="1" w:after="100" w:afterAutospacing="1" w:line="240" w:lineRule="auto"/>
+        <w:outlineLvl w:val="1"/>
+        <w:rPr>
+          <w:rFonts w:ascii="Times New Roman" w:eastAsia="Times New Roman" w:hAnsi="Times New Roman" w:cs="Times New Roman"/>
+          <w:b/>
+          <w:bCs/>
+          <w:sz w:val="36"/>
+          <w:szCs w:val="36"/>
+        </w:rPr>
+      </w:pPr>
+      <w:r>
+        <w:rPr>
+          <w:rFonts w:ascii="Times New Roman" w:eastAsia="Times New Roman" w:hAnsi="Times New Roman" w:cs="Times New Roman"/>
+          <w:b/>
+          <w:bCs/>
+          <w:sz w:val="36"/>
+          <w:szCs w:val="36"/>
+        </w:rPr>
+        <w:t>Task 2: Student Database Design</w:t>
+      </w:r>
+    </w:p>
+    <w:p>
+      <w:pPr>
+        <w:spacing w:before="100" w:beforeAutospacing="1" w:after="100" w:afterAutospacing="1" w:line="240" w:lineRule="auto"/>
+        <w:outlineLvl w:val="2"/>
+        <w:rPr>
+          <w:rFonts w:ascii="Times New Roman" w:eastAsia="Times New Roman" w:hAnsi="Times New Roman" w:cs="Times New Roman"/>
+          <w:b/>
+          <w:bCs/>
+          <w:sz w:val="27"/>
+          <w:szCs w:val="27"/>
+        </w:rPr>
+      </w:pPr>
+      <w:r>
+        <w:rPr>
+          <w:rFonts w:ascii="Times New Roman" w:eastAsia="Times New Roman" w:hAnsi="Times New Roman" w:cs="Times New Roman"/>
+          <w:b/>
+          <w:bCs/>
+          <w:sz w:val="27"/>
+          <w:szCs w:val="27"/>
+        </w:rPr>
+        <w:t>Students Table</w:t>
+      </w:r>
+    </w:p>
+    <w:tbl>
+      <w:tblPr>
+        <w:tblW w:w="0" w:type="auto"/>
+        <w:tblCellSpacing w:w="15" w:type="dxa"/>
+        <w:tblBorders>
+          <w:top w:val="single" w:sz="4" w:space="0" w:color="auto"/>
+          <w:left w:val="single" w:sz="4" w:space="0" w:color="auto"/>
+          <w:bottom w:val="single" w:sz="4" w:space="0" w:color="auto"/>
+          <w:right w:val="single" w:sz="4" w:space="0" w:color="auto"/>
+          <w:insideH w:val="single" w:sz="4" w:space="0" w:color="auto"/>
+          <w:insideV w:val="single" w:sz="4" w:space="0" w:color="auto"/>
+        </w:tblBorders>
+        <w:tblCellMar>
+          <w:top w:w="15" w:type="dxa"/>
+          <w:left w:w="15" w:type="dxa"/>
+          <w:bottom w:w="15" w:type="dxa"/>
+          <w:right w:w="15" w:type="dxa"/>
+        </w:tblCellMar>
+        <w:tblLook w:val="04A0" w:firstRow="1" w:lastRow="0" w:firstColumn="1" w:lastColumn="0" w:noHBand="0" w:noVBand="1"/>
+      </w:tblPr>
+      <w:tblGrid>
+        <w:gridCol w:w="1275"/>
+        <w:gridCol w:w="1633"/>
+        <w:gridCol w:w="1435"/>
+      </w:tblGrid>
+      <w:tr>
+        <w:trPr>
+          <w:tblHeader/>
+          <w:tblCellSpacing w:w="15" w:type="dxa"/>
+        </w:trPr>
+        <w:tc>
+          <w:tcPr>
+            <w:tcW w:w="0" w:type="auto"/>
+            <w:vAlign w:val="center"/>
+            <w:hideMark/>
+          </w:tcPr>
+          <w:p>
+            <w:pPr>
+              <w:spacing w:after="0" w:line="240" w:lineRule="auto"/>
+              <w:jc w:val="center"/>
+              <w:rPr>
+                <w:rFonts w:ascii="Times New Roman" w:eastAsia="Times New Roman" w:hAnsi="Times New Roman" w:cs="Times New Roman"/>
+                <w:b/>
+                <w:bCs/>
+                <w:sz w:val="24"/>
+                <w:szCs w:val="24"/>
+              </w:rPr>
+            </w:pPr>
+            <w:r>
+              <w:rPr>
+                <w:rFonts w:ascii="Times New Roman" w:eastAsia="Times New Roman" w:hAnsi="Times New Roman" w:cs="Times New Roman"/>
+                <w:b/>
+                <w:bCs/>
+                <w:sz w:val="24"/>
+                <w:szCs w:val="24"/>
+              </w:rPr>
+              <w:t>Field Name</w:t>
+            </w:r>
+          </w:p>
+        </w:tc>
+        <w:tc>
+          <w:tcPr>
+            <w:tcW w:w="0" w:type="auto"/>
+            <w:vAlign w:val="center"/>
+            <w:hideMark/>
+          </w:tcPr>
+          <w:p>
+            <w:pPr>
+              <w:spacing w:after="0" w:line="240" w:lineRule="auto"/>
+              <w:jc w:val="center"/>
+              <w:rPr>
+                <w:rFonts w:ascii="Times New Roman" w:eastAsia="Times New Roman" w:hAnsi="Times New Roman" w:cs="Times New Roman"/>
+                <w:b/>
+                <w:bCs/>
+                <w:sz w:val="24"/>
+                <w:szCs w:val="24"/>
+              </w:rPr>
+            </w:pPr>
+            <w:r>
+              <w:rPr>
+                <w:rFonts w:ascii="Times New Roman" w:eastAsia="Times New Roman" w:hAnsi="Times New Roman" w:cs="Times New Roman"/>
+                <w:b/>
+                <w:bCs/>
+                <w:sz w:val="24"/>
+                <w:szCs w:val="24"/>
+              </w:rPr>
+              <w:t>Data Type</w:t>
+            </w:r>
+          </w:p>
+        </w:tc>
+        <w:tc>
+          <w:tcPr>
+            <w:tcW w:w="0" w:type="auto"/>
+            <w:vAlign w:val="center"/>
+            <w:hideMark/>
+          </w:tcPr>
+          <w:p>
+            <w:pPr>
+              <w:spacing w:after="0" w:line="240" w:lineRule="auto"/>
+              <w:jc w:val="center"/>
+              <w:rPr>
+                <w:rFonts w:ascii="Times New Roman" w:eastAsia="Times New Roman" w:hAnsi="Times New Roman" w:cs="Times New Roman"/>
+                <w:b/>
+                <w:bCs/>
+                <w:sz w:val="24"/>
+                <w:szCs w:val="24"/>
+              </w:rPr>
+            </w:pPr>
+            <w:r>
+              <w:rPr>
+                <w:rFonts w:ascii="Times New Roman" w:eastAsia="Times New Roman" w:hAnsi="Times New Roman" w:cs="Times New Roman"/>
+                <w:b/>
+                <w:bCs/>
+                <w:sz w:val="24"/>
+                <w:szCs w:val="24"/>
+              </w:rPr>
+              <w:t>Primary Key</w:t>
+            </w:r>
+          </w:p>
+        </w:tc>
+      </w:tr>
+      <w:tr>
+        <w:trPr>
+          <w:tblCellSpacing w:w="15" w:type="dxa"/>
+        </w:trPr>
+        <w:tc>
+          <w:tcPr>
+            <w:tcW w:w="0" w:type="auto"/>
+            <w:vAlign w:val="center"/>
+            <w:hideMark/>
+          </w:tcPr>
+          <w:p>
+            <w:pPr>
+              <w:spacing w:after="0" w:line="240" w:lineRule="auto"/>
+              <w:rPr>
+                <w:rFonts w:ascii="Times New Roman" w:eastAsia="Times New Roman" w:hAnsi="Times New Roman" w:cs="Times New Roman"/>
+                <w:sz w:val="24"/>
+                <w:szCs w:val="24"/>
+              </w:rPr>
+            </w:pPr>
+            <w:r>
+              <w:rPr>
+                <w:rFonts w:ascii="Times New Roman" w:eastAsia="Times New Roman" w:hAnsi="Times New Roman" w:cs="Times New Roman"/>
+                <w:sz w:val="24"/>
+                <w:szCs w:val="24"/>
+              </w:rPr>
+              <w:t>id</w:t>
+            </w:r>
+          </w:p>
+        </w:tc>
+        <w:tc>
+          <w:tcPr>
+            <w:tcW w:w="0" w:type="auto"/>
+            <w:vAlign w:val="center"/>
+            <w:hideMark/>
+          </w:tcPr>
+          <w:p>
+            <w:pPr>
+              <w:spacing w:after="0" w:line="240" w:lineRule="auto"/>
+              <w:rPr>
+                <w:rFonts w:ascii="Times New Roman" w:eastAsia="Times New Roman" w:hAnsi="Times New Roman" w:cs="Times New Roman"/>
+                <w:sz w:val="24"/>
+                <w:szCs w:val="24"/>
+              </w:rPr>
+            </w:pPr>
+            <w:r>
+              <w:rPr>
+                <w:rFonts w:ascii="Times New Roman" w:eastAsia="Times New Roman" w:hAnsi="Times New Roman" w:cs="Times New Roman"/>
+                <w:sz w:val="24"/>
+                <w:szCs w:val="24"/>
+              </w:rPr>
+              <w:t>INTEGER</w:t>
+            </w:r>
+          </w:p>
+        </w:tc>
+        <w:tc>
+          <w:tcPr>
+            <w:tcW w:w="0" w:type="auto"/>
+            <w:vAlign w:val="center"/>
+            <w:hideMark/>
+          </w:tcPr>
+          <w:p>
+            <w:pPr>
+              <w:spacing w:after="0" w:line="240" w:lineRule="auto"/>
+              <w:rPr>
+                <w:rFonts w:ascii="Times New Roman" w:eastAsia="Times New Roman" w:hAnsi="Times New Roman" w:cs="Times New Roman"/>
+                <w:sz w:val="24"/>
+                <w:szCs w:val="24"/>
+              </w:rPr>
+            </w:pPr>
+            <w:r>
+              <w:rPr>
+                <w:rFonts w:ascii="Times New Roman" w:eastAsia="Times New Roman" w:hAnsi="Times New Roman" w:cs="Times New Roman"/>
+                <w:sz w:val="24"/>
+                <w:szCs w:val="24"/>
+              </w:rPr>
+              <w:t>Yes</w:t>
+            </w:r>
+          </w:p>
+        </w:tc>
+      </w:tr>
+      <w:tr>
+        <w:trPr>
+          <w:tblCellSpacing w:w="15" w:type="dxa"/>
+        </w:trPr>
+        <w:tc>
+          <w:tcPr>
+            <w:tcW w:w="0" w:type="auto"/>
+            <w:vAlign w:val="center"/>
+            <w:hideMark/>
+          </w:tcPr>
+          <w:p>
+            <w:pPr>
+              <w:spacing w:after="0" w:line="240" w:lineRule="auto"/>
+              <w:rPr>
+                <w:rFonts w:ascii="Times New Roman" w:eastAsia="Times New Roman" w:hAnsi="Times New Roman" w:cs="Times New Roman"/>
+                <w:sz w:val="24"/>
+                <w:szCs w:val="24"/>
+              </w:rPr>
+            </w:pPr>
+            <w:r>
+              <w:rPr>
+                <w:rFonts w:ascii="Times New Roman" w:eastAsia="Times New Roman" w:hAnsi="Times New Roman" w:cs="Times New Roman"/>
+                <w:sz w:val="24"/>
+                <w:szCs w:val="24"/>
+              </w:rPr>
+              <w:t>full Name</w:t>
+            </w:r>
+          </w:p>
+        </w:tc>
+        <w:tc>
+          <w:tcPr>
+            <w:tcW w:w="0" w:type="auto"/>
+            <w:vAlign w:val="center"/>
+            <w:hideMark/>
+          </w:tcPr>
+          <w:p>
+            <w:pPr>
+              <w:spacing w:after="0" w:line="240" w:lineRule="auto"/>
+              <w:rPr>
+                <w:rFonts w:ascii="Times New Roman" w:eastAsia="Times New Roman" w:hAnsi="Times New Roman" w:cs="Times New Roman"/>
+                <w:sz w:val="24"/>
+                <w:szCs w:val="24"/>
+              </w:rPr>
+            </w:pPr>
+            <w:r>
+              <w:rPr>
+                <w:rFonts w:ascii="Times New Roman" w:eastAsia="Times New Roman" w:hAnsi="Times New Roman" w:cs="Times New Roman"/>
+                <w:sz w:val="24"/>
+                <w:szCs w:val="24"/>
+              </w:rPr>
+              <w:t>TEXT</w:t>
+            </w:r>
+          </w:p>
+        </w:tc>
+        <w:tc>
+          <w:tcPr>
+            <w:tcW w:w="0" w:type="auto"/>
+            <w:vAlign w:val="center"/>
+            <w:hideMark/>
+          </w:tcPr>
+          <w:p>
+            <w:pPr>
+              <w:spacing w:after="0" w:line="240" w:lineRule="auto"/>
+              <w:rPr>
+                <w:rFonts w:ascii="Times New Roman" w:eastAsia="Times New Roman" w:hAnsi="Times New Roman" w:cs="Times New Roman"/>
+                <w:sz w:val="24"/>
+                <w:szCs w:val="24"/>
+              </w:rPr>
+            </w:pPr>
+            <w:r>
+              <w:rPr>
+                <w:rFonts w:ascii="Times New Roman" w:eastAsia="Times New Roman" w:hAnsi="Times New Roman" w:cs="Times New Roman"/>
+                <w:sz w:val="24"/>
+                <w:szCs w:val="24"/>
+              </w:rPr>
+              <w:t>No</w:t>
+            </w:r>
+          </w:p>
+        </w:tc>
+      </w:tr>
+      <w:tr>
+        <w:trPr>
+          <w:tblCellSpacing w:w="15" w:type="dxa"/>
+        </w:trPr>
+        <w:tc>
+          <w:tcPr>
+            <w:tcW w:w="0" w:type="auto"/>
+            <w:vAlign w:val="center"/>
+            <w:hideMark/>
+          </w:tcPr>
+          <w:p>
+            <w:pPr>
+              <w:spacing w:after="0" w:line="240" w:lineRule="auto"/>
+              <w:rPr>
+                <w:rFonts w:ascii="Times New Roman" w:eastAsia="Times New Roman" w:hAnsi="Times New Roman" w:cs="Times New Roman"/>
+                <w:sz w:val="24"/>
+                <w:szCs w:val="24"/>
+              </w:rPr>
+            </w:pPr>
+            <w:r>
+              <w:rPr>
+                <w:rFonts w:ascii="Times New Roman" w:eastAsia="Times New Roman" w:hAnsi="Times New Roman" w:cs="Times New Roman"/>
+                <w:sz w:val="24"/>
+                <w:szCs w:val="24"/>
+              </w:rPr>
+              <w:t>email</w:t>
+            </w:r>
+          </w:p>
+        </w:tc>
+        <w:tc>
+          <w:tcPr>
+            <w:tcW w:w="0" w:type="auto"/>
+            <w:vAlign w:val="center"/>
+            <w:hideMark/>
+          </w:tcPr>
+          <w:p>
+            <w:pPr>
+              <w:spacing w:after="0" w:line="240" w:lineRule="auto"/>
+              <w:rPr>
+                <w:rFonts w:ascii="Times New Roman" w:eastAsia="Times New Roman" w:hAnsi="Times New Roman" w:cs="Times New Roman"/>
+                <w:sz w:val="24"/>
+                <w:szCs w:val="24"/>
+              </w:rPr>
+            </w:pPr>
+            <w:r>
+              <w:rPr>
+                <w:rFonts w:ascii="Times New Roman" w:eastAsia="Times New Roman" w:hAnsi="Times New Roman" w:cs="Times New Roman"/>
+                <w:sz w:val="24"/>
+                <w:szCs w:val="24"/>
+              </w:rPr>
+              <w:t>TEXT</w:t>
+            </w:r>
+          </w:p>
+        </w:tc>
+        <w:tc>
+          <w:tcPr>
+            <w:tcW w:w="0" w:type="auto"/>
+            <w:vAlign w:val="center"/>
+            <w:hideMark/>
+          </w:tcPr>
+          <w:p>
+            <w:pPr>
+              <w:spacing w:after="0" w:line="240" w:lineRule="auto"/>
+              <w:rPr>
+                <w:rFonts w:ascii="Times New Roman" w:eastAsia="Times New Roman" w:hAnsi="Times New Roman" w:cs="Times New Roman"/>
+                <w:sz w:val="24"/>
+                <w:szCs w:val="24"/>
+              </w:rPr>
+            </w:pPr>
+            <w:r>
+              <w:rPr>
+                <w:rFonts w:ascii="Times New Roman" w:eastAsia="Times New Roman" w:hAnsi="Times New Roman" w:cs="Times New Roman"/>
+                <w:sz w:val="24"/>
+                <w:szCs w:val="24"/>
+              </w:rPr>
+              <w:t>No</w:t>
+            </w:r>
+          </w:p>
+        </w:tc>
+      </w:tr>
+      <w:tr>
+        <w:trPr>
+          <w:tblCellSpacing w:w="15" w:type="dxa"/>
+        </w:trPr>
+        <w:tc>
+          <w:tcPr>
+            <w:tcW w:w="0" w:type="auto"/>
+            <w:vAlign w:val="center"/>
+            <w:hideMark/>
+          </w:tcPr>
+          <w:p>
+            <w:pPr>
+              <w:spacing w:after="0" w:line="240" w:lineRule="auto"/>
+              <w:rPr>
+                <w:rFonts w:ascii="Times New Roman" w:eastAsia="Times New Roman" w:hAnsi="Times New Roman" w:cs="Times New Roman"/>
+                <w:sz w:val="24"/>
+                <w:szCs w:val="24"/>
+              </w:rPr>
+            </w:pPr>
+            <w:r>
+              <w:rPr>
+                <w:rFonts w:ascii="Times New Roman" w:eastAsia="Times New Roman" w:hAnsi="Times New Roman" w:cs="Times New Roman"/>
+                <w:sz w:val="24"/>
+                <w:szCs w:val="24"/>
+              </w:rPr>
+              <w:t>phone</w:t>
+            </w:r>
+          </w:p>
+        </w:tc>
+        <w:tc>
+          <w:tcPr>
+            <w:tcW w:w="0" w:type="auto"/>
+            <w:vAlign w:val="center"/>
+            <w:hideMark/>
+          </w:tcPr>
+          <w:p>
+            <w:pPr>
+              <w:spacing w:after="0" w:line="240" w:lineRule="auto"/>
+              <w:rPr>
+                <w:rFonts w:ascii="Times New Roman" w:eastAsia="Times New Roman" w:hAnsi="Times New Roman" w:cs="Times New Roman"/>
+                <w:sz w:val="24"/>
+                <w:szCs w:val="24"/>
+              </w:rPr>
+            </w:pPr>
+            <w:r>
+              <w:rPr>
+                <w:rFonts w:ascii="Times New Roman" w:eastAsia="Times New Roman" w:hAnsi="Times New Roman" w:cs="Times New Roman"/>
+                <w:sz w:val="24"/>
+                <w:szCs w:val="24"/>
+              </w:rPr>
+              <w:t>TEXT</w:t>
+            </w:r>
+          </w:p>
+        </w:tc>
+        <w:tc>
+          <w:tcPr>
+            <w:tcW w:w="0" w:type="auto"/>
+            <w:vAlign w:val="center"/>
+            <w:hideMark/>
+          </w:tcPr>
+          <w:p>
+            <w:pPr>
+              <w:spacing w:after="0" w:line="240" w:lineRule="auto"/>
+              <w:rPr>
+                <w:rFonts w:ascii="Times New Roman" w:eastAsia="Times New Roman" w:hAnsi="Times New Roman" w:cs="Times New Roman"/>
+                <w:sz w:val="24"/>
+                <w:szCs w:val="24"/>
+              </w:rPr>
+            </w:pPr>
+            <w:r>
+              <w:rPr>
+                <w:rFonts w:ascii="Times New Roman" w:eastAsia="Times New Roman" w:hAnsi="Times New Roman" w:cs="Times New Roman"/>
+                <w:sz w:val="24"/>
+                <w:szCs w:val="24"/>
+              </w:rPr>
+              <w:t>No</w:t>
+            </w:r>
+          </w:p>
+        </w:tc>
+      </w:tr>
+      <w:tr>
+        <w:trPr>
+          <w:tblCellSpacing w:w="15" w:type="dxa"/>
+        </w:trPr>
+        <w:tc>
+          <w:tcPr>
+            <w:tcW w:w="0" w:type="auto"/>
+            <w:vAlign w:val="center"/>
+            <w:hideMark/>
+          </w:tcPr>
+          <w:p>
+            <w:pPr>
+              <w:spacing w:after="0" w:line="240" w:lineRule="auto"/>
+              <w:rPr>
+                <w:rFonts w:ascii="Times New Roman" w:eastAsia="Times New Roman" w:hAnsi="Times New Roman" w:cs="Times New Roman"/>
+                <w:sz w:val="24"/>
+                <w:szCs w:val="24"/>
+              </w:rPr>
+            </w:pPr>
+            <w:r>
+              <w:rPr>
+                <w:rFonts w:ascii="Times New Roman" w:eastAsia="Times New Roman" w:hAnsi="Times New Roman" w:cs="Times New Roman"/>
+                <w:sz w:val="24"/>
+                <w:szCs w:val="24"/>
+              </w:rPr>
+              <w:t>course</w:t>
+            </w:r>
+          </w:p>
+        </w:tc>
+        <w:tc>
+          <w:tcPr>
+            <w:tcW w:w="0" w:type="auto"/>
+            <w:vAlign w:val="center"/>
+            <w:hideMark/>
+          </w:tcPr>
+          <w:p>
+            <w:pPr>
+              <w:spacing w:after="0" w:line="240" w:lineRule="auto"/>
+              <w:rPr>
+                <w:rFonts w:ascii="Times New Roman" w:eastAsia="Times New Roman" w:hAnsi="Times New Roman" w:cs="Times New Roman"/>
+                <w:sz w:val="24"/>
+                <w:szCs w:val="24"/>
+              </w:rPr>
+            </w:pPr>
+            <w:r>
+              <w:rPr>
+                <w:rFonts w:ascii="Times New Roman" w:eastAsia="Times New Roman" w:hAnsi="Times New Roman" w:cs="Times New Roman"/>
+                <w:sz w:val="24"/>
+                <w:szCs w:val="24"/>
+              </w:rPr>
+              <w:t>TEXT</w:t>
+            </w:r>
+          </w:p>
+        </w:tc>
+        <w:tc>
+          <w:tcPr>
+            <w:tcW w:w="0" w:type="auto"/>
+            <w:vAlign w:val="center"/>
+            <w:hideMark/>
+          </w:tcPr>
+          <w:p>
+            <w:pPr>
+              <w:spacing w:after="0" w:line="240" w:lineRule="auto"/>
+              <w:rPr>
+                <w:rFonts w:ascii="Times New Roman" w:eastAsia="Times New Roman" w:hAnsi="Times New Roman" w:cs="Times New Roman"/>
+                <w:sz w:val="24"/>
+                <w:szCs w:val="24"/>
+              </w:rPr>
+            </w:pPr>
+            <w:r>
+              <w:rPr>
+                <w:rFonts w:ascii="Times New Roman" w:eastAsia="Times New Roman" w:hAnsi="Times New Roman" w:cs="Times New Roman"/>
+                <w:sz w:val="24"/>
+                <w:szCs w:val="24"/>
+              </w:rPr>
+              <w:t>No</w:t>
+            </w:r>
+          </w:p>
+        </w:tc>
+      </w:tr>
+      <w:tr>
+        <w:trPr>
+          <w:tblCellSpacing w:w="15" w:type="dxa"/>
+        </w:trPr>
+        <w:tc>
+          <w:tcPr>
+            <w:tcW w:w="0" w:type="auto"/>
+            <w:vAlign w:val="center"/>
+            <w:hideMark/>
+          </w:tcPr>
+          <w:p>
+            <w:pPr>
+              <w:spacing w:after="0" w:line="240" w:lineRule="auto"/>
+              <w:rPr>
+                <w:rFonts w:ascii="Times New Roman" w:eastAsia="Times New Roman" w:hAnsi="Times New Roman" w:cs="Times New Roman"/>
+                <w:sz w:val="24"/>
+                <w:szCs w:val="24"/>
+              </w:rPr>
+            </w:pPr>
+            <w:r>
+              <w:rPr>
+                <w:rFonts w:ascii="Times New Roman" w:eastAsia="Times New Roman" w:hAnsi="Times New Roman" w:cs="Times New Roman"/>
+                <w:sz w:val="24"/>
+                <w:szCs w:val="24"/>
+              </w:rPr>
+              <w:t>password</w:t>
+            </w:r>
+          </w:p>
+        </w:tc>
+        <w:tc>
+          <w:tcPr>
+            <w:tcW w:w="0" w:type="auto"/>
+            <w:vAlign w:val="center"/>
+            <w:hideMark/>
+          </w:tcPr>
+          <w:p>
+            <w:pPr>
+              <w:spacing w:after="0" w:line="240" w:lineRule="auto"/>
+              <w:rPr>
+                <w:rFonts w:ascii="Times New Roman" w:eastAsia="Times New Roman" w:hAnsi="Times New Roman" w:cs="Times New Roman"/>
+                <w:sz w:val="24"/>
+                <w:szCs w:val="24"/>
+              </w:rPr>
+            </w:pPr>
+            <w:r>
+              <w:rPr>
+                <w:rFonts w:ascii="Times New Roman" w:eastAsia="Times New Roman" w:hAnsi="Times New Roman" w:cs="Times New Roman"/>
+                <w:sz w:val="24"/>
+                <w:szCs w:val="24"/>
+              </w:rPr>
+              <w:t>TEXT (Hashed)</w:t>
+            </w:r>
+          </w:p>
+        </w:tc>
+        <w:tc>
+          <w:tcPr>
+            <w:tcW w:w="0" w:type="auto"/>
+            <w:vAlign w:val="center"/>
+            <w:hideMark/>
+          </w:tcPr>
+          <w:p>
+            <w:pPr>
+              <w:spacing w:after="0" w:line="240" w:lineRule="auto"/>
+              <w:rPr>
+                <w:rFonts w:ascii="Times New Roman" w:eastAsia="Times New Roman" w:hAnsi="Times New Roman" w:cs="Times New Roman"/>
+                <w:sz w:val="24"/>
+                <w:szCs w:val="24"/>
+              </w:rPr>
+            </w:pPr>
+            <w:r>
+              <w:rPr>
+                <w:rFonts w:ascii="Times New Roman" w:eastAsia="Times New Roman" w:hAnsi="Times New Roman" w:cs="Times New Roman"/>
+                <w:sz w:val="24"/>
+                <w:szCs w:val="24"/>
+              </w:rPr>
+              <w:t>No</w:t>
+            </w:r>
+          </w:p>
+        </w:tc>
+      </w:tr>
+    </w:tbl>
     <w:p>
       <w:pPr>
         <w:jc w:val="both"/>
         <w:rPr>
           <w:rFonts w:ascii="Times New Roman" w:hAnsi="Times New Roman" w:cs="Times New Roman"/>
-          <w:sz w:val="24"/>
-          <w:szCs w:val="24"/>
-        </w:rPr>
-      </w:pPr>
+          <w:b/>
+          <w:bCs/>
+          <w:sz w:val="24"/>
+          <w:szCs w:val="24"/>
+        </w:rPr>
+      </w:pPr>
+      <w:r>
+        <w:rPr>
+          <w:rFonts w:ascii="Times New Roman" w:hAnsi="Times New Roman" w:cs="Times New Roman"/>
+          <w:b/>
+          <w:bCs/>
+          <w:sz w:val="24"/>
+          <w:szCs w:val="24"/>
+        </w:rPr>
+        <w:lastRenderedPageBreak/>
+        <w:t xml:space="preserve">Task 3: Mini Project – </w:t>
+      </w:r>
+      <w:r>
+        <w:rPr>
+          <w:rFonts w:ascii="Times New Roman" w:hAnsi="Times New Roman" w:cs="Times New Roman"/>
+          <w:b/>
+          <w:bCs/>
+          <w:sz w:val="24"/>
+          <w:szCs w:val="24"/>
+        </w:rPr>
+        <w:t>Cargo Track</w:t>
+      </w:r>
+      <w:r>
+        <w:rPr>
+          <w:rFonts w:ascii="Times New Roman" w:hAnsi="Times New Roman" w:cs="Times New Roman"/>
+          <w:b/>
+          <w:bCs/>
+          <w:sz w:val="24"/>
+          <w:szCs w:val="24"/>
+        </w:rPr>
+        <w:t xml:space="preserve"> Pro</w:t>
+      </w:r>
     </w:p>
     <w:p>
       <w:pPr>
         <w:jc w:val="both"/>
         <w:rPr>
           <w:rFonts w:ascii="Times New Roman" w:hAnsi="Times New Roman" w:cs="Times New Roman"/>
-          <w:sz w:val="24"/>
-          <w:szCs w:val="24"/>
-        </w:rPr>
-      </w:pPr>
-      <w:r>
-        <w:rPr>
-          <w:rFonts w:ascii="Times New Roman" w:hAnsi="Times New Roman" w:cs="Times New Roman"/>
-          <w:sz w:val="24"/>
-          <w:szCs w:val="24"/>
-        </w:rPr>
-        <w:br/>
-      </w:r>
-      <w:r>
-        <w:rPr>
-          <w:rFonts w:ascii="Times New Roman" w:hAnsi="Times New Roman" w:cs="Times New Roman"/>
-          <w:sz w:val="24"/>
-          <w:szCs w:val="24"/>
-        </w:rPr>
-        <w:br/>
-      </w:r>
-      <w:r>
-        <w:rPr>
-          <w:rFonts w:ascii="Times New Roman" w:hAnsi="Times New Roman" w:cs="Times New Roman"/>
-          <w:sz w:val="24"/>
-          <w:szCs w:val="24"/>
-        </w:rPr>
-        <w:br/>
+          <w:b/>
+          <w:bCs/>
+          <w:sz w:val="24"/>
+          <w:szCs w:val="24"/>
+        </w:rPr>
+      </w:pPr>
+      <w:r>
+        <w:rPr>
+          <w:rFonts w:ascii="Times New Roman" w:hAnsi="Times New Roman" w:cs="Times New Roman"/>
+          <w:b/>
+          <w:bCs/>
+          <w:sz w:val="24"/>
+          <w:szCs w:val="24"/>
+        </w:rPr>
+        <w:t>Storage Method Selected</w:t>
       </w:r>
     </w:p>
     <w:p>
@@ -8681,10 +10270,962 @@
       <w:r>
         <w:rPr>
           <w:rFonts w:ascii="Times New Roman" w:hAnsi="Times New Roman" w:cs="Times New Roman"/>
-          <w:sz w:val="24"/>
-          <w:szCs w:val="24"/>
-        </w:rPr>
-        <w:br w:type="page"/>
+          <w:b/>
+          <w:bCs/>
+          <w:sz w:val="24"/>
+          <w:szCs w:val="24"/>
+        </w:rPr>
+        <w:t>SQLite</w:t>
+      </w:r>
+    </w:p>
+    <w:p>
+      <w:pPr>
+        <w:jc w:val="both"/>
+        <w:rPr>
+          <w:rFonts w:ascii="Times New Roman" w:hAnsi="Times New Roman" w:cs="Times New Roman"/>
+          <w:b/>
+          <w:bCs/>
+          <w:sz w:val="24"/>
+          <w:szCs w:val="24"/>
+        </w:rPr>
+      </w:pPr>
+      <w:r>
+        <w:rPr>
+          <w:rFonts w:ascii="Times New Roman" w:hAnsi="Times New Roman" w:cs="Times New Roman"/>
+          <w:b/>
+          <w:bCs/>
+          <w:sz w:val="24"/>
+          <w:szCs w:val="24"/>
+        </w:rPr>
+        <w:t>Justification for Selecting SQLite</w:t>
+      </w:r>
+    </w:p>
+    <w:p>
+      <w:pPr>
+        <w:jc w:val="both"/>
+        <w:rPr>
+          <w:rFonts w:ascii="Times New Roman" w:hAnsi="Times New Roman" w:cs="Times New Roman"/>
+          <w:sz w:val="24"/>
+          <w:szCs w:val="24"/>
+        </w:rPr>
+      </w:pPr>
+      <w:r>
+        <w:rPr>
+          <w:rFonts w:ascii="Times New Roman" w:hAnsi="Times New Roman" w:cs="Times New Roman"/>
+          <w:sz w:val="24"/>
+          <w:szCs w:val="24"/>
+        </w:rPr>
+        <w:t xml:space="preserve">SQLite was selected as the storage method for the </w:t>
+      </w:r>
+      <w:r>
+        <w:rPr>
+          <w:rFonts w:ascii="Times New Roman" w:hAnsi="Times New Roman" w:cs="Times New Roman"/>
+          <w:sz w:val="24"/>
+          <w:szCs w:val="24"/>
+        </w:rPr>
+        <w:t>Cargo Track</w:t>
+      </w:r>
+      <w:r>
+        <w:rPr>
+          <w:rFonts w:ascii="Times New Roman" w:hAnsi="Times New Roman" w:cs="Times New Roman"/>
+          <w:sz w:val="24"/>
+          <w:szCs w:val="24"/>
+        </w:rPr>
+        <w:t xml:space="preserve"> Pro application because it offers several advantages for a mobile cargo tracking system:</w:t>
+      </w:r>
+    </w:p>
+    <w:p>
+      <w:pPr>
+        <w:numPr>
+          <w:ilvl w:val="0"/>
+          <w:numId w:val="18"/>
+        </w:numPr>
+        <w:jc w:val="both"/>
+        <w:rPr>
+          <w:rFonts w:ascii="Times New Roman" w:hAnsi="Times New Roman" w:cs="Times New Roman"/>
+          <w:sz w:val="24"/>
+          <w:szCs w:val="24"/>
+        </w:rPr>
+      </w:pPr>
+      <w:r>
+        <w:rPr>
+          <w:rFonts w:ascii="Times New Roman" w:hAnsi="Times New Roman" w:cs="Times New Roman"/>
+          <w:b/>
+          <w:bCs/>
+          <w:sz w:val="24"/>
+          <w:szCs w:val="24"/>
+        </w:rPr>
+        <w:t>Offline Capability:</w:t>
+      </w:r>
+      <w:r>
+        <w:rPr>
+          <w:rFonts w:ascii="Times New Roman" w:hAnsi="Times New Roman" w:cs="Times New Roman"/>
+          <w:sz w:val="24"/>
+          <w:szCs w:val="24"/>
+        </w:rPr>
+        <w:t xml:space="preserve"> Users can access and manage shipment information even without an internet connection.</w:t>
+      </w:r>
+    </w:p>
+    <w:p>
+      <w:pPr>
+        <w:numPr>
+          <w:ilvl w:val="0"/>
+          <w:numId w:val="18"/>
+        </w:numPr>
+        <w:jc w:val="both"/>
+        <w:rPr>
+          <w:rFonts w:ascii="Times New Roman" w:hAnsi="Times New Roman" w:cs="Times New Roman"/>
+          <w:sz w:val="24"/>
+          <w:szCs w:val="24"/>
+        </w:rPr>
+      </w:pPr>
+      <w:r>
+        <w:rPr>
+          <w:rFonts w:ascii="Times New Roman" w:hAnsi="Times New Roman" w:cs="Times New Roman"/>
+          <w:b/>
+          <w:bCs/>
+          <w:sz w:val="24"/>
+          <w:szCs w:val="24"/>
+        </w:rPr>
+        <w:t>Relational Database Structure:</w:t>
+      </w:r>
+      <w:r>
+        <w:rPr>
+          <w:rFonts w:ascii="Times New Roman" w:hAnsi="Times New Roman" w:cs="Times New Roman"/>
+          <w:sz w:val="24"/>
+          <w:szCs w:val="24"/>
+        </w:rPr>
+        <w:t xml:space="preserve"> SQLite efficiently stores related data and supports complex SQL queries.</w:t>
+      </w:r>
+    </w:p>
+    <w:p>
+      <w:pPr>
+        <w:numPr>
+          <w:ilvl w:val="0"/>
+          <w:numId w:val="18"/>
+        </w:numPr>
+        <w:jc w:val="both"/>
+        <w:rPr>
+          <w:rFonts w:ascii="Times New Roman" w:hAnsi="Times New Roman" w:cs="Times New Roman"/>
+          <w:sz w:val="24"/>
+          <w:szCs w:val="24"/>
+        </w:rPr>
+      </w:pPr>
+      <w:r>
+        <w:rPr>
+          <w:rFonts w:ascii="Times New Roman" w:hAnsi="Times New Roman" w:cs="Times New Roman"/>
+          <w:b/>
+          <w:bCs/>
+          <w:sz w:val="24"/>
+          <w:szCs w:val="24"/>
+        </w:rPr>
+        <w:t>Fast Performance:</w:t>
+      </w:r>
+      <w:r>
+        <w:rPr>
+          <w:rFonts w:ascii="Times New Roman" w:hAnsi="Times New Roman" w:cs="Times New Roman"/>
+          <w:sz w:val="24"/>
+          <w:szCs w:val="24"/>
+        </w:rPr>
+        <w:t xml:space="preserve"> Data is stored locally on the device, allowing quick retrieval and updates.</w:t>
+      </w:r>
+    </w:p>
+    <w:p>
+      <w:pPr>
+        <w:numPr>
+          <w:ilvl w:val="0"/>
+          <w:numId w:val="18"/>
+        </w:numPr>
+        <w:jc w:val="both"/>
+        <w:rPr>
+          <w:rFonts w:ascii="Times New Roman" w:hAnsi="Times New Roman" w:cs="Times New Roman"/>
+          <w:sz w:val="24"/>
+          <w:szCs w:val="24"/>
+        </w:rPr>
+      </w:pPr>
+      <w:r>
+        <w:rPr>
+          <w:rFonts w:ascii="Times New Roman" w:hAnsi="Times New Roman" w:cs="Times New Roman"/>
+          <w:b/>
+          <w:bCs/>
+          <w:sz w:val="24"/>
+          <w:szCs w:val="24"/>
+        </w:rPr>
+        <w:t>No Dedicated Server Required:</w:t>
+      </w:r>
+      <w:r>
+        <w:rPr>
+          <w:rFonts w:ascii="Times New Roman" w:hAnsi="Times New Roman" w:cs="Times New Roman"/>
+          <w:sz w:val="24"/>
+          <w:szCs w:val="24"/>
+        </w:rPr>
+        <w:t xml:space="preserve"> SQLite is embedded within the application, making it easy to deploy and maintain.</w:t>
+      </w:r>
+    </w:p>
+    <w:p>
+      <w:pPr>
+        <w:numPr>
+          <w:ilvl w:val="0"/>
+          <w:numId w:val="18"/>
+        </w:numPr>
+        <w:jc w:val="both"/>
+        <w:rPr>
+          <w:rFonts w:ascii="Times New Roman" w:hAnsi="Times New Roman" w:cs="Times New Roman"/>
+          <w:sz w:val="24"/>
+          <w:szCs w:val="24"/>
+        </w:rPr>
+      </w:pPr>
+      <w:r>
+        <w:rPr>
+          <w:rFonts w:ascii="Times New Roman" w:hAnsi="Times New Roman" w:cs="Times New Roman"/>
+          <w:b/>
+          <w:bCs/>
+          <w:sz w:val="24"/>
+          <w:szCs w:val="24"/>
+        </w:rPr>
+        <w:t>Secure and Reliable:</w:t>
+      </w:r>
+      <w:r>
+        <w:rPr>
+          <w:rFonts w:ascii="Times New Roman" w:hAnsi="Times New Roman" w:cs="Times New Roman"/>
+          <w:sz w:val="24"/>
+          <w:szCs w:val="24"/>
+        </w:rPr>
+        <w:t xml:space="preserve"> It provides a stable and lightweight solution for managing application data.</w:t>
+      </w:r>
+    </w:p>
+    <w:p>
+      <w:pPr>
+        <w:jc w:val="both"/>
+        <w:rPr>
+          <w:rFonts w:ascii="Times New Roman" w:hAnsi="Times New Roman" w:cs="Times New Roman"/>
+          <w:sz w:val="24"/>
+          <w:szCs w:val="24"/>
+        </w:rPr>
+      </w:pPr>
+    </w:p>
+    <w:p>
+      <w:pPr>
+        <w:jc w:val="both"/>
+        <w:rPr>
+          <w:rFonts w:ascii="Times New Roman" w:hAnsi="Times New Roman" w:cs="Times New Roman"/>
+          <w:b/>
+          <w:bCs/>
+          <w:sz w:val="24"/>
+          <w:szCs w:val="24"/>
+        </w:rPr>
+      </w:pPr>
+    </w:p>
+    <w:p>
+      <w:pPr>
+        <w:jc w:val="both"/>
+        <w:rPr>
+          <w:rFonts w:ascii="Times New Roman" w:hAnsi="Times New Roman" w:cs="Times New Roman"/>
+          <w:b/>
+          <w:bCs/>
+          <w:sz w:val="24"/>
+          <w:szCs w:val="24"/>
+        </w:rPr>
+      </w:pPr>
+      <w:r>
+        <w:rPr>
+          <w:rFonts w:ascii="Times New Roman" w:hAnsi="Times New Roman" w:cs="Times New Roman"/>
+          <w:b/>
+          <w:bCs/>
+          <w:sz w:val="24"/>
+          <w:szCs w:val="24"/>
+        </w:rPr>
+        <w:t>CRUD Operations Implemented</w:t>
+      </w:r>
+    </w:p>
+    <w:tbl>
+      <w:tblPr>
+        <w:tblW w:w="0" w:type="auto"/>
+        <w:tblCellSpacing w:w="15" w:type="dxa"/>
+        <w:tblBorders>
+          <w:top w:val="single" w:sz="4" w:space="0" w:color="auto"/>
+          <w:left w:val="single" w:sz="4" w:space="0" w:color="auto"/>
+          <w:bottom w:val="single" w:sz="4" w:space="0" w:color="auto"/>
+          <w:right w:val="single" w:sz="4" w:space="0" w:color="auto"/>
+          <w:insideH w:val="single" w:sz="4" w:space="0" w:color="auto"/>
+          <w:insideV w:val="single" w:sz="4" w:space="0" w:color="auto"/>
+        </w:tblBorders>
+        <w:tblCellMar>
+          <w:top w:w="15" w:type="dxa"/>
+          <w:left w:w="15" w:type="dxa"/>
+          <w:bottom w:w="15" w:type="dxa"/>
+          <w:right w:w="15" w:type="dxa"/>
+        </w:tblCellMar>
+        <w:tblLook w:val="04A0" w:firstRow="1" w:lastRow="0" w:firstColumn="1" w:lastColumn="0" w:noHBand="0" w:noVBand="1"/>
+      </w:tblPr>
+      <w:tblGrid>
+        <w:gridCol w:w="1149"/>
+        <w:gridCol w:w="1927"/>
+        <w:gridCol w:w="1188"/>
+      </w:tblGrid>
+      <w:tr>
+        <w:trPr>
+          <w:tblHeader/>
+          <w:tblCellSpacing w:w="15" w:type="dxa"/>
+        </w:trPr>
+        <w:tc>
+          <w:tcPr>
+            <w:tcW w:w="0" w:type="auto"/>
+            <w:vAlign w:val="center"/>
+            <w:hideMark/>
+          </w:tcPr>
+          <w:p>
+            <w:pPr>
+              <w:jc w:val="both"/>
+              <w:rPr>
+                <w:rFonts w:ascii="Times New Roman" w:hAnsi="Times New Roman" w:cs="Times New Roman"/>
+                <w:b/>
+                <w:bCs/>
+                <w:sz w:val="24"/>
+                <w:szCs w:val="24"/>
+              </w:rPr>
+            </w:pPr>
+            <w:r>
+              <w:rPr>
+                <w:rFonts w:ascii="Times New Roman" w:hAnsi="Times New Roman" w:cs="Times New Roman"/>
+                <w:b/>
+                <w:bCs/>
+                <w:sz w:val="24"/>
+                <w:szCs w:val="24"/>
+              </w:rPr>
+              <w:t>Operation</w:t>
+            </w:r>
+          </w:p>
+        </w:tc>
+        <w:tc>
+          <w:tcPr>
+            <w:tcW w:w="0" w:type="auto"/>
+            <w:vAlign w:val="center"/>
+            <w:hideMark/>
+          </w:tcPr>
+          <w:p>
+            <w:pPr>
+              <w:jc w:val="both"/>
+              <w:rPr>
+                <w:rFonts w:ascii="Times New Roman" w:hAnsi="Times New Roman" w:cs="Times New Roman"/>
+                <w:b/>
+                <w:bCs/>
+                <w:sz w:val="24"/>
+                <w:szCs w:val="24"/>
+              </w:rPr>
+            </w:pPr>
+            <w:r>
+              <w:rPr>
+                <w:rFonts w:ascii="Times New Roman" w:hAnsi="Times New Roman" w:cs="Times New Roman"/>
+                <w:b/>
+                <w:bCs/>
+                <w:sz w:val="24"/>
+                <w:szCs w:val="24"/>
+              </w:rPr>
+              <w:t>Function</w:t>
+            </w:r>
+          </w:p>
+        </w:tc>
+        <w:tc>
+          <w:tcPr>
+            <w:tcW w:w="0" w:type="auto"/>
+            <w:vAlign w:val="center"/>
+            <w:hideMark/>
+          </w:tcPr>
+          <w:p>
+            <w:pPr>
+              <w:jc w:val="both"/>
+              <w:rPr>
+                <w:rFonts w:ascii="Times New Roman" w:hAnsi="Times New Roman" w:cs="Times New Roman"/>
+                <w:b/>
+                <w:bCs/>
+                <w:sz w:val="24"/>
+                <w:szCs w:val="24"/>
+              </w:rPr>
+            </w:pPr>
+            <w:r>
+              <w:rPr>
+                <w:rFonts w:ascii="Times New Roman" w:hAnsi="Times New Roman" w:cs="Times New Roman"/>
+                <w:b/>
+                <w:bCs/>
+                <w:sz w:val="24"/>
+                <w:szCs w:val="24"/>
+              </w:rPr>
+              <w:t>Status</w:t>
+            </w:r>
+          </w:p>
+        </w:tc>
+      </w:tr>
+      <w:tr>
+        <w:trPr>
+          <w:tblCellSpacing w:w="15" w:type="dxa"/>
+        </w:trPr>
+        <w:tc>
+          <w:tcPr>
+            <w:tcW w:w="0" w:type="auto"/>
+            <w:vAlign w:val="center"/>
+            <w:hideMark/>
+          </w:tcPr>
+          <w:p>
+            <w:pPr>
+              <w:jc w:val="both"/>
+              <w:rPr>
+                <w:rFonts w:ascii="Times New Roman" w:hAnsi="Times New Roman" w:cs="Times New Roman"/>
+                <w:sz w:val="24"/>
+                <w:szCs w:val="24"/>
+              </w:rPr>
+            </w:pPr>
+            <w:r>
+              <w:rPr>
+                <w:rFonts w:ascii="Times New Roman" w:hAnsi="Times New Roman" w:cs="Times New Roman"/>
+                <w:sz w:val="24"/>
+                <w:szCs w:val="24"/>
+              </w:rPr>
+              <w:t>CREATE</w:t>
+            </w:r>
+          </w:p>
+        </w:tc>
+        <w:tc>
+          <w:tcPr>
+            <w:tcW w:w="0" w:type="auto"/>
+            <w:vAlign w:val="center"/>
+            <w:hideMark/>
+          </w:tcPr>
+          <w:p>
+            <w:pPr>
+              <w:jc w:val="both"/>
+              <w:rPr>
+                <w:rFonts w:ascii="Times New Roman" w:hAnsi="Times New Roman" w:cs="Times New Roman"/>
+                <w:sz w:val="24"/>
+                <w:szCs w:val="24"/>
+              </w:rPr>
+            </w:pPr>
+            <w:r>
+              <w:rPr>
+                <w:rFonts w:ascii="Times New Roman" w:hAnsi="Times New Roman" w:cs="Times New Roman"/>
+                <w:sz w:val="24"/>
+                <w:szCs w:val="24"/>
+              </w:rPr>
+              <w:t>addShipment (</w:t>
+            </w:r>
+            <w:r>
+              <w:rPr>
+                <w:rFonts w:ascii="Times New Roman" w:hAnsi="Times New Roman" w:cs="Times New Roman"/>
+                <w:sz w:val="24"/>
+                <w:szCs w:val="24"/>
+              </w:rPr>
+              <w:t>)</w:t>
+            </w:r>
+          </w:p>
+        </w:tc>
+        <w:tc>
+          <w:tcPr>
+            <w:tcW w:w="0" w:type="auto"/>
+            <w:vAlign w:val="center"/>
+            <w:hideMark/>
+          </w:tcPr>
+          <w:p>
+            <w:pPr>
+              <w:jc w:val="both"/>
+              <w:rPr>
+                <w:rFonts w:ascii="Times New Roman" w:hAnsi="Times New Roman" w:cs="Times New Roman"/>
+                <w:sz w:val="24"/>
+                <w:szCs w:val="24"/>
+              </w:rPr>
+            </w:pPr>
+            <w:r>
+              <w:rPr>
+                <w:rFonts w:ascii="Segoe UI Symbol" w:hAnsi="Segoe UI Symbol" w:cs="Segoe UI Symbol"/>
+                <w:sz w:val="24"/>
+                <w:szCs w:val="24"/>
+              </w:rPr>
+              <w:t>✓</w:t>
+            </w:r>
+            <w:r>
+              <w:rPr>
+                <w:rFonts w:ascii="Times New Roman" w:hAnsi="Times New Roman" w:cs="Times New Roman"/>
+                <w:sz w:val="24"/>
+                <w:szCs w:val="24"/>
+              </w:rPr>
+              <w:t xml:space="preserve"> Working</w:t>
+            </w:r>
+          </w:p>
+        </w:tc>
+      </w:tr>
+      <w:tr>
+        <w:trPr>
+          <w:tblCellSpacing w:w="15" w:type="dxa"/>
+        </w:trPr>
+        <w:tc>
+          <w:tcPr>
+            <w:tcW w:w="0" w:type="auto"/>
+            <w:vAlign w:val="center"/>
+            <w:hideMark/>
+          </w:tcPr>
+          <w:p>
+            <w:pPr>
+              <w:jc w:val="both"/>
+              <w:rPr>
+                <w:rFonts w:ascii="Times New Roman" w:hAnsi="Times New Roman" w:cs="Times New Roman"/>
+                <w:sz w:val="24"/>
+                <w:szCs w:val="24"/>
+              </w:rPr>
+            </w:pPr>
+            <w:r>
+              <w:rPr>
+                <w:rFonts w:ascii="Times New Roman" w:hAnsi="Times New Roman" w:cs="Times New Roman"/>
+                <w:sz w:val="24"/>
+                <w:szCs w:val="24"/>
+              </w:rPr>
+              <w:t>READ</w:t>
+            </w:r>
+          </w:p>
+        </w:tc>
+        <w:tc>
+          <w:tcPr>
+            <w:tcW w:w="0" w:type="auto"/>
+            <w:vAlign w:val="center"/>
+            <w:hideMark/>
+          </w:tcPr>
+          <w:p>
+            <w:pPr>
+              <w:jc w:val="both"/>
+              <w:rPr>
+                <w:rFonts w:ascii="Times New Roman" w:hAnsi="Times New Roman" w:cs="Times New Roman"/>
+                <w:sz w:val="24"/>
+                <w:szCs w:val="24"/>
+              </w:rPr>
+            </w:pPr>
+            <w:r>
+              <w:rPr>
+                <w:rFonts w:ascii="Times New Roman" w:hAnsi="Times New Roman" w:cs="Times New Roman"/>
+                <w:sz w:val="24"/>
+                <w:szCs w:val="24"/>
+              </w:rPr>
+              <w:t>getAllShipments (</w:t>
+            </w:r>
+            <w:r>
+              <w:rPr>
+                <w:rFonts w:ascii="Times New Roman" w:hAnsi="Times New Roman" w:cs="Times New Roman"/>
+                <w:sz w:val="24"/>
+                <w:szCs w:val="24"/>
+              </w:rPr>
+              <w:t>)</w:t>
+            </w:r>
+          </w:p>
+        </w:tc>
+        <w:tc>
+          <w:tcPr>
+            <w:tcW w:w="0" w:type="auto"/>
+            <w:vAlign w:val="center"/>
+            <w:hideMark/>
+          </w:tcPr>
+          <w:p>
+            <w:pPr>
+              <w:jc w:val="both"/>
+              <w:rPr>
+                <w:rFonts w:ascii="Times New Roman" w:hAnsi="Times New Roman" w:cs="Times New Roman"/>
+                <w:sz w:val="24"/>
+                <w:szCs w:val="24"/>
+              </w:rPr>
+            </w:pPr>
+            <w:r>
+              <w:rPr>
+                <w:rFonts w:ascii="Segoe UI Symbol" w:hAnsi="Segoe UI Symbol" w:cs="Segoe UI Symbol"/>
+                <w:sz w:val="24"/>
+                <w:szCs w:val="24"/>
+              </w:rPr>
+              <w:t>✓</w:t>
+            </w:r>
+            <w:r>
+              <w:rPr>
+                <w:rFonts w:ascii="Times New Roman" w:hAnsi="Times New Roman" w:cs="Times New Roman"/>
+                <w:sz w:val="24"/>
+                <w:szCs w:val="24"/>
+              </w:rPr>
+              <w:t xml:space="preserve"> Working</w:t>
+            </w:r>
+          </w:p>
+        </w:tc>
+      </w:tr>
+      <w:tr>
+        <w:trPr>
+          <w:tblCellSpacing w:w="15" w:type="dxa"/>
+        </w:trPr>
+        <w:tc>
+          <w:tcPr>
+            <w:tcW w:w="0" w:type="auto"/>
+            <w:vAlign w:val="center"/>
+            <w:hideMark/>
+          </w:tcPr>
+          <w:p>
+            <w:pPr>
+              <w:jc w:val="both"/>
+              <w:rPr>
+                <w:rFonts w:ascii="Times New Roman" w:hAnsi="Times New Roman" w:cs="Times New Roman"/>
+                <w:sz w:val="24"/>
+                <w:szCs w:val="24"/>
+              </w:rPr>
+            </w:pPr>
+            <w:r>
+              <w:rPr>
+                <w:rFonts w:ascii="Times New Roman" w:hAnsi="Times New Roman" w:cs="Times New Roman"/>
+                <w:sz w:val="24"/>
+                <w:szCs w:val="24"/>
+              </w:rPr>
+              <w:t>UPDATE</w:t>
+            </w:r>
+          </w:p>
+        </w:tc>
+        <w:tc>
+          <w:tcPr>
+            <w:tcW w:w="0" w:type="auto"/>
+            <w:vAlign w:val="center"/>
+            <w:hideMark/>
+          </w:tcPr>
+          <w:p>
+            <w:pPr>
+              <w:jc w:val="both"/>
+              <w:rPr>
+                <w:rFonts w:ascii="Times New Roman" w:hAnsi="Times New Roman" w:cs="Times New Roman"/>
+                <w:sz w:val="24"/>
+                <w:szCs w:val="24"/>
+              </w:rPr>
+            </w:pPr>
+            <w:r>
+              <w:rPr>
+                <w:rFonts w:ascii="Times New Roman" w:hAnsi="Times New Roman" w:cs="Times New Roman"/>
+                <w:sz w:val="24"/>
+                <w:szCs w:val="24"/>
+              </w:rPr>
+              <w:t>updateShipment (</w:t>
+            </w:r>
+            <w:r>
+              <w:rPr>
+                <w:rFonts w:ascii="Times New Roman" w:hAnsi="Times New Roman" w:cs="Times New Roman"/>
+                <w:sz w:val="24"/>
+                <w:szCs w:val="24"/>
+              </w:rPr>
+              <w:t>)</w:t>
+            </w:r>
+          </w:p>
+        </w:tc>
+        <w:tc>
+          <w:tcPr>
+            <w:tcW w:w="0" w:type="auto"/>
+            <w:vAlign w:val="center"/>
+            <w:hideMark/>
+          </w:tcPr>
+          <w:p>
+            <w:pPr>
+              <w:jc w:val="both"/>
+              <w:rPr>
+                <w:rFonts w:ascii="Times New Roman" w:hAnsi="Times New Roman" w:cs="Times New Roman"/>
+                <w:sz w:val="24"/>
+                <w:szCs w:val="24"/>
+              </w:rPr>
+            </w:pPr>
+            <w:r>
+              <w:rPr>
+                <w:rFonts w:ascii="Segoe UI Symbol" w:hAnsi="Segoe UI Symbol" w:cs="Segoe UI Symbol"/>
+                <w:sz w:val="24"/>
+                <w:szCs w:val="24"/>
+              </w:rPr>
+              <w:t>✓</w:t>
+            </w:r>
+            <w:r>
+              <w:rPr>
+                <w:rFonts w:ascii="Times New Roman" w:hAnsi="Times New Roman" w:cs="Times New Roman"/>
+                <w:sz w:val="24"/>
+                <w:szCs w:val="24"/>
+              </w:rPr>
+              <w:t xml:space="preserve"> Working</w:t>
+            </w:r>
+          </w:p>
+        </w:tc>
+      </w:tr>
+      <w:tr>
+        <w:trPr>
+          <w:tblCellSpacing w:w="15" w:type="dxa"/>
+        </w:trPr>
+        <w:tc>
+          <w:tcPr>
+            <w:tcW w:w="0" w:type="auto"/>
+            <w:vAlign w:val="center"/>
+            <w:hideMark/>
+          </w:tcPr>
+          <w:p>
+            <w:pPr>
+              <w:jc w:val="both"/>
+              <w:rPr>
+                <w:rFonts w:ascii="Times New Roman" w:hAnsi="Times New Roman" w:cs="Times New Roman"/>
+                <w:sz w:val="24"/>
+                <w:szCs w:val="24"/>
+              </w:rPr>
+            </w:pPr>
+            <w:r>
+              <w:rPr>
+                <w:rFonts w:ascii="Times New Roman" w:hAnsi="Times New Roman" w:cs="Times New Roman"/>
+                <w:sz w:val="24"/>
+                <w:szCs w:val="24"/>
+              </w:rPr>
+              <w:t>DELETE</w:t>
+            </w:r>
+          </w:p>
+        </w:tc>
+        <w:tc>
+          <w:tcPr>
+            <w:tcW w:w="0" w:type="auto"/>
+            <w:vAlign w:val="center"/>
+            <w:hideMark/>
+          </w:tcPr>
+          <w:p>
+            <w:pPr>
+              <w:jc w:val="both"/>
+              <w:rPr>
+                <w:rFonts w:ascii="Times New Roman" w:hAnsi="Times New Roman" w:cs="Times New Roman"/>
+                <w:sz w:val="24"/>
+                <w:szCs w:val="24"/>
+              </w:rPr>
+            </w:pPr>
+            <w:r>
+              <w:rPr>
+                <w:rFonts w:ascii="Times New Roman" w:hAnsi="Times New Roman" w:cs="Times New Roman"/>
+                <w:sz w:val="24"/>
+                <w:szCs w:val="24"/>
+              </w:rPr>
+              <w:t>deleteShipment (</w:t>
+            </w:r>
+            <w:r>
+              <w:rPr>
+                <w:rFonts w:ascii="Times New Roman" w:hAnsi="Times New Roman" w:cs="Times New Roman"/>
+                <w:sz w:val="24"/>
+                <w:szCs w:val="24"/>
+              </w:rPr>
+              <w:t>)</w:t>
+            </w:r>
+          </w:p>
+        </w:tc>
+        <w:tc>
+          <w:tcPr>
+            <w:tcW w:w="0" w:type="auto"/>
+            <w:vAlign w:val="center"/>
+            <w:hideMark/>
+          </w:tcPr>
+          <w:p>
+            <w:pPr>
+              <w:jc w:val="both"/>
+              <w:rPr>
+                <w:rFonts w:ascii="Times New Roman" w:hAnsi="Times New Roman" w:cs="Times New Roman"/>
+                <w:sz w:val="24"/>
+                <w:szCs w:val="24"/>
+              </w:rPr>
+            </w:pPr>
+            <w:r>
+              <w:rPr>
+                <w:rFonts w:ascii="Segoe UI Symbol" w:hAnsi="Segoe UI Symbol" w:cs="Segoe UI Symbol"/>
+                <w:sz w:val="24"/>
+                <w:szCs w:val="24"/>
+              </w:rPr>
+              <w:t>✓</w:t>
+            </w:r>
+            <w:r>
+              <w:rPr>
+                <w:rFonts w:ascii="Times New Roman" w:hAnsi="Times New Roman" w:cs="Times New Roman"/>
+                <w:sz w:val="24"/>
+                <w:szCs w:val="24"/>
+              </w:rPr>
+              <w:t xml:space="preserve"> Working</w:t>
+            </w:r>
+          </w:p>
+        </w:tc>
+      </w:tr>
+      <w:tr>
+        <w:trPr>
+          <w:tblCellSpacing w:w="15" w:type="dxa"/>
+        </w:trPr>
+        <w:tc>
+          <w:tcPr>
+            <w:tcW w:w="0" w:type="auto"/>
+            <w:vAlign w:val="center"/>
+            <w:hideMark/>
+          </w:tcPr>
+          <w:p>
+            <w:pPr>
+              <w:jc w:val="both"/>
+              <w:rPr>
+                <w:rFonts w:ascii="Times New Roman" w:hAnsi="Times New Roman" w:cs="Times New Roman"/>
+                <w:sz w:val="24"/>
+                <w:szCs w:val="24"/>
+              </w:rPr>
+            </w:pPr>
+            <w:r>
+              <w:rPr>
+                <w:rFonts w:ascii="Times New Roman" w:hAnsi="Times New Roman" w:cs="Times New Roman"/>
+                <w:sz w:val="24"/>
+                <w:szCs w:val="24"/>
+              </w:rPr>
+              <w:t>SEARCH</w:t>
+            </w:r>
+          </w:p>
+        </w:tc>
+        <w:tc>
+          <w:tcPr>
+            <w:tcW w:w="0" w:type="auto"/>
+            <w:vAlign w:val="center"/>
+            <w:hideMark/>
+          </w:tcPr>
+          <w:p>
+            <w:pPr>
+              <w:jc w:val="both"/>
+              <w:rPr>
+                <w:rFonts w:ascii="Times New Roman" w:hAnsi="Times New Roman" w:cs="Times New Roman"/>
+                <w:sz w:val="24"/>
+                <w:szCs w:val="24"/>
+              </w:rPr>
+            </w:pPr>
+            <w:r>
+              <w:rPr>
+                <w:rFonts w:ascii="Times New Roman" w:hAnsi="Times New Roman" w:cs="Times New Roman"/>
+                <w:sz w:val="24"/>
+                <w:szCs w:val="24"/>
+              </w:rPr>
+              <w:t>searchShipments (</w:t>
+            </w:r>
+            <w:r>
+              <w:rPr>
+                <w:rFonts w:ascii="Times New Roman" w:hAnsi="Times New Roman" w:cs="Times New Roman"/>
+                <w:sz w:val="24"/>
+                <w:szCs w:val="24"/>
+              </w:rPr>
+              <w:t>)</w:t>
+            </w:r>
+          </w:p>
+        </w:tc>
+        <w:tc>
+          <w:tcPr>
+            <w:tcW w:w="0" w:type="auto"/>
+            <w:vAlign w:val="center"/>
+            <w:hideMark/>
+          </w:tcPr>
+          <w:p>
+            <w:pPr>
+              <w:jc w:val="both"/>
+              <w:rPr>
+                <w:rFonts w:ascii="Times New Roman" w:hAnsi="Times New Roman" w:cs="Times New Roman"/>
+                <w:sz w:val="24"/>
+                <w:szCs w:val="24"/>
+              </w:rPr>
+            </w:pPr>
+            <w:r>
+              <w:rPr>
+                <w:rFonts w:ascii="Segoe UI Symbol" w:hAnsi="Segoe UI Symbol" w:cs="Segoe UI Symbol"/>
+                <w:sz w:val="24"/>
+                <w:szCs w:val="24"/>
+              </w:rPr>
+              <w:t>✓</w:t>
+            </w:r>
+            <w:r>
+              <w:rPr>
+                <w:rFonts w:ascii="Times New Roman" w:hAnsi="Times New Roman" w:cs="Times New Roman"/>
+                <w:sz w:val="24"/>
+                <w:szCs w:val="24"/>
+              </w:rPr>
+              <w:t xml:space="preserve"> Working</w:t>
+            </w:r>
+          </w:p>
+        </w:tc>
+      </w:tr>
+    </w:tbl>
+    <w:p>
+      <w:pPr>
+        <w:jc w:val="both"/>
+        <w:rPr>
+          <w:rFonts w:ascii="Times New Roman" w:hAnsi="Times New Roman" w:cs="Times New Roman"/>
+          <w:sz w:val="24"/>
+          <w:szCs w:val="24"/>
+        </w:rPr>
+      </w:pPr>
+      <w:r>
+        <w:rPr>
+          <w:rFonts w:ascii="Times New Roman" w:hAnsi="Times New Roman" w:cs="Times New Roman"/>
+          <w:sz w:val="24"/>
+          <w:szCs w:val="24"/>
+        </w:rPr>
+        <w:lastRenderedPageBreak/>
+        <w:t>The application supports all fundamental database operations (CRUD), allowing users to create new shipment records, retrieve existing records, update shipment details, delete records when necessary, and search for shipments using the tracking number or other relevant information.</w:t>
+      </w:r>
+    </w:p>
+    <w:p>
+      <w:pPr>
+        <w:jc w:val="both"/>
+        <w:rPr>
+          <w:rFonts w:ascii="Times New Roman" w:hAnsi="Times New Roman" w:cs="Times New Roman"/>
+          <w:sz w:val="24"/>
+          <w:szCs w:val="24"/>
+        </w:rPr>
+      </w:pPr>
+    </w:p>
+    <w:p>
+      <w:pPr>
+        <w:jc w:val="both"/>
+        <w:rPr>
+          <w:rFonts w:ascii="Times New Roman" w:hAnsi="Times New Roman" w:cs="Times New Roman"/>
+          <w:b/>
+          <w:bCs/>
+          <w:sz w:val="24"/>
+          <w:szCs w:val="24"/>
+        </w:rPr>
+      </w:pPr>
+      <w:r>
+        <w:rPr>
+          <w:rFonts w:ascii="Times New Roman" w:hAnsi="Times New Roman" w:cs="Times New Roman"/>
+          <w:b/>
+          <w:bCs/>
+          <w:sz w:val="24"/>
+          <w:szCs w:val="24"/>
+        </w:rPr>
+        <w:t>Password Security</w:t>
+      </w:r>
+    </w:p>
+    <w:p>
+      <w:pPr>
+        <w:jc w:val="both"/>
+        <w:rPr>
+          <w:rFonts w:ascii="Times New Roman" w:hAnsi="Times New Roman" w:cs="Times New Roman"/>
+          <w:b/>
+          <w:bCs/>
+          <w:sz w:val="24"/>
+          <w:szCs w:val="24"/>
+        </w:rPr>
+      </w:pPr>
+      <w:r>
+        <w:rPr>
+          <w:rFonts w:ascii="Times New Roman" w:hAnsi="Times New Roman" w:cs="Times New Roman"/>
+          <w:b/>
+          <w:bCs/>
+          <w:sz w:val="24"/>
+          <w:szCs w:val="24"/>
+        </w:rPr>
+        <w:t>Current Implementation</w:t>
+      </w:r>
+    </w:p>
+    <w:p>
+      <w:pPr>
+        <w:jc w:val="both"/>
+        <w:rPr>
+          <w:rFonts w:ascii="Times New Roman" w:hAnsi="Times New Roman" w:cs="Times New Roman"/>
+          <w:sz w:val="24"/>
+          <w:szCs w:val="24"/>
+        </w:rPr>
+      </w:pPr>
+      <w:r>
+        <w:rPr>
+          <w:rFonts w:ascii="Times New Roman" w:hAnsi="Times New Roman" w:cs="Times New Roman"/>
+          <w:sz w:val="24"/>
+          <w:szCs w:val="24"/>
+        </w:rPr>
+        <w:t>For demonstration and academic purposes, user passwords are currently stored in plain text.</w:t>
       </w:r>
     </w:p>
     <w:p>
@@ -8950,6 +11491,155 @@
     </w:lvl>
   </w:abstractNum>
   <w:abstractNum w:abstractNumId="9" w15:restartNumberingAfterBreak="0">
+    <w:nsid w:val="05302898"/>
+    <w:multiLevelType w:val="multilevel"/>
+    <w:tmpl w:val="F818718A"/>
+    <w:lvl w:ilvl="0">
+      <w:start w:val="1"/>
+      <w:numFmt w:val="bullet"/>
+      <w:lvlText w:val=""/>
+      <w:lvlJc w:val="left"/>
+      <w:pPr>
+        <w:tabs>
+          <w:tab w:val="num" w:pos="720"/>
+        </w:tabs>
+        <w:ind w:left="720" w:hanging="360"/>
+      </w:pPr>
+      <w:rPr>
+        <w:rFonts w:ascii="Symbol" w:hAnsi="Symbol" w:hint="default"/>
+        <w:sz w:val="20"/>
+      </w:rPr>
+    </w:lvl>
+    <w:lvl w:ilvl="1" w:tentative="1">
+      <w:start w:val="1"/>
+      <w:numFmt w:val="bullet"/>
+      <w:lvlText w:val="o"/>
+      <w:lvlJc w:val="left"/>
+      <w:pPr>
+        <w:tabs>
+          <w:tab w:val="num" w:pos="1440"/>
+        </w:tabs>
+        <w:ind w:left="1440" w:hanging="360"/>
+      </w:pPr>
+      <w:rPr>
+        <w:rFonts w:ascii="Courier New" w:hAnsi="Courier New" w:hint="default"/>
+        <w:sz w:val="20"/>
+      </w:rPr>
+    </w:lvl>
+    <w:lvl w:ilvl="2" w:tentative="1">
+      <w:start w:val="1"/>
+      <w:numFmt w:val="bullet"/>
+      <w:lvlText w:val=""/>
+      <w:lvlJc w:val="left"/>
+      <w:pPr>
+        <w:tabs>
+          <w:tab w:val="num" w:pos="2160"/>
+        </w:tabs>
+        <w:ind w:left="2160" w:hanging="360"/>
+      </w:pPr>
+      <w:rPr>
+        <w:rFonts w:ascii="Wingdings" w:hAnsi="Wingdings" w:hint="default"/>
+        <w:sz w:val="20"/>
+      </w:rPr>
+    </w:lvl>
+    <w:lvl w:ilvl="3" w:tentative="1">
+      <w:start w:val="1"/>
+      <w:numFmt w:val="bullet"/>
+      <w:lvlText w:val=""/>
+      <w:lvlJc w:val="left"/>
+      <w:pPr>
+        <w:tabs>
+          <w:tab w:val="num" w:pos="2880"/>
+        </w:tabs>
+        <w:ind w:left="2880" w:hanging="360"/>
+      </w:pPr>
+      <w:rPr>
+        <w:rFonts w:ascii="Wingdings" w:hAnsi="Wingdings" w:hint="default"/>
+        <w:sz w:val="20"/>
+      </w:rPr>
+    </w:lvl>
+    <w:lvl w:ilvl="4" w:tentative="1">
+      <w:start w:val="1"/>
+      <w:numFmt w:val="bullet"/>
+      <w:lvlText w:val=""/>
+      <w:lvlJc w:val="left"/>
+      <w:pPr>
+        <w:tabs>
+          <w:tab w:val="num" w:pos="3600"/>
+        </w:tabs>
+        <w:ind w:left="3600" w:hanging="360"/>
+      </w:pPr>
+      <w:rPr>
+        <w:rFonts w:ascii="Wingdings" w:hAnsi="Wingdings" w:hint="default"/>
+        <w:sz w:val="20"/>
+      </w:rPr>
+    </w:lvl>
+    <w:lvl w:ilvl="5" w:tentative="1">
+      <w:start w:val="1"/>
+      <w:numFmt w:val="bullet"/>
+      <w:lvlText w:val=""/>
+      <w:lvlJc w:val="left"/>
+      <w:pPr>
+        <w:tabs>
+          <w:tab w:val="num" w:pos="4320"/>
+        </w:tabs>
+        <w:ind w:left="4320" w:hanging="360"/>
+      </w:pPr>
+      <w:rPr>
+        <w:rFonts w:ascii="Wingdings" w:hAnsi="Wingdings" w:hint="default"/>
+        <w:sz w:val="20"/>
+      </w:rPr>
+    </w:lvl>
+    <w:lvl w:ilvl="6" w:tentative="1">
+      <w:start w:val="1"/>
+      <w:numFmt w:val="bullet"/>
+      <w:lvlText w:val=""/>
+      <w:lvlJc w:val="left"/>
+      <w:pPr>
+        <w:tabs>
+          <w:tab w:val="num" w:pos="5040"/>
+        </w:tabs>
+        <w:ind w:left="5040" w:hanging="360"/>
+      </w:pPr>
+      <w:rPr>
+        <w:rFonts w:ascii="Wingdings" w:hAnsi="Wingdings" w:hint="default"/>
+        <w:sz w:val="20"/>
+      </w:rPr>
+    </w:lvl>
+    <w:lvl w:ilvl="7" w:tentative="1">
+      <w:start w:val="1"/>
+      <w:numFmt w:val="bullet"/>
+      <w:lvlText w:val=""/>
+      <w:lvlJc w:val="left"/>
+      <w:pPr>
+        <w:tabs>
+          <w:tab w:val="num" w:pos="5760"/>
+        </w:tabs>
+        <w:ind w:left="5760" w:hanging="360"/>
+      </w:pPr>
+      <w:rPr>
+        <w:rFonts w:ascii="Wingdings" w:hAnsi="Wingdings" w:hint="default"/>
+        <w:sz w:val="20"/>
+      </w:rPr>
+    </w:lvl>
+    <w:lvl w:ilvl="8" w:tentative="1">
+      <w:start w:val="1"/>
+      <w:numFmt w:val="bullet"/>
+      <w:lvlText w:val=""/>
+      <w:lvlJc w:val="left"/>
+      <w:pPr>
+        <w:tabs>
+          <w:tab w:val="num" w:pos="6480"/>
+        </w:tabs>
+        <w:ind w:left="6480" w:hanging="360"/>
+      </w:pPr>
+      <w:rPr>
+        <w:rFonts w:ascii="Wingdings" w:hAnsi="Wingdings" w:hint="default"/>
+        <w:sz w:val="20"/>
+      </w:rPr>
+    </w:lvl>
+  </w:abstractNum>
+  <w:abstractNum w:abstractNumId="10" w15:restartNumberingAfterBreak="0">
     <w:nsid w:val="096F0EB5"/>
     <w:multiLevelType w:val="hybridMultilevel"/>
     <w:tmpl w:val="5A001FAC"/>
@@ -9039,7 +11729,7 @@
       </w:pPr>
     </w:lvl>
   </w:abstractNum>
-  <w:abstractNum w:abstractNumId="10" w15:restartNumberingAfterBreak="0">
+  <w:abstractNum w:abstractNumId="11" w15:restartNumberingAfterBreak="0">
     <w:nsid w:val="0A4A5AED"/>
     <w:multiLevelType w:val="singleLevel"/>
     <w:tmpl w:val="C310EC42"/>
@@ -9056,7 +11746,305 @@
       </w:pPr>
     </w:lvl>
   </w:abstractNum>
-  <w:abstractNum w:abstractNumId="11" w15:restartNumberingAfterBreak="0">
+  <w:abstractNum w:abstractNumId="12" w15:restartNumberingAfterBreak="0">
+    <w:nsid w:val="0B707B6C"/>
+    <w:multiLevelType w:val="multilevel"/>
+    <w:tmpl w:val="3FAAAAF4"/>
+    <w:lvl w:ilvl="0">
+      <w:start w:val="1"/>
+      <w:numFmt w:val="bullet"/>
+      <w:lvlText w:val=""/>
+      <w:lvlJc w:val="left"/>
+      <w:pPr>
+        <w:tabs>
+          <w:tab w:val="num" w:pos="720"/>
+        </w:tabs>
+        <w:ind w:left="720" w:hanging="360"/>
+      </w:pPr>
+      <w:rPr>
+        <w:rFonts w:ascii="Symbol" w:hAnsi="Symbol" w:hint="default"/>
+        <w:sz w:val="20"/>
+      </w:rPr>
+    </w:lvl>
+    <w:lvl w:ilvl="1" w:tentative="1">
+      <w:start w:val="1"/>
+      <w:numFmt w:val="bullet"/>
+      <w:lvlText w:val="o"/>
+      <w:lvlJc w:val="left"/>
+      <w:pPr>
+        <w:tabs>
+          <w:tab w:val="num" w:pos="1440"/>
+        </w:tabs>
+        <w:ind w:left="1440" w:hanging="360"/>
+      </w:pPr>
+      <w:rPr>
+        <w:rFonts w:ascii="Courier New" w:hAnsi="Courier New" w:hint="default"/>
+        <w:sz w:val="20"/>
+      </w:rPr>
+    </w:lvl>
+    <w:lvl w:ilvl="2" w:tentative="1">
+      <w:start w:val="1"/>
+      <w:numFmt w:val="bullet"/>
+      <w:lvlText w:val=""/>
+      <w:lvlJc w:val="left"/>
+      <w:pPr>
+        <w:tabs>
+          <w:tab w:val="num" w:pos="2160"/>
+        </w:tabs>
+        <w:ind w:left="2160" w:hanging="360"/>
+      </w:pPr>
+      <w:rPr>
+        <w:rFonts w:ascii="Wingdings" w:hAnsi="Wingdings" w:hint="default"/>
+        <w:sz w:val="20"/>
+      </w:rPr>
+    </w:lvl>
+    <w:lvl w:ilvl="3" w:tentative="1">
+      <w:start w:val="1"/>
+      <w:numFmt w:val="bullet"/>
+      <w:lvlText w:val=""/>
+      <w:lvlJc w:val="left"/>
+      <w:pPr>
+        <w:tabs>
+          <w:tab w:val="num" w:pos="2880"/>
+        </w:tabs>
+        <w:ind w:left="2880" w:hanging="360"/>
+      </w:pPr>
+      <w:rPr>
+        <w:rFonts w:ascii="Wingdings" w:hAnsi="Wingdings" w:hint="default"/>
+        <w:sz w:val="20"/>
+      </w:rPr>
+    </w:lvl>
+    <w:lvl w:ilvl="4" w:tentative="1">
+      <w:start w:val="1"/>
+      <w:numFmt w:val="bullet"/>
+      <w:lvlText w:val=""/>
+      <w:lvlJc w:val="left"/>
+      <w:pPr>
+        <w:tabs>
+          <w:tab w:val="num" w:pos="3600"/>
+        </w:tabs>
+        <w:ind w:left="3600" w:hanging="360"/>
+      </w:pPr>
+      <w:rPr>
+        <w:rFonts w:ascii="Wingdings" w:hAnsi="Wingdings" w:hint="default"/>
+        <w:sz w:val="20"/>
+      </w:rPr>
+    </w:lvl>
+    <w:lvl w:ilvl="5" w:tentative="1">
+      <w:start w:val="1"/>
+      <w:numFmt w:val="bullet"/>
+      <w:lvlText w:val=""/>
+      <w:lvlJc w:val="left"/>
+      <w:pPr>
+        <w:tabs>
+          <w:tab w:val="num" w:pos="4320"/>
+        </w:tabs>
+        <w:ind w:left="4320" w:hanging="360"/>
+      </w:pPr>
+      <w:rPr>
+        <w:rFonts w:ascii="Wingdings" w:hAnsi="Wingdings" w:hint="default"/>
+        <w:sz w:val="20"/>
+      </w:rPr>
+    </w:lvl>
+    <w:lvl w:ilvl="6" w:tentative="1">
+      <w:start w:val="1"/>
+      <w:numFmt w:val="bullet"/>
+      <w:lvlText w:val=""/>
+      <w:lvlJc w:val="left"/>
+      <w:pPr>
+        <w:tabs>
+          <w:tab w:val="num" w:pos="5040"/>
+        </w:tabs>
+        <w:ind w:left="5040" w:hanging="360"/>
+      </w:pPr>
+      <w:rPr>
+        <w:rFonts w:ascii="Wingdings" w:hAnsi="Wingdings" w:hint="default"/>
+        <w:sz w:val="20"/>
+      </w:rPr>
+    </w:lvl>
+    <w:lvl w:ilvl="7" w:tentative="1">
+      <w:start w:val="1"/>
+      <w:numFmt w:val="bullet"/>
+      <w:lvlText w:val=""/>
+      <w:lvlJc w:val="left"/>
+      <w:pPr>
+        <w:tabs>
+          <w:tab w:val="num" w:pos="5760"/>
+        </w:tabs>
+        <w:ind w:left="5760" w:hanging="360"/>
+      </w:pPr>
+      <w:rPr>
+        <w:rFonts w:ascii="Wingdings" w:hAnsi="Wingdings" w:hint="default"/>
+        <w:sz w:val="20"/>
+      </w:rPr>
+    </w:lvl>
+    <w:lvl w:ilvl="8" w:tentative="1">
+      <w:start w:val="1"/>
+      <w:numFmt w:val="bullet"/>
+      <w:lvlText w:val=""/>
+      <w:lvlJc w:val="left"/>
+      <w:pPr>
+        <w:tabs>
+          <w:tab w:val="num" w:pos="6480"/>
+        </w:tabs>
+        <w:ind w:left="6480" w:hanging="360"/>
+      </w:pPr>
+      <w:rPr>
+        <w:rFonts w:ascii="Wingdings" w:hAnsi="Wingdings" w:hint="default"/>
+        <w:sz w:val="20"/>
+      </w:rPr>
+    </w:lvl>
+  </w:abstractNum>
+  <w:abstractNum w:abstractNumId="13" w15:restartNumberingAfterBreak="0">
+    <w:nsid w:val="1C4E0ED1"/>
+    <w:multiLevelType w:val="multilevel"/>
+    <w:tmpl w:val="1DF45D66"/>
+    <w:lvl w:ilvl="0">
+      <w:start w:val="1"/>
+      <w:numFmt w:val="bullet"/>
+      <w:lvlText w:val=""/>
+      <w:lvlJc w:val="left"/>
+      <w:pPr>
+        <w:tabs>
+          <w:tab w:val="num" w:pos="720"/>
+        </w:tabs>
+        <w:ind w:left="720" w:hanging="360"/>
+      </w:pPr>
+      <w:rPr>
+        <w:rFonts w:ascii="Symbol" w:hAnsi="Symbol" w:hint="default"/>
+        <w:sz w:val="20"/>
+      </w:rPr>
+    </w:lvl>
+    <w:lvl w:ilvl="1" w:tentative="1">
+      <w:start w:val="1"/>
+      <w:numFmt w:val="bullet"/>
+      <w:lvlText w:val="o"/>
+      <w:lvlJc w:val="left"/>
+      <w:pPr>
+        <w:tabs>
+          <w:tab w:val="num" w:pos="1440"/>
+        </w:tabs>
+        <w:ind w:left="1440" w:hanging="360"/>
+      </w:pPr>
+      <w:rPr>
+        <w:rFonts w:ascii="Courier New" w:hAnsi="Courier New" w:hint="default"/>
+        <w:sz w:val="20"/>
+      </w:rPr>
+    </w:lvl>
+    <w:lvl w:ilvl="2" w:tentative="1">
+      <w:start w:val="1"/>
+      <w:numFmt w:val="bullet"/>
+      <w:lvlText w:val=""/>
+      <w:lvlJc w:val="left"/>
+      <w:pPr>
+        <w:tabs>
+          <w:tab w:val="num" w:pos="2160"/>
+        </w:tabs>
+        <w:ind w:left="2160" w:hanging="360"/>
+      </w:pPr>
+      <w:rPr>
+        <w:rFonts w:ascii="Wingdings" w:hAnsi="Wingdings" w:hint="default"/>
+        <w:sz w:val="20"/>
+      </w:rPr>
+    </w:lvl>
+    <w:lvl w:ilvl="3" w:tentative="1">
+      <w:start w:val="1"/>
+      <w:numFmt w:val="bullet"/>
+      <w:lvlText w:val=""/>
+      <w:lvlJc w:val="left"/>
+      <w:pPr>
+        <w:tabs>
+          <w:tab w:val="num" w:pos="2880"/>
+        </w:tabs>
+        <w:ind w:left="2880" w:hanging="360"/>
+      </w:pPr>
+      <w:rPr>
+        <w:rFonts w:ascii="Wingdings" w:hAnsi="Wingdings" w:hint="default"/>
+        <w:sz w:val="20"/>
+      </w:rPr>
+    </w:lvl>
+    <w:lvl w:ilvl="4" w:tentative="1">
+      <w:start w:val="1"/>
+      <w:numFmt w:val="bullet"/>
+      <w:lvlText w:val=""/>
+      <w:lvlJc w:val="left"/>
+      <w:pPr>
+        <w:tabs>
+          <w:tab w:val="num" w:pos="3600"/>
+        </w:tabs>
+        <w:ind w:left="3600" w:hanging="360"/>
+      </w:pPr>
+      <w:rPr>
+        <w:rFonts w:ascii="Wingdings" w:hAnsi="Wingdings" w:hint="default"/>
+        <w:sz w:val="20"/>
+      </w:rPr>
+    </w:lvl>
+    <w:lvl w:ilvl="5" w:tentative="1">
+      <w:start w:val="1"/>
+      <w:numFmt w:val="bullet"/>
+      <w:lvlText w:val=""/>
+      <w:lvlJc w:val="left"/>
+      <w:pPr>
+        <w:tabs>
+          <w:tab w:val="num" w:pos="4320"/>
+        </w:tabs>
+        <w:ind w:left="4320" w:hanging="360"/>
+      </w:pPr>
+      <w:rPr>
+        <w:rFonts w:ascii="Wingdings" w:hAnsi="Wingdings" w:hint="default"/>
+        <w:sz w:val="20"/>
+      </w:rPr>
+    </w:lvl>
+    <w:lvl w:ilvl="6" w:tentative="1">
+      <w:start w:val="1"/>
+      <w:numFmt w:val="bullet"/>
+      <w:lvlText w:val=""/>
+      <w:lvlJc w:val="left"/>
+      <w:pPr>
+        <w:tabs>
+          <w:tab w:val="num" w:pos="5040"/>
+        </w:tabs>
+        <w:ind w:left="5040" w:hanging="360"/>
+      </w:pPr>
+      <w:rPr>
+        <w:rFonts w:ascii="Wingdings" w:hAnsi="Wingdings" w:hint="default"/>
+        <w:sz w:val="20"/>
+      </w:rPr>
+    </w:lvl>
+    <w:lvl w:ilvl="7" w:tentative="1">
+      <w:start w:val="1"/>
+      <w:numFmt w:val="bullet"/>
+      <w:lvlText w:val=""/>
+      <w:lvlJc w:val="left"/>
+      <w:pPr>
+        <w:tabs>
+          <w:tab w:val="num" w:pos="5760"/>
+        </w:tabs>
+        <w:ind w:left="5760" w:hanging="360"/>
+      </w:pPr>
+      <w:rPr>
+        <w:rFonts w:ascii="Wingdings" w:hAnsi="Wingdings" w:hint="default"/>
+        <w:sz w:val="20"/>
+      </w:rPr>
+    </w:lvl>
+    <w:lvl w:ilvl="8" w:tentative="1">
+      <w:start w:val="1"/>
+      <w:numFmt w:val="bullet"/>
+      <w:lvlText w:val=""/>
+      <w:lvlJc w:val="left"/>
+      <w:pPr>
+        <w:tabs>
+          <w:tab w:val="num" w:pos="6480"/>
+        </w:tabs>
+        <w:ind w:left="6480" w:hanging="360"/>
+      </w:pPr>
+      <w:rPr>
+        <w:rFonts w:ascii="Wingdings" w:hAnsi="Wingdings" w:hint="default"/>
+        <w:sz w:val="20"/>
+      </w:rPr>
+    </w:lvl>
+  </w:abstractNum>
+  <w:abstractNum w:abstractNumId="14" w15:restartNumberingAfterBreak="0">
     <w:nsid w:val="1F651DA6"/>
     <w:multiLevelType w:val="hybridMultilevel"/>
     <w:tmpl w:val="86FE6162"/>
@@ -9169,7 +12157,305 @@
       </w:rPr>
     </w:lvl>
   </w:abstractNum>
-  <w:abstractNum w:abstractNumId="12" w15:restartNumberingAfterBreak="0">
+  <w:abstractNum w:abstractNumId="15" w15:restartNumberingAfterBreak="0">
+    <w:nsid w:val="257E7958"/>
+    <w:multiLevelType w:val="multilevel"/>
+    <w:tmpl w:val="0A72FA1A"/>
+    <w:lvl w:ilvl="0">
+      <w:start w:val="1"/>
+      <w:numFmt w:val="bullet"/>
+      <w:lvlText w:val=""/>
+      <w:lvlJc w:val="left"/>
+      <w:pPr>
+        <w:tabs>
+          <w:tab w:val="num" w:pos="720"/>
+        </w:tabs>
+        <w:ind w:left="720" w:hanging="360"/>
+      </w:pPr>
+      <w:rPr>
+        <w:rFonts w:ascii="Symbol" w:hAnsi="Symbol" w:hint="default"/>
+        <w:sz w:val="20"/>
+      </w:rPr>
+    </w:lvl>
+    <w:lvl w:ilvl="1" w:tentative="1">
+      <w:start w:val="1"/>
+      <w:numFmt w:val="bullet"/>
+      <w:lvlText w:val="o"/>
+      <w:lvlJc w:val="left"/>
+      <w:pPr>
+        <w:tabs>
+          <w:tab w:val="num" w:pos="1440"/>
+        </w:tabs>
+        <w:ind w:left="1440" w:hanging="360"/>
+      </w:pPr>
+      <w:rPr>
+        <w:rFonts w:ascii="Courier New" w:hAnsi="Courier New" w:hint="default"/>
+        <w:sz w:val="20"/>
+      </w:rPr>
+    </w:lvl>
+    <w:lvl w:ilvl="2" w:tentative="1">
+      <w:start w:val="1"/>
+      <w:numFmt w:val="bullet"/>
+      <w:lvlText w:val=""/>
+      <w:lvlJc w:val="left"/>
+      <w:pPr>
+        <w:tabs>
+          <w:tab w:val="num" w:pos="2160"/>
+        </w:tabs>
+        <w:ind w:left="2160" w:hanging="360"/>
+      </w:pPr>
+      <w:rPr>
+        <w:rFonts w:ascii="Wingdings" w:hAnsi="Wingdings" w:hint="default"/>
+        <w:sz w:val="20"/>
+      </w:rPr>
+    </w:lvl>
+    <w:lvl w:ilvl="3" w:tentative="1">
+      <w:start w:val="1"/>
+      <w:numFmt w:val="bullet"/>
+      <w:lvlText w:val=""/>
+      <w:lvlJc w:val="left"/>
+      <w:pPr>
+        <w:tabs>
+          <w:tab w:val="num" w:pos="2880"/>
+        </w:tabs>
+        <w:ind w:left="2880" w:hanging="360"/>
+      </w:pPr>
+      <w:rPr>
+        <w:rFonts w:ascii="Wingdings" w:hAnsi="Wingdings" w:hint="default"/>
+        <w:sz w:val="20"/>
+      </w:rPr>
+    </w:lvl>
+    <w:lvl w:ilvl="4" w:tentative="1">
+      <w:start w:val="1"/>
+      <w:numFmt w:val="bullet"/>
+      <w:lvlText w:val=""/>
+      <w:lvlJc w:val="left"/>
+      <w:pPr>
+        <w:tabs>
+          <w:tab w:val="num" w:pos="3600"/>
+        </w:tabs>
+        <w:ind w:left="3600" w:hanging="360"/>
+      </w:pPr>
+      <w:rPr>
+        <w:rFonts w:ascii="Wingdings" w:hAnsi="Wingdings" w:hint="default"/>
+        <w:sz w:val="20"/>
+      </w:rPr>
+    </w:lvl>
+    <w:lvl w:ilvl="5" w:tentative="1">
+      <w:start w:val="1"/>
+      <w:numFmt w:val="bullet"/>
+      <w:lvlText w:val=""/>
+      <w:lvlJc w:val="left"/>
+      <w:pPr>
+        <w:tabs>
+          <w:tab w:val="num" w:pos="4320"/>
+        </w:tabs>
+        <w:ind w:left="4320" w:hanging="360"/>
+      </w:pPr>
+      <w:rPr>
+        <w:rFonts w:ascii="Wingdings" w:hAnsi="Wingdings" w:hint="default"/>
+        <w:sz w:val="20"/>
+      </w:rPr>
+    </w:lvl>
+    <w:lvl w:ilvl="6" w:tentative="1">
+      <w:start w:val="1"/>
+      <w:numFmt w:val="bullet"/>
+      <w:lvlText w:val=""/>
+      <w:lvlJc w:val="left"/>
+      <w:pPr>
+        <w:tabs>
+          <w:tab w:val="num" w:pos="5040"/>
+        </w:tabs>
+        <w:ind w:left="5040" w:hanging="360"/>
+      </w:pPr>
+      <w:rPr>
+        <w:rFonts w:ascii="Wingdings" w:hAnsi="Wingdings" w:hint="default"/>
+        <w:sz w:val="20"/>
+      </w:rPr>
+    </w:lvl>
+    <w:lvl w:ilvl="7" w:tentative="1">
+      <w:start w:val="1"/>
+      <w:numFmt w:val="bullet"/>
+      <w:lvlText w:val=""/>
+      <w:lvlJc w:val="left"/>
+      <w:pPr>
+        <w:tabs>
+          <w:tab w:val="num" w:pos="5760"/>
+        </w:tabs>
+        <w:ind w:left="5760" w:hanging="360"/>
+      </w:pPr>
+      <w:rPr>
+        <w:rFonts w:ascii="Wingdings" w:hAnsi="Wingdings" w:hint="default"/>
+        <w:sz w:val="20"/>
+      </w:rPr>
+    </w:lvl>
+    <w:lvl w:ilvl="8" w:tentative="1">
+      <w:start w:val="1"/>
+      <w:numFmt w:val="bullet"/>
+      <w:lvlText w:val=""/>
+      <w:lvlJc w:val="left"/>
+      <w:pPr>
+        <w:tabs>
+          <w:tab w:val="num" w:pos="6480"/>
+        </w:tabs>
+        <w:ind w:left="6480" w:hanging="360"/>
+      </w:pPr>
+      <w:rPr>
+        <w:rFonts w:ascii="Wingdings" w:hAnsi="Wingdings" w:hint="default"/>
+        <w:sz w:val="20"/>
+      </w:rPr>
+    </w:lvl>
+  </w:abstractNum>
+  <w:abstractNum w:abstractNumId="16" w15:restartNumberingAfterBreak="0">
+    <w:nsid w:val="53C7380D"/>
+    <w:multiLevelType w:val="multilevel"/>
+    <w:tmpl w:val="F462F2E0"/>
+    <w:lvl w:ilvl="0">
+      <w:start w:val="1"/>
+      <w:numFmt w:val="bullet"/>
+      <w:lvlText w:val=""/>
+      <w:lvlJc w:val="left"/>
+      <w:pPr>
+        <w:tabs>
+          <w:tab w:val="num" w:pos="720"/>
+        </w:tabs>
+        <w:ind w:left="720" w:hanging="360"/>
+      </w:pPr>
+      <w:rPr>
+        <w:rFonts w:ascii="Symbol" w:hAnsi="Symbol" w:hint="default"/>
+        <w:sz w:val="20"/>
+      </w:rPr>
+    </w:lvl>
+    <w:lvl w:ilvl="1" w:tentative="1">
+      <w:start w:val="1"/>
+      <w:numFmt w:val="bullet"/>
+      <w:lvlText w:val="o"/>
+      <w:lvlJc w:val="left"/>
+      <w:pPr>
+        <w:tabs>
+          <w:tab w:val="num" w:pos="1440"/>
+        </w:tabs>
+        <w:ind w:left="1440" w:hanging="360"/>
+      </w:pPr>
+      <w:rPr>
+        <w:rFonts w:ascii="Courier New" w:hAnsi="Courier New" w:hint="default"/>
+        <w:sz w:val="20"/>
+      </w:rPr>
+    </w:lvl>
+    <w:lvl w:ilvl="2" w:tentative="1">
+      <w:start w:val="1"/>
+      <w:numFmt w:val="bullet"/>
+      <w:lvlText w:val=""/>
+      <w:lvlJc w:val="left"/>
+      <w:pPr>
+        <w:tabs>
+          <w:tab w:val="num" w:pos="2160"/>
+        </w:tabs>
+        <w:ind w:left="2160" w:hanging="360"/>
+      </w:pPr>
+      <w:rPr>
+        <w:rFonts w:ascii="Wingdings" w:hAnsi="Wingdings" w:hint="default"/>
+        <w:sz w:val="20"/>
+      </w:rPr>
+    </w:lvl>
+    <w:lvl w:ilvl="3" w:tentative="1">
+      <w:start w:val="1"/>
+      <w:numFmt w:val="bullet"/>
+      <w:lvlText w:val=""/>
+      <w:lvlJc w:val="left"/>
+      <w:pPr>
+        <w:tabs>
+          <w:tab w:val="num" w:pos="2880"/>
+        </w:tabs>
+        <w:ind w:left="2880" w:hanging="360"/>
+      </w:pPr>
+      <w:rPr>
+        <w:rFonts w:ascii="Wingdings" w:hAnsi="Wingdings" w:hint="default"/>
+        <w:sz w:val="20"/>
+      </w:rPr>
+    </w:lvl>
+    <w:lvl w:ilvl="4" w:tentative="1">
+      <w:start w:val="1"/>
+      <w:numFmt w:val="bullet"/>
+      <w:lvlText w:val=""/>
+      <w:lvlJc w:val="left"/>
+      <w:pPr>
+        <w:tabs>
+          <w:tab w:val="num" w:pos="3600"/>
+        </w:tabs>
+        <w:ind w:left="3600" w:hanging="360"/>
+      </w:pPr>
+      <w:rPr>
+        <w:rFonts w:ascii="Wingdings" w:hAnsi="Wingdings" w:hint="default"/>
+        <w:sz w:val="20"/>
+      </w:rPr>
+    </w:lvl>
+    <w:lvl w:ilvl="5" w:tentative="1">
+      <w:start w:val="1"/>
+      <w:numFmt w:val="bullet"/>
+      <w:lvlText w:val=""/>
+      <w:lvlJc w:val="left"/>
+      <w:pPr>
+        <w:tabs>
+          <w:tab w:val="num" w:pos="4320"/>
+        </w:tabs>
+        <w:ind w:left="4320" w:hanging="360"/>
+      </w:pPr>
+      <w:rPr>
+        <w:rFonts w:ascii="Wingdings" w:hAnsi="Wingdings" w:hint="default"/>
+        <w:sz w:val="20"/>
+      </w:rPr>
+    </w:lvl>
+    <w:lvl w:ilvl="6" w:tentative="1">
+      <w:start w:val="1"/>
+      <w:numFmt w:val="bullet"/>
+      <w:lvlText w:val=""/>
+      <w:lvlJc w:val="left"/>
+      <w:pPr>
+        <w:tabs>
+          <w:tab w:val="num" w:pos="5040"/>
+        </w:tabs>
+        <w:ind w:left="5040" w:hanging="360"/>
+      </w:pPr>
+      <w:rPr>
+        <w:rFonts w:ascii="Wingdings" w:hAnsi="Wingdings" w:hint="default"/>
+        <w:sz w:val="20"/>
+      </w:rPr>
+    </w:lvl>
+    <w:lvl w:ilvl="7" w:tentative="1">
+      <w:start w:val="1"/>
+      <w:numFmt w:val="bullet"/>
+      <w:lvlText w:val=""/>
+      <w:lvlJc w:val="left"/>
+      <w:pPr>
+        <w:tabs>
+          <w:tab w:val="num" w:pos="5760"/>
+        </w:tabs>
+        <w:ind w:left="5760" w:hanging="360"/>
+      </w:pPr>
+      <w:rPr>
+        <w:rFonts w:ascii="Wingdings" w:hAnsi="Wingdings" w:hint="default"/>
+        <w:sz w:val="20"/>
+      </w:rPr>
+    </w:lvl>
+    <w:lvl w:ilvl="8" w:tentative="1">
+      <w:start w:val="1"/>
+      <w:numFmt w:val="bullet"/>
+      <w:lvlText w:val=""/>
+      <w:lvlJc w:val="left"/>
+      <w:pPr>
+        <w:tabs>
+          <w:tab w:val="num" w:pos="6480"/>
+        </w:tabs>
+        <w:ind w:left="6480" w:hanging="360"/>
+      </w:pPr>
+      <w:rPr>
+        <w:rFonts w:ascii="Wingdings" w:hAnsi="Wingdings" w:hint="default"/>
+        <w:sz w:val="20"/>
+      </w:rPr>
+    </w:lvl>
+  </w:abstractNum>
+  <w:abstractNum w:abstractNumId="17" w15:restartNumberingAfterBreak="0">
     <w:nsid w:val="6F3B07C1"/>
     <w:multiLevelType w:val="multilevel"/>
     <w:tmpl w:val="523E86BC"/>
@@ -9307,7 +12593,7 @@
     <w:abstractNumId w:val="0"/>
   </w:num>
   <w:num w:numId="9" w16cid:durableId="2007245708">
-    <w:abstractNumId w:val="10"/>
+    <w:abstractNumId w:val="11"/>
   </w:num>
   <w:num w:numId="10" w16cid:durableId="373777330">
     <w:abstractNumId w:val="8"/>
@@ -9316,12 +12602,27 @@
     <w:abstractNumId w:val="8"/>
   </w:num>
   <w:num w:numId="12" w16cid:durableId="1878539721">
+    <w:abstractNumId w:val="10"/>
+  </w:num>
+  <w:num w:numId="13" w16cid:durableId="901139214">
+    <w:abstractNumId w:val="14"/>
+  </w:num>
+  <w:num w:numId="14" w16cid:durableId="629214050">
+    <w:abstractNumId w:val="17"/>
+  </w:num>
+  <w:num w:numId="15" w16cid:durableId="45640884">
+    <w:abstractNumId w:val="16"/>
+  </w:num>
+  <w:num w:numId="16" w16cid:durableId="592128257">
     <w:abstractNumId w:val="9"/>
   </w:num>
-  <w:num w:numId="13" w16cid:durableId="901139214">
-    <w:abstractNumId w:val="11"/>
+  <w:num w:numId="17" w16cid:durableId="712002191">
+    <w:abstractNumId w:val="15"/>
   </w:num>
-  <w:num w:numId="14" w16cid:durableId="629214050">
+  <w:num w:numId="18" w16cid:durableId="1118833379">
+    <w:abstractNumId w:val="13"/>
+  </w:num>
+  <w:num w:numId="19" w16cid:durableId="12923124">
     <w:abstractNumId w:val="12"/>
   </w:num>
 </w:numbering>
@@ -20635,6 +23936,18 @@
       <w:ind w:left="440"/>
     </w:pPr>
   </w:style>
+  <w:style w:type="character" w:styleId="UnresolvedMention">
+    <w:name w:val="Unresolved Mention"/>
+    <w:basedOn w:val="DefaultParagraphFont"/>
+    <w:uiPriority w:val="99"/>
+    <w:semiHidden/>
+    <w:unhideWhenUsed/>
+    <w:rsid w:val="00A645CC"/>
+    <w:rPr>
+      <w:color w:val="605E5C"/>
+      <w:shd w:val="clear" w:color="auto" w:fill="E1DFDD"/>
+    </w:rPr>
+  </w:style>
 </w:styles>
 </file>
 

--- a/Logbook.docx
+++ b/Logbook.docx
@@ -366,15 +366,7 @@
     </w:p>
     <w:sdt>
       <w:sdtPr>
-        <w:rPr>
-          <w:rFonts w:ascii="Times New Roman" w:eastAsia="MS Mincho" w:hAnsi="Times New Roman" w:cs="Times New Roman"/>
-          <w:b w:val="0"/>
-          <w:bCs w:val="0"/>
-          <w:color w:val="auto"/>
-          <w:sz w:val="24"/>
-          <w:szCs w:val="24"/>
-        </w:rPr>
-        <w:id w:val="904343669"/>
+        <w:id w:val="-1641337593"/>
         <w:docPartObj>
           <w:docPartGallery w:val="Table of Contents"/>
           <w:docPartUnique/>
@@ -382,28 +374,718 @@
       </w:sdtPr>
       <w:sdtEndPr>
         <w:rPr>
+          <w:rFonts w:ascii="Cambria" w:eastAsia="MS Mincho" w:hAnsi="Cambria"/>
           <w:noProof/>
+          <w:color w:val="auto"/>
+          <w:sz w:val="22"/>
+          <w:szCs w:val="22"/>
         </w:rPr>
       </w:sdtEndPr>
       <w:sdtContent>
         <w:p>
           <w:pPr>
             <w:pStyle w:val="TOCHeading"/>
-            <w:jc w:val="both"/>
+          </w:pPr>
+          <w:r>
+            <w:t>Table of Contents</w:t>
+          </w:r>
+        </w:p>
+        <w:p>
+          <w:pPr>
+            <w:pStyle w:val="TOC1"/>
+            <w:tabs>
+              <w:tab w:val="right" w:leader="dot" w:pos="8630"/>
+            </w:tabs>
             <w:rPr>
-              <w:rFonts w:ascii="Times New Roman" w:hAnsi="Times New Roman" w:cs="Times New Roman"/>
+              <w:rFonts w:asciiTheme="minorHAnsi" w:eastAsiaTheme="minorEastAsia" w:hAnsiTheme="minorHAnsi" w:cstheme="minorBidi"/>
+              <w:noProof/>
+              <w:kern w:val="2"/>
               <w:sz w:val="24"/>
               <w:szCs w:val="24"/>
+              <w14:ligatures w14:val="standardContextual"/>
             </w:rPr>
           </w:pPr>
           <w:r>
+            <w:fldChar w:fldCharType="begin"/>
+          </w:r>
+          <w:r>
+            <w:instrText xml:space="preserve"> TOC \o "1-3" \h \z \u </w:instrText>
+          </w:r>
+          <w:r>
+            <w:fldChar w:fldCharType="separate"/>
+          </w:r>
+          <w:hyperlink w:anchor="_Toc233483568" w:history="1">
+            <w:r>
+              <w:rPr>
+                <w:rStyle w:val="Hyperlink"/>
+                <w:rFonts w:ascii="Times New Roman" w:hAnsi="Times New Roman" w:cs="Times New Roman"/>
+                <w:noProof/>
+              </w:rPr>
+              <w:t>(For all source code full working system will be uploaded in git hub)Week 1: Introduction to Mobile Application Development</w:t>
+            </w:r>
+            <w:r>
+              <w:rPr>
+                <w:noProof/>
+                <w:webHidden/>
+              </w:rPr>
+              <w:tab/>
+            </w:r>
+            <w:r>
+              <w:rPr>
+                <w:noProof/>
+                <w:webHidden/>
+              </w:rPr>
+              <w:fldChar w:fldCharType="begin"/>
+            </w:r>
+            <w:r>
+              <w:rPr>
+                <w:noProof/>
+                <w:webHidden/>
+              </w:rPr>
+              <w:instrText xml:space="preserve"> PAGEREF _Toc233483568 \h </w:instrText>
+            </w:r>
+            <w:r>
+              <w:rPr>
+                <w:noProof/>
+                <w:webHidden/>
+              </w:rPr>
+            </w:r>
+            <w:r>
+              <w:rPr>
+                <w:noProof/>
+                <w:webHidden/>
+              </w:rPr>
+              <w:fldChar w:fldCharType="separate"/>
+            </w:r>
+            <w:r>
+              <w:rPr>
+                <w:noProof/>
+                <w:webHidden/>
+              </w:rPr>
+              <w:t>7</w:t>
+            </w:r>
+            <w:r>
+              <w:rPr>
+                <w:noProof/>
+                <w:webHidden/>
+              </w:rPr>
+              <w:fldChar w:fldCharType="end"/>
+            </w:r>
+          </w:hyperlink>
+        </w:p>
+        <w:p>
+          <w:pPr>
+            <w:pStyle w:val="TOC1"/>
+            <w:tabs>
+              <w:tab w:val="right" w:leader="dot" w:pos="8630"/>
+            </w:tabs>
             <w:rPr>
-              <w:rFonts w:ascii="Times New Roman" w:hAnsi="Times New Roman" w:cs="Times New Roman"/>
+              <w:rFonts w:asciiTheme="minorHAnsi" w:eastAsiaTheme="minorEastAsia" w:hAnsiTheme="minorHAnsi" w:cstheme="minorBidi"/>
+              <w:noProof/>
+              <w:kern w:val="2"/>
               <w:sz w:val="24"/>
               <w:szCs w:val="24"/>
+              <w14:ligatures w14:val="standardContextual"/>
             </w:rPr>
-            <w:t>Table of Contents</w:t>
-          </w:r>
+          </w:pPr>
+          <w:hyperlink w:anchor="_Toc233483569" w:history="1">
+            <w:r>
+              <w:rPr>
+                <w:rStyle w:val="Hyperlink"/>
+                <w:rFonts w:ascii="Times New Roman" w:hAnsi="Times New Roman" w:cs="Times New Roman"/>
+                <w:noProof/>
+              </w:rPr>
+              <w:t>Practical Activities Undertaken</w:t>
+            </w:r>
+            <w:r>
+              <w:rPr>
+                <w:noProof/>
+                <w:webHidden/>
+              </w:rPr>
+              <w:tab/>
+            </w:r>
+            <w:r>
+              <w:rPr>
+                <w:noProof/>
+                <w:webHidden/>
+              </w:rPr>
+              <w:fldChar w:fldCharType="begin"/>
+            </w:r>
+            <w:r>
+              <w:rPr>
+                <w:noProof/>
+                <w:webHidden/>
+              </w:rPr>
+              <w:instrText xml:space="preserve"> PAGEREF _Toc233483569 \h </w:instrText>
+            </w:r>
+            <w:r>
+              <w:rPr>
+                <w:noProof/>
+                <w:webHidden/>
+              </w:rPr>
+            </w:r>
+            <w:r>
+              <w:rPr>
+                <w:noProof/>
+                <w:webHidden/>
+              </w:rPr>
+              <w:fldChar w:fldCharType="separate"/>
+            </w:r>
+            <w:r>
+              <w:rPr>
+                <w:noProof/>
+                <w:webHidden/>
+              </w:rPr>
+              <w:t>7</w:t>
+            </w:r>
+            <w:r>
+              <w:rPr>
+                <w:noProof/>
+                <w:webHidden/>
+              </w:rPr>
+              <w:fldChar w:fldCharType="end"/>
+            </w:r>
+          </w:hyperlink>
+        </w:p>
+        <w:p>
+          <w:pPr>
+            <w:pStyle w:val="TOC1"/>
+            <w:tabs>
+              <w:tab w:val="right" w:leader="dot" w:pos="8630"/>
+            </w:tabs>
+            <w:rPr>
+              <w:rFonts w:asciiTheme="minorHAnsi" w:eastAsiaTheme="minorEastAsia" w:hAnsiTheme="minorHAnsi" w:cstheme="minorBidi"/>
+              <w:noProof/>
+              <w:kern w:val="2"/>
+              <w:sz w:val="24"/>
+              <w:szCs w:val="24"/>
+              <w14:ligatures w14:val="standardContextual"/>
+            </w:rPr>
+          </w:pPr>
+          <w:hyperlink w:anchor="_Toc233483570" w:history="1">
+            <w:r>
+              <w:rPr>
+                <w:rStyle w:val="Hyperlink"/>
+                <w:rFonts w:ascii="Times New Roman" w:hAnsi="Times New Roman" w:cs="Times New Roman"/>
+                <w:noProof/>
+              </w:rPr>
+              <w:t>Tools/Software Used</w:t>
+            </w:r>
+            <w:r>
+              <w:rPr>
+                <w:noProof/>
+                <w:webHidden/>
+              </w:rPr>
+              <w:tab/>
+            </w:r>
+            <w:r>
+              <w:rPr>
+                <w:noProof/>
+                <w:webHidden/>
+              </w:rPr>
+              <w:fldChar w:fldCharType="begin"/>
+            </w:r>
+            <w:r>
+              <w:rPr>
+                <w:noProof/>
+                <w:webHidden/>
+              </w:rPr>
+              <w:instrText xml:space="preserve"> PAGEREF _Toc233483570 \h </w:instrText>
+            </w:r>
+            <w:r>
+              <w:rPr>
+                <w:noProof/>
+                <w:webHidden/>
+              </w:rPr>
+            </w:r>
+            <w:r>
+              <w:rPr>
+                <w:noProof/>
+                <w:webHidden/>
+              </w:rPr>
+              <w:fldChar w:fldCharType="separate"/>
+            </w:r>
+            <w:r>
+              <w:rPr>
+                <w:noProof/>
+                <w:webHidden/>
+              </w:rPr>
+              <w:t>7</w:t>
+            </w:r>
+            <w:r>
+              <w:rPr>
+                <w:noProof/>
+                <w:webHidden/>
+              </w:rPr>
+              <w:fldChar w:fldCharType="end"/>
+            </w:r>
+          </w:hyperlink>
+        </w:p>
+        <w:p>
+          <w:pPr>
+            <w:pStyle w:val="TOC1"/>
+            <w:tabs>
+              <w:tab w:val="right" w:leader="dot" w:pos="8630"/>
+            </w:tabs>
+            <w:rPr>
+              <w:rFonts w:asciiTheme="minorHAnsi" w:eastAsiaTheme="minorEastAsia" w:hAnsiTheme="minorHAnsi" w:cstheme="minorBidi"/>
+              <w:noProof/>
+              <w:kern w:val="2"/>
+              <w:sz w:val="24"/>
+              <w:szCs w:val="24"/>
+              <w14:ligatures w14:val="standardContextual"/>
+            </w:rPr>
+          </w:pPr>
+          <w:hyperlink w:anchor="_Toc233483571" w:history="1">
+            <w:r>
+              <w:rPr>
+                <w:rStyle w:val="Hyperlink"/>
+                <w:rFonts w:ascii="Times New Roman" w:hAnsi="Times New Roman" w:cs="Times New Roman"/>
+                <w:noProof/>
+              </w:rPr>
+              <w:t>TASK 1: DEVELOPMENT TOOLS ASSEMENT</w:t>
+            </w:r>
+            <w:r>
+              <w:rPr>
+                <w:noProof/>
+                <w:webHidden/>
+              </w:rPr>
+              <w:tab/>
+            </w:r>
+            <w:r>
+              <w:rPr>
+                <w:noProof/>
+                <w:webHidden/>
+              </w:rPr>
+              <w:fldChar w:fldCharType="begin"/>
+            </w:r>
+            <w:r>
+              <w:rPr>
+                <w:noProof/>
+                <w:webHidden/>
+              </w:rPr>
+              <w:instrText xml:space="preserve"> PAGEREF _Toc233483571 \h </w:instrText>
+            </w:r>
+            <w:r>
+              <w:rPr>
+                <w:noProof/>
+                <w:webHidden/>
+              </w:rPr>
+            </w:r>
+            <w:r>
+              <w:rPr>
+                <w:noProof/>
+                <w:webHidden/>
+              </w:rPr>
+              <w:fldChar w:fldCharType="separate"/>
+            </w:r>
+            <w:r>
+              <w:rPr>
+                <w:noProof/>
+                <w:webHidden/>
+              </w:rPr>
+              <w:t>7</w:t>
+            </w:r>
+            <w:r>
+              <w:rPr>
+                <w:noProof/>
+                <w:webHidden/>
+              </w:rPr>
+              <w:fldChar w:fldCharType="end"/>
+            </w:r>
+          </w:hyperlink>
+        </w:p>
+        <w:p>
+          <w:pPr>
+            <w:pStyle w:val="TOC3"/>
+            <w:tabs>
+              <w:tab w:val="left" w:pos="960"/>
+              <w:tab w:val="right" w:leader="dot" w:pos="8630"/>
+            </w:tabs>
+            <w:rPr>
+              <w:rFonts w:asciiTheme="minorHAnsi" w:eastAsiaTheme="minorEastAsia" w:hAnsiTheme="minorHAnsi" w:cstheme="minorBidi"/>
+              <w:noProof/>
+              <w:kern w:val="2"/>
+              <w:sz w:val="24"/>
+              <w:szCs w:val="24"/>
+              <w14:ligatures w14:val="standardContextual"/>
+            </w:rPr>
+          </w:pPr>
+          <w:hyperlink w:anchor="_Toc233483572" w:history="1">
+            <w:r>
+              <w:rPr>
+                <w:rStyle w:val="Hyperlink"/>
+                <w:rFonts w:ascii="Times New Roman" w:hAnsi="Times New Roman" w:cs="Times New Roman"/>
+                <w:b/>
+                <w:bCs/>
+                <w:noProof/>
+              </w:rPr>
+              <w:t>1.</w:t>
+            </w:r>
+            <w:r>
+              <w:rPr>
+                <w:rFonts w:asciiTheme="minorHAnsi" w:eastAsiaTheme="minorEastAsia" w:hAnsiTheme="minorHAnsi" w:cstheme="minorBidi"/>
+                <w:noProof/>
+                <w:kern w:val="2"/>
+                <w:sz w:val="24"/>
+                <w:szCs w:val="24"/>
+                <w14:ligatures w14:val="standardContextual"/>
+              </w:rPr>
+              <w:tab/>
+            </w:r>
+            <w:r>
+              <w:rPr>
+                <w:rStyle w:val="Hyperlink"/>
+                <w:rFonts w:ascii="Times New Roman" w:hAnsi="Times New Roman" w:cs="Times New Roman"/>
+                <w:b/>
+                <w:bCs/>
+                <w:noProof/>
+              </w:rPr>
+              <w:t>Java Development kit</w:t>
+            </w:r>
+            <w:r>
+              <w:rPr>
+                <w:noProof/>
+                <w:webHidden/>
+              </w:rPr>
+              <w:tab/>
+            </w:r>
+            <w:r>
+              <w:rPr>
+                <w:noProof/>
+                <w:webHidden/>
+              </w:rPr>
+              <w:fldChar w:fldCharType="begin"/>
+            </w:r>
+            <w:r>
+              <w:rPr>
+                <w:noProof/>
+                <w:webHidden/>
+              </w:rPr>
+              <w:instrText xml:space="preserve"> PAGEREF _Toc233483572 \h </w:instrText>
+            </w:r>
+            <w:r>
+              <w:rPr>
+                <w:noProof/>
+                <w:webHidden/>
+              </w:rPr>
+            </w:r>
+            <w:r>
+              <w:rPr>
+                <w:noProof/>
+                <w:webHidden/>
+              </w:rPr>
+              <w:fldChar w:fldCharType="separate"/>
+            </w:r>
+            <w:r>
+              <w:rPr>
+                <w:noProof/>
+                <w:webHidden/>
+              </w:rPr>
+              <w:t>7</w:t>
+            </w:r>
+            <w:r>
+              <w:rPr>
+                <w:noProof/>
+                <w:webHidden/>
+              </w:rPr>
+              <w:fldChar w:fldCharType="end"/>
+            </w:r>
+          </w:hyperlink>
+        </w:p>
+        <w:p>
+          <w:pPr>
+            <w:pStyle w:val="TOC3"/>
+            <w:tabs>
+              <w:tab w:val="left" w:pos="960"/>
+              <w:tab w:val="right" w:leader="dot" w:pos="8630"/>
+            </w:tabs>
+            <w:rPr>
+              <w:rFonts w:asciiTheme="minorHAnsi" w:eastAsiaTheme="minorEastAsia" w:hAnsiTheme="minorHAnsi" w:cstheme="minorBidi"/>
+              <w:noProof/>
+              <w:kern w:val="2"/>
+              <w:sz w:val="24"/>
+              <w:szCs w:val="24"/>
+              <w14:ligatures w14:val="standardContextual"/>
+            </w:rPr>
+          </w:pPr>
+          <w:hyperlink w:anchor="_Toc233483573" w:history="1">
+            <w:r>
+              <w:rPr>
+                <w:rStyle w:val="Hyperlink"/>
+                <w:rFonts w:ascii="Times New Roman" w:hAnsi="Times New Roman" w:cs="Times New Roman"/>
+                <w:b/>
+                <w:bCs/>
+                <w:noProof/>
+              </w:rPr>
+              <w:t>2.</w:t>
+            </w:r>
+            <w:r>
+              <w:rPr>
+                <w:rFonts w:asciiTheme="minorHAnsi" w:eastAsiaTheme="minorEastAsia" w:hAnsiTheme="minorHAnsi" w:cstheme="minorBidi"/>
+                <w:noProof/>
+                <w:kern w:val="2"/>
+                <w:sz w:val="24"/>
+                <w:szCs w:val="24"/>
+                <w14:ligatures w14:val="standardContextual"/>
+              </w:rPr>
+              <w:tab/>
+            </w:r>
+            <w:r>
+              <w:rPr>
+                <w:rStyle w:val="Hyperlink"/>
+                <w:rFonts w:ascii="Times New Roman" w:hAnsi="Times New Roman" w:cs="Times New Roman"/>
+                <w:b/>
+                <w:bCs/>
+                <w:noProof/>
+              </w:rPr>
+              <w:t>Node .js</w:t>
+            </w:r>
+            <w:r>
+              <w:rPr>
+                <w:noProof/>
+                <w:webHidden/>
+              </w:rPr>
+              <w:tab/>
+            </w:r>
+            <w:r>
+              <w:rPr>
+                <w:noProof/>
+                <w:webHidden/>
+              </w:rPr>
+              <w:fldChar w:fldCharType="begin"/>
+            </w:r>
+            <w:r>
+              <w:rPr>
+                <w:noProof/>
+                <w:webHidden/>
+              </w:rPr>
+              <w:instrText xml:space="preserve"> PAGEREF _Toc233483573 \h </w:instrText>
+            </w:r>
+            <w:r>
+              <w:rPr>
+                <w:noProof/>
+                <w:webHidden/>
+              </w:rPr>
+            </w:r>
+            <w:r>
+              <w:rPr>
+                <w:noProof/>
+                <w:webHidden/>
+              </w:rPr>
+              <w:fldChar w:fldCharType="separate"/>
+            </w:r>
+            <w:r>
+              <w:rPr>
+                <w:noProof/>
+                <w:webHidden/>
+              </w:rPr>
+              <w:t>7</w:t>
+            </w:r>
+            <w:r>
+              <w:rPr>
+                <w:noProof/>
+                <w:webHidden/>
+              </w:rPr>
+              <w:fldChar w:fldCharType="end"/>
+            </w:r>
+          </w:hyperlink>
+        </w:p>
+        <w:p>
+          <w:pPr>
+            <w:pStyle w:val="TOC3"/>
+            <w:tabs>
+              <w:tab w:val="left" w:pos="960"/>
+              <w:tab w:val="right" w:leader="dot" w:pos="8630"/>
+            </w:tabs>
+            <w:rPr>
+              <w:rFonts w:asciiTheme="minorHAnsi" w:eastAsiaTheme="minorEastAsia" w:hAnsiTheme="minorHAnsi" w:cstheme="minorBidi"/>
+              <w:noProof/>
+              <w:kern w:val="2"/>
+              <w:sz w:val="24"/>
+              <w:szCs w:val="24"/>
+              <w14:ligatures w14:val="standardContextual"/>
+            </w:rPr>
+          </w:pPr>
+          <w:hyperlink w:anchor="_Toc233483574" w:history="1">
+            <w:r>
+              <w:rPr>
+                <w:rStyle w:val="Hyperlink"/>
+                <w:rFonts w:ascii="Times New Roman" w:hAnsi="Times New Roman" w:cs="Times New Roman"/>
+                <w:b/>
+                <w:bCs/>
+                <w:noProof/>
+              </w:rPr>
+              <w:t>3.</w:t>
+            </w:r>
+            <w:r>
+              <w:rPr>
+                <w:rFonts w:asciiTheme="minorHAnsi" w:eastAsiaTheme="minorEastAsia" w:hAnsiTheme="minorHAnsi" w:cstheme="minorBidi"/>
+                <w:noProof/>
+                <w:kern w:val="2"/>
+                <w:sz w:val="24"/>
+                <w:szCs w:val="24"/>
+                <w14:ligatures w14:val="standardContextual"/>
+              </w:rPr>
+              <w:tab/>
+            </w:r>
+            <w:r>
+              <w:rPr>
+                <w:rStyle w:val="Hyperlink"/>
+                <w:rFonts w:ascii="Times New Roman" w:hAnsi="Times New Roman" w:cs="Times New Roman"/>
+                <w:b/>
+                <w:bCs/>
+                <w:noProof/>
+              </w:rPr>
+              <w:t>Git</w:t>
+            </w:r>
+            <w:r>
+              <w:rPr>
+                <w:noProof/>
+                <w:webHidden/>
+              </w:rPr>
+              <w:tab/>
+            </w:r>
+            <w:r>
+              <w:rPr>
+                <w:noProof/>
+                <w:webHidden/>
+              </w:rPr>
+              <w:fldChar w:fldCharType="begin"/>
+            </w:r>
+            <w:r>
+              <w:rPr>
+                <w:noProof/>
+                <w:webHidden/>
+              </w:rPr>
+              <w:instrText xml:space="preserve"> PAGEREF _Toc233483574 \h </w:instrText>
+            </w:r>
+            <w:r>
+              <w:rPr>
+                <w:noProof/>
+                <w:webHidden/>
+              </w:rPr>
+            </w:r>
+            <w:r>
+              <w:rPr>
+                <w:noProof/>
+                <w:webHidden/>
+              </w:rPr>
+              <w:fldChar w:fldCharType="separate"/>
+            </w:r>
+            <w:r>
+              <w:rPr>
+                <w:noProof/>
+                <w:webHidden/>
+              </w:rPr>
+              <w:t>8</w:t>
+            </w:r>
+            <w:r>
+              <w:rPr>
+                <w:noProof/>
+                <w:webHidden/>
+              </w:rPr>
+              <w:fldChar w:fldCharType="end"/>
+            </w:r>
+          </w:hyperlink>
+        </w:p>
+        <w:p>
+          <w:pPr>
+            <w:pStyle w:val="TOC3"/>
+            <w:tabs>
+              <w:tab w:val="left" w:pos="960"/>
+              <w:tab w:val="right" w:leader="dot" w:pos="8630"/>
+            </w:tabs>
+            <w:rPr>
+              <w:rFonts w:asciiTheme="minorHAnsi" w:eastAsiaTheme="minorEastAsia" w:hAnsiTheme="minorHAnsi" w:cstheme="minorBidi"/>
+              <w:noProof/>
+              <w:kern w:val="2"/>
+              <w:sz w:val="24"/>
+              <w:szCs w:val="24"/>
+              <w14:ligatures w14:val="standardContextual"/>
+            </w:rPr>
+          </w:pPr>
+          <w:hyperlink w:anchor="_Toc233483575" w:history="1">
+            <w:r>
+              <w:rPr>
+                <w:rStyle w:val="Hyperlink"/>
+                <w:rFonts w:ascii="Times New Roman" w:hAnsi="Times New Roman" w:cs="Times New Roman"/>
+                <w:b/>
+                <w:bCs/>
+                <w:noProof/>
+              </w:rPr>
+              <w:t>4.</w:t>
+            </w:r>
+            <w:r>
+              <w:rPr>
+                <w:rFonts w:asciiTheme="minorHAnsi" w:eastAsiaTheme="minorEastAsia" w:hAnsiTheme="minorHAnsi" w:cstheme="minorBidi"/>
+                <w:noProof/>
+                <w:kern w:val="2"/>
+                <w:sz w:val="24"/>
+                <w:szCs w:val="24"/>
+                <w14:ligatures w14:val="standardContextual"/>
+              </w:rPr>
+              <w:tab/>
+            </w:r>
+            <w:r>
+              <w:rPr>
+                <w:rStyle w:val="Hyperlink"/>
+                <w:rFonts w:ascii="Times New Roman" w:hAnsi="Times New Roman" w:cs="Times New Roman"/>
+                <w:b/>
+                <w:bCs/>
+                <w:noProof/>
+              </w:rPr>
+              <w:t>Vs code</w:t>
+            </w:r>
+            <w:r>
+              <w:rPr>
+                <w:noProof/>
+                <w:webHidden/>
+              </w:rPr>
+              <w:tab/>
+            </w:r>
+            <w:r>
+              <w:rPr>
+                <w:noProof/>
+                <w:webHidden/>
+              </w:rPr>
+              <w:fldChar w:fldCharType="begin"/>
+            </w:r>
+            <w:r>
+              <w:rPr>
+                <w:noProof/>
+                <w:webHidden/>
+              </w:rPr>
+              <w:instrText xml:space="preserve"> PAGEREF _Toc233483575 \h </w:instrText>
+            </w:r>
+            <w:r>
+              <w:rPr>
+                <w:noProof/>
+                <w:webHidden/>
+              </w:rPr>
+            </w:r>
+            <w:r>
+              <w:rPr>
+                <w:noProof/>
+                <w:webHidden/>
+              </w:rPr>
+              <w:fldChar w:fldCharType="separate"/>
+            </w:r>
+            <w:r>
+              <w:rPr>
+                <w:noProof/>
+                <w:webHidden/>
+              </w:rPr>
+              <w:t>8</w:t>
+            </w:r>
+            <w:r>
+              <w:rPr>
+                <w:noProof/>
+                <w:webHidden/>
+              </w:rPr>
+              <w:fldChar w:fldCharType="end"/>
+            </w:r>
+          </w:hyperlink>
         </w:p>
         <w:p>
           <w:pPr>
@@ -420,38 +1102,88 @@
               <w14:ligatures w14:val="standardContextual"/>
             </w:rPr>
           </w:pPr>
-          <w:r>
+          <w:hyperlink w:anchor="_Toc233483576" w:history="1">
+            <w:r>
+              <w:rPr>
+                <w:rStyle w:val="Hyperlink"/>
+                <w:rFonts w:ascii="Times New Roman" w:hAnsi="Times New Roman" w:cs="Times New Roman"/>
+                <w:noProof/>
+              </w:rPr>
+              <w:t>TASK 2. FIRST APP CREATION</w:t>
+            </w:r>
+            <w:r>
+              <w:rPr>
+                <w:noProof/>
+                <w:webHidden/>
+              </w:rPr>
+              <w:tab/>
+            </w:r>
+            <w:r>
+              <w:rPr>
+                <w:noProof/>
+                <w:webHidden/>
+              </w:rPr>
+              <w:fldChar w:fldCharType="begin"/>
+            </w:r>
+            <w:r>
+              <w:rPr>
+                <w:noProof/>
+                <w:webHidden/>
+              </w:rPr>
+              <w:instrText xml:space="preserve"> PAGEREF _Toc233483576 \h </w:instrText>
+            </w:r>
+            <w:r>
+              <w:rPr>
+                <w:noProof/>
+                <w:webHidden/>
+              </w:rPr>
+            </w:r>
+            <w:r>
+              <w:rPr>
+                <w:noProof/>
+                <w:webHidden/>
+              </w:rPr>
+              <w:fldChar w:fldCharType="separate"/>
+            </w:r>
+            <w:r>
+              <w:rPr>
+                <w:noProof/>
+                <w:webHidden/>
+              </w:rPr>
+              <w:t>10</w:t>
+            </w:r>
+            <w:r>
+              <w:rPr>
+                <w:noProof/>
+                <w:webHidden/>
+              </w:rPr>
+              <w:fldChar w:fldCharType="end"/>
+            </w:r>
+          </w:hyperlink>
+        </w:p>
+        <w:p>
+          <w:pPr>
+            <w:pStyle w:val="TOC2"/>
+            <w:tabs>
+              <w:tab w:val="right" w:leader="dot" w:pos="8630"/>
+            </w:tabs>
             <w:rPr>
-              <w:rFonts w:ascii="Times New Roman" w:hAnsi="Times New Roman" w:cs="Times New Roman"/>
+              <w:rFonts w:asciiTheme="minorHAnsi" w:eastAsiaTheme="minorEastAsia" w:hAnsiTheme="minorHAnsi" w:cstheme="minorBidi"/>
+              <w:noProof/>
+              <w:kern w:val="2"/>
               <w:sz w:val="24"/>
               <w:szCs w:val="24"/>
+              <w14:ligatures w14:val="standardContextual"/>
             </w:rPr>
-            <w:fldChar w:fldCharType="begin"/>
-          </w:r>
-          <w:r>
-            <w:rPr>
-              <w:rFonts w:ascii="Times New Roman" w:hAnsi="Times New Roman" w:cs="Times New Roman"/>
-              <w:sz w:val="24"/>
-              <w:szCs w:val="24"/>
-            </w:rPr>
-            <w:instrText xml:space="preserve"> TOC \o "1-3" \h \z \u </w:instrText>
-          </w:r>
-          <w:r>
-            <w:rPr>
-              <w:rFonts w:ascii="Times New Roman" w:hAnsi="Times New Roman" w:cs="Times New Roman"/>
-              <w:sz w:val="24"/>
-              <w:szCs w:val="24"/>
-            </w:rPr>
-            <w:fldChar w:fldCharType="separate"/>
-          </w:r>
-          <w:hyperlink w:anchor="_Toc232520307" w:history="1">
+          </w:pPr>
+          <w:hyperlink w:anchor="_Toc233483577" w:history="1">
             <w:r>
               <w:rPr>
                 <w:rStyle w:val="Hyperlink"/>
                 <w:rFonts w:ascii="Times New Roman" w:hAnsi="Times New Roman" w:cs="Times New Roman"/>
                 <w:noProof/>
               </w:rPr>
-              <w:t>Practical Activities Undertaken</w:t>
+              <w:t>TASK 3: CHALLENGES AND SOLUTIONS</w:t>
             </w:r>
             <w:r>
               <w:rPr>
@@ -472,7 +1204,7 @@
                 <w:noProof/>
                 <w:webHidden/>
               </w:rPr>
-              <w:instrText xml:space="preserve"> PAGEREF _Toc232520307 \h </w:instrText>
+              <w:instrText xml:space="preserve"> PAGEREF _Toc233483577 \h </w:instrText>
             </w:r>
             <w:r>
               <w:rPr>
@@ -492,7 +1224,7 @@
                 <w:noProof/>
                 <w:webHidden/>
               </w:rPr>
-              <w:t>7</w:t>
+              <w:t>13</w:t>
             </w:r>
             <w:r>
               <w:rPr>
@@ -518,14 +1250,14 @@
               <w14:ligatures w14:val="standardContextual"/>
             </w:rPr>
           </w:pPr>
-          <w:hyperlink w:anchor="_Toc232520308" w:history="1">
+          <w:hyperlink w:anchor="_Toc233483578" w:history="1">
             <w:r>
               <w:rPr>
                 <w:rStyle w:val="Hyperlink"/>
                 <w:rFonts w:ascii="Times New Roman" w:hAnsi="Times New Roman" w:cs="Times New Roman"/>
                 <w:noProof/>
               </w:rPr>
-              <w:t>Tools/Software Used</w:t>
+              <w:t>Personal Reflection</w:t>
             </w:r>
             <w:r>
               <w:rPr>
@@ -546,7 +1278,7 @@
                 <w:noProof/>
                 <w:webHidden/>
               </w:rPr>
-              <w:instrText xml:space="preserve"> PAGEREF _Toc232520308 \h </w:instrText>
+              <w:instrText xml:space="preserve"> PAGEREF _Toc233483578 \h </w:instrText>
             </w:r>
             <w:r>
               <w:rPr>
@@ -566,7 +1298,155 @@
                 <w:noProof/>
                 <w:webHidden/>
               </w:rPr>
-              <w:t>7</w:t>
+              <w:t>15</w:t>
+            </w:r>
+            <w:r>
+              <w:rPr>
+                <w:noProof/>
+                <w:webHidden/>
+              </w:rPr>
+              <w:fldChar w:fldCharType="end"/>
+            </w:r>
+          </w:hyperlink>
+        </w:p>
+        <w:p>
+          <w:pPr>
+            <w:pStyle w:val="TOC1"/>
+            <w:tabs>
+              <w:tab w:val="right" w:leader="dot" w:pos="8630"/>
+            </w:tabs>
+            <w:rPr>
+              <w:rFonts w:asciiTheme="minorHAnsi" w:eastAsiaTheme="minorEastAsia" w:hAnsiTheme="minorHAnsi" w:cstheme="minorBidi"/>
+              <w:noProof/>
+              <w:kern w:val="2"/>
+              <w:sz w:val="24"/>
+              <w:szCs w:val="24"/>
+              <w14:ligatures w14:val="standardContextual"/>
+            </w:rPr>
+          </w:pPr>
+          <w:hyperlink w:anchor="_Toc233483579" w:history="1">
+            <w:r>
+              <w:rPr>
+                <w:rStyle w:val="Hyperlink"/>
+                <w:rFonts w:ascii="Times New Roman" w:hAnsi="Times New Roman" w:cs="Times New Roman"/>
+                <w:noProof/>
+              </w:rPr>
+              <w:t>Week 2: Mobile Development Environment</w:t>
+            </w:r>
+            <w:r>
+              <w:rPr>
+                <w:noProof/>
+                <w:webHidden/>
+              </w:rPr>
+              <w:tab/>
+            </w:r>
+            <w:r>
+              <w:rPr>
+                <w:noProof/>
+                <w:webHidden/>
+              </w:rPr>
+              <w:fldChar w:fldCharType="begin"/>
+            </w:r>
+            <w:r>
+              <w:rPr>
+                <w:noProof/>
+                <w:webHidden/>
+              </w:rPr>
+              <w:instrText xml:space="preserve"> PAGEREF _Toc233483579 \h </w:instrText>
+            </w:r>
+            <w:r>
+              <w:rPr>
+                <w:noProof/>
+                <w:webHidden/>
+              </w:rPr>
+            </w:r>
+            <w:r>
+              <w:rPr>
+                <w:noProof/>
+                <w:webHidden/>
+              </w:rPr>
+              <w:fldChar w:fldCharType="separate"/>
+            </w:r>
+            <w:r>
+              <w:rPr>
+                <w:noProof/>
+                <w:webHidden/>
+              </w:rPr>
+              <w:t>16</w:t>
+            </w:r>
+            <w:r>
+              <w:rPr>
+                <w:noProof/>
+                <w:webHidden/>
+              </w:rPr>
+              <w:fldChar w:fldCharType="end"/>
+            </w:r>
+          </w:hyperlink>
+        </w:p>
+        <w:p>
+          <w:pPr>
+            <w:pStyle w:val="TOC2"/>
+            <w:tabs>
+              <w:tab w:val="right" w:leader="dot" w:pos="8630"/>
+            </w:tabs>
+            <w:rPr>
+              <w:rFonts w:asciiTheme="minorHAnsi" w:eastAsiaTheme="minorEastAsia" w:hAnsiTheme="minorHAnsi" w:cstheme="minorBidi"/>
+              <w:noProof/>
+              <w:kern w:val="2"/>
+              <w:sz w:val="24"/>
+              <w:szCs w:val="24"/>
+              <w14:ligatures w14:val="standardContextual"/>
+            </w:rPr>
+          </w:pPr>
+          <w:hyperlink w:anchor="_Toc233483580" w:history="1">
+            <w:r>
+              <w:rPr>
+                <w:rStyle w:val="Hyperlink"/>
+                <w:rFonts w:ascii="Times New Roman" w:hAnsi="Times New Roman" w:cs="Times New Roman"/>
+                <w:noProof/>
+              </w:rPr>
+              <w:t>STUDENT MINI MANAGEMENT</w:t>
+            </w:r>
+            <w:r>
+              <w:rPr>
+                <w:noProof/>
+                <w:webHidden/>
+              </w:rPr>
+              <w:tab/>
+            </w:r>
+            <w:r>
+              <w:rPr>
+                <w:noProof/>
+                <w:webHidden/>
+              </w:rPr>
+              <w:fldChar w:fldCharType="begin"/>
+            </w:r>
+            <w:r>
+              <w:rPr>
+                <w:noProof/>
+                <w:webHidden/>
+              </w:rPr>
+              <w:instrText xml:space="preserve"> PAGEREF _Toc233483580 \h </w:instrText>
+            </w:r>
+            <w:r>
+              <w:rPr>
+                <w:noProof/>
+                <w:webHidden/>
+              </w:rPr>
+            </w:r>
+            <w:r>
+              <w:rPr>
+                <w:noProof/>
+                <w:webHidden/>
+              </w:rPr>
+              <w:fldChar w:fldCharType="separate"/>
+            </w:r>
+            <w:r>
+              <w:rPr>
+                <w:noProof/>
+                <w:webHidden/>
+              </w:rPr>
+              <w:t>16</w:t>
             </w:r>
             <w:r>
               <w:rPr>
@@ -592,14 +1472,14 @@
               <w14:ligatures w14:val="standardContextual"/>
             </w:rPr>
           </w:pPr>
-          <w:hyperlink w:anchor="_Toc232520309" w:history="1">
+          <w:hyperlink w:anchor="_Toc233483581" w:history="1">
             <w:r>
               <w:rPr>
                 <w:rStyle w:val="Hyperlink"/>
                 <w:rFonts w:ascii="Times New Roman" w:hAnsi="Times New Roman" w:cs="Times New Roman"/>
                 <w:noProof/>
               </w:rPr>
-              <w:t>TASK 2. FIRST APP CREATION</w:t>
+              <w:t>CHALLENGES AND SOLUTION OF WEEK2:</w:t>
             </w:r>
             <w:r>
               <w:rPr>
@@ -620,7 +1500,7 @@
                 <w:noProof/>
                 <w:webHidden/>
               </w:rPr>
-              <w:instrText xml:space="preserve"> PAGEREF _Toc232520309 \h </w:instrText>
+              <w:instrText xml:space="preserve"> PAGEREF _Toc233483581 \h </w:instrText>
             </w:r>
             <w:r>
               <w:rPr>
@@ -640,7 +1520,253 @@
                 <w:noProof/>
                 <w:webHidden/>
               </w:rPr>
-              <w:t>10</w:t>
+              <w:t>20</w:t>
+            </w:r>
+            <w:r>
+              <w:rPr>
+                <w:noProof/>
+                <w:webHidden/>
+              </w:rPr>
+              <w:fldChar w:fldCharType="end"/>
+            </w:r>
+          </w:hyperlink>
+        </w:p>
+        <w:p>
+          <w:pPr>
+            <w:pStyle w:val="TOC1"/>
+            <w:tabs>
+              <w:tab w:val="right" w:leader="dot" w:pos="8630"/>
+            </w:tabs>
+            <w:rPr>
+              <w:rFonts w:asciiTheme="minorHAnsi" w:eastAsiaTheme="minorEastAsia" w:hAnsiTheme="minorHAnsi" w:cstheme="minorBidi"/>
+              <w:noProof/>
+              <w:kern w:val="2"/>
+              <w:sz w:val="24"/>
+              <w:szCs w:val="24"/>
+              <w14:ligatures w14:val="standardContextual"/>
+            </w:rPr>
+          </w:pPr>
+          <w:hyperlink w:anchor="_Toc233483582" w:history="1">
+            <w:r>
+              <w:rPr>
+                <w:rStyle w:val="Hyperlink"/>
+                <w:rFonts w:ascii="Times New Roman" w:hAnsi="Times New Roman" w:cs="Times New Roman"/>
+                <w:noProof/>
+              </w:rPr>
+              <w:t>Week 3: User Interface Design</w:t>
+            </w:r>
+            <w:r>
+              <w:rPr>
+                <w:noProof/>
+                <w:webHidden/>
+              </w:rPr>
+              <w:tab/>
+            </w:r>
+            <w:r>
+              <w:rPr>
+                <w:noProof/>
+                <w:webHidden/>
+              </w:rPr>
+              <w:fldChar w:fldCharType="begin"/>
+            </w:r>
+            <w:r>
+              <w:rPr>
+                <w:noProof/>
+                <w:webHidden/>
+              </w:rPr>
+              <w:instrText xml:space="preserve"> PAGEREF _Toc233483582 \h </w:instrText>
+            </w:r>
+            <w:r>
+              <w:rPr>
+                <w:noProof/>
+                <w:webHidden/>
+              </w:rPr>
+            </w:r>
+            <w:r>
+              <w:rPr>
+                <w:noProof/>
+                <w:webHidden/>
+              </w:rPr>
+              <w:fldChar w:fldCharType="separate"/>
+            </w:r>
+            <w:r>
+              <w:rPr>
+                <w:noProof/>
+                <w:webHidden/>
+              </w:rPr>
+              <w:t>21</w:t>
+            </w:r>
+            <w:r>
+              <w:rPr>
+                <w:noProof/>
+                <w:webHidden/>
+              </w:rPr>
+              <w:fldChar w:fldCharType="end"/>
+            </w:r>
+          </w:hyperlink>
+        </w:p>
+        <w:p>
+          <w:pPr>
+            <w:pStyle w:val="TOC2"/>
+            <w:tabs>
+              <w:tab w:val="right" w:leader="dot" w:pos="8630"/>
+            </w:tabs>
+            <w:rPr>
+              <w:rFonts w:asciiTheme="minorHAnsi" w:eastAsiaTheme="minorEastAsia" w:hAnsiTheme="minorHAnsi" w:cstheme="minorBidi"/>
+              <w:noProof/>
+              <w:kern w:val="2"/>
+              <w:sz w:val="24"/>
+              <w:szCs w:val="24"/>
+              <w14:ligatures w14:val="standardContextual"/>
+            </w:rPr>
+          </w:pPr>
+          <w:hyperlink w:anchor="_Toc233483583" w:history="1">
+            <w:r>
+              <w:rPr>
+                <w:rStyle w:val="Hyperlink"/>
+                <w:rFonts w:ascii="Times New Roman" w:hAnsi="Times New Roman" w:cs="Times New Roman"/>
+                <w:noProof/>
+              </w:rPr>
+              <w:t>FIGMA TASK</w:t>
+            </w:r>
+            <w:r>
+              <w:rPr>
+                <w:noProof/>
+                <w:webHidden/>
+              </w:rPr>
+              <w:tab/>
+            </w:r>
+            <w:r>
+              <w:rPr>
+                <w:noProof/>
+                <w:webHidden/>
+              </w:rPr>
+              <w:fldChar w:fldCharType="begin"/>
+            </w:r>
+            <w:r>
+              <w:rPr>
+                <w:noProof/>
+                <w:webHidden/>
+              </w:rPr>
+              <w:instrText xml:space="preserve"> PAGEREF _Toc233483583 \h </w:instrText>
+            </w:r>
+            <w:r>
+              <w:rPr>
+                <w:noProof/>
+                <w:webHidden/>
+              </w:rPr>
+            </w:r>
+            <w:r>
+              <w:rPr>
+                <w:noProof/>
+                <w:webHidden/>
+              </w:rPr>
+              <w:fldChar w:fldCharType="separate"/>
+            </w:r>
+            <w:r>
+              <w:rPr>
+                <w:noProof/>
+                <w:webHidden/>
+              </w:rPr>
+              <w:t>21</w:t>
+            </w:r>
+            <w:r>
+              <w:rPr>
+                <w:noProof/>
+                <w:webHidden/>
+              </w:rPr>
+              <w:fldChar w:fldCharType="end"/>
+            </w:r>
+          </w:hyperlink>
+        </w:p>
+        <w:p>
+          <w:pPr>
+            <w:pStyle w:val="TOC3"/>
+            <w:tabs>
+              <w:tab w:val="left" w:pos="960"/>
+              <w:tab w:val="right" w:leader="dot" w:pos="8630"/>
+            </w:tabs>
+            <w:rPr>
+              <w:rFonts w:asciiTheme="minorHAnsi" w:eastAsiaTheme="minorEastAsia" w:hAnsiTheme="minorHAnsi" w:cstheme="minorBidi"/>
+              <w:noProof/>
+              <w:kern w:val="2"/>
+              <w:sz w:val="24"/>
+              <w:szCs w:val="24"/>
+              <w14:ligatures w14:val="standardContextual"/>
+            </w:rPr>
+          </w:pPr>
+          <w:hyperlink w:anchor="_Toc233483584" w:history="1">
+            <w:r>
+              <w:rPr>
+                <w:rStyle w:val="Hyperlink"/>
+                <w:rFonts w:ascii="Times New Roman" w:hAnsi="Times New Roman" w:cs="Times New Roman"/>
+                <w:b/>
+                <w:bCs/>
+                <w:noProof/>
+              </w:rPr>
+              <w:t>1.1</w:t>
+            </w:r>
+            <w:r>
+              <w:rPr>
+                <w:rFonts w:asciiTheme="minorHAnsi" w:eastAsiaTheme="minorEastAsia" w:hAnsiTheme="minorHAnsi" w:cstheme="minorBidi"/>
+                <w:noProof/>
+                <w:kern w:val="2"/>
+                <w:sz w:val="24"/>
+                <w:szCs w:val="24"/>
+                <w14:ligatures w14:val="standardContextual"/>
+              </w:rPr>
+              <w:tab/>
+            </w:r>
+            <w:r>
+              <w:rPr>
+                <w:rStyle w:val="Hyperlink"/>
+                <w:rFonts w:ascii="Times New Roman" w:hAnsi="Times New Roman" w:cs="Times New Roman"/>
+                <w:b/>
+                <w:bCs/>
+                <w:noProof/>
+              </w:rPr>
+              <w:t>LOGIN IN PAGE</w:t>
+            </w:r>
+            <w:r>
+              <w:rPr>
+                <w:noProof/>
+                <w:webHidden/>
+              </w:rPr>
+              <w:tab/>
+            </w:r>
+            <w:r>
+              <w:rPr>
+                <w:noProof/>
+                <w:webHidden/>
+              </w:rPr>
+              <w:fldChar w:fldCharType="begin"/>
+            </w:r>
+            <w:r>
+              <w:rPr>
+                <w:noProof/>
+                <w:webHidden/>
+              </w:rPr>
+              <w:instrText xml:space="preserve"> PAGEREF _Toc233483584 \h </w:instrText>
+            </w:r>
+            <w:r>
+              <w:rPr>
+                <w:noProof/>
+                <w:webHidden/>
+              </w:rPr>
+            </w:r>
+            <w:r>
+              <w:rPr>
+                <w:noProof/>
+                <w:webHidden/>
+              </w:rPr>
+              <w:fldChar w:fldCharType="separate"/>
+            </w:r>
+            <w:r>
+              <w:rPr>
+                <w:noProof/>
+                <w:webHidden/>
+              </w:rPr>
+              <w:t>21</w:t>
             </w:r>
             <w:r>
               <w:rPr>
@@ -666,14 +1792,14 @@
               <w14:ligatures w14:val="standardContextual"/>
             </w:rPr>
           </w:pPr>
-          <w:hyperlink w:anchor="_Toc232520310" w:history="1">
+          <w:hyperlink w:anchor="_Toc233483585" w:history="1">
             <w:r>
               <w:rPr>
                 <w:rStyle w:val="Hyperlink"/>
                 <w:rFonts w:ascii="Times New Roman" w:hAnsi="Times New Roman" w:cs="Times New Roman"/>
                 <w:noProof/>
               </w:rPr>
-              <w:t>TASK 3: CHALLENGES AND SOLUTIONS</w:t>
+              <w:t>Tracking page</w:t>
             </w:r>
             <w:r>
               <w:rPr>
@@ -694,7 +1820,7 @@
                 <w:noProof/>
                 <w:webHidden/>
               </w:rPr>
-              <w:instrText xml:space="preserve"> PAGEREF _Toc232520310 \h </w:instrText>
+              <w:instrText xml:space="preserve"> PAGEREF _Toc233483585 \h </w:instrText>
             </w:r>
             <w:r>
               <w:rPr>
@@ -714,7 +1840,525 @@
                 <w:noProof/>
                 <w:webHidden/>
               </w:rPr>
-              <w:t>13</w:t>
+              <w:t>23</w:t>
+            </w:r>
+            <w:r>
+              <w:rPr>
+                <w:noProof/>
+                <w:webHidden/>
+              </w:rPr>
+              <w:fldChar w:fldCharType="end"/>
+            </w:r>
+          </w:hyperlink>
+        </w:p>
+        <w:p>
+          <w:pPr>
+            <w:pStyle w:val="TOC3"/>
+            <w:tabs>
+              <w:tab w:val="right" w:leader="dot" w:pos="8630"/>
+            </w:tabs>
+            <w:rPr>
+              <w:rFonts w:asciiTheme="minorHAnsi" w:eastAsiaTheme="minorEastAsia" w:hAnsiTheme="minorHAnsi" w:cstheme="minorBidi"/>
+              <w:noProof/>
+              <w:kern w:val="2"/>
+              <w:sz w:val="24"/>
+              <w:szCs w:val="24"/>
+              <w14:ligatures w14:val="standardContextual"/>
+            </w:rPr>
+          </w:pPr>
+          <w:hyperlink w:anchor="_Toc233483586" w:history="1">
+            <w:r>
+              <w:rPr>
+                <w:rStyle w:val="Hyperlink"/>
+                <w:rFonts w:ascii="Times New Roman" w:hAnsi="Times New Roman" w:cs="Times New Roman"/>
+                <w:noProof/>
+              </w:rPr>
+              <w:t>Shipments page</w:t>
+            </w:r>
+            <w:r>
+              <w:rPr>
+                <w:noProof/>
+                <w:webHidden/>
+              </w:rPr>
+              <w:tab/>
+            </w:r>
+            <w:r>
+              <w:rPr>
+                <w:noProof/>
+                <w:webHidden/>
+              </w:rPr>
+              <w:fldChar w:fldCharType="begin"/>
+            </w:r>
+            <w:r>
+              <w:rPr>
+                <w:noProof/>
+                <w:webHidden/>
+              </w:rPr>
+              <w:instrText xml:space="preserve"> PAGEREF _Toc233483586 \h </w:instrText>
+            </w:r>
+            <w:r>
+              <w:rPr>
+                <w:noProof/>
+                <w:webHidden/>
+              </w:rPr>
+            </w:r>
+            <w:r>
+              <w:rPr>
+                <w:noProof/>
+                <w:webHidden/>
+              </w:rPr>
+              <w:fldChar w:fldCharType="separate"/>
+            </w:r>
+            <w:r>
+              <w:rPr>
+                <w:noProof/>
+                <w:webHidden/>
+              </w:rPr>
+              <w:t>24</w:t>
+            </w:r>
+            <w:r>
+              <w:rPr>
+                <w:noProof/>
+                <w:webHidden/>
+              </w:rPr>
+              <w:fldChar w:fldCharType="end"/>
+            </w:r>
+          </w:hyperlink>
+        </w:p>
+        <w:p>
+          <w:pPr>
+            <w:pStyle w:val="TOC3"/>
+            <w:tabs>
+              <w:tab w:val="right" w:leader="dot" w:pos="8630"/>
+            </w:tabs>
+            <w:rPr>
+              <w:rFonts w:asciiTheme="minorHAnsi" w:eastAsiaTheme="minorEastAsia" w:hAnsiTheme="minorHAnsi" w:cstheme="minorBidi"/>
+              <w:noProof/>
+              <w:kern w:val="2"/>
+              <w:sz w:val="24"/>
+              <w:szCs w:val="24"/>
+              <w14:ligatures w14:val="standardContextual"/>
+            </w:rPr>
+          </w:pPr>
+          <w:hyperlink w:anchor="_Toc233483587" w:history="1">
+            <w:r>
+              <w:rPr>
+                <w:rStyle w:val="Hyperlink"/>
+                <w:rFonts w:ascii="Times New Roman" w:hAnsi="Times New Roman" w:cs="Times New Roman"/>
+                <w:noProof/>
+              </w:rPr>
+              <w:t>Reports page</w:t>
+            </w:r>
+            <w:r>
+              <w:rPr>
+                <w:noProof/>
+                <w:webHidden/>
+              </w:rPr>
+              <w:tab/>
+            </w:r>
+            <w:r>
+              <w:rPr>
+                <w:noProof/>
+                <w:webHidden/>
+              </w:rPr>
+              <w:fldChar w:fldCharType="begin"/>
+            </w:r>
+            <w:r>
+              <w:rPr>
+                <w:noProof/>
+                <w:webHidden/>
+              </w:rPr>
+              <w:instrText xml:space="preserve"> PAGEREF _Toc233483587 \h </w:instrText>
+            </w:r>
+            <w:r>
+              <w:rPr>
+                <w:noProof/>
+                <w:webHidden/>
+              </w:rPr>
+            </w:r>
+            <w:r>
+              <w:rPr>
+                <w:noProof/>
+                <w:webHidden/>
+              </w:rPr>
+              <w:fldChar w:fldCharType="separate"/>
+            </w:r>
+            <w:r>
+              <w:rPr>
+                <w:noProof/>
+                <w:webHidden/>
+              </w:rPr>
+              <w:t>25</w:t>
+            </w:r>
+            <w:r>
+              <w:rPr>
+                <w:noProof/>
+                <w:webHidden/>
+              </w:rPr>
+              <w:fldChar w:fldCharType="end"/>
+            </w:r>
+          </w:hyperlink>
+        </w:p>
+        <w:p>
+          <w:pPr>
+            <w:pStyle w:val="TOC3"/>
+            <w:tabs>
+              <w:tab w:val="right" w:leader="dot" w:pos="8630"/>
+            </w:tabs>
+            <w:rPr>
+              <w:rFonts w:asciiTheme="minorHAnsi" w:eastAsiaTheme="minorEastAsia" w:hAnsiTheme="minorHAnsi" w:cstheme="minorBidi"/>
+              <w:noProof/>
+              <w:kern w:val="2"/>
+              <w:sz w:val="24"/>
+              <w:szCs w:val="24"/>
+              <w14:ligatures w14:val="standardContextual"/>
+            </w:rPr>
+          </w:pPr>
+          <w:hyperlink w:anchor="_Toc233483588" w:history="1">
+            <w:r>
+              <w:rPr>
+                <w:rStyle w:val="Hyperlink"/>
+                <w:rFonts w:ascii="Times New Roman" w:hAnsi="Times New Roman" w:cs="Times New Roman"/>
+                <w:noProof/>
+              </w:rPr>
+              <w:t>And the final page. profile page</w:t>
+            </w:r>
+            <w:r>
+              <w:rPr>
+                <w:noProof/>
+                <w:webHidden/>
+              </w:rPr>
+              <w:tab/>
+            </w:r>
+            <w:r>
+              <w:rPr>
+                <w:noProof/>
+                <w:webHidden/>
+              </w:rPr>
+              <w:fldChar w:fldCharType="begin"/>
+            </w:r>
+            <w:r>
+              <w:rPr>
+                <w:noProof/>
+                <w:webHidden/>
+              </w:rPr>
+              <w:instrText xml:space="preserve"> PAGEREF _Toc233483588 \h </w:instrText>
+            </w:r>
+            <w:r>
+              <w:rPr>
+                <w:noProof/>
+                <w:webHidden/>
+              </w:rPr>
+            </w:r>
+            <w:r>
+              <w:rPr>
+                <w:noProof/>
+                <w:webHidden/>
+              </w:rPr>
+              <w:fldChar w:fldCharType="separate"/>
+            </w:r>
+            <w:r>
+              <w:rPr>
+                <w:noProof/>
+                <w:webHidden/>
+              </w:rPr>
+              <w:t>26</w:t>
+            </w:r>
+            <w:r>
+              <w:rPr>
+                <w:noProof/>
+                <w:webHidden/>
+              </w:rPr>
+              <w:fldChar w:fldCharType="end"/>
+            </w:r>
+          </w:hyperlink>
+        </w:p>
+        <w:p>
+          <w:pPr>
+            <w:pStyle w:val="TOC3"/>
+            <w:tabs>
+              <w:tab w:val="right" w:leader="dot" w:pos="8630"/>
+            </w:tabs>
+            <w:rPr>
+              <w:rFonts w:asciiTheme="minorHAnsi" w:eastAsiaTheme="minorEastAsia" w:hAnsiTheme="minorHAnsi" w:cstheme="minorBidi"/>
+              <w:noProof/>
+              <w:kern w:val="2"/>
+              <w:sz w:val="24"/>
+              <w:szCs w:val="24"/>
+              <w14:ligatures w14:val="standardContextual"/>
+            </w:rPr>
+          </w:pPr>
+          <w:hyperlink w:anchor="_Toc233483589" w:history="1">
+            <w:r>
+              <w:rPr>
+                <w:rStyle w:val="Hyperlink"/>
+                <w:rFonts w:ascii="Times New Roman" w:hAnsi="Times New Roman" w:cs="Times New Roman"/>
+                <w:noProof/>
+              </w:rPr>
+              <w:t>PERSONAL REFLECTION</w:t>
+            </w:r>
+            <w:r>
+              <w:rPr>
+                <w:noProof/>
+                <w:webHidden/>
+              </w:rPr>
+              <w:tab/>
+            </w:r>
+            <w:r>
+              <w:rPr>
+                <w:noProof/>
+                <w:webHidden/>
+              </w:rPr>
+              <w:fldChar w:fldCharType="begin"/>
+            </w:r>
+            <w:r>
+              <w:rPr>
+                <w:noProof/>
+                <w:webHidden/>
+              </w:rPr>
+              <w:instrText xml:space="preserve"> PAGEREF _Toc233483589 \h </w:instrText>
+            </w:r>
+            <w:r>
+              <w:rPr>
+                <w:noProof/>
+                <w:webHidden/>
+              </w:rPr>
+            </w:r>
+            <w:r>
+              <w:rPr>
+                <w:noProof/>
+                <w:webHidden/>
+              </w:rPr>
+              <w:fldChar w:fldCharType="separate"/>
+            </w:r>
+            <w:r>
+              <w:rPr>
+                <w:noProof/>
+                <w:webHidden/>
+              </w:rPr>
+              <w:t>26</w:t>
+            </w:r>
+            <w:r>
+              <w:rPr>
+                <w:noProof/>
+                <w:webHidden/>
+              </w:rPr>
+              <w:fldChar w:fldCharType="end"/>
+            </w:r>
+          </w:hyperlink>
+        </w:p>
+        <w:p>
+          <w:pPr>
+            <w:pStyle w:val="TOC3"/>
+            <w:tabs>
+              <w:tab w:val="right" w:leader="dot" w:pos="8630"/>
+            </w:tabs>
+            <w:rPr>
+              <w:rFonts w:asciiTheme="minorHAnsi" w:eastAsiaTheme="minorEastAsia" w:hAnsiTheme="minorHAnsi" w:cstheme="minorBidi"/>
+              <w:noProof/>
+              <w:kern w:val="2"/>
+              <w:sz w:val="24"/>
+              <w:szCs w:val="24"/>
+              <w14:ligatures w14:val="standardContextual"/>
+            </w:rPr>
+          </w:pPr>
+          <w:hyperlink w:anchor="_Toc233483590" w:history="1">
+            <w:r>
+              <w:rPr>
+                <w:rStyle w:val="Hyperlink"/>
+                <w:rFonts w:ascii="Times New Roman" w:hAnsi="Times New Roman" w:cs="Times New Roman"/>
+                <w:noProof/>
+              </w:rPr>
+              <w:t xml:space="preserve">Week 4: Event Handling and User Interaction Database initialized successufly  add your first shipment </w:t>
+            </w:r>
+            <w:r>
+              <w:rPr>
+                <w:noProof/>
+                <w:webHidden/>
+              </w:rPr>
+              <w:tab/>
+            </w:r>
+            <w:r>
+              <w:rPr>
+                <w:noProof/>
+                <w:webHidden/>
+              </w:rPr>
+              <w:fldChar w:fldCharType="begin"/>
+            </w:r>
+            <w:r>
+              <w:rPr>
+                <w:noProof/>
+                <w:webHidden/>
+              </w:rPr>
+              <w:instrText xml:space="preserve"> PAGEREF _Toc233483590 \h </w:instrText>
+            </w:r>
+            <w:r>
+              <w:rPr>
+                <w:noProof/>
+                <w:webHidden/>
+              </w:rPr>
+            </w:r>
+            <w:r>
+              <w:rPr>
+                <w:noProof/>
+                <w:webHidden/>
+              </w:rPr>
+              <w:fldChar w:fldCharType="separate"/>
+            </w:r>
+            <w:r>
+              <w:rPr>
+                <w:noProof/>
+                <w:webHidden/>
+              </w:rPr>
+              <w:t>27</w:t>
+            </w:r>
+            <w:r>
+              <w:rPr>
+                <w:noProof/>
+                <w:webHidden/>
+              </w:rPr>
+              <w:fldChar w:fldCharType="end"/>
+            </w:r>
+          </w:hyperlink>
+        </w:p>
+        <w:p>
+          <w:pPr>
+            <w:pStyle w:val="TOC3"/>
+            <w:tabs>
+              <w:tab w:val="right" w:leader="dot" w:pos="8630"/>
+            </w:tabs>
+            <w:rPr>
+              <w:rFonts w:asciiTheme="minorHAnsi" w:eastAsiaTheme="minorEastAsia" w:hAnsiTheme="minorHAnsi" w:cstheme="minorBidi"/>
+              <w:noProof/>
+              <w:kern w:val="2"/>
+              <w:sz w:val="24"/>
+              <w:szCs w:val="24"/>
+              <w14:ligatures w14:val="standardContextual"/>
+            </w:rPr>
+          </w:pPr>
+          <w:hyperlink w:anchor="_Toc233483591" w:history="1">
+            <w:r>
+              <w:rPr>
+                <w:rStyle w:val="Hyperlink"/>
+                <w:rFonts w:ascii="Times New Roman" w:hAnsi="Times New Roman" w:cs="Times New Roman"/>
+                <w:noProof/>
+              </w:rPr>
+              <w:t>After adding the first form</w:t>
+            </w:r>
+            <w:r>
+              <w:rPr>
+                <w:noProof/>
+                <w:webHidden/>
+              </w:rPr>
+              <w:tab/>
+            </w:r>
+            <w:r>
+              <w:rPr>
+                <w:noProof/>
+                <w:webHidden/>
+              </w:rPr>
+              <w:fldChar w:fldCharType="begin"/>
+            </w:r>
+            <w:r>
+              <w:rPr>
+                <w:noProof/>
+                <w:webHidden/>
+              </w:rPr>
+              <w:instrText xml:space="preserve"> PAGEREF _Toc233483591 \h </w:instrText>
+            </w:r>
+            <w:r>
+              <w:rPr>
+                <w:noProof/>
+                <w:webHidden/>
+              </w:rPr>
+            </w:r>
+            <w:r>
+              <w:rPr>
+                <w:noProof/>
+                <w:webHidden/>
+              </w:rPr>
+              <w:fldChar w:fldCharType="separate"/>
+            </w:r>
+            <w:r>
+              <w:rPr>
+                <w:noProof/>
+                <w:webHidden/>
+              </w:rPr>
+              <w:t>28</w:t>
+            </w:r>
+            <w:r>
+              <w:rPr>
+                <w:noProof/>
+                <w:webHidden/>
+              </w:rPr>
+              <w:fldChar w:fldCharType="end"/>
+            </w:r>
+          </w:hyperlink>
+        </w:p>
+        <w:p>
+          <w:pPr>
+            <w:pStyle w:val="TOC3"/>
+            <w:tabs>
+              <w:tab w:val="right" w:leader="dot" w:pos="8630"/>
+            </w:tabs>
+            <w:rPr>
+              <w:rFonts w:asciiTheme="minorHAnsi" w:eastAsiaTheme="minorEastAsia" w:hAnsiTheme="minorHAnsi" w:cstheme="minorBidi"/>
+              <w:noProof/>
+              <w:kern w:val="2"/>
+              <w:sz w:val="24"/>
+              <w:szCs w:val="24"/>
+              <w14:ligatures w14:val="standardContextual"/>
+            </w:rPr>
+          </w:pPr>
+          <w:hyperlink w:anchor="_Toc233483592" w:history="1">
+            <w:r>
+              <w:rPr>
+                <w:rStyle w:val="Hyperlink"/>
+                <w:rFonts w:ascii="Times New Roman" w:hAnsi="Times New Roman" w:cs="Times New Roman"/>
+                <w:noProof/>
+              </w:rPr>
+              <w:t>Update function when edit button is clicked</w:t>
+            </w:r>
+            <w:r>
+              <w:rPr>
+                <w:noProof/>
+                <w:webHidden/>
+              </w:rPr>
+              <w:tab/>
+            </w:r>
+            <w:r>
+              <w:rPr>
+                <w:noProof/>
+                <w:webHidden/>
+              </w:rPr>
+              <w:fldChar w:fldCharType="begin"/>
+            </w:r>
+            <w:r>
+              <w:rPr>
+                <w:noProof/>
+                <w:webHidden/>
+              </w:rPr>
+              <w:instrText xml:space="preserve"> PAGEREF _Toc233483592 \h </w:instrText>
+            </w:r>
+            <w:r>
+              <w:rPr>
+                <w:noProof/>
+                <w:webHidden/>
+              </w:rPr>
+            </w:r>
+            <w:r>
+              <w:rPr>
+                <w:noProof/>
+                <w:webHidden/>
+              </w:rPr>
+              <w:fldChar w:fldCharType="separate"/>
+            </w:r>
+            <w:r>
+              <w:rPr>
+                <w:noProof/>
+                <w:webHidden/>
+              </w:rPr>
+              <w:t>31</w:t>
             </w:r>
             <w:r>
               <w:rPr>
@@ -740,13 +2384,87 @@
               <w14:ligatures w14:val="standardContextual"/>
             </w:rPr>
           </w:pPr>
-          <w:hyperlink w:anchor="_Toc232520311" w:history="1">
+          <w:hyperlink w:anchor="_Toc233483593" w:history="1">
             <w:r>
               <w:rPr>
                 <w:rStyle w:val="Hyperlink"/>
                 <w:rFonts w:ascii="Times New Roman" w:hAnsi="Times New Roman" w:cs="Times New Roman"/>
                 <w:noProof/>
               </w:rPr>
+              <w:t>And finally delete function</w:t>
+            </w:r>
+            <w:r>
+              <w:rPr>
+                <w:noProof/>
+                <w:webHidden/>
+              </w:rPr>
+              <w:tab/>
+            </w:r>
+            <w:r>
+              <w:rPr>
+                <w:noProof/>
+                <w:webHidden/>
+              </w:rPr>
+              <w:fldChar w:fldCharType="begin"/>
+            </w:r>
+            <w:r>
+              <w:rPr>
+                <w:noProof/>
+                <w:webHidden/>
+              </w:rPr>
+              <w:instrText xml:space="preserve"> PAGEREF _Toc233483593 \h </w:instrText>
+            </w:r>
+            <w:r>
+              <w:rPr>
+                <w:noProof/>
+                <w:webHidden/>
+              </w:rPr>
+            </w:r>
+            <w:r>
+              <w:rPr>
+                <w:noProof/>
+                <w:webHidden/>
+              </w:rPr>
+              <w:fldChar w:fldCharType="separate"/>
+            </w:r>
+            <w:r>
+              <w:rPr>
+                <w:noProof/>
+                <w:webHidden/>
+              </w:rPr>
+              <w:t>32</w:t>
+            </w:r>
+            <w:r>
+              <w:rPr>
+                <w:noProof/>
+                <w:webHidden/>
+              </w:rPr>
+              <w:fldChar w:fldCharType="end"/>
+            </w:r>
+          </w:hyperlink>
+        </w:p>
+        <w:p>
+          <w:pPr>
+            <w:pStyle w:val="TOC3"/>
+            <w:tabs>
+              <w:tab w:val="right" w:leader="dot" w:pos="8630"/>
+            </w:tabs>
+            <w:rPr>
+              <w:rFonts w:asciiTheme="minorHAnsi" w:eastAsiaTheme="minorEastAsia" w:hAnsiTheme="minorHAnsi" w:cstheme="minorBidi"/>
+              <w:noProof/>
+              <w:kern w:val="2"/>
+              <w:sz w:val="24"/>
+              <w:szCs w:val="24"/>
+              <w14:ligatures w14:val="standardContextual"/>
+            </w:rPr>
+          </w:pPr>
+          <w:hyperlink w:anchor="_Toc233483594" w:history="1">
+            <w:r>
+              <w:rPr>
+                <w:rStyle w:val="Hyperlink"/>
+                <w:rFonts w:ascii="Times New Roman" w:hAnsi="Times New Roman" w:cs="Times New Roman"/>
+                <w:noProof/>
+              </w:rPr>
               <w:t>Personal Reflection</w:t>
             </w:r>
             <w:r>
@@ -768,7 +2486,7 @@
                 <w:noProof/>
                 <w:webHidden/>
               </w:rPr>
-              <w:instrText xml:space="preserve"> PAGEREF _Toc232520311 \h </w:instrText>
+              <w:instrText xml:space="preserve"> PAGEREF _Toc233483594 \h </w:instrText>
             </w:r>
             <w:r>
               <w:rPr>
@@ -788,7 +2506,7 @@
                 <w:noProof/>
                 <w:webHidden/>
               </w:rPr>
-              <w:t>15</w:t>
+              <w:t>32</w:t>
             </w:r>
             <w:r>
               <w:rPr>
@@ -814,14 +2532,14 @@
               <w14:ligatures w14:val="standardContextual"/>
             </w:rPr>
           </w:pPr>
-          <w:hyperlink w:anchor="_Toc232520312" w:history="1">
+          <w:hyperlink w:anchor="_Toc233483595" w:history="1">
             <w:r>
               <w:rPr>
                 <w:rStyle w:val="Hyperlink"/>
                 <w:rFonts w:ascii="Times New Roman" w:hAnsi="Times New Roman" w:cs="Times New Roman"/>
                 <w:noProof/>
               </w:rPr>
-              <w:t>Week 2: Mobile Development Environment</w:t>
+              <w:t>Week 5: Networking and APIs</w:t>
             </w:r>
             <w:r>
               <w:rPr>
@@ -842,7 +2560,7 @@
                 <w:noProof/>
                 <w:webHidden/>
               </w:rPr>
-              <w:instrText xml:space="preserve"> PAGEREF _Toc232520312 \h </w:instrText>
+              <w:instrText xml:space="preserve"> PAGEREF _Toc233483595 \h </w:instrText>
             </w:r>
             <w:r>
               <w:rPr>
@@ -862,7 +2580,81 @@
                 <w:noProof/>
                 <w:webHidden/>
               </w:rPr>
-              <w:t>16</w:t>
+              <w:t>33</w:t>
+            </w:r>
+            <w:r>
+              <w:rPr>
+                <w:noProof/>
+                <w:webHidden/>
+              </w:rPr>
+              <w:fldChar w:fldCharType="end"/>
+            </w:r>
+          </w:hyperlink>
+        </w:p>
+        <w:p>
+          <w:pPr>
+            <w:pStyle w:val="TOC3"/>
+            <w:tabs>
+              <w:tab w:val="right" w:leader="dot" w:pos="8630"/>
+            </w:tabs>
+            <w:rPr>
+              <w:rFonts w:asciiTheme="minorHAnsi" w:eastAsiaTheme="minorEastAsia" w:hAnsiTheme="minorHAnsi" w:cstheme="minorBidi"/>
+              <w:noProof/>
+              <w:kern w:val="2"/>
+              <w:sz w:val="24"/>
+              <w:szCs w:val="24"/>
+              <w14:ligatures w14:val="standardContextual"/>
+            </w:rPr>
+          </w:pPr>
+          <w:hyperlink w:anchor="_Toc233483596" w:history="1">
+            <w:r>
+              <w:rPr>
+                <w:rStyle w:val="Hyperlink"/>
+                <w:rFonts w:ascii="Times New Roman" w:hAnsi="Times New Roman" w:cs="Times New Roman"/>
+                <w:noProof/>
+              </w:rPr>
+              <w:t>fetchRealTimeTracking function</w:t>
+            </w:r>
+            <w:r>
+              <w:rPr>
+                <w:noProof/>
+                <w:webHidden/>
+              </w:rPr>
+              <w:tab/>
+            </w:r>
+            <w:r>
+              <w:rPr>
+                <w:noProof/>
+                <w:webHidden/>
+              </w:rPr>
+              <w:fldChar w:fldCharType="begin"/>
+            </w:r>
+            <w:r>
+              <w:rPr>
+                <w:noProof/>
+                <w:webHidden/>
+              </w:rPr>
+              <w:instrText xml:space="preserve"> PAGEREF _Toc233483596 \h </w:instrText>
+            </w:r>
+            <w:r>
+              <w:rPr>
+                <w:noProof/>
+                <w:webHidden/>
+              </w:rPr>
+            </w:r>
+            <w:r>
+              <w:rPr>
+                <w:noProof/>
+                <w:webHidden/>
+              </w:rPr>
+              <w:fldChar w:fldCharType="separate"/>
+            </w:r>
+            <w:r>
+              <w:rPr>
+                <w:noProof/>
+                <w:webHidden/>
+              </w:rPr>
+              <w:t>33</w:t>
             </w:r>
             <w:r>
               <w:rPr>
@@ -888,15 +2680,7 @@
               <w14:ligatures w14:val="standardContextual"/>
             </w:rPr>
           </w:pPr>
-          <w:hyperlink w:anchor="_Toc232520313" w:history="1">
-            <w:r>
-              <w:rPr>
-                <w:rStyle w:val="Hyperlink"/>
-                <w:rFonts w:ascii="Times New Roman" w:hAnsi="Times New Roman" w:cs="Times New Roman"/>
-                <w:noProof/>
-              </w:rPr>
-              <w:t>STUDENT MINI MANAGEMENT</w:t>
-            </w:r>
+          <w:hyperlink w:anchor="_Toc233483597" w:history="1">
             <w:r>
               <w:rPr>
                 <w:noProof/>
@@ -916,7 +2700,7 @@
                 <w:noProof/>
                 <w:webHidden/>
               </w:rPr>
-              <w:instrText xml:space="preserve"> PAGEREF _Toc232520313 \h </w:instrText>
+              <w:instrText xml:space="preserve"> PAGEREF _Toc233483597 \h </w:instrText>
             </w:r>
             <w:r>
               <w:rPr>
@@ -936,7 +2720,7 @@
                 <w:noProof/>
                 <w:webHidden/>
               </w:rPr>
-              <w:t>16</w:t>
+              <w:t>33</w:t>
             </w:r>
             <w:r>
               <w:rPr>
@@ -962,14 +2746,14 @@
               <w14:ligatures w14:val="standardContextual"/>
             </w:rPr>
           </w:pPr>
-          <w:hyperlink w:anchor="_Toc232520314" w:history="1">
+          <w:hyperlink w:anchor="_Toc233483598" w:history="1">
             <w:r>
               <w:rPr>
                 <w:rStyle w:val="Hyperlink"/>
                 <w:rFonts w:ascii="Times New Roman" w:hAnsi="Times New Roman" w:cs="Times New Roman"/>
                 <w:noProof/>
               </w:rPr>
-              <w:t>CHALLENGES AND SOLUTION OF WEEK2:</w:t>
+              <w:t>Tracking screen</w:t>
             </w:r>
             <w:r>
               <w:rPr>
@@ -990,7 +2774,7 @@
                 <w:noProof/>
                 <w:webHidden/>
               </w:rPr>
-              <w:instrText xml:space="preserve"> PAGEREF _Toc232520314 \h </w:instrText>
+              <w:instrText xml:space="preserve"> PAGEREF _Toc233483598 \h </w:instrText>
             </w:r>
             <w:r>
               <w:rPr>
@@ -1010,7 +2794,451 @@
                 <w:noProof/>
                 <w:webHidden/>
               </w:rPr>
-              <w:t>20</w:t>
+              <w:t>33</w:t>
+            </w:r>
+            <w:r>
+              <w:rPr>
+                <w:noProof/>
+                <w:webHidden/>
+              </w:rPr>
+              <w:fldChar w:fldCharType="end"/>
+            </w:r>
+          </w:hyperlink>
+        </w:p>
+        <w:p>
+          <w:pPr>
+            <w:pStyle w:val="TOC3"/>
+            <w:tabs>
+              <w:tab w:val="right" w:leader="dot" w:pos="8630"/>
+            </w:tabs>
+            <w:rPr>
+              <w:rFonts w:asciiTheme="minorHAnsi" w:eastAsiaTheme="minorEastAsia" w:hAnsiTheme="minorHAnsi" w:cstheme="minorBidi"/>
+              <w:noProof/>
+              <w:kern w:val="2"/>
+              <w:sz w:val="24"/>
+              <w:szCs w:val="24"/>
+              <w14:ligatures w14:val="standardContextual"/>
+            </w:rPr>
+          </w:pPr>
+          <w:hyperlink w:anchor="_Toc233483599" w:history="1">
+            <w:r>
+              <w:rPr>
+                <w:rStyle w:val="Hyperlink"/>
+                <w:rFonts w:ascii="Times New Roman" w:hAnsi="Times New Roman" w:cs="Times New Roman"/>
+                <w:noProof/>
+              </w:rPr>
+              <w:t>Status Card</w:t>
+            </w:r>
+            <w:r>
+              <w:rPr>
+                <w:noProof/>
+                <w:webHidden/>
+              </w:rPr>
+              <w:tab/>
+            </w:r>
+            <w:r>
+              <w:rPr>
+                <w:noProof/>
+                <w:webHidden/>
+              </w:rPr>
+              <w:fldChar w:fldCharType="begin"/>
+            </w:r>
+            <w:r>
+              <w:rPr>
+                <w:noProof/>
+                <w:webHidden/>
+              </w:rPr>
+              <w:instrText xml:space="preserve"> PAGEREF _Toc233483599 \h </w:instrText>
+            </w:r>
+            <w:r>
+              <w:rPr>
+                <w:noProof/>
+                <w:webHidden/>
+              </w:rPr>
+            </w:r>
+            <w:r>
+              <w:rPr>
+                <w:noProof/>
+                <w:webHidden/>
+              </w:rPr>
+              <w:fldChar w:fldCharType="separate"/>
+            </w:r>
+            <w:r>
+              <w:rPr>
+                <w:noProof/>
+                <w:webHidden/>
+              </w:rPr>
+              <w:t>34</w:t>
+            </w:r>
+            <w:r>
+              <w:rPr>
+                <w:noProof/>
+                <w:webHidden/>
+              </w:rPr>
+              <w:fldChar w:fldCharType="end"/>
+            </w:r>
+          </w:hyperlink>
+        </w:p>
+        <w:p>
+          <w:pPr>
+            <w:pStyle w:val="TOC3"/>
+            <w:tabs>
+              <w:tab w:val="right" w:leader="dot" w:pos="8630"/>
+            </w:tabs>
+            <w:rPr>
+              <w:rFonts w:asciiTheme="minorHAnsi" w:eastAsiaTheme="minorEastAsia" w:hAnsiTheme="minorHAnsi" w:cstheme="minorBidi"/>
+              <w:noProof/>
+              <w:kern w:val="2"/>
+              <w:sz w:val="24"/>
+              <w:szCs w:val="24"/>
+              <w14:ligatures w14:val="standardContextual"/>
+            </w:rPr>
+          </w:pPr>
+          <w:hyperlink w:anchor="_Toc233483600" w:history="1">
+            <w:r>
+              <w:rPr>
+                <w:rStyle w:val="Hyperlink"/>
+                <w:rFonts w:ascii="Times New Roman" w:hAnsi="Times New Roman" w:cs="Times New Roman"/>
+                <w:noProof/>
+              </w:rPr>
+              <w:t>Tracking History Timeline</w:t>
+            </w:r>
+            <w:r>
+              <w:rPr>
+                <w:noProof/>
+                <w:webHidden/>
+              </w:rPr>
+              <w:tab/>
+            </w:r>
+            <w:r>
+              <w:rPr>
+                <w:noProof/>
+                <w:webHidden/>
+              </w:rPr>
+              <w:fldChar w:fldCharType="begin"/>
+            </w:r>
+            <w:r>
+              <w:rPr>
+                <w:noProof/>
+                <w:webHidden/>
+              </w:rPr>
+              <w:instrText xml:space="preserve"> PAGEREF _Toc233483600 \h </w:instrText>
+            </w:r>
+            <w:r>
+              <w:rPr>
+                <w:noProof/>
+                <w:webHidden/>
+              </w:rPr>
+            </w:r>
+            <w:r>
+              <w:rPr>
+                <w:noProof/>
+                <w:webHidden/>
+              </w:rPr>
+              <w:fldChar w:fldCharType="separate"/>
+            </w:r>
+            <w:r>
+              <w:rPr>
+                <w:noProof/>
+                <w:webHidden/>
+              </w:rPr>
+              <w:t>34</w:t>
+            </w:r>
+            <w:r>
+              <w:rPr>
+                <w:noProof/>
+                <w:webHidden/>
+              </w:rPr>
+              <w:fldChar w:fldCharType="end"/>
+            </w:r>
+          </w:hyperlink>
+        </w:p>
+        <w:p>
+          <w:pPr>
+            <w:pStyle w:val="TOC3"/>
+            <w:tabs>
+              <w:tab w:val="right" w:leader="dot" w:pos="8630"/>
+            </w:tabs>
+            <w:rPr>
+              <w:rFonts w:asciiTheme="minorHAnsi" w:eastAsiaTheme="minorEastAsia" w:hAnsiTheme="minorHAnsi" w:cstheme="minorBidi"/>
+              <w:noProof/>
+              <w:kern w:val="2"/>
+              <w:sz w:val="24"/>
+              <w:szCs w:val="24"/>
+              <w14:ligatures w14:val="standardContextual"/>
+            </w:rPr>
+          </w:pPr>
+          <w:hyperlink w:anchor="_Toc233483601" w:history="1">
+            <w:r>
+              <w:rPr>
+                <w:rStyle w:val="Hyperlink"/>
+                <w:rFonts w:ascii="Times New Roman" w:hAnsi="Times New Roman" w:cs="Times New Roman"/>
+                <w:noProof/>
+              </w:rPr>
+              <w:t>Dashboard with API Stats</w:t>
+            </w:r>
+            <w:r>
+              <w:rPr>
+                <w:noProof/>
+                <w:webHidden/>
+              </w:rPr>
+              <w:tab/>
+            </w:r>
+            <w:r>
+              <w:rPr>
+                <w:noProof/>
+                <w:webHidden/>
+              </w:rPr>
+              <w:fldChar w:fldCharType="begin"/>
+            </w:r>
+            <w:r>
+              <w:rPr>
+                <w:noProof/>
+                <w:webHidden/>
+              </w:rPr>
+              <w:instrText xml:space="preserve"> PAGEREF _Toc233483601 \h </w:instrText>
+            </w:r>
+            <w:r>
+              <w:rPr>
+                <w:noProof/>
+                <w:webHidden/>
+              </w:rPr>
+            </w:r>
+            <w:r>
+              <w:rPr>
+                <w:noProof/>
+                <w:webHidden/>
+              </w:rPr>
+              <w:fldChar w:fldCharType="separate"/>
+            </w:r>
+            <w:r>
+              <w:rPr>
+                <w:noProof/>
+                <w:webHidden/>
+              </w:rPr>
+              <w:t>35</w:t>
+            </w:r>
+            <w:r>
+              <w:rPr>
+                <w:noProof/>
+                <w:webHidden/>
+              </w:rPr>
+              <w:fldChar w:fldCharType="end"/>
+            </w:r>
+          </w:hyperlink>
+        </w:p>
+        <w:p>
+          <w:pPr>
+            <w:pStyle w:val="TOC3"/>
+            <w:tabs>
+              <w:tab w:val="right" w:leader="dot" w:pos="8630"/>
+            </w:tabs>
+            <w:rPr>
+              <w:rFonts w:asciiTheme="minorHAnsi" w:eastAsiaTheme="minorEastAsia" w:hAnsiTheme="minorHAnsi" w:cstheme="minorBidi"/>
+              <w:noProof/>
+              <w:kern w:val="2"/>
+              <w:sz w:val="24"/>
+              <w:szCs w:val="24"/>
+              <w14:ligatures w14:val="standardContextual"/>
+            </w:rPr>
+          </w:pPr>
+          <w:hyperlink w:anchor="_Toc233483602" w:history="1">
+            <w:r>
+              <w:rPr>
+                <w:rStyle w:val="Hyperlink"/>
+                <w:rFonts w:ascii="Times New Roman" w:hAnsi="Times New Roman" w:cs="Times New Roman"/>
+                <w:noProof/>
+              </w:rPr>
+              <w:t>Error Handling</w:t>
+            </w:r>
+            <w:r>
+              <w:rPr>
+                <w:noProof/>
+                <w:webHidden/>
+              </w:rPr>
+              <w:tab/>
+            </w:r>
+            <w:r>
+              <w:rPr>
+                <w:noProof/>
+                <w:webHidden/>
+              </w:rPr>
+              <w:fldChar w:fldCharType="begin"/>
+            </w:r>
+            <w:r>
+              <w:rPr>
+                <w:noProof/>
+                <w:webHidden/>
+              </w:rPr>
+              <w:instrText xml:space="preserve"> PAGEREF _Toc233483602 \h </w:instrText>
+            </w:r>
+            <w:r>
+              <w:rPr>
+                <w:noProof/>
+                <w:webHidden/>
+              </w:rPr>
+            </w:r>
+            <w:r>
+              <w:rPr>
+                <w:noProof/>
+                <w:webHidden/>
+              </w:rPr>
+              <w:fldChar w:fldCharType="separate"/>
+            </w:r>
+            <w:r>
+              <w:rPr>
+                <w:noProof/>
+                <w:webHidden/>
+              </w:rPr>
+              <w:t>35</w:t>
+            </w:r>
+            <w:r>
+              <w:rPr>
+                <w:noProof/>
+                <w:webHidden/>
+              </w:rPr>
+              <w:fldChar w:fldCharType="end"/>
+            </w:r>
+          </w:hyperlink>
+        </w:p>
+        <w:p>
+          <w:pPr>
+            <w:pStyle w:val="TOC2"/>
+            <w:tabs>
+              <w:tab w:val="right" w:leader="dot" w:pos="8630"/>
+            </w:tabs>
+            <w:rPr>
+              <w:rFonts w:asciiTheme="minorHAnsi" w:eastAsiaTheme="minorEastAsia" w:hAnsiTheme="minorHAnsi" w:cstheme="minorBidi"/>
+              <w:noProof/>
+              <w:kern w:val="2"/>
+              <w:sz w:val="24"/>
+              <w:szCs w:val="24"/>
+              <w14:ligatures w14:val="standardContextual"/>
+            </w:rPr>
+          </w:pPr>
+          <w:hyperlink w:anchor="_Toc233483603" w:history="1">
+            <w:r>
+              <w:rPr>
+                <w:rStyle w:val="Hyperlink"/>
+                <w:rFonts w:ascii="Times New Roman" w:hAnsi="Times New Roman" w:cs="Times New Roman"/>
+                <w:noProof/>
+              </w:rPr>
+              <w:t>Export Report</w:t>
+            </w:r>
+            <w:r>
+              <w:rPr>
+                <w:noProof/>
+                <w:webHidden/>
+              </w:rPr>
+              <w:tab/>
+            </w:r>
+            <w:r>
+              <w:rPr>
+                <w:noProof/>
+                <w:webHidden/>
+              </w:rPr>
+              <w:fldChar w:fldCharType="begin"/>
+            </w:r>
+            <w:r>
+              <w:rPr>
+                <w:noProof/>
+                <w:webHidden/>
+              </w:rPr>
+              <w:instrText xml:space="preserve"> PAGEREF _Toc233483603 \h </w:instrText>
+            </w:r>
+            <w:r>
+              <w:rPr>
+                <w:noProof/>
+                <w:webHidden/>
+              </w:rPr>
+            </w:r>
+            <w:r>
+              <w:rPr>
+                <w:noProof/>
+                <w:webHidden/>
+              </w:rPr>
+              <w:fldChar w:fldCharType="separate"/>
+            </w:r>
+            <w:r>
+              <w:rPr>
+                <w:noProof/>
+                <w:webHidden/>
+              </w:rPr>
+              <w:t>36</w:t>
+            </w:r>
+            <w:r>
+              <w:rPr>
+                <w:noProof/>
+                <w:webHidden/>
+              </w:rPr>
+              <w:fldChar w:fldCharType="end"/>
+            </w:r>
+          </w:hyperlink>
+        </w:p>
+        <w:p>
+          <w:pPr>
+            <w:pStyle w:val="TOC3"/>
+            <w:tabs>
+              <w:tab w:val="right" w:leader="dot" w:pos="8630"/>
+            </w:tabs>
+            <w:rPr>
+              <w:rFonts w:asciiTheme="minorHAnsi" w:eastAsiaTheme="minorEastAsia" w:hAnsiTheme="minorHAnsi" w:cstheme="minorBidi"/>
+              <w:noProof/>
+              <w:kern w:val="2"/>
+              <w:sz w:val="24"/>
+              <w:szCs w:val="24"/>
+              <w14:ligatures w14:val="standardContextual"/>
+            </w:rPr>
+          </w:pPr>
+          <w:hyperlink w:anchor="_Toc233483604" w:history="1">
+            <w:r>
+              <w:rPr>
+                <w:rStyle w:val="Hyperlink"/>
+                <w:rFonts w:ascii="Times New Roman" w:hAnsi="Times New Roman" w:cs="Times New Roman"/>
+                <w:noProof/>
+              </w:rPr>
+              <w:t xml:space="preserve">   Personal Reflection</w:t>
+            </w:r>
+            <w:r>
+              <w:rPr>
+                <w:noProof/>
+                <w:webHidden/>
+              </w:rPr>
+              <w:tab/>
+            </w:r>
+            <w:r>
+              <w:rPr>
+                <w:noProof/>
+                <w:webHidden/>
+              </w:rPr>
+              <w:fldChar w:fldCharType="begin"/>
+            </w:r>
+            <w:r>
+              <w:rPr>
+                <w:noProof/>
+                <w:webHidden/>
+              </w:rPr>
+              <w:instrText xml:space="preserve"> PAGEREF _Toc233483604 \h </w:instrText>
+            </w:r>
+            <w:r>
+              <w:rPr>
+                <w:noProof/>
+                <w:webHidden/>
+              </w:rPr>
+            </w:r>
+            <w:r>
+              <w:rPr>
+                <w:noProof/>
+                <w:webHidden/>
+              </w:rPr>
+              <w:fldChar w:fldCharType="separate"/>
+            </w:r>
+            <w:r>
+              <w:rPr>
+                <w:noProof/>
+                <w:webHidden/>
+              </w:rPr>
+              <w:t>36</w:t>
             </w:r>
             <w:r>
               <w:rPr>
@@ -1036,14 +3264,14 @@
               <w14:ligatures w14:val="standardContextual"/>
             </w:rPr>
           </w:pPr>
-          <w:hyperlink w:anchor="_Toc232520315" w:history="1">
+          <w:hyperlink w:anchor="_Toc233483605" w:history="1">
             <w:r>
               <w:rPr>
                 <w:rStyle w:val="Hyperlink"/>
                 <w:rFonts w:ascii="Times New Roman" w:hAnsi="Times New Roman" w:cs="Times New Roman"/>
                 <w:noProof/>
               </w:rPr>
-              <w:t>Week 3: User Interface Design</w:t>
+              <w:t>WEEK 6:</w:t>
             </w:r>
             <w:r>
               <w:rPr>
@@ -1064,7 +3292,7 @@
                 <w:noProof/>
                 <w:webHidden/>
               </w:rPr>
-              <w:instrText xml:space="preserve"> PAGEREF _Toc232520315 \h </w:instrText>
+              <w:instrText xml:space="preserve"> PAGEREF _Toc233483605 \h </w:instrText>
             </w:r>
             <w:r>
               <w:rPr>
@@ -1084,7 +3312,81 @@
                 <w:noProof/>
                 <w:webHidden/>
               </w:rPr>
-              <w:t>21</w:t>
+              <w:t>37</w:t>
+            </w:r>
+            <w:r>
+              <w:rPr>
+                <w:noProof/>
+                <w:webHidden/>
+              </w:rPr>
+              <w:fldChar w:fldCharType="end"/>
+            </w:r>
+          </w:hyperlink>
+        </w:p>
+        <w:p>
+          <w:pPr>
+            <w:pStyle w:val="TOC1"/>
+            <w:tabs>
+              <w:tab w:val="right" w:leader="dot" w:pos="8630"/>
+            </w:tabs>
+            <w:rPr>
+              <w:rFonts w:asciiTheme="minorHAnsi" w:eastAsiaTheme="minorEastAsia" w:hAnsiTheme="minorHAnsi" w:cstheme="minorBidi"/>
+              <w:noProof/>
+              <w:kern w:val="2"/>
+              <w:sz w:val="24"/>
+              <w:szCs w:val="24"/>
+              <w14:ligatures w14:val="standardContextual"/>
+            </w:rPr>
+          </w:pPr>
+          <w:hyperlink w:anchor="_Toc233483606" w:history="1">
+            <w:r>
+              <w:rPr>
+                <w:rStyle w:val="Hyperlink"/>
+                <w:rFonts w:ascii="Times New Roman" w:hAnsi="Times New Roman" w:cs="Times New Roman"/>
+                <w:noProof/>
+              </w:rPr>
+              <w:t>Task 1: Mobile Application Networking Analysis</w:t>
+            </w:r>
+            <w:r>
+              <w:rPr>
+                <w:noProof/>
+                <w:webHidden/>
+              </w:rPr>
+              <w:tab/>
+            </w:r>
+            <w:r>
+              <w:rPr>
+                <w:noProof/>
+                <w:webHidden/>
+              </w:rPr>
+              <w:fldChar w:fldCharType="begin"/>
+            </w:r>
+            <w:r>
+              <w:rPr>
+                <w:noProof/>
+                <w:webHidden/>
+              </w:rPr>
+              <w:instrText xml:space="preserve"> PAGEREF _Toc233483606 \h </w:instrText>
+            </w:r>
+            <w:r>
+              <w:rPr>
+                <w:noProof/>
+                <w:webHidden/>
+              </w:rPr>
+            </w:r>
+            <w:r>
+              <w:rPr>
+                <w:noProof/>
+                <w:webHidden/>
+              </w:rPr>
+              <w:fldChar w:fldCharType="separate"/>
+            </w:r>
+            <w:r>
+              <w:rPr>
+                <w:noProof/>
+                <w:webHidden/>
+              </w:rPr>
+              <w:t>37</w:t>
             </w:r>
             <w:r>
               <w:rPr>
@@ -1110,14 +3412,14 @@
               <w14:ligatures w14:val="standardContextual"/>
             </w:rPr>
           </w:pPr>
-          <w:hyperlink w:anchor="_Toc232520316" w:history="1">
+          <w:hyperlink w:anchor="_Toc233483607" w:history="1">
             <w:r>
               <w:rPr>
                 <w:rStyle w:val="Hyperlink"/>
                 <w:rFonts w:ascii="Times New Roman" w:hAnsi="Times New Roman" w:cs="Times New Roman"/>
                 <w:noProof/>
               </w:rPr>
-              <w:t>FIGMA TASK</w:t>
+              <w:t>Task 2: API Investigation</w:t>
             </w:r>
             <w:r>
               <w:rPr>
@@ -1138,7 +3440,7 @@
                 <w:noProof/>
                 <w:webHidden/>
               </w:rPr>
-              <w:instrText xml:space="preserve"> PAGEREF _Toc232520316 \h </w:instrText>
+              <w:instrText xml:space="preserve"> PAGEREF _Toc233483607 \h </w:instrText>
             </w:r>
             <w:r>
               <w:rPr>
@@ -1158,7 +3460,156 @@
                 <w:noProof/>
                 <w:webHidden/>
               </w:rPr>
-              <w:t>21</w:t>
+              <w:t>37</w:t>
+            </w:r>
+            <w:r>
+              <w:rPr>
+                <w:noProof/>
+                <w:webHidden/>
+              </w:rPr>
+              <w:fldChar w:fldCharType="end"/>
+            </w:r>
+          </w:hyperlink>
+        </w:p>
+        <w:p>
+          <w:pPr>
+            <w:pStyle w:val="TOC3"/>
+            <w:tabs>
+              <w:tab w:val="right" w:leader="dot" w:pos="8630"/>
+            </w:tabs>
+            <w:rPr>
+              <w:rFonts w:asciiTheme="minorHAnsi" w:eastAsiaTheme="minorEastAsia" w:hAnsiTheme="minorHAnsi" w:cstheme="minorBidi"/>
+              <w:noProof/>
+              <w:kern w:val="2"/>
+              <w:sz w:val="24"/>
+              <w:szCs w:val="24"/>
+              <w14:ligatures w14:val="standardContextual"/>
+            </w:rPr>
+          </w:pPr>
+          <w:hyperlink w:anchor="_Toc233483608" w:history="1">
+            <w:r>
+              <w:rPr>
+                <w:rStyle w:val="Hyperlink"/>
+                <w:rFonts w:ascii="Times New Roman" w:hAnsi="Times New Roman" w:cs="Times New Roman"/>
+                <w:noProof/>
+              </w:rPr>
+              <w:t>Task 3: JSON Creation</w:t>
+            </w:r>
+            <w:r>
+              <w:rPr>
+                <w:noProof/>
+                <w:webHidden/>
+              </w:rPr>
+              <w:tab/>
+            </w:r>
+            <w:r>
+              <w:rPr>
+                <w:noProof/>
+                <w:webHidden/>
+              </w:rPr>
+              <w:fldChar w:fldCharType="begin"/>
+            </w:r>
+            <w:r>
+              <w:rPr>
+                <w:noProof/>
+                <w:webHidden/>
+              </w:rPr>
+              <w:instrText xml:space="preserve"> PAGEREF _Toc233483608 \h </w:instrText>
+            </w:r>
+            <w:r>
+              <w:rPr>
+                <w:noProof/>
+                <w:webHidden/>
+              </w:rPr>
+            </w:r>
+            <w:r>
+              <w:rPr>
+                <w:noProof/>
+                <w:webHidden/>
+              </w:rPr>
+              <w:fldChar w:fldCharType="separate"/>
+            </w:r>
+            <w:r>
+              <w:rPr>
+                <w:noProof/>
+                <w:webHidden/>
+              </w:rPr>
+              <w:t>38</w:t>
+            </w:r>
+            <w:r>
+              <w:rPr>
+                <w:noProof/>
+                <w:webHidden/>
+              </w:rPr>
+              <w:fldChar w:fldCharType="end"/>
+            </w:r>
+          </w:hyperlink>
+        </w:p>
+        <w:p>
+          <w:pPr>
+            <w:pStyle w:val="TOC1"/>
+            <w:tabs>
+              <w:tab w:val="right" w:leader="dot" w:pos="8630"/>
+            </w:tabs>
+            <w:rPr>
+              <w:rFonts w:asciiTheme="minorHAnsi" w:eastAsiaTheme="minorEastAsia" w:hAnsiTheme="minorHAnsi" w:cstheme="minorBidi"/>
+              <w:noProof/>
+              <w:kern w:val="2"/>
+              <w:sz w:val="24"/>
+              <w:szCs w:val="24"/>
+              <w14:ligatures w14:val="standardContextual"/>
+            </w:rPr>
+          </w:pPr>
+          <w:hyperlink w:anchor="_Toc233483609" w:history="1">
+            <w:r>
+              <w:rPr>
+                <w:rStyle w:val="Hyperlink"/>
+                <w:rFonts w:ascii="Times New Roman" w:eastAsia="Times New Roman" w:hAnsi="Times New Roman" w:cs="Times New Roman"/>
+                <w:noProof/>
+                <w:kern w:val="36"/>
+              </w:rPr>
+              <w:t>Week 7: Data Storage and Database Integration</w:t>
+            </w:r>
+            <w:r>
+              <w:rPr>
+                <w:noProof/>
+                <w:webHidden/>
+              </w:rPr>
+              <w:tab/>
+            </w:r>
+            <w:r>
+              <w:rPr>
+                <w:noProof/>
+                <w:webHidden/>
+              </w:rPr>
+              <w:fldChar w:fldCharType="begin"/>
+            </w:r>
+            <w:r>
+              <w:rPr>
+                <w:noProof/>
+                <w:webHidden/>
+              </w:rPr>
+              <w:instrText xml:space="preserve"> PAGEREF _Toc233483609 \h </w:instrText>
+            </w:r>
+            <w:r>
+              <w:rPr>
+                <w:noProof/>
+                <w:webHidden/>
+              </w:rPr>
+            </w:r>
+            <w:r>
+              <w:rPr>
+                <w:noProof/>
+                <w:webHidden/>
+              </w:rPr>
+              <w:fldChar w:fldCharType="separate"/>
+            </w:r>
+            <w:r>
+              <w:rPr>
+                <w:noProof/>
+                <w:webHidden/>
+              </w:rPr>
+              <w:t>39</w:t>
             </w:r>
             <w:r>
               <w:rPr>
@@ -1184,14 +3635,14 @@
               <w14:ligatures w14:val="standardContextual"/>
             </w:rPr>
           </w:pPr>
-          <w:hyperlink w:anchor="_Toc232520317" w:history="1">
+          <w:hyperlink w:anchor="_Toc233483610" w:history="1">
             <w:r>
               <w:rPr>
                 <w:rStyle w:val="Hyperlink"/>
-                <w:rFonts w:ascii="Times New Roman" w:hAnsi="Times New Roman" w:cs="Times New Roman"/>
-                <w:noProof/>
-              </w:rPr>
-              <w:t>PERSONAL REFLECTION</w:t>
+                <w:rFonts w:ascii="Times New Roman" w:eastAsia="Times New Roman" w:hAnsi="Times New Roman" w:cs="Times New Roman"/>
+                <w:noProof/>
+              </w:rPr>
+              <w:t>Task 1: Storage Method Comparison</w:t>
             </w:r>
             <w:r>
               <w:rPr>
@@ -1212,7 +3663,7 @@
                 <w:noProof/>
                 <w:webHidden/>
               </w:rPr>
-              <w:instrText xml:space="preserve"> PAGEREF _Toc232520317 \h </w:instrText>
+              <w:instrText xml:space="preserve"> PAGEREF _Toc233483610 \h </w:instrText>
             </w:r>
             <w:r>
               <w:rPr>
@@ -1232,7 +3683,7 @@
                 <w:noProof/>
                 <w:webHidden/>
               </w:rPr>
-              <w:t>26</w:t>
+              <w:t>39</w:t>
             </w:r>
             <w:r>
               <w:rPr>
@@ -1258,14 +3709,14 @@
               <w14:ligatures w14:val="standardContextual"/>
             </w:rPr>
           </w:pPr>
-          <w:hyperlink w:anchor="_Toc232520318" w:history="1">
+          <w:hyperlink w:anchor="_Toc233483611" w:history="1">
             <w:r>
               <w:rPr>
                 <w:rStyle w:val="Hyperlink"/>
-                <w:rFonts w:ascii="Times New Roman" w:hAnsi="Times New Roman" w:cs="Times New Roman"/>
-                <w:noProof/>
-              </w:rPr>
-              <w:t xml:space="preserve">Week 4: Event Handling and User Interaction Database initialized successufly  add your first shipment </w:t>
+                <w:rFonts w:ascii="Times New Roman" w:eastAsia="Times New Roman" w:hAnsi="Times New Roman" w:cs="Times New Roman"/>
+                <w:noProof/>
+              </w:rPr>
+              <w:t>Task 2: Student Database Design</w:t>
             </w:r>
             <w:r>
               <w:rPr>
@@ -1286,7 +3737,7 @@
                 <w:noProof/>
                 <w:webHidden/>
               </w:rPr>
-              <w:instrText xml:space="preserve"> PAGEREF _Toc232520318 \h </w:instrText>
+              <w:instrText xml:space="preserve"> PAGEREF _Toc233483611 \h </w:instrText>
             </w:r>
             <w:r>
               <w:rPr>
@@ -1306,7 +3757,81 @@
                 <w:noProof/>
                 <w:webHidden/>
               </w:rPr>
-              <w:t>27</w:t>
+              <w:t>40</w:t>
+            </w:r>
+            <w:r>
+              <w:rPr>
+                <w:noProof/>
+                <w:webHidden/>
+              </w:rPr>
+              <w:fldChar w:fldCharType="end"/>
+            </w:r>
+          </w:hyperlink>
+        </w:p>
+        <w:p>
+          <w:pPr>
+            <w:pStyle w:val="TOC3"/>
+            <w:tabs>
+              <w:tab w:val="right" w:leader="dot" w:pos="8630"/>
+            </w:tabs>
+            <w:rPr>
+              <w:rFonts w:asciiTheme="minorHAnsi" w:eastAsiaTheme="minorEastAsia" w:hAnsiTheme="minorHAnsi" w:cstheme="minorBidi"/>
+              <w:noProof/>
+              <w:kern w:val="2"/>
+              <w:sz w:val="24"/>
+              <w:szCs w:val="24"/>
+              <w14:ligatures w14:val="standardContextual"/>
+            </w:rPr>
+          </w:pPr>
+          <w:hyperlink w:anchor="_Toc233483612" w:history="1">
+            <w:r>
+              <w:rPr>
+                <w:rStyle w:val="Hyperlink"/>
+                <w:rFonts w:ascii="Times New Roman" w:eastAsia="Times New Roman" w:hAnsi="Times New Roman" w:cs="Times New Roman"/>
+                <w:noProof/>
+              </w:rPr>
+              <w:t>Students Table</w:t>
+            </w:r>
+            <w:r>
+              <w:rPr>
+                <w:noProof/>
+                <w:webHidden/>
+              </w:rPr>
+              <w:tab/>
+            </w:r>
+            <w:r>
+              <w:rPr>
+                <w:noProof/>
+                <w:webHidden/>
+              </w:rPr>
+              <w:fldChar w:fldCharType="begin"/>
+            </w:r>
+            <w:r>
+              <w:rPr>
+                <w:noProof/>
+                <w:webHidden/>
+              </w:rPr>
+              <w:instrText xml:space="preserve"> PAGEREF _Toc233483612 \h </w:instrText>
+            </w:r>
+            <w:r>
+              <w:rPr>
+                <w:noProof/>
+                <w:webHidden/>
+              </w:rPr>
+            </w:r>
+            <w:r>
+              <w:rPr>
+                <w:noProof/>
+                <w:webHidden/>
+              </w:rPr>
+              <w:fldChar w:fldCharType="separate"/>
+            </w:r>
+            <w:r>
+              <w:rPr>
+                <w:noProof/>
+                <w:webHidden/>
+              </w:rPr>
+              <w:t>40</w:t>
             </w:r>
             <w:r>
               <w:rPr>
@@ -1332,14 +3857,14 @@
               <w14:ligatures w14:val="standardContextual"/>
             </w:rPr>
           </w:pPr>
-          <w:hyperlink w:anchor="_Toc232520319" w:history="1">
+          <w:hyperlink w:anchor="_Toc233483613" w:history="1">
             <w:r>
               <w:rPr>
                 <w:rStyle w:val="Hyperlink"/>
                 <w:rFonts w:ascii="Times New Roman" w:hAnsi="Times New Roman" w:cs="Times New Roman"/>
                 <w:noProof/>
               </w:rPr>
-              <w:t>After adding the first form</w:t>
+              <w:t>Task 3: Mini Project – Cargo Track Pro</w:t>
             </w:r>
             <w:r>
               <w:rPr>
@@ -1360,7 +3885,7 @@
                 <w:noProof/>
                 <w:webHidden/>
               </w:rPr>
-              <w:instrText xml:space="preserve"> PAGEREF _Toc232520319 \h </w:instrText>
+              <w:instrText xml:space="preserve"> PAGEREF _Toc233483613 \h </w:instrText>
             </w:r>
             <w:r>
               <w:rPr>
@@ -1380,7 +3905,7 @@
                 <w:noProof/>
                 <w:webHidden/>
               </w:rPr>
-              <w:t>28</w:t>
+              <w:t>40</w:t>
             </w:r>
             <w:r>
               <w:rPr>
@@ -1393,7 +3918,7 @@
         </w:p>
         <w:p>
           <w:pPr>
-            <w:pStyle w:val="TOC2"/>
+            <w:pStyle w:val="TOC3"/>
             <w:tabs>
               <w:tab w:val="right" w:leader="dot" w:pos="8630"/>
             </w:tabs>
@@ -1406,14 +3931,14 @@
               <w14:ligatures w14:val="standardContextual"/>
             </w:rPr>
           </w:pPr>
-          <w:hyperlink w:anchor="_Toc232520320" w:history="1">
+          <w:hyperlink w:anchor="_Toc233483614" w:history="1">
             <w:r>
               <w:rPr>
                 <w:rStyle w:val="Hyperlink"/>
                 <w:rFonts w:ascii="Times New Roman" w:hAnsi="Times New Roman" w:cs="Times New Roman"/>
                 <w:noProof/>
               </w:rPr>
-              <w:t>Update function when edit button is clicked</w:t>
+              <w:t>Storage Method Selected</w:t>
             </w:r>
             <w:r>
               <w:rPr>
@@ -1434,7 +3959,7 @@
                 <w:noProof/>
                 <w:webHidden/>
               </w:rPr>
-              <w:instrText xml:space="preserve"> PAGEREF _Toc232520320 \h </w:instrText>
+              <w:instrText xml:space="preserve"> PAGEREF _Toc233483614 \h </w:instrText>
             </w:r>
             <w:r>
               <w:rPr>
@@ -1454,7 +3979,7 @@
                 <w:noProof/>
                 <w:webHidden/>
               </w:rPr>
-              <w:t>31</w:t>
+              <w:t>40</w:t>
             </w:r>
             <w:r>
               <w:rPr>
@@ -1467,7 +3992,7 @@
         </w:p>
         <w:p>
           <w:pPr>
-            <w:pStyle w:val="TOC2"/>
+            <w:pStyle w:val="TOC3"/>
             <w:tabs>
               <w:tab w:val="right" w:leader="dot" w:pos="8630"/>
             </w:tabs>
@@ -1480,14 +4005,14 @@
               <w14:ligatures w14:val="standardContextual"/>
             </w:rPr>
           </w:pPr>
-          <w:hyperlink w:anchor="_Toc232520321" w:history="1">
+          <w:hyperlink w:anchor="_Toc233483615" w:history="1">
             <w:r>
               <w:rPr>
                 <w:rStyle w:val="Hyperlink"/>
                 <w:rFonts w:ascii="Times New Roman" w:hAnsi="Times New Roman" w:cs="Times New Roman"/>
                 <w:noProof/>
               </w:rPr>
-              <w:t>And finally delete function</w:t>
+              <w:t>SQLite</w:t>
             </w:r>
             <w:r>
               <w:rPr>
@@ -1508,7 +4033,7 @@
                 <w:noProof/>
                 <w:webHidden/>
               </w:rPr>
-              <w:instrText xml:space="preserve"> PAGEREF _Toc232520321 \h </w:instrText>
+              <w:instrText xml:space="preserve"> PAGEREF _Toc233483615 \h </w:instrText>
             </w:r>
             <w:r>
               <w:rPr>
@@ -1528,81 +4053,7 @@
                 <w:noProof/>
                 <w:webHidden/>
               </w:rPr>
-              <w:t>32</w:t>
-            </w:r>
-            <w:r>
-              <w:rPr>
-                <w:noProof/>
-                <w:webHidden/>
-              </w:rPr>
-              <w:fldChar w:fldCharType="end"/>
-            </w:r>
-          </w:hyperlink>
-        </w:p>
-        <w:p>
-          <w:pPr>
-            <w:pStyle w:val="TOC2"/>
-            <w:tabs>
-              <w:tab w:val="right" w:leader="dot" w:pos="8630"/>
-            </w:tabs>
-            <w:rPr>
-              <w:rFonts w:asciiTheme="minorHAnsi" w:eastAsiaTheme="minorEastAsia" w:hAnsiTheme="minorHAnsi" w:cstheme="minorBidi"/>
-              <w:noProof/>
-              <w:kern w:val="2"/>
-              <w:sz w:val="24"/>
-              <w:szCs w:val="24"/>
-              <w14:ligatures w14:val="standardContextual"/>
-            </w:rPr>
-          </w:pPr>
-          <w:hyperlink w:anchor="_Toc232520322" w:history="1">
-            <w:r>
-              <w:rPr>
-                <w:rStyle w:val="Hyperlink"/>
-                <w:rFonts w:ascii="Times New Roman" w:hAnsi="Times New Roman" w:cs="Times New Roman"/>
-                <w:noProof/>
-              </w:rPr>
-              <w:t>Personal Reflection</w:t>
-            </w:r>
-            <w:r>
-              <w:rPr>
-                <w:noProof/>
-                <w:webHidden/>
-              </w:rPr>
-              <w:tab/>
-            </w:r>
-            <w:r>
-              <w:rPr>
-                <w:noProof/>
-                <w:webHidden/>
-              </w:rPr>
-              <w:fldChar w:fldCharType="begin"/>
-            </w:r>
-            <w:r>
-              <w:rPr>
-                <w:noProof/>
-                <w:webHidden/>
-              </w:rPr>
-              <w:instrText xml:space="preserve"> PAGEREF _Toc232520322 \h </w:instrText>
-            </w:r>
-            <w:r>
-              <w:rPr>
-                <w:noProof/>
-                <w:webHidden/>
-              </w:rPr>
-            </w:r>
-            <w:r>
-              <w:rPr>
-                <w:noProof/>
-                <w:webHidden/>
-              </w:rPr>
-              <w:fldChar w:fldCharType="separate"/>
-            </w:r>
-            <w:r>
-              <w:rPr>
-                <w:noProof/>
-                <w:webHidden/>
-              </w:rPr>
-              <w:t>32</w:t>
+              <w:t>40</w:t>
             </w:r>
             <w:r>
               <w:rPr>
@@ -1628,14 +4079,14 @@
               <w14:ligatures w14:val="standardContextual"/>
             </w:rPr>
           </w:pPr>
-          <w:hyperlink w:anchor="_Toc232520323" w:history="1">
+          <w:hyperlink w:anchor="_Toc233483616" w:history="1">
             <w:r>
               <w:rPr>
                 <w:rStyle w:val="Hyperlink"/>
                 <w:rFonts w:ascii="Times New Roman" w:hAnsi="Times New Roman" w:cs="Times New Roman"/>
                 <w:noProof/>
               </w:rPr>
-              <w:t>Week 5: Networking and APIs</w:t>
+              <w:t>Week 8 Handling User Input and Events</w:t>
             </w:r>
             <w:r>
               <w:rPr>
@@ -1656,7 +4107,7 @@
                 <w:noProof/>
                 <w:webHidden/>
               </w:rPr>
-              <w:instrText xml:space="preserve"> PAGEREF _Toc232520323 \h </w:instrText>
+              <w:instrText xml:space="preserve"> PAGEREF _Toc233483616 \h </w:instrText>
             </w:r>
             <w:r>
               <w:rPr>
@@ -1676,7 +4127,7 @@
                 <w:noProof/>
                 <w:webHidden/>
               </w:rPr>
-              <w:t>33</w:t>
+              <w:t>42</w:t>
             </w:r>
             <w:r>
               <w:rPr>
@@ -1689,7 +4140,7 @@
         </w:p>
         <w:p>
           <w:pPr>
-            <w:pStyle w:val="TOC1"/>
+            <w:pStyle w:val="TOC3"/>
             <w:tabs>
               <w:tab w:val="right" w:leader="dot" w:pos="8630"/>
             </w:tabs>
@@ -1702,14 +4153,14 @@
               <w14:ligatures w14:val="standardContextual"/>
             </w:rPr>
           </w:pPr>
-          <w:hyperlink w:anchor="_Toc232520324" w:history="1">
+          <w:hyperlink w:anchor="_Toc233483617" w:history="1">
             <w:r>
               <w:rPr>
                 <w:rStyle w:val="Hyperlink"/>
                 <w:rFonts w:ascii="Times New Roman" w:hAnsi="Times New Roman" w:cs="Times New Roman"/>
                 <w:noProof/>
               </w:rPr>
-              <w:t>fetchRealTimeTracking function</w:t>
+              <w:t>Practical Activities Undertaken</w:t>
             </w:r>
             <w:r>
               <w:rPr>
@@ -1730,7 +4181,7 @@
                 <w:noProof/>
                 <w:webHidden/>
               </w:rPr>
-              <w:instrText xml:space="preserve"> PAGEREF _Toc232520324 \h </w:instrText>
+              <w:instrText xml:space="preserve"> PAGEREF _Toc233483617 \h </w:instrText>
             </w:r>
             <w:r>
               <w:rPr>
@@ -1750,7 +4201,7 @@
                 <w:noProof/>
                 <w:webHidden/>
               </w:rPr>
-              <w:t>33</w:t>
+              <w:t>42</w:t>
             </w:r>
             <w:r>
               <w:rPr>
@@ -1763,7 +4214,7 @@
         </w:p>
         <w:p>
           <w:pPr>
-            <w:pStyle w:val="TOC2"/>
+            <w:pStyle w:val="TOC3"/>
             <w:tabs>
               <w:tab w:val="right" w:leader="dot" w:pos="8630"/>
             </w:tabs>
@@ -1776,7 +4227,15 @@
               <w14:ligatures w14:val="standardContextual"/>
             </w:rPr>
           </w:pPr>
-          <w:hyperlink w:anchor="_Toc232520325" w:history="1">
+          <w:hyperlink w:anchor="_Toc233483618" w:history="1">
+            <w:r>
+              <w:rPr>
+                <w:rStyle w:val="Hyperlink"/>
+                <w:rFonts w:ascii="Times New Roman" w:hAnsi="Times New Roman" w:cs="Times New Roman"/>
+                <w:noProof/>
+              </w:rPr>
+              <w:t>Personal Reflection</w:t>
+            </w:r>
             <w:r>
               <w:rPr>
                 <w:noProof/>
@@ -1796,7 +4255,7 @@
                 <w:noProof/>
                 <w:webHidden/>
               </w:rPr>
-              <w:instrText xml:space="preserve"> PAGEREF _Toc232520325 \h </w:instrText>
+              <w:instrText xml:space="preserve"> PAGEREF _Toc233483618 \h </w:instrText>
             </w:r>
             <w:r>
               <w:rPr>
@@ -1816,7 +4275,7 @@
                 <w:noProof/>
                 <w:webHidden/>
               </w:rPr>
-              <w:t>33</w:t>
+              <w:t>43</w:t>
             </w:r>
             <w:r>
               <w:rPr>
@@ -1828,704 +4287,11 @@
           </w:hyperlink>
         </w:p>
         <w:p>
-          <w:pPr>
-            <w:pStyle w:val="TOC2"/>
-            <w:tabs>
-              <w:tab w:val="right" w:leader="dot" w:pos="8630"/>
-            </w:tabs>
-            <w:rPr>
-              <w:rFonts w:asciiTheme="minorHAnsi" w:eastAsiaTheme="minorEastAsia" w:hAnsiTheme="minorHAnsi" w:cstheme="minorBidi"/>
-              <w:noProof/>
-              <w:kern w:val="2"/>
-              <w:sz w:val="24"/>
-              <w:szCs w:val="24"/>
-              <w14:ligatures w14:val="standardContextual"/>
-            </w:rPr>
-          </w:pPr>
-          <w:hyperlink w:anchor="_Toc232520326" w:history="1">
-            <w:r>
-              <w:rPr>
-                <w:rStyle w:val="Hyperlink"/>
-                <w:rFonts w:ascii="Times New Roman" w:hAnsi="Times New Roman" w:cs="Times New Roman"/>
-                <w:noProof/>
-              </w:rPr>
-              <w:t>Tracking screen</w:t>
-            </w:r>
-            <w:r>
-              <w:rPr>
-                <w:noProof/>
-                <w:webHidden/>
-              </w:rPr>
-              <w:tab/>
-            </w:r>
-            <w:r>
-              <w:rPr>
-                <w:noProof/>
-                <w:webHidden/>
-              </w:rPr>
-              <w:fldChar w:fldCharType="begin"/>
-            </w:r>
-            <w:r>
-              <w:rPr>
-                <w:noProof/>
-                <w:webHidden/>
-              </w:rPr>
-              <w:instrText xml:space="preserve"> PAGEREF _Toc232520326 \h </w:instrText>
-            </w:r>
-            <w:r>
-              <w:rPr>
-                <w:noProof/>
-                <w:webHidden/>
-              </w:rPr>
-            </w:r>
-            <w:r>
-              <w:rPr>
-                <w:noProof/>
-                <w:webHidden/>
-              </w:rPr>
-              <w:fldChar w:fldCharType="separate"/>
-            </w:r>
-            <w:r>
-              <w:rPr>
-                <w:noProof/>
-                <w:webHidden/>
-              </w:rPr>
-              <w:t>33</w:t>
-            </w:r>
-            <w:r>
-              <w:rPr>
-                <w:noProof/>
-                <w:webHidden/>
-              </w:rPr>
-              <w:fldChar w:fldCharType="end"/>
-            </w:r>
-          </w:hyperlink>
-        </w:p>
-        <w:p>
-          <w:pPr>
-            <w:pStyle w:val="TOC2"/>
-            <w:tabs>
-              <w:tab w:val="right" w:leader="dot" w:pos="8630"/>
-            </w:tabs>
-            <w:rPr>
-              <w:rFonts w:asciiTheme="minorHAnsi" w:eastAsiaTheme="minorEastAsia" w:hAnsiTheme="minorHAnsi" w:cstheme="minorBidi"/>
-              <w:noProof/>
-              <w:kern w:val="2"/>
-              <w:sz w:val="24"/>
-              <w:szCs w:val="24"/>
-              <w14:ligatures w14:val="standardContextual"/>
-            </w:rPr>
-          </w:pPr>
-          <w:hyperlink w:anchor="_Toc232520327" w:history="1">
-            <w:r>
-              <w:rPr>
-                <w:rStyle w:val="Hyperlink"/>
-                <w:rFonts w:ascii="Times New Roman" w:hAnsi="Times New Roman" w:cs="Times New Roman"/>
-                <w:noProof/>
-              </w:rPr>
-              <w:t>Status Card</w:t>
-            </w:r>
-            <w:r>
-              <w:rPr>
-                <w:noProof/>
-                <w:webHidden/>
-              </w:rPr>
-              <w:tab/>
-            </w:r>
-            <w:r>
-              <w:rPr>
-                <w:noProof/>
-                <w:webHidden/>
-              </w:rPr>
-              <w:fldChar w:fldCharType="begin"/>
-            </w:r>
-            <w:r>
-              <w:rPr>
-                <w:noProof/>
-                <w:webHidden/>
-              </w:rPr>
-              <w:instrText xml:space="preserve"> PAGEREF _Toc232520327 \h </w:instrText>
-            </w:r>
-            <w:r>
-              <w:rPr>
-                <w:noProof/>
-                <w:webHidden/>
-              </w:rPr>
-            </w:r>
-            <w:r>
-              <w:rPr>
-                <w:noProof/>
-                <w:webHidden/>
-              </w:rPr>
-              <w:fldChar w:fldCharType="separate"/>
-            </w:r>
-            <w:r>
-              <w:rPr>
-                <w:noProof/>
-                <w:webHidden/>
-              </w:rPr>
-              <w:t>34</w:t>
-            </w:r>
-            <w:r>
-              <w:rPr>
-                <w:noProof/>
-                <w:webHidden/>
-              </w:rPr>
-              <w:fldChar w:fldCharType="end"/>
-            </w:r>
-          </w:hyperlink>
-        </w:p>
-        <w:p>
-          <w:pPr>
-            <w:pStyle w:val="TOC2"/>
-            <w:tabs>
-              <w:tab w:val="right" w:leader="dot" w:pos="8630"/>
-            </w:tabs>
-            <w:rPr>
-              <w:rFonts w:asciiTheme="minorHAnsi" w:eastAsiaTheme="minorEastAsia" w:hAnsiTheme="minorHAnsi" w:cstheme="minorBidi"/>
-              <w:noProof/>
-              <w:kern w:val="2"/>
-              <w:sz w:val="24"/>
-              <w:szCs w:val="24"/>
-              <w14:ligatures w14:val="standardContextual"/>
-            </w:rPr>
-          </w:pPr>
-          <w:hyperlink w:anchor="_Toc232520328" w:history="1">
-            <w:r>
-              <w:rPr>
-                <w:rStyle w:val="Hyperlink"/>
-                <w:rFonts w:ascii="Times New Roman" w:hAnsi="Times New Roman" w:cs="Times New Roman"/>
-                <w:noProof/>
-              </w:rPr>
-              <w:t>Tracking History Timeline</w:t>
-            </w:r>
-            <w:r>
-              <w:rPr>
-                <w:noProof/>
-                <w:webHidden/>
-              </w:rPr>
-              <w:tab/>
-            </w:r>
-            <w:r>
-              <w:rPr>
-                <w:noProof/>
-                <w:webHidden/>
-              </w:rPr>
-              <w:fldChar w:fldCharType="begin"/>
-            </w:r>
-            <w:r>
-              <w:rPr>
-                <w:noProof/>
-                <w:webHidden/>
-              </w:rPr>
-              <w:instrText xml:space="preserve"> PAGEREF _Toc232520328 \h </w:instrText>
-            </w:r>
-            <w:r>
-              <w:rPr>
-                <w:noProof/>
-                <w:webHidden/>
-              </w:rPr>
-            </w:r>
-            <w:r>
-              <w:rPr>
-                <w:noProof/>
-                <w:webHidden/>
-              </w:rPr>
-              <w:fldChar w:fldCharType="separate"/>
-            </w:r>
-            <w:r>
-              <w:rPr>
-                <w:noProof/>
-                <w:webHidden/>
-              </w:rPr>
-              <w:t>34</w:t>
-            </w:r>
-            <w:r>
-              <w:rPr>
-                <w:noProof/>
-                <w:webHidden/>
-              </w:rPr>
-              <w:fldChar w:fldCharType="end"/>
-            </w:r>
-          </w:hyperlink>
-        </w:p>
-        <w:p>
-          <w:pPr>
-            <w:pStyle w:val="TOC2"/>
-            <w:tabs>
-              <w:tab w:val="right" w:leader="dot" w:pos="8630"/>
-            </w:tabs>
-            <w:rPr>
-              <w:rFonts w:asciiTheme="minorHAnsi" w:eastAsiaTheme="minorEastAsia" w:hAnsiTheme="minorHAnsi" w:cstheme="minorBidi"/>
-              <w:noProof/>
-              <w:kern w:val="2"/>
-              <w:sz w:val="24"/>
-              <w:szCs w:val="24"/>
-              <w14:ligatures w14:val="standardContextual"/>
-            </w:rPr>
-          </w:pPr>
-          <w:hyperlink w:anchor="_Toc232520329" w:history="1">
-            <w:r>
-              <w:rPr>
-                <w:rStyle w:val="Hyperlink"/>
-                <w:rFonts w:ascii="Times New Roman" w:hAnsi="Times New Roman" w:cs="Times New Roman"/>
-                <w:noProof/>
-              </w:rPr>
-              <w:t>Dashboard with API Stats</w:t>
-            </w:r>
-            <w:r>
-              <w:rPr>
-                <w:noProof/>
-                <w:webHidden/>
-              </w:rPr>
-              <w:tab/>
-            </w:r>
-            <w:r>
-              <w:rPr>
-                <w:noProof/>
-                <w:webHidden/>
-              </w:rPr>
-              <w:fldChar w:fldCharType="begin"/>
-            </w:r>
-            <w:r>
-              <w:rPr>
-                <w:noProof/>
-                <w:webHidden/>
-              </w:rPr>
-              <w:instrText xml:space="preserve"> PAGEREF _Toc232520329 \h </w:instrText>
-            </w:r>
-            <w:r>
-              <w:rPr>
-                <w:noProof/>
-                <w:webHidden/>
-              </w:rPr>
-            </w:r>
-            <w:r>
-              <w:rPr>
-                <w:noProof/>
-                <w:webHidden/>
-              </w:rPr>
-              <w:fldChar w:fldCharType="separate"/>
-            </w:r>
-            <w:r>
-              <w:rPr>
-                <w:noProof/>
-                <w:webHidden/>
-              </w:rPr>
-              <w:t>35</w:t>
-            </w:r>
-            <w:r>
-              <w:rPr>
-                <w:noProof/>
-                <w:webHidden/>
-              </w:rPr>
-              <w:fldChar w:fldCharType="end"/>
-            </w:r>
-          </w:hyperlink>
-        </w:p>
-        <w:p>
-          <w:pPr>
-            <w:pStyle w:val="TOC2"/>
-            <w:tabs>
-              <w:tab w:val="right" w:leader="dot" w:pos="8630"/>
-            </w:tabs>
-            <w:rPr>
-              <w:rFonts w:asciiTheme="minorHAnsi" w:eastAsiaTheme="minorEastAsia" w:hAnsiTheme="minorHAnsi" w:cstheme="minorBidi"/>
-              <w:noProof/>
-              <w:kern w:val="2"/>
-              <w:sz w:val="24"/>
-              <w:szCs w:val="24"/>
-              <w14:ligatures w14:val="standardContextual"/>
-            </w:rPr>
-          </w:pPr>
-          <w:hyperlink w:anchor="_Toc232520330" w:history="1">
-            <w:r>
-              <w:rPr>
-                <w:rStyle w:val="Hyperlink"/>
-                <w:rFonts w:ascii="Times New Roman" w:hAnsi="Times New Roman" w:cs="Times New Roman"/>
-                <w:noProof/>
-              </w:rPr>
-              <w:t>Error Handling</w:t>
-            </w:r>
-            <w:r>
-              <w:rPr>
-                <w:noProof/>
-                <w:webHidden/>
-              </w:rPr>
-              <w:tab/>
-            </w:r>
-            <w:r>
-              <w:rPr>
-                <w:noProof/>
-                <w:webHidden/>
-              </w:rPr>
-              <w:fldChar w:fldCharType="begin"/>
-            </w:r>
-            <w:r>
-              <w:rPr>
-                <w:noProof/>
-                <w:webHidden/>
-              </w:rPr>
-              <w:instrText xml:space="preserve"> PAGEREF _Toc232520330 \h </w:instrText>
-            </w:r>
-            <w:r>
-              <w:rPr>
-                <w:noProof/>
-                <w:webHidden/>
-              </w:rPr>
-            </w:r>
-            <w:r>
-              <w:rPr>
-                <w:noProof/>
-                <w:webHidden/>
-              </w:rPr>
-              <w:fldChar w:fldCharType="separate"/>
-            </w:r>
-            <w:r>
-              <w:rPr>
-                <w:noProof/>
-                <w:webHidden/>
-              </w:rPr>
-              <w:t>35</w:t>
-            </w:r>
-            <w:r>
-              <w:rPr>
-                <w:noProof/>
-                <w:webHidden/>
-              </w:rPr>
-              <w:fldChar w:fldCharType="end"/>
-            </w:r>
-          </w:hyperlink>
-        </w:p>
-        <w:p>
-          <w:pPr>
-            <w:pStyle w:val="TOC2"/>
-            <w:tabs>
-              <w:tab w:val="right" w:leader="dot" w:pos="8630"/>
-            </w:tabs>
-            <w:rPr>
-              <w:rFonts w:asciiTheme="minorHAnsi" w:eastAsiaTheme="minorEastAsia" w:hAnsiTheme="minorHAnsi" w:cstheme="minorBidi"/>
-              <w:noProof/>
-              <w:kern w:val="2"/>
-              <w:sz w:val="24"/>
-              <w:szCs w:val="24"/>
-              <w14:ligatures w14:val="standardContextual"/>
-            </w:rPr>
-          </w:pPr>
-          <w:hyperlink w:anchor="_Toc232520331" w:history="1">
-            <w:r>
-              <w:rPr>
-                <w:rStyle w:val="Hyperlink"/>
-                <w:rFonts w:ascii="Times New Roman" w:hAnsi="Times New Roman" w:cs="Times New Roman"/>
-                <w:noProof/>
-              </w:rPr>
-              <w:t>Export Report</w:t>
-            </w:r>
-            <w:r>
-              <w:rPr>
-                <w:noProof/>
-                <w:webHidden/>
-              </w:rPr>
-              <w:tab/>
-            </w:r>
-            <w:r>
-              <w:rPr>
-                <w:noProof/>
-                <w:webHidden/>
-              </w:rPr>
-              <w:fldChar w:fldCharType="begin"/>
-            </w:r>
-            <w:r>
-              <w:rPr>
-                <w:noProof/>
-                <w:webHidden/>
-              </w:rPr>
-              <w:instrText xml:space="preserve"> PAGEREF _Toc232520331 \h </w:instrText>
-            </w:r>
-            <w:r>
-              <w:rPr>
-                <w:noProof/>
-                <w:webHidden/>
-              </w:rPr>
-            </w:r>
-            <w:r>
-              <w:rPr>
-                <w:noProof/>
-                <w:webHidden/>
-              </w:rPr>
-              <w:fldChar w:fldCharType="separate"/>
-            </w:r>
-            <w:r>
-              <w:rPr>
-                <w:noProof/>
-                <w:webHidden/>
-              </w:rPr>
-              <w:t>36</w:t>
-            </w:r>
-            <w:r>
-              <w:rPr>
-                <w:noProof/>
-                <w:webHidden/>
-              </w:rPr>
-              <w:fldChar w:fldCharType="end"/>
-            </w:r>
-          </w:hyperlink>
-        </w:p>
-        <w:p>
-          <w:pPr>
-            <w:pStyle w:val="TOC2"/>
-            <w:tabs>
-              <w:tab w:val="right" w:leader="dot" w:pos="8630"/>
-            </w:tabs>
-            <w:rPr>
-              <w:rFonts w:asciiTheme="minorHAnsi" w:eastAsiaTheme="minorEastAsia" w:hAnsiTheme="minorHAnsi" w:cstheme="minorBidi"/>
-              <w:noProof/>
-              <w:kern w:val="2"/>
-              <w:sz w:val="24"/>
-              <w:szCs w:val="24"/>
-              <w14:ligatures w14:val="standardContextual"/>
-            </w:rPr>
-          </w:pPr>
-          <w:hyperlink w:anchor="_Toc232520332" w:history="1">
-            <w:r>
-              <w:rPr>
-                <w:rStyle w:val="Hyperlink"/>
-                <w:rFonts w:ascii="Times New Roman" w:hAnsi="Times New Roman" w:cs="Times New Roman"/>
-                <w:noProof/>
-              </w:rPr>
-              <w:t xml:space="preserve">   Personal Reflection</w:t>
-            </w:r>
-            <w:r>
-              <w:rPr>
-                <w:noProof/>
-                <w:webHidden/>
-              </w:rPr>
-              <w:tab/>
-            </w:r>
-            <w:r>
-              <w:rPr>
-                <w:noProof/>
-                <w:webHidden/>
-              </w:rPr>
-              <w:fldChar w:fldCharType="begin"/>
-            </w:r>
-            <w:r>
-              <w:rPr>
-                <w:noProof/>
-                <w:webHidden/>
-              </w:rPr>
-              <w:instrText xml:space="preserve"> PAGEREF _Toc232520332 \h </w:instrText>
-            </w:r>
-            <w:r>
-              <w:rPr>
-                <w:noProof/>
-                <w:webHidden/>
-              </w:rPr>
-            </w:r>
-            <w:r>
-              <w:rPr>
-                <w:noProof/>
-                <w:webHidden/>
-              </w:rPr>
-              <w:fldChar w:fldCharType="separate"/>
-            </w:r>
-            <w:r>
-              <w:rPr>
-                <w:noProof/>
-                <w:webHidden/>
-              </w:rPr>
-              <w:t>36</w:t>
-            </w:r>
-            <w:r>
-              <w:rPr>
-                <w:noProof/>
-                <w:webHidden/>
-              </w:rPr>
-              <w:fldChar w:fldCharType="end"/>
-            </w:r>
-          </w:hyperlink>
-        </w:p>
-        <w:p>
-          <w:pPr>
-            <w:pStyle w:val="TOC1"/>
-            <w:tabs>
-              <w:tab w:val="right" w:leader="dot" w:pos="8630"/>
-            </w:tabs>
-            <w:rPr>
-              <w:rFonts w:asciiTheme="minorHAnsi" w:eastAsiaTheme="minorEastAsia" w:hAnsiTheme="minorHAnsi" w:cstheme="minorBidi"/>
-              <w:noProof/>
-              <w:kern w:val="2"/>
-              <w:sz w:val="24"/>
-              <w:szCs w:val="24"/>
-              <w14:ligatures w14:val="standardContextual"/>
-            </w:rPr>
-          </w:pPr>
-          <w:hyperlink w:anchor="_Toc232520333" w:history="1">
-            <w:r>
-              <w:rPr>
-                <w:rStyle w:val="Hyperlink"/>
-                <w:rFonts w:ascii="Times New Roman" w:hAnsi="Times New Roman" w:cs="Times New Roman"/>
-                <w:noProof/>
-              </w:rPr>
-              <w:t>WEEK 6:</w:t>
-            </w:r>
-            <w:r>
-              <w:rPr>
-                <w:rStyle w:val="Hyperlink"/>
-                <w:rFonts w:ascii="Segoe UI" w:eastAsia="Times New Roman" w:hAnsi="Segoe UI" w:cs="Segoe UI"/>
-                <w:noProof/>
-              </w:rPr>
-              <w:t xml:space="preserve"> </w:t>
-            </w:r>
-            <w:r>
-              <w:rPr>
-                <w:rStyle w:val="Hyperlink"/>
-                <w:rFonts w:ascii="Times New Roman" w:hAnsi="Times New Roman" w:cs="Times New Roman"/>
-                <w:noProof/>
-              </w:rPr>
-              <w:t> Data Management + Security Fixes</w:t>
-            </w:r>
-            <w:r>
-              <w:rPr>
-                <w:noProof/>
-                <w:webHidden/>
-              </w:rPr>
-              <w:tab/>
-            </w:r>
-            <w:r>
-              <w:rPr>
-                <w:noProof/>
-                <w:webHidden/>
-              </w:rPr>
-              <w:fldChar w:fldCharType="begin"/>
-            </w:r>
-            <w:r>
-              <w:rPr>
-                <w:noProof/>
-                <w:webHidden/>
-              </w:rPr>
-              <w:instrText xml:space="preserve"> PAGEREF _Toc232520333 \h </w:instrText>
-            </w:r>
-            <w:r>
-              <w:rPr>
-                <w:noProof/>
-                <w:webHidden/>
-              </w:rPr>
-            </w:r>
-            <w:r>
-              <w:rPr>
-                <w:noProof/>
-                <w:webHidden/>
-              </w:rPr>
-              <w:fldChar w:fldCharType="separate"/>
-            </w:r>
-            <w:r>
-              <w:rPr>
-                <w:noProof/>
-                <w:webHidden/>
-              </w:rPr>
-              <w:t>36</w:t>
-            </w:r>
-            <w:r>
-              <w:rPr>
-                <w:noProof/>
-                <w:webHidden/>
-              </w:rPr>
-              <w:fldChar w:fldCharType="end"/>
-            </w:r>
-          </w:hyperlink>
-        </w:p>
-        <w:p>
-          <w:pPr>
-            <w:pStyle w:val="TOC2"/>
-            <w:tabs>
-              <w:tab w:val="right" w:leader="dot" w:pos="8630"/>
-            </w:tabs>
-            <w:rPr>
-              <w:rFonts w:asciiTheme="minorHAnsi" w:eastAsiaTheme="minorEastAsia" w:hAnsiTheme="minorHAnsi" w:cstheme="minorBidi"/>
-              <w:noProof/>
-              <w:kern w:val="2"/>
-              <w:sz w:val="24"/>
-              <w:szCs w:val="24"/>
-              <w14:ligatures w14:val="standardContextual"/>
-            </w:rPr>
-          </w:pPr>
-          <w:hyperlink w:anchor="_Toc232520334" w:history="1">
-            <w:r>
-              <w:rPr>
-                <w:rStyle w:val="Hyperlink"/>
-                <w:rFonts w:ascii="Times New Roman" w:hAnsi="Times New Roman" w:cs="Times New Roman"/>
-                <w:noProof/>
-              </w:rPr>
-              <w:t>Login validation error</w:t>
-            </w:r>
-            <w:r>
-              <w:rPr>
-                <w:noProof/>
-                <w:webHidden/>
-              </w:rPr>
-              <w:tab/>
-            </w:r>
-            <w:r>
-              <w:rPr>
-                <w:noProof/>
-                <w:webHidden/>
-              </w:rPr>
-              <w:fldChar w:fldCharType="begin"/>
-            </w:r>
-            <w:r>
-              <w:rPr>
-                <w:noProof/>
-                <w:webHidden/>
-              </w:rPr>
-              <w:instrText xml:space="preserve"> PAGEREF _Toc232520334 \h </w:instrText>
-            </w:r>
-            <w:r>
-              <w:rPr>
-                <w:noProof/>
-                <w:webHidden/>
-              </w:rPr>
-            </w:r>
-            <w:r>
-              <w:rPr>
-                <w:noProof/>
-                <w:webHidden/>
-              </w:rPr>
-              <w:fldChar w:fldCharType="separate"/>
-            </w:r>
-            <w:r>
-              <w:rPr>
-                <w:noProof/>
-                <w:webHidden/>
-              </w:rPr>
-              <w:t>36</w:t>
-            </w:r>
-            <w:r>
-              <w:rPr>
-                <w:noProof/>
-                <w:webHidden/>
-              </w:rPr>
-              <w:fldChar w:fldCharType="end"/>
-            </w:r>
-          </w:hyperlink>
-        </w:p>
-        <w:p>
-          <w:pPr>
-            <w:jc w:val="both"/>
-            <w:rPr>
-              <w:rFonts w:ascii="Times New Roman" w:hAnsi="Times New Roman" w:cs="Times New Roman"/>
-              <w:sz w:val="24"/>
-              <w:szCs w:val="24"/>
-            </w:rPr>
-          </w:pPr>
           <w:r>
             <w:rPr>
-              <w:rFonts w:ascii="Times New Roman" w:hAnsi="Times New Roman" w:cs="Times New Roman"/>
               <w:b/>
               <w:bCs/>
               <w:noProof/>
-              <w:sz w:val="24"/>
-              <w:szCs w:val="24"/>
             </w:rPr>
             <w:fldChar w:fldCharType="end"/>
           </w:r>
@@ -2534,11 +4300,11 @@
     </w:sdt>
     <w:p>
       <w:pPr>
-        <w:jc w:val="both"/>
-        <w:rPr>
-          <w:rFonts w:ascii="Times New Roman" w:hAnsi="Times New Roman" w:cs="Times New Roman"/>
-          <w:b/>
-          <w:bCs/>
+        <w:pStyle w:val="Heading1"/>
+        <w:rPr>
+          <w:rFonts w:ascii="Times New Roman" w:hAnsi="Times New Roman" w:cs="Times New Roman"/>
+          <w:b w:val="0"/>
+          <w:bCs w:val="0"/>
           <w:sz w:val="24"/>
           <w:szCs w:val="24"/>
         </w:rPr>
@@ -2551,11 +4317,10 @@
         </w:rPr>
         <w:br w:type="page"/>
       </w:r>
-      <w:r>
-        <w:rPr>
-          <w:rFonts w:ascii="Times New Roman" w:hAnsi="Times New Roman" w:cs="Times New Roman"/>
-          <w:b/>
-          <w:bCs/>
+      <w:bookmarkStart w:id="0" w:name="_Toc233483568"/>
+      <w:r>
+        <w:rPr>
+          <w:rFonts w:ascii="Times New Roman" w:hAnsi="Times New Roman" w:cs="Times New Roman"/>
           <w:sz w:val="24"/>
           <w:szCs w:val="24"/>
         </w:rPr>
@@ -2566,8 +4331,6 @@
       <w:r>
         <w:rPr>
           <w:rFonts w:ascii="Times New Roman" w:hAnsi="Times New Roman" w:cs="Times New Roman"/>
-          <w:b/>
-          <w:bCs/>
           <w:sz w:val="24"/>
           <w:szCs w:val="24"/>
         </w:rPr>
@@ -2576,8 +4339,6 @@
       <w:r>
         <w:rPr>
           <w:rFonts w:ascii="Times New Roman" w:hAnsi="Times New Roman" w:cs="Times New Roman"/>
-          <w:b/>
-          <w:bCs/>
           <w:sz w:val="24"/>
           <w:szCs w:val="24"/>
         </w:rPr>
@@ -2587,18 +4348,16 @@
       <w:r>
         <w:rPr>
           <w:rFonts w:ascii="Times New Roman" w:hAnsi="Times New Roman" w:cs="Times New Roman"/>
-          <w:b/>
-          <w:bCs/>
           <w:sz w:val="24"/>
           <w:szCs w:val="24"/>
         </w:rPr>
         <w:t xml:space="preserve"> 1: Introduction to Mobile Application Development</w:t>
       </w:r>
-    </w:p>
-    <w:p>
-      <w:pPr>
-        <w:pStyle w:val="Heading2"/>
-        <w:jc w:val="both"/>
+      <w:bookmarkEnd w:id="0"/>
+    </w:p>
+    <w:p>
+      <w:pPr>
+        <w:pStyle w:val="Heading1"/>
         <w:rPr>
           <w:rFonts w:ascii="Times New Roman" w:hAnsi="Times New Roman" w:cs="Times New Roman"/>
           <w:color w:val="auto"/>
@@ -2606,7 +4365,8 @@
           <w:szCs w:val="24"/>
         </w:rPr>
       </w:pPr>
-      <w:bookmarkStart w:id="0" w:name="_Toc232520307"/>
+      <w:bookmarkStart w:id="1" w:name="_Toc233483036"/>
+      <w:bookmarkStart w:id="2" w:name="_Toc233483569"/>
       <w:r>
         <w:rPr>
           <w:rFonts w:ascii="Times New Roman" w:hAnsi="Times New Roman" w:cs="Times New Roman"/>
@@ -2616,12 +4376,12 @@
         </w:rPr>
         <w:t>Practical Activities Undertaken</w:t>
       </w:r>
-      <w:bookmarkEnd w:id="0"/>
-    </w:p>
-    <w:p>
-      <w:pPr>
-        <w:pStyle w:val="Heading3"/>
-        <w:jc w:val="both"/>
+      <w:bookmarkEnd w:id="1"/>
+      <w:bookmarkEnd w:id="2"/>
+    </w:p>
+    <w:p>
+      <w:pPr>
+        <w:pStyle w:val="Heading1"/>
         <w:rPr>
           <w:rFonts w:ascii="Times New Roman" w:hAnsi="Times New Roman" w:cs="Times New Roman"/>
           <w:color w:val="auto"/>
@@ -2629,7 +4389,8 @@
           <w:szCs w:val="24"/>
         </w:rPr>
       </w:pPr>
-      <w:bookmarkStart w:id="1" w:name="_Toc232520308"/>
+      <w:bookmarkStart w:id="3" w:name="_Toc233483037"/>
+      <w:bookmarkStart w:id="4" w:name="_Toc233483570"/>
       <w:r>
         <w:rPr>
           <w:rFonts w:ascii="Times New Roman" w:hAnsi="Times New Roman" w:cs="Times New Roman"/>
@@ -2639,38 +4400,47 @@
         </w:rPr>
         <w:t>Tools/Software Used</w:t>
       </w:r>
-      <w:bookmarkEnd w:id="1"/>
-    </w:p>
-    <w:p>
-      <w:pPr>
-        <w:jc w:val="both"/>
-        <w:rPr>
-          <w:rFonts w:ascii="Times New Roman" w:hAnsi="Times New Roman" w:cs="Times New Roman"/>
-          <w:sz w:val="24"/>
-          <w:szCs w:val="24"/>
-        </w:rPr>
-      </w:pPr>
-    </w:p>
-    <w:p>
-      <w:pPr>
-        <w:jc w:val="both"/>
-        <w:rPr>
-          <w:rFonts w:ascii="Times New Roman" w:hAnsi="Times New Roman" w:cs="Times New Roman"/>
-          <w:b/>
-          <w:bCs/>
-          <w:sz w:val="24"/>
-          <w:szCs w:val="24"/>
-        </w:rPr>
-      </w:pPr>
-      <w:r>
-        <w:rPr>
-          <w:rFonts w:ascii="Times New Roman" w:hAnsi="Times New Roman" w:cs="Times New Roman"/>
-          <w:b/>
-          <w:bCs/>
-          <w:sz w:val="24"/>
-          <w:szCs w:val="24"/>
-        </w:rPr>
-        <w:t xml:space="preserve">TASK 1: DEVELOPMENT TOOLS ASSEMENT </w:t>
+      <w:bookmarkEnd w:id="3"/>
+      <w:bookmarkEnd w:id="4"/>
+    </w:p>
+    <w:p>
+      <w:pPr>
+        <w:pStyle w:val="Heading1"/>
+        <w:rPr>
+          <w:rFonts w:ascii="Times New Roman" w:hAnsi="Times New Roman" w:cs="Times New Roman"/>
+          <w:sz w:val="24"/>
+          <w:szCs w:val="24"/>
+        </w:rPr>
+      </w:pPr>
+    </w:p>
+    <w:p>
+      <w:pPr>
+        <w:pStyle w:val="Heading1"/>
+        <w:rPr>
+          <w:rFonts w:ascii="Times New Roman" w:hAnsi="Times New Roman" w:cs="Times New Roman"/>
+          <w:b w:val="0"/>
+          <w:bCs w:val="0"/>
+          <w:sz w:val="24"/>
+          <w:szCs w:val="24"/>
+        </w:rPr>
+      </w:pPr>
+      <w:bookmarkStart w:id="5" w:name="_Toc233483571"/>
+      <w:r>
+        <w:rPr>
+          <w:rFonts w:ascii="Times New Roman" w:hAnsi="Times New Roman" w:cs="Times New Roman"/>
+          <w:sz w:val="24"/>
+          <w:szCs w:val="24"/>
+        </w:rPr>
+        <w:t>TASK 1: DEVELOPMENT TOOLS ASSEMENT</w:t>
+      </w:r>
+      <w:bookmarkEnd w:id="5"/>
+      <w:r>
+        <w:rPr>
+          <w:rFonts w:ascii="Times New Roman" w:hAnsi="Times New Roman" w:cs="Times New Roman"/>
+          <w:sz w:val="24"/>
+          <w:szCs w:val="24"/>
+        </w:rPr>
+        <w:t xml:space="preserve"> </w:t>
       </w:r>
     </w:p>
     <w:p>
@@ -2718,12 +4488,14 @@
         </w:numPr>
         <w:spacing w:after="160" w:line="278" w:lineRule="auto"/>
         <w:jc w:val="both"/>
-        <w:rPr>
-          <w:rFonts w:ascii="Times New Roman" w:hAnsi="Times New Roman" w:cs="Times New Roman"/>
-          <w:sz w:val="24"/>
-          <w:szCs w:val="24"/>
-        </w:rPr>
-      </w:pPr>
+        <w:outlineLvl w:val="2"/>
+        <w:rPr>
+          <w:rFonts w:ascii="Times New Roman" w:hAnsi="Times New Roman" w:cs="Times New Roman"/>
+          <w:sz w:val="24"/>
+          <w:szCs w:val="24"/>
+        </w:rPr>
+      </w:pPr>
+      <w:bookmarkStart w:id="6" w:name="_Toc233483572"/>
       <w:r>
         <w:rPr>
           <w:rFonts w:ascii="Times New Roman" w:hAnsi="Times New Roman" w:cs="Times New Roman"/>
@@ -2734,6 +4506,7 @@
         </w:rPr>
         <w:t>Java Development kit</w:t>
       </w:r>
+      <w:bookmarkEnd w:id="6"/>
       <w:r>
         <w:rPr>
           <w:rFonts w:ascii="Times New Roman" w:hAnsi="Times New Roman" w:cs="Times New Roman"/>
@@ -2885,6 +4658,7 @@
         </w:numPr>
         <w:spacing w:after="160" w:line="278" w:lineRule="auto"/>
         <w:jc w:val="both"/>
+        <w:outlineLvl w:val="2"/>
         <w:rPr>
           <w:rFonts w:ascii="Times New Roman" w:hAnsi="Times New Roman" w:cs="Times New Roman"/>
           <w:b/>
@@ -2893,6 +4667,7 @@
           <w:szCs w:val="24"/>
         </w:rPr>
       </w:pPr>
+      <w:bookmarkStart w:id="7" w:name="_Toc233483573"/>
       <w:r>
         <w:rPr>
           <w:rFonts w:ascii="Times New Roman" w:hAnsi="Times New Roman" w:cs="Times New Roman"/>
@@ -2914,6 +4689,7 @@
         </w:rPr>
         <w:t>js</w:t>
       </w:r>
+      <w:bookmarkEnd w:id="7"/>
       <w:proofErr w:type="spellEnd"/>
     </w:p>
     <w:p>
@@ -3076,6 +4852,7 @@
         </w:numPr>
         <w:spacing w:after="160" w:line="278" w:lineRule="auto"/>
         <w:jc w:val="both"/>
+        <w:outlineLvl w:val="2"/>
         <w:rPr>
           <w:rFonts w:ascii="Times New Roman" w:hAnsi="Times New Roman" w:cs="Times New Roman"/>
           <w:b/>
@@ -3084,6 +4861,7 @@
           <w:szCs w:val="24"/>
         </w:rPr>
       </w:pPr>
+      <w:bookmarkStart w:id="8" w:name="_Toc233483574"/>
       <w:r>
         <w:rPr>
           <w:rFonts w:ascii="Times New Roman" w:hAnsi="Times New Roman" w:cs="Times New Roman"/>
@@ -3092,8 +4870,10 @@
           <w:sz w:val="24"/>
           <w:szCs w:val="24"/>
         </w:rPr>
+        <w:lastRenderedPageBreak/>
         <w:t>Git</w:t>
       </w:r>
+      <w:bookmarkEnd w:id="8"/>
     </w:p>
     <w:p>
       <w:pPr>
@@ -3189,7 +4969,6 @@
           <w:sz w:val="24"/>
           <w:szCs w:val="24"/>
         </w:rPr>
-        <w:lastRenderedPageBreak/>
         <w:drawing>
           <wp:inline distT="0" distB="0" distL="0" distR="0" wp14:anchorId="460F0039" wp14:editId="48887568">
             <wp:extent cx="3302170" cy="1047804"/>
@@ -3236,6 +5015,7 @@
         </w:numPr>
         <w:spacing w:after="160" w:line="278" w:lineRule="auto"/>
         <w:jc w:val="both"/>
+        <w:outlineLvl w:val="2"/>
         <w:rPr>
           <w:rFonts w:ascii="Times New Roman" w:hAnsi="Times New Roman" w:cs="Times New Roman"/>
           <w:b/>
@@ -3244,6 +5024,7 @@
           <w:szCs w:val="24"/>
         </w:rPr>
       </w:pPr>
+      <w:bookmarkStart w:id="9" w:name="_Toc233483575"/>
       <w:r>
         <w:rPr>
           <w:rFonts w:ascii="Times New Roman" w:hAnsi="Times New Roman" w:cs="Times New Roman"/>
@@ -3252,7 +5033,18 @@
           <w:sz w:val="24"/>
           <w:szCs w:val="24"/>
         </w:rPr>
-        <w:t xml:space="preserve">Vs code </w:t>
+        <w:t>Vs code</w:t>
+      </w:r>
+      <w:bookmarkEnd w:id="9"/>
+      <w:r>
+        <w:rPr>
+          <w:rFonts w:ascii="Times New Roman" w:hAnsi="Times New Roman" w:cs="Times New Roman"/>
+          <w:b/>
+          <w:bCs/>
+          <w:sz w:val="24"/>
+          <w:szCs w:val="24"/>
+        </w:rPr>
+        <w:t xml:space="preserve"> </w:t>
       </w:r>
     </w:p>
     <w:p>
@@ -3787,18 +5579,17 @@
     </w:p>
     <w:p>
       <w:pPr>
-        <w:jc w:val="both"/>
-        <w:rPr>
-          <w:rFonts w:ascii="Times New Roman" w:hAnsi="Times New Roman" w:cs="Times New Roman"/>
-          <w:sz w:val="24"/>
-          <w:szCs w:val="24"/>
-        </w:rPr>
-      </w:pPr>
-    </w:p>
-    <w:p>
-      <w:pPr>
-        <w:pStyle w:val="Heading3"/>
-        <w:jc w:val="both"/>
+        <w:pStyle w:val="Heading2"/>
+        <w:rPr>
+          <w:rFonts w:ascii="Times New Roman" w:hAnsi="Times New Roman" w:cs="Times New Roman"/>
+          <w:sz w:val="24"/>
+          <w:szCs w:val="24"/>
+        </w:rPr>
+      </w:pPr>
+    </w:p>
+    <w:p>
+      <w:pPr>
+        <w:pStyle w:val="Heading2"/>
         <w:rPr>
           <w:rFonts w:ascii="Times New Roman" w:hAnsi="Times New Roman" w:cs="Times New Roman"/>
           <w:b w:val="0"/>
@@ -3808,7 +5599,8 @@
           <w:szCs w:val="24"/>
         </w:rPr>
       </w:pPr>
-      <w:bookmarkStart w:id="2" w:name="_Toc232520309"/>
+      <w:bookmarkStart w:id="10" w:name="_Toc233483038"/>
+      <w:bookmarkStart w:id="11" w:name="_Toc233483576"/>
       <w:r>
         <w:rPr>
           <w:rFonts w:ascii="Times New Roman" w:hAnsi="Times New Roman" w:cs="Times New Roman"/>
@@ -3818,7 +5610,8 @@
         </w:rPr>
         <w:t>TASK 2. FIRST APP CREATION</w:t>
       </w:r>
-      <w:bookmarkEnd w:id="2"/>
+      <w:bookmarkEnd w:id="10"/>
+      <w:bookmarkEnd w:id="11"/>
       <w:r>
         <w:rPr>
           <w:rFonts w:ascii="Times New Roman" w:hAnsi="Times New Roman" w:cs="Times New Roman"/>
@@ -4336,18 +6129,17 @@
     </w:p>
     <w:p>
       <w:pPr>
-        <w:jc w:val="both"/>
-        <w:rPr>
-          <w:rFonts w:ascii="Times New Roman" w:hAnsi="Times New Roman" w:cs="Times New Roman"/>
-          <w:sz w:val="24"/>
-          <w:szCs w:val="24"/>
-        </w:rPr>
-      </w:pPr>
-    </w:p>
-    <w:p>
-      <w:pPr>
-        <w:pStyle w:val="Heading3"/>
-        <w:jc w:val="both"/>
+        <w:pStyle w:val="Heading2"/>
+        <w:rPr>
+          <w:rFonts w:ascii="Times New Roman" w:hAnsi="Times New Roman" w:cs="Times New Roman"/>
+          <w:sz w:val="24"/>
+          <w:szCs w:val="24"/>
+        </w:rPr>
+      </w:pPr>
+    </w:p>
+    <w:p>
+      <w:pPr>
+        <w:pStyle w:val="Heading2"/>
         <w:rPr>
           <w:rFonts w:ascii="Times New Roman" w:hAnsi="Times New Roman" w:cs="Times New Roman"/>
           <w:b w:val="0"/>
@@ -4357,7 +6149,8 @@
           <w:szCs w:val="24"/>
         </w:rPr>
       </w:pPr>
-      <w:bookmarkStart w:id="3" w:name="_Toc232520310"/>
+      <w:bookmarkStart w:id="12" w:name="_Toc233483039"/>
+      <w:bookmarkStart w:id="13" w:name="_Toc233483577"/>
       <w:r>
         <w:rPr>
           <w:rFonts w:ascii="Times New Roman" w:hAnsi="Times New Roman" w:cs="Times New Roman"/>
@@ -4367,7 +6160,8 @@
         </w:rPr>
         <w:t>TASK 3: CHALLENGES AND SOLUTIONS</w:t>
       </w:r>
-      <w:bookmarkEnd w:id="3"/>
+      <w:bookmarkEnd w:id="12"/>
+      <w:bookmarkEnd w:id="13"/>
       <w:r>
         <w:rPr>
           <w:rFonts w:ascii="Times New Roman" w:hAnsi="Times New Roman" w:cs="Times New Roman"/>
@@ -4997,26 +6791,64 @@
     </w:p>
     <w:p>
       <w:pPr>
+        <w:pStyle w:val="Heading3"/>
+        <w:rPr>
+          <w:rFonts w:ascii="Times New Roman" w:hAnsi="Times New Roman" w:cs="Times New Roman"/>
+          <w:color w:val="auto"/>
+          <w:sz w:val="24"/>
+          <w:szCs w:val="24"/>
+        </w:rPr>
+      </w:pPr>
+      <w:bookmarkStart w:id="14" w:name="_Toc233483040"/>
+      <w:bookmarkStart w:id="15" w:name="_Toc233483578"/>
+      <w:r>
+        <w:rPr>
+          <w:rFonts w:ascii="Times New Roman" w:hAnsi="Times New Roman" w:cs="Times New Roman"/>
+          <w:color w:val="auto"/>
+          <w:sz w:val="24"/>
+          <w:szCs w:val="24"/>
+        </w:rPr>
+        <w:t>Personal Reflection</w:t>
+      </w:r>
+      <w:bookmarkEnd w:id="14"/>
+      <w:bookmarkEnd w:id="15"/>
+    </w:p>
+    <w:p>
+      <w:pPr>
+        <w:jc w:val="both"/>
+        <w:rPr>
+          <w:rFonts w:ascii="Times New Roman" w:hAnsi="Times New Roman" w:cs="Times New Roman"/>
+          <w:sz w:val="24"/>
+          <w:szCs w:val="24"/>
+        </w:rPr>
+      </w:pPr>
+      <w:r>
+        <w:rPr>
+          <w:rFonts w:ascii="Times New Roman" w:hAnsi="Times New Roman" w:cs="Times New Roman"/>
+          <w:sz w:val="24"/>
+          <w:szCs w:val="24"/>
+        </w:rPr>
+        <w:br/>
+      </w:r>
+      <w:r>
+        <w:rPr>
+          <w:rFonts w:ascii="Times New Roman" w:hAnsi="Times New Roman" w:cs="Times New Roman"/>
+          <w:sz w:val="24"/>
+          <w:szCs w:val="24"/>
+        </w:rPr>
+        <w:t>It was both frustrating and insightful to set up Flutter and to fix the errors in the build tool. The manual installation of the SDK and Visual Studio build tools helped me to learn how to troubleshoot systematically. It was rewarding to get that first app up and running with Chrome.</w:t>
+      </w:r>
+    </w:p>
+    <w:p>
+      <w:pPr>
         <w:pStyle w:val="Heading2"/>
         <w:jc w:val="both"/>
         <w:rPr>
           <w:rFonts w:ascii="Times New Roman" w:hAnsi="Times New Roman" w:cs="Times New Roman"/>
-          <w:color w:val="auto"/>
-          <w:sz w:val="24"/>
-          <w:szCs w:val="24"/>
-        </w:rPr>
-      </w:pPr>
-      <w:bookmarkStart w:id="4" w:name="_Toc232520311"/>
-      <w:r>
-        <w:rPr>
-          <w:rFonts w:ascii="Times New Roman" w:hAnsi="Times New Roman" w:cs="Times New Roman"/>
-          <w:color w:val="auto"/>
-          <w:sz w:val="24"/>
-          <w:szCs w:val="24"/>
-        </w:rPr>
-        <w:t>Personal Reflection</w:t>
-      </w:r>
-      <w:bookmarkEnd w:id="4"/>
+          <w:sz w:val="24"/>
+          <w:szCs w:val="24"/>
+        </w:rPr>
+      </w:pPr>
     </w:p>
     <w:p>
       <w:pPr>
@@ -5041,7 +6873,15 @@
           <w:sz w:val="24"/>
           <w:szCs w:val="24"/>
         </w:rPr>
-        <w:t>It was both frustrating and insightful to set up Flutter and to fix the errors in the build tool. The manual installation of the SDK and Visual Studio build tools helped me to learn how to troubleshoot systematically. It was rewarding to get that first app up and running with Chrome.</w:t>
+        <w:br/>
+      </w:r>
+      <w:r>
+        <w:rPr>
+          <w:rFonts w:ascii="Times New Roman" w:hAnsi="Times New Roman" w:cs="Times New Roman"/>
+          <w:sz w:val="24"/>
+          <w:szCs w:val="24"/>
+        </w:rPr>
+        <w:br/>
       </w:r>
     </w:p>
     <w:p>
@@ -5136,53 +6976,7 @@
     </w:p>
     <w:p>
       <w:pPr>
-        <w:pStyle w:val="Heading2"/>
-        <w:jc w:val="both"/>
-        <w:rPr>
-          <w:rFonts w:ascii="Times New Roman" w:hAnsi="Times New Roman" w:cs="Times New Roman"/>
-          <w:sz w:val="24"/>
-          <w:szCs w:val="24"/>
-        </w:rPr>
-      </w:pPr>
-    </w:p>
-    <w:p>
-      <w:pPr>
-        <w:jc w:val="both"/>
-        <w:rPr>
-          <w:rFonts w:ascii="Times New Roman" w:hAnsi="Times New Roman" w:cs="Times New Roman"/>
-          <w:sz w:val="24"/>
-          <w:szCs w:val="24"/>
-        </w:rPr>
-      </w:pPr>
-      <w:r>
-        <w:rPr>
-          <w:rFonts w:ascii="Times New Roman" w:hAnsi="Times New Roman" w:cs="Times New Roman"/>
-          <w:sz w:val="24"/>
-          <w:szCs w:val="24"/>
-        </w:rPr>
-        <w:br/>
-      </w:r>
-      <w:r>
-        <w:rPr>
-          <w:rFonts w:ascii="Times New Roman" w:hAnsi="Times New Roman" w:cs="Times New Roman"/>
-          <w:sz w:val="24"/>
-          <w:szCs w:val="24"/>
-        </w:rPr>
-        <w:br/>
-      </w:r>
-      <w:r>
-        <w:rPr>
-          <w:rFonts w:ascii="Times New Roman" w:hAnsi="Times New Roman" w:cs="Times New Roman"/>
-          <w:sz w:val="24"/>
-          <w:szCs w:val="24"/>
-        </w:rPr>
-        <w:br/>
-      </w:r>
-    </w:p>
-    <w:p>
-      <w:pPr>
         <w:pStyle w:val="Heading1"/>
-        <w:jc w:val="both"/>
         <w:rPr>
           <w:rFonts w:ascii="Times New Roman" w:hAnsi="Times New Roman" w:cs="Times New Roman"/>
           <w:color w:val="auto"/>
@@ -5190,7 +6984,8 @@
           <w:szCs w:val="24"/>
         </w:rPr>
       </w:pPr>
-      <w:bookmarkStart w:id="5" w:name="_Toc232520312"/>
+      <w:bookmarkStart w:id="16" w:name="_Toc233483041"/>
+      <w:bookmarkStart w:id="17" w:name="_Toc233483579"/>
       <w:r>
         <w:rPr>
           <w:rFonts w:ascii="Times New Roman" w:hAnsi="Times New Roman" w:cs="Times New Roman"/>
@@ -5201,12 +6996,12 @@
         <w:lastRenderedPageBreak/>
         <w:t>Week 2: Mobile Development Environment</w:t>
       </w:r>
-      <w:bookmarkEnd w:id="5"/>
+      <w:bookmarkEnd w:id="16"/>
+      <w:bookmarkEnd w:id="17"/>
     </w:p>
     <w:p>
       <w:pPr>
         <w:pStyle w:val="Heading2"/>
-        <w:jc w:val="both"/>
         <w:rPr>
           <w:rFonts w:ascii="Times New Roman" w:hAnsi="Times New Roman" w:cs="Times New Roman"/>
           <w:color w:val="auto"/>
@@ -5214,7 +7009,8 @@
           <w:szCs w:val="24"/>
         </w:rPr>
       </w:pPr>
-      <w:bookmarkStart w:id="6" w:name="_Toc232520313"/>
+      <w:bookmarkStart w:id="18" w:name="_Toc233483042"/>
+      <w:bookmarkStart w:id="19" w:name="_Toc233483580"/>
       <w:r>
         <w:rPr>
           <w:rFonts w:ascii="Times New Roman" w:hAnsi="Times New Roman" w:cs="Times New Roman"/>
@@ -5224,7 +7020,8 @@
         </w:rPr>
         <w:t>STUDENT MINI MANAGEMENT</w:t>
       </w:r>
-      <w:bookmarkEnd w:id="6"/>
+      <w:bookmarkEnd w:id="18"/>
+      <w:bookmarkEnd w:id="19"/>
     </w:p>
     <w:p>
       <w:pPr>
@@ -6060,7 +7857,6 @@
     <w:p>
       <w:pPr>
         <w:pStyle w:val="Heading3"/>
-        <w:jc w:val="both"/>
         <w:rPr>
           <w:rFonts w:ascii="Times New Roman" w:hAnsi="Times New Roman" w:cs="Times New Roman"/>
           <w:b w:val="0"/>
@@ -6070,7 +7866,8 @@
           <w:szCs w:val="24"/>
         </w:rPr>
       </w:pPr>
-      <w:bookmarkStart w:id="7" w:name="_Toc232520314"/>
+      <w:bookmarkStart w:id="20" w:name="_Toc233483043"/>
+      <w:bookmarkStart w:id="21" w:name="_Toc233483581"/>
       <w:r>
         <w:rPr>
           <w:rFonts w:ascii="Times New Roman" w:hAnsi="Times New Roman" w:cs="Times New Roman"/>
@@ -6082,7 +7879,8 @@
         </w:rPr>
         <w:t>CHALLENGES AND SOLUTION OF WEEK2:</w:t>
       </w:r>
-      <w:bookmarkEnd w:id="7"/>
+      <w:bookmarkEnd w:id="20"/>
+      <w:bookmarkEnd w:id="21"/>
     </w:p>
     <w:p>
       <w:pPr>
@@ -6204,7 +8002,6 @@
     <w:p>
       <w:pPr>
         <w:pStyle w:val="Heading1"/>
-        <w:jc w:val="both"/>
         <w:rPr>
           <w:rFonts w:ascii="Times New Roman" w:hAnsi="Times New Roman" w:cs="Times New Roman"/>
           <w:color w:val="auto"/>
@@ -6212,7 +8009,8 @@
           <w:szCs w:val="24"/>
         </w:rPr>
       </w:pPr>
-      <w:bookmarkStart w:id="8" w:name="_Toc232520315"/>
+      <w:bookmarkStart w:id="22" w:name="_Toc233483044"/>
+      <w:bookmarkStart w:id="23" w:name="_Toc233483582"/>
       <w:r>
         <w:rPr>
           <w:rFonts w:ascii="Times New Roman" w:hAnsi="Times New Roman" w:cs="Times New Roman"/>
@@ -6222,7 +8020,8 @@
         </w:rPr>
         <w:t>Week 3: User Interface Design</w:t>
       </w:r>
-      <w:bookmarkEnd w:id="8"/>
+      <w:bookmarkEnd w:id="22"/>
+      <w:bookmarkEnd w:id="23"/>
     </w:p>
     <w:p>
       <w:pPr>
@@ -6237,7 +8036,8 @@
           <w:szCs w:val="24"/>
         </w:rPr>
       </w:pPr>
-      <w:bookmarkStart w:id="9" w:name="_Toc232520316"/>
+      <w:bookmarkStart w:id="24" w:name="_Toc233483045"/>
+      <w:bookmarkStart w:id="25" w:name="_Toc233483583"/>
       <w:r>
         <w:rPr>
           <w:rFonts w:ascii="Times New Roman" w:hAnsi="Times New Roman" w:cs="Times New Roman"/>
@@ -6247,7 +8047,8 @@
         </w:rPr>
         <w:t>FIGMA TASK</w:t>
       </w:r>
-      <w:bookmarkEnd w:id="9"/>
+      <w:bookmarkEnd w:id="24"/>
+      <w:bookmarkEnd w:id="25"/>
       <w:r>
         <w:rPr>
           <w:rFonts w:ascii="Times New Roman" w:hAnsi="Times New Roman" w:cs="Times New Roman"/>
@@ -6279,6 +8080,7 @@
         </w:numPr>
         <w:spacing w:after="160" w:line="278" w:lineRule="auto"/>
         <w:jc w:val="both"/>
+        <w:outlineLvl w:val="2"/>
         <w:rPr>
           <w:rFonts w:ascii="Times New Roman" w:hAnsi="Times New Roman" w:cs="Times New Roman"/>
           <w:b/>
@@ -6287,6 +8089,7 @@
           <w:szCs w:val="24"/>
         </w:rPr>
       </w:pPr>
+      <w:bookmarkStart w:id="26" w:name="_Toc233483584"/>
       <w:r>
         <w:rPr>
           <w:rFonts w:ascii="Times New Roman" w:hAnsi="Times New Roman" w:cs="Times New Roman"/>
@@ -6295,7 +8098,18 @@
           <w:sz w:val="24"/>
           <w:szCs w:val="24"/>
         </w:rPr>
-        <w:t xml:space="preserve">LOGIN IN PAGE </w:t>
+        <w:t>LOGIN IN PAGE</w:t>
+      </w:r>
+      <w:bookmarkEnd w:id="26"/>
+      <w:r>
+        <w:rPr>
+          <w:rFonts w:ascii="Times New Roman" w:hAnsi="Times New Roman" w:cs="Times New Roman"/>
+          <w:b/>
+          <w:bCs/>
+          <w:sz w:val="24"/>
+          <w:szCs w:val="24"/>
+        </w:rPr>
+        <w:t xml:space="preserve"> </w:t>
       </w:r>
     </w:p>
     <w:p>
@@ -6461,6 +8275,35 @@
     </w:p>
     <w:p>
       <w:pPr>
+        <w:pStyle w:val="Heading3"/>
+        <w:rPr>
+          <w:rFonts w:ascii="Times New Roman" w:hAnsi="Times New Roman" w:cs="Times New Roman"/>
+          <w:sz w:val="24"/>
+          <w:szCs w:val="24"/>
+        </w:rPr>
+      </w:pPr>
+      <w:bookmarkStart w:id="27" w:name="_Toc233483585"/>
+      <w:r>
+        <w:rPr>
+          <w:rFonts w:ascii="Times New Roman" w:hAnsi="Times New Roman" w:cs="Times New Roman"/>
+          <w:sz w:val="24"/>
+          <w:szCs w:val="24"/>
+        </w:rPr>
+        <w:lastRenderedPageBreak/>
+        <w:t>Tracking page</w:t>
+      </w:r>
+      <w:bookmarkEnd w:id="27"/>
+      <w:r>
+        <w:rPr>
+          <w:rFonts w:ascii="Times New Roman" w:hAnsi="Times New Roman" w:cs="Times New Roman"/>
+          <w:sz w:val="24"/>
+          <w:szCs w:val="24"/>
+        </w:rPr>
+        <w:t xml:space="preserve"> </w:t>
+      </w:r>
+    </w:p>
+    <w:p>
+      <w:pPr>
         <w:jc w:val="both"/>
         <w:rPr>
           <w:rFonts w:ascii="Times New Roman" w:hAnsi="Times New Roman" w:cs="Times New Roman"/>
@@ -6471,29 +8314,10 @@
       <w:r>
         <w:rPr>
           <w:rFonts w:ascii="Times New Roman" w:hAnsi="Times New Roman" w:cs="Times New Roman"/>
-          <w:sz w:val="24"/>
-          <w:szCs w:val="24"/>
-        </w:rPr>
-        <w:t xml:space="preserve">Tracking page </w:t>
-      </w:r>
-    </w:p>
-    <w:p>
-      <w:pPr>
-        <w:jc w:val="both"/>
-        <w:rPr>
-          <w:rFonts w:ascii="Times New Roman" w:hAnsi="Times New Roman" w:cs="Times New Roman"/>
-          <w:sz w:val="24"/>
-          <w:szCs w:val="24"/>
-        </w:rPr>
-      </w:pPr>
-      <w:r>
-        <w:rPr>
-          <w:rFonts w:ascii="Times New Roman" w:hAnsi="Times New Roman" w:cs="Times New Roman"/>
           <w:noProof/>
           <w:sz w:val="24"/>
           <w:szCs w:val="24"/>
         </w:rPr>
-        <w:lastRenderedPageBreak/>
         <w:drawing>
           <wp:inline distT="0" distB="0" distL="0" distR="0" wp14:anchorId="23A6B043" wp14:editId="4CC4C8F0">
             <wp:extent cx="4724643" cy="5778797"/>
@@ -6533,6 +8357,35 @@
     </w:p>
     <w:p>
       <w:pPr>
+        <w:pStyle w:val="Heading3"/>
+        <w:rPr>
+          <w:rFonts w:ascii="Times New Roman" w:hAnsi="Times New Roman" w:cs="Times New Roman"/>
+          <w:sz w:val="24"/>
+          <w:szCs w:val="24"/>
+        </w:rPr>
+      </w:pPr>
+      <w:bookmarkStart w:id="28" w:name="_Toc233483586"/>
+      <w:r>
+        <w:rPr>
+          <w:rFonts w:ascii="Times New Roman" w:hAnsi="Times New Roman" w:cs="Times New Roman"/>
+          <w:sz w:val="24"/>
+          <w:szCs w:val="24"/>
+        </w:rPr>
+        <w:lastRenderedPageBreak/>
+        <w:t>Shipments page</w:t>
+      </w:r>
+      <w:bookmarkEnd w:id="28"/>
+      <w:r>
+        <w:rPr>
+          <w:rFonts w:ascii="Times New Roman" w:hAnsi="Times New Roman" w:cs="Times New Roman"/>
+          <w:sz w:val="24"/>
+          <w:szCs w:val="24"/>
+        </w:rPr>
+        <w:t xml:space="preserve"> </w:t>
+      </w:r>
+    </w:p>
+    <w:p>
+      <w:pPr>
         <w:jc w:val="both"/>
         <w:rPr>
           <w:rFonts w:ascii="Times New Roman" w:hAnsi="Times New Roman" w:cs="Times New Roman"/>
@@ -6543,29 +8396,10 @@
       <w:r>
         <w:rPr>
           <w:rFonts w:ascii="Times New Roman" w:hAnsi="Times New Roman" w:cs="Times New Roman"/>
-          <w:sz w:val="24"/>
-          <w:szCs w:val="24"/>
-        </w:rPr>
-        <w:t xml:space="preserve">Shipments page </w:t>
-      </w:r>
-    </w:p>
-    <w:p>
-      <w:pPr>
-        <w:jc w:val="both"/>
-        <w:rPr>
-          <w:rFonts w:ascii="Times New Roman" w:hAnsi="Times New Roman" w:cs="Times New Roman"/>
-          <w:sz w:val="24"/>
-          <w:szCs w:val="24"/>
-        </w:rPr>
-      </w:pPr>
-      <w:r>
-        <w:rPr>
-          <w:rFonts w:ascii="Times New Roman" w:hAnsi="Times New Roman" w:cs="Times New Roman"/>
           <w:noProof/>
           <w:sz w:val="24"/>
           <w:szCs w:val="24"/>
         </w:rPr>
-        <w:lastRenderedPageBreak/>
         <w:drawing>
           <wp:inline distT="0" distB="0" distL="0" distR="0" wp14:anchorId="345D8DC8" wp14:editId="04150F65">
             <wp:extent cx="5435879" cy="5943905"/>
@@ -6605,6 +8439,35 @@
     </w:p>
     <w:p>
       <w:pPr>
+        <w:pStyle w:val="Heading3"/>
+        <w:rPr>
+          <w:rFonts w:ascii="Times New Roman" w:hAnsi="Times New Roman" w:cs="Times New Roman"/>
+          <w:sz w:val="24"/>
+          <w:szCs w:val="24"/>
+        </w:rPr>
+      </w:pPr>
+      <w:bookmarkStart w:id="29" w:name="_Toc233483587"/>
+      <w:r>
+        <w:rPr>
+          <w:rFonts w:ascii="Times New Roman" w:hAnsi="Times New Roman" w:cs="Times New Roman"/>
+          <w:sz w:val="24"/>
+          <w:szCs w:val="24"/>
+        </w:rPr>
+        <w:lastRenderedPageBreak/>
+        <w:t>Reports page</w:t>
+      </w:r>
+      <w:bookmarkEnd w:id="29"/>
+      <w:r>
+        <w:rPr>
+          <w:rFonts w:ascii="Times New Roman" w:hAnsi="Times New Roman" w:cs="Times New Roman"/>
+          <w:sz w:val="24"/>
+          <w:szCs w:val="24"/>
+        </w:rPr>
+        <w:t xml:space="preserve"> </w:t>
+      </w:r>
+    </w:p>
+    <w:p>
+      <w:pPr>
         <w:jc w:val="both"/>
         <w:rPr>
           <w:rFonts w:ascii="Times New Roman" w:hAnsi="Times New Roman" w:cs="Times New Roman"/>
@@ -6615,29 +8478,10 @@
       <w:r>
         <w:rPr>
           <w:rFonts w:ascii="Times New Roman" w:hAnsi="Times New Roman" w:cs="Times New Roman"/>
-          <w:sz w:val="24"/>
-          <w:szCs w:val="24"/>
-        </w:rPr>
-        <w:t xml:space="preserve">Reports page </w:t>
-      </w:r>
-    </w:p>
-    <w:p>
-      <w:pPr>
-        <w:jc w:val="both"/>
-        <w:rPr>
-          <w:rFonts w:ascii="Times New Roman" w:hAnsi="Times New Roman" w:cs="Times New Roman"/>
-          <w:sz w:val="24"/>
-          <w:szCs w:val="24"/>
-        </w:rPr>
-      </w:pPr>
-      <w:r>
-        <w:rPr>
-          <w:rFonts w:ascii="Times New Roman" w:hAnsi="Times New Roman" w:cs="Times New Roman"/>
           <w:noProof/>
           <w:sz w:val="24"/>
           <w:szCs w:val="24"/>
         </w:rPr>
-        <w:lastRenderedPageBreak/>
         <w:drawing>
           <wp:inline distT="0" distB="0" distL="0" distR="0" wp14:anchorId="36FC5216" wp14:editId="08E5D8E8">
             <wp:extent cx="5016758" cy="5969307"/>
@@ -6677,6 +8521,35 @@
     </w:p>
     <w:p>
       <w:pPr>
+        <w:pStyle w:val="Heading3"/>
+        <w:rPr>
+          <w:rFonts w:ascii="Times New Roman" w:hAnsi="Times New Roman" w:cs="Times New Roman"/>
+          <w:sz w:val="24"/>
+          <w:szCs w:val="24"/>
+        </w:rPr>
+      </w:pPr>
+      <w:bookmarkStart w:id="30" w:name="_Toc233483588"/>
+      <w:r>
+        <w:rPr>
+          <w:rFonts w:ascii="Times New Roman" w:hAnsi="Times New Roman" w:cs="Times New Roman"/>
+          <w:sz w:val="24"/>
+          <w:szCs w:val="24"/>
+        </w:rPr>
+        <w:lastRenderedPageBreak/>
+        <w:t>And the final page. profile page</w:t>
+      </w:r>
+      <w:bookmarkEnd w:id="30"/>
+      <w:r>
+        <w:rPr>
+          <w:rFonts w:ascii="Times New Roman" w:hAnsi="Times New Roman" w:cs="Times New Roman"/>
+          <w:sz w:val="24"/>
+          <w:szCs w:val="24"/>
+        </w:rPr>
+        <w:t xml:space="preserve"> </w:t>
+      </w:r>
+    </w:p>
+    <w:p>
+      <w:pPr>
         <w:jc w:val="both"/>
         <w:rPr>
           <w:rFonts w:ascii="Times New Roman" w:hAnsi="Times New Roman" w:cs="Times New Roman"/>
@@ -6687,29 +8560,10 @@
       <w:r>
         <w:rPr>
           <w:rFonts w:ascii="Times New Roman" w:hAnsi="Times New Roman" w:cs="Times New Roman"/>
-          <w:sz w:val="24"/>
-          <w:szCs w:val="24"/>
-        </w:rPr>
-        <w:t xml:space="preserve">And the final page. profile page </w:t>
-      </w:r>
-    </w:p>
-    <w:p>
-      <w:pPr>
-        <w:jc w:val="both"/>
-        <w:rPr>
-          <w:rFonts w:ascii="Times New Roman" w:hAnsi="Times New Roman" w:cs="Times New Roman"/>
-          <w:sz w:val="24"/>
-          <w:szCs w:val="24"/>
-        </w:rPr>
-      </w:pPr>
-      <w:r>
-        <w:rPr>
-          <w:rFonts w:ascii="Times New Roman" w:hAnsi="Times New Roman" w:cs="Times New Roman"/>
           <w:noProof/>
           <w:sz w:val="24"/>
           <w:szCs w:val="24"/>
         </w:rPr>
-        <w:lastRenderedPageBreak/>
         <w:drawing>
           <wp:inline distT="0" distB="0" distL="0" distR="0" wp14:anchorId="74BEF79F" wp14:editId="5D2E8991">
             <wp:extent cx="3867349" cy="5931205"/>
@@ -6749,18 +8603,17 @@
     </w:p>
     <w:p>
       <w:pPr>
-        <w:jc w:val="both"/>
-        <w:rPr>
-          <w:rFonts w:ascii="Times New Roman" w:hAnsi="Times New Roman" w:cs="Times New Roman"/>
-          <w:sz w:val="24"/>
-          <w:szCs w:val="24"/>
-        </w:rPr>
-      </w:pPr>
-    </w:p>
-    <w:p>
-      <w:pPr>
-        <w:pStyle w:val="Heading2"/>
-        <w:jc w:val="both"/>
+        <w:pStyle w:val="Heading3"/>
+        <w:rPr>
+          <w:rFonts w:ascii="Times New Roman" w:hAnsi="Times New Roman" w:cs="Times New Roman"/>
+          <w:sz w:val="24"/>
+          <w:szCs w:val="24"/>
+        </w:rPr>
+      </w:pPr>
+    </w:p>
+    <w:p>
+      <w:pPr>
+        <w:pStyle w:val="Heading3"/>
         <w:rPr>
           <w:rFonts w:ascii="Times New Roman" w:hAnsi="Times New Roman" w:cs="Times New Roman"/>
           <w:color w:val="auto"/>
@@ -6768,7 +8621,8 @@
           <w:szCs w:val="24"/>
         </w:rPr>
       </w:pPr>
-      <w:bookmarkStart w:id="10" w:name="_Toc232520317"/>
+      <w:bookmarkStart w:id="31" w:name="_Toc233483046"/>
+      <w:bookmarkStart w:id="32" w:name="_Toc233483589"/>
       <w:r>
         <w:rPr>
           <w:rFonts w:ascii="Times New Roman" w:hAnsi="Times New Roman" w:cs="Times New Roman"/>
@@ -6778,7 +8632,8 @@
         </w:rPr>
         <w:t>PERSONAL REFLECTION</w:t>
       </w:r>
-      <w:bookmarkEnd w:id="10"/>
+      <w:bookmarkEnd w:id="31"/>
+      <w:bookmarkEnd w:id="32"/>
     </w:p>
     <w:p>
       <w:pPr>
@@ -6831,7 +8686,7 @@
     </w:p>
     <w:p>
       <w:pPr>
-        <w:pStyle w:val="Heading2"/>
+        <w:pStyle w:val="Heading3"/>
         <w:rPr>
           <w:rFonts w:ascii="Times New Roman" w:hAnsi="Times New Roman" w:cs="Times New Roman"/>
           <w:color w:val="auto"/>
@@ -6856,7 +8711,8 @@
         </w:rPr>
         <w:br/>
       </w:r>
-      <w:bookmarkStart w:id="11" w:name="_Toc232520318"/>
+      <w:bookmarkStart w:id="33" w:name="_Toc233483047"/>
+      <w:bookmarkStart w:id="34" w:name="_Toc233483590"/>
       <w:r>
         <w:rPr>
           <w:rFonts w:ascii="Times New Roman" w:hAnsi="Times New Roman" w:cs="Times New Roman"/>
@@ -7013,18 +8869,20 @@
           </wp:inline>
         </w:drawing>
       </w:r>
-      <w:bookmarkEnd w:id="11"/>
-    </w:p>
-    <w:p>
-      <w:pPr>
-        <w:pStyle w:val="Heading2"/>
-        <w:rPr>
-          <w:rFonts w:ascii="Times New Roman" w:hAnsi="Times New Roman" w:cs="Times New Roman"/>
-          <w:sz w:val="24"/>
-          <w:szCs w:val="24"/>
-        </w:rPr>
-      </w:pPr>
-      <w:bookmarkStart w:id="12" w:name="_Toc232520319"/>
+      <w:bookmarkEnd w:id="33"/>
+      <w:bookmarkEnd w:id="34"/>
+    </w:p>
+    <w:p>
+      <w:pPr>
+        <w:pStyle w:val="Heading3"/>
+        <w:rPr>
+          <w:rFonts w:ascii="Times New Roman" w:hAnsi="Times New Roman" w:cs="Times New Roman"/>
+          <w:sz w:val="24"/>
+          <w:szCs w:val="24"/>
+        </w:rPr>
+      </w:pPr>
+      <w:bookmarkStart w:id="35" w:name="_Toc233483048"/>
+      <w:bookmarkStart w:id="36" w:name="_Toc233483591"/>
       <w:r>
         <w:rPr>
           <w:rFonts w:ascii="Times New Roman" w:hAnsi="Times New Roman" w:cs="Times New Roman"/>
@@ -7033,7 +8891,8 @@
         </w:rPr>
         <w:t>After adding the first form</w:t>
       </w:r>
-      <w:bookmarkEnd w:id="12"/>
+      <w:bookmarkEnd w:id="35"/>
+      <w:bookmarkEnd w:id="36"/>
       <w:r>
         <w:rPr>
           <w:rFonts w:ascii="Times New Roman" w:hAnsi="Times New Roman" w:cs="Times New Roman"/>
@@ -7255,7 +9114,7 @@
     </w:p>
     <w:p>
       <w:pPr>
-        <w:pStyle w:val="Heading2"/>
+        <w:pStyle w:val="Heading3"/>
         <w:rPr>
           <w:rFonts w:ascii="Times New Roman" w:hAnsi="Times New Roman" w:cs="Times New Roman"/>
           <w:b w:val="0"/>
@@ -7264,7 +9123,8 @@
           <w:szCs w:val="24"/>
         </w:rPr>
       </w:pPr>
-      <w:bookmarkStart w:id="13" w:name="_Toc232520320"/>
+      <w:bookmarkStart w:id="37" w:name="_Toc233483049"/>
+      <w:bookmarkStart w:id="38" w:name="_Toc233483592"/>
       <w:r>
         <w:rPr>
           <w:rFonts w:ascii="Times New Roman" w:hAnsi="Times New Roman" w:cs="Times New Roman"/>
@@ -7276,7 +9136,8 @@
         <w:lastRenderedPageBreak/>
         <w:t>Update function when edit button is clicked</w:t>
       </w:r>
-      <w:bookmarkEnd w:id="13"/>
+      <w:bookmarkEnd w:id="37"/>
+      <w:bookmarkEnd w:id="38"/>
       <w:r>
         <w:rPr>
           <w:rFonts w:ascii="Times New Roman" w:hAnsi="Times New Roman" w:cs="Times New Roman"/>
@@ -7439,7 +9300,8 @@
           <w:szCs w:val="24"/>
         </w:rPr>
       </w:pPr>
-      <w:bookmarkStart w:id="14" w:name="_Toc232520321"/>
+      <w:bookmarkStart w:id="39" w:name="_Toc233483050"/>
+      <w:bookmarkStart w:id="40" w:name="_Toc233483593"/>
       <w:r>
         <w:rPr>
           <w:rFonts w:ascii="Times New Roman" w:hAnsi="Times New Roman" w:cs="Times New Roman"/>
@@ -7451,7 +9313,8 @@
         <w:lastRenderedPageBreak/>
         <w:t>And finally delete function</w:t>
       </w:r>
-      <w:bookmarkEnd w:id="14"/>
+      <w:bookmarkEnd w:id="39"/>
+      <w:bookmarkEnd w:id="40"/>
     </w:p>
     <w:p>
       <w:pPr>
@@ -7507,14 +9370,15 @@
     </w:p>
     <w:p>
       <w:pPr>
-        <w:pStyle w:val="Heading2"/>
-        <w:rPr>
-          <w:rFonts w:ascii="Times New Roman" w:hAnsi="Times New Roman" w:cs="Times New Roman"/>
-          <w:sz w:val="24"/>
-          <w:szCs w:val="24"/>
-        </w:rPr>
-      </w:pPr>
-      <w:bookmarkStart w:id="15" w:name="_Toc232520322"/>
+        <w:pStyle w:val="Heading3"/>
+        <w:rPr>
+          <w:rFonts w:ascii="Times New Roman" w:hAnsi="Times New Roman" w:cs="Times New Roman"/>
+          <w:sz w:val="24"/>
+          <w:szCs w:val="24"/>
+        </w:rPr>
+      </w:pPr>
+      <w:bookmarkStart w:id="41" w:name="_Toc233483051"/>
+      <w:bookmarkStart w:id="42" w:name="_Toc233483594"/>
       <w:r>
         <w:rPr>
           <w:rFonts w:ascii="Times New Roman" w:hAnsi="Times New Roman" w:cs="Times New Roman"/>
@@ -7523,7 +9387,8 @@
         </w:rPr>
         <w:t>Personal Reflection</w:t>
       </w:r>
-      <w:bookmarkEnd w:id="15"/>
+      <w:bookmarkEnd w:id="41"/>
+      <w:bookmarkEnd w:id="42"/>
     </w:p>
     <w:p>
       <w:pPr>
@@ -7581,7 +9446,8 @@
           <w:szCs w:val="24"/>
         </w:rPr>
       </w:pPr>
-      <w:bookmarkStart w:id="16" w:name="_Toc232520323"/>
+      <w:bookmarkStart w:id="43" w:name="_Toc233483052"/>
+      <w:bookmarkStart w:id="44" w:name="_Toc233483595"/>
       <w:r>
         <w:rPr>
           <w:rFonts w:ascii="Times New Roman" w:hAnsi="Times New Roman" w:cs="Times New Roman"/>
@@ -7600,11 +9466,12 @@
         </w:rPr>
         <w:t>Networking and APIs</w:t>
       </w:r>
-      <w:bookmarkEnd w:id="16"/>
-    </w:p>
-    <w:p>
-      <w:pPr>
-        <w:pStyle w:val="Heading1"/>
+      <w:bookmarkEnd w:id="43"/>
+      <w:bookmarkEnd w:id="44"/>
+    </w:p>
+    <w:p>
+      <w:pPr>
+        <w:pStyle w:val="Heading3"/>
         <w:rPr>
           <w:rFonts w:ascii="Times New Roman" w:hAnsi="Times New Roman" w:cs="Times New Roman"/>
           <w:color w:val="auto"/>
@@ -7612,7 +9479,8 @@
           <w:szCs w:val="24"/>
         </w:rPr>
       </w:pPr>
-      <w:bookmarkStart w:id="17" w:name="_Toc232520324"/>
+      <w:bookmarkStart w:id="45" w:name="_Toc233483053"/>
+      <w:bookmarkStart w:id="46" w:name="_Toc233483596"/>
       <w:proofErr w:type="spellStart"/>
       <w:r>
         <w:rPr>
@@ -7635,7 +9503,8 @@
         </w:rPr>
         <w:t> function</w:t>
       </w:r>
-      <w:bookmarkEnd w:id="17"/>
+      <w:bookmarkEnd w:id="45"/>
+      <w:bookmarkEnd w:id="46"/>
     </w:p>
     <w:p>
       <w:pPr>
@@ -7646,7 +9515,8 @@
           <w:szCs w:val="24"/>
         </w:rPr>
       </w:pPr>
-      <w:bookmarkStart w:id="18" w:name="_Toc232520325"/>
+      <w:bookmarkStart w:id="47" w:name="_Toc233483054"/>
+      <w:bookmarkStart w:id="48" w:name="_Toc233483597"/>
       <w:r>
         <w:rPr>
           <w:rFonts w:ascii="Times New Roman" w:hAnsi="Times New Roman" w:cs="Times New Roman"/>
@@ -7690,11 +9560,12 @@
           </wp:inline>
         </w:drawing>
       </w:r>
-      <w:bookmarkEnd w:id="18"/>
-    </w:p>
-    <w:p>
-      <w:pPr>
-        <w:pStyle w:val="Heading2"/>
+      <w:bookmarkEnd w:id="47"/>
+      <w:bookmarkEnd w:id="48"/>
+    </w:p>
+    <w:p>
+      <w:pPr>
+        <w:pStyle w:val="Heading3"/>
         <w:rPr>
           <w:rFonts w:ascii="Times New Roman" w:hAnsi="Times New Roman" w:cs="Times New Roman"/>
           <w:b w:val="0"/>
@@ -7703,7 +9574,8 @@
           <w:szCs w:val="24"/>
         </w:rPr>
       </w:pPr>
-      <w:bookmarkStart w:id="19" w:name="_Toc232520326"/>
+      <w:bookmarkStart w:id="49" w:name="_Toc233483055"/>
+      <w:bookmarkStart w:id="50" w:name="_Toc233483598"/>
       <w:r>
         <w:rPr>
           <w:rFonts w:ascii="Times New Roman" w:hAnsi="Times New Roman" w:cs="Times New Roman"/>
@@ -7714,7 +9586,8 @@
         </w:rPr>
         <w:t>Tracking screen</w:t>
       </w:r>
-      <w:bookmarkEnd w:id="19"/>
+      <w:bookmarkEnd w:id="49"/>
+      <w:bookmarkEnd w:id="50"/>
     </w:p>
     <w:p>
       <w:pPr>
@@ -7770,7 +9643,7 @@
     </w:p>
     <w:p>
       <w:pPr>
-        <w:pStyle w:val="Heading2"/>
+        <w:pStyle w:val="Heading3"/>
         <w:rPr>
           <w:rFonts w:ascii="Times New Roman" w:hAnsi="Times New Roman" w:cs="Times New Roman"/>
           <w:sz w:val="24"/>
@@ -7786,7 +9659,8 @@
         <w:lastRenderedPageBreak/>
         <w:t> </w:t>
       </w:r>
-      <w:bookmarkStart w:id="20" w:name="_Toc232520327"/>
+      <w:bookmarkStart w:id="51" w:name="_Toc233483056"/>
+      <w:bookmarkStart w:id="52" w:name="_Toc233483599"/>
       <w:r>
         <w:rPr>
           <w:rFonts w:ascii="Times New Roman" w:hAnsi="Times New Roman" w:cs="Times New Roman"/>
@@ -7795,7 +9669,8 @@
         </w:rPr>
         <w:t>Status Card</w:t>
       </w:r>
-      <w:bookmarkEnd w:id="20"/>
+      <w:bookmarkEnd w:id="51"/>
+      <w:bookmarkEnd w:id="52"/>
     </w:p>
     <w:p>
       <w:pPr>
@@ -7871,14 +9746,15 @@
     </w:p>
     <w:p>
       <w:pPr>
-        <w:pStyle w:val="Heading2"/>
-        <w:rPr>
-          <w:rFonts w:ascii="Times New Roman" w:hAnsi="Times New Roman" w:cs="Times New Roman"/>
-          <w:sz w:val="24"/>
-          <w:szCs w:val="24"/>
-        </w:rPr>
-      </w:pPr>
-      <w:bookmarkStart w:id="21" w:name="_Toc232520328"/>
+        <w:pStyle w:val="Heading3"/>
+        <w:rPr>
+          <w:rFonts w:ascii="Times New Roman" w:hAnsi="Times New Roman" w:cs="Times New Roman"/>
+          <w:sz w:val="24"/>
+          <w:szCs w:val="24"/>
+        </w:rPr>
+      </w:pPr>
+      <w:bookmarkStart w:id="53" w:name="_Toc233483057"/>
+      <w:bookmarkStart w:id="54" w:name="_Toc233483600"/>
       <w:r>
         <w:rPr>
           <w:rFonts w:ascii="Times New Roman" w:hAnsi="Times New Roman" w:cs="Times New Roman"/>
@@ -7887,7 +9763,8 @@
         </w:rPr>
         <w:t>Tracking History Timeline</w:t>
       </w:r>
-      <w:bookmarkEnd w:id="21"/>
+      <w:bookmarkEnd w:id="53"/>
+      <w:bookmarkEnd w:id="54"/>
     </w:p>
     <w:p>
       <w:pPr>
@@ -7943,7 +9820,7 @@
     </w:p>
     <w:p>
       <w:pPr>
-        <w:pStyle w:val="Heading2"/>
+        <w:pStyle w:val="Heading3"/>
         <w:rPr>
           <w:rFonts w:ascii="Times New Roman" w:hAnsi="Times New Roman" w:cs="Times New Roman"/>
           <w:sz w:val="24"/>
@@ -7959,7 +9836,8 @@
         <w:lastRenderedPageBreak/>
         <w:t> </w:t>
       </w:r>
-      <w:bookmarkStart w:id="22" w:name="_Toc232520329"/>
+      <w:bookmarkStart w:id="55" w:name="_Toc233483058"/>
+      <w:bookmarkStart w:id="56" w:name="_Toc233483601"/>
       <w:r>
         <w:rPr>
           <w:rFonts w:ascii="Times New Roman" w:hAnsi="Times New Roman" w:cs="Times New Roman"/>
@@ -7968,7 +9846,8 @@
         </w:rPr>
         <w:t>Dashboard with API Stats</w:t>
       </w:r>
-      <w:bookmarkEnd w:id="22"/>
+      <w:bookmarkEnd w:id="55"/>
+      <w:bookmarkEnd w:id="56"/>
     </w:p>
     <w:p>
       <w:pPr>
@@ -8051,7 +9930,7 @@
     </w:p>
     <w:p>
       <w:pPr>
-        <w:pStyle w:val="Heading2"/>
+        <w:pStyle w:val="Heading3"/>
         <w:rPr>
           <w:rFonts w:ascii="Times New Roman" w:hAnsi="Times New Roman" w:cs="Times New Roman"/>
           <w:b w:val="0"/>
@@ -8068,7 +9947,8 @@
         </w:rPr>
         <w:t> </w:t>
       </w:r>
-      <w:bookmarkStart w:id="23" w:name="_Toc232520330"/>
+      <w:bookmarkStart w:id="57" w:name="_Toc233483059"/>
+      <w:bookmarkStart w:id="58" w:name="_Toc233483602"/>
       <w:r>
         <w:rPr>
           <w:rFonts w:ascii="Times New Roman" w:hAnsi="Times New Roman" w:cs="Times New Roman"/>
@@ -8077,7 +9957,8 @@
         </w:rPr>
         <w:t>Error Handling</w:t>
       </w:r>
-      <w:bookmarkEnd w:id="23"/>
+      <w:bookmarkEnd w:id="57"/>
+      <w:bookmarkEnd w:id="58"/>
     </w:p>
     <w:p>
       <w:pPr>
@@ -8144,7 +10025,8 @@
           <w:szCs w:val="24"/>
         </w:rPr>
       </w:pPr>
-      <w:bookmarkStart w:id="24" w:name="_Toc232520331"/>
+      <w:bookmarkStart w:id="59" w:name="_Toc233483060"/>
+      <w:bookmarkStart w:id="60" w:name="_Toc233483603"/>
       <w:r>
         <w:rPr>
           <w:rFonts w:ascii="Times New Roman" w:hAnsi="Times New Roman" w:cs="Times New Roman"/>
@@ -8154,11 +10036,12 @@
         <w:lastRenderedPageBreak/>
         <w:t>Export Report</w:t>
       </w:r>
-      <w:bookmarkEnd w:id="24"/>
-    </w:p>
-    <w:p>
-      <w:pPr>
-        <w:pStyle w:val="Heading2"/>
+      <w:bookmarkEnd w:id="59"/>
+      <w:bookmarkEnd w:id="60"/>
+    </w:p>
+    <w:p>
+      <w:pPr>
+        <w:pStyle w:val="Heading3"/>
         <w:rPr>
           <w:rFonts w:ascii="Times New Roman" w:eastAsia="MS Mincho" w:hAnsi="Times New Roman" w:cs="Times New Roman"/>
           <w:b w:val="0"/>
@@ -8168,7 +10051,8 @@
           <w:szCs w:val="24"/>
         </w:rPr>
       </w:pPr>
-      <w:bookmarkStart w:id="25" w:name="_Toc232520332"/>
+      <w:bookmarkStart w:id="61" w:name="_Toc233483061"/>
+      <w:bookmarkStart w:id="62" w:name="_Toc233483604"/>
       <w:r>
         <w:rPr>
           <w:rFonts w:ascii="Times New Roman" w:hAnsi="Times New Roman" w:cs="Times New Roman"/>
@@ -8245,7 +10129,8 @@
         </w:rPr>
         <w:t>Personal Reflection</w:t>
       </w:r>
-      <w:bookmarkEnd w:id="25"/>
+      <w:bookmarkEnd w:id="61"/>
+      <w:bookmarkEnd w:id="62"/>
     </w:p>
     <w:p>
       <w:pPr>
@@ -8273,6 +10158,31 @@
         </w:rPr>
       </w:pPr>
     </w:p>
+    <w:p>
+      <w:pPr>
+        <w:pStyle w:val="Heading1"/>
+        <w:rPr>
+          <w:rFonts w:ascii="Times New Roman" w:hAnsi="Times New Roman" w:cs="Times New Roman"/>
+          <w:color w:val="auto"/>
+          <w:sz w:val="24"/>
+          <w:szCs w:val="24"/>
+        </w:rPr>
+      </w:pPr>
+      <w:bookmarkStart w:id="63" w:name="_Toc233483062"/>
+    </w:p>
+    <w:p>
+      <w:pPr>
+        <w:pStyle w:val="Heading1"/>
+        <w:rPr>
+          <w:rFonts w:ascii="Times New Roman" w:hAnsi="Times New Roman" w:cs="Times New Roman"/>
+          <w:color w:val="auto"/>
+          <w:sz w:val="24"/>
+          <w:szCs w:val="24"/>
+        </w:rPr>
+      </w:pPr>
+    </w:p>
+    <w:p/>
+    <w:p/>
     <w:p>
       <w:pPr>
         <w:pStyle w:val="Heading1"/>
@@ -8283,7 +10193,7 @@
           <w:szCs w:val="24"/>
         </w:rPr>
       </w:pPr>
-      <w:bookmarkStart w:id="26" w:name="_Toc232520333"/>
+      <w:bookmarkStart w:id="64" w:name="_Toc233483605"/>
       <w:r>
         <w:rPr>
           <w:rFonts w:ascii="Times New Roman" w:hAnsi="Times New Roman" w:cs="Times New Roman"/>
@@ -8291,14 +10201,17 @@
           <w:sz w:val="24"/>
           <w:szCs w:val="24"/>
         </w:rPr>
+        <w:lastRenderedPageBreak/>
         <w:t>WEEK 6:</w:t>
       </w:r>
-      <w:r>
-        <w:rPr>
-          <w:rFonts w:ascii="Segoe UI" w:eastAsia="Times New Roman" w:hAnsi="Segoe UI" w:cs="Segoe UI"/>
+      <w:bookmarkEnd w:id="63"/>
+      <w:bookmarkEnd w:id="64"/>
+      <w:r>
+        <w:rPr>
+          <w:rFonts w:ascii="Times New Roman" w:eastAsia="Times New Roman" w:hAnsi="Times New Roman" w:cs="Times New Roman"/>
           <w:color w:val="auto"/>
-          <w:sz w:val="33"/>
-          <w:szCs w:val="33"/>
+          <w:sz w:val="24"/>
+          <w:szCs w:val="24"/>
         </w:rPr>
         <w:t xml:space="preserve"> </w:t>
       </w:r>
@@ -8311,52 +10224,70 @@
         </w:rPr>
         <w:t> </w:t>
       </w:r>
-      <w:bookmarkEnd w:id="26"/>
-    </w:p>
-    <w:p>
-      <w:pPr>
-        <w:rPr>
+    </w:p>
+    <w:p>
+      <w:pPr>
+        <w:pStyle w:val="Heading1"/>
+        <w:rPr>
+          <w:rFonts w:ascii="Times New Roman" w:hAnsi="Times New Roman" w:cs="Times New Roman"/>
+          <w:b w:val="0"/>
+          <w:bCs w:val="0"/>
+          <w:sz w:val="24"/>
+          <w:szCs w:val="24"/>
+        </w:rPr>
+      </w:pPr>
+      <w:bookmarkStart w:id="65" w:name="_Toc233483606"/>
+      <w:r>
+        <w:rPr>
+          <w:rFonts w:ascii="Times New Roman" w:hAnsi="Times New Roman" w:cs="Times New Roman"/>
+          <w:sz w:val="24"/>
+          <w:szCs w:val="24"/>
+        </w:rPr>
+        <w:t>Task 1: Mobile Application Networking Analysis</w:t>
+      </w:r>
+      <w:bookmarkEnd w:id="65"/>
+    </w:p>
+    <w:p>
+      <w:pPr>
+        <w:rPr>
+          <w:rFonts w:ascii="Times New Roman" w:hAnsi="Times New Roman" w:cs="Times New Roman"/>
           <w:b/>
           <w:bCs/>
-        </w:rPr>
-      </w:pPr>
-      <w:r>
-        <w:rPr>
+          <w:sz w:val="24"/>
+          <w:szCs w:val="24"/>
+        </w:rPr>
+      </w:pPr>
+    </w:p>
+    <w:p>
+      <w:pPr>
+        <w:rPr>
+          <w:rFonts w:ascii="Times New Roman" w:hAnsi="Times New Roman" w:cs="Times New Roman"/>
           <w:b/>
           <w:bCs/>
-        </w:rPr>
-        <w:t>Task 1: Mobile Application Networking Analysis</w:t>
-      </w:r>
-    </w:p>
-    <w:p>
-      <w:pPr>
-        <w:rPr>
+          <w:sz w:val="24"/>
+          <w:szCs w:val="24"/>
+        </w:rPr>
+      </w:pPr>
+    </w:p>
+    <w:p>
+      <w:pPr>
+        <w:rPr>
+          <w:rFonts w:ascii="Times New Roman" w:hAnsi="Times New Roman" w:cs="Times New Roman"/>
           <w:b/>
           <w:bCs/>
-        </w:rPr>
-      </w:pPr>
-    </w:p>
-    <w:p>
-      <w:pPr>
-        <w:rPr>
+          <w:sz w:val="24"/>
+          <w:szCs w:val="24"/>
+        </w:rPr>
+      </w:pPr>
+    </w:p>
+    <w:p>
+      <w:pPr>
+        <w:rPr>
+          <w:rFonts w:ascii="Times New Roman" w:hAnsi="Times New Roman" w:cs="Times New Roman"/>
           <w:b/>
           <w:bCs/>
-        </w:rPr>
-      </w:pPr>
-    </w:p>
-    <w:p>
-      <w:pPr>
-        <w:rPr>
-          <w:b/>
-          <w:bCs/>
-        </w:rPr>
-      </w:pPr>
-    </w:p>
-    <w:p>
-      <w:pPr>
-        <w:rPr>
-          <w:b/>
-          <w:bCs/>
+          <w:sz w:val="24"/>
+          <w:szCs w:val="24"/>
         </w:rPr>
       </w:pPr>
     </w:p>
@@ -8381,10 +10312,10 @@
         <w:tblLook w:val="04A0" w:firstRow="1" w:lastRow="0" w:firstColumn="1" w:lastColumn="0" w:noHBand="0" w:noVBand="1"/>
       </w:tblPr>
       <w:tblGrid>
-        <w:gridCol w:w="1268"/>
-        <w:gridCol w:w="1863"/>
-        <w:gridCol w:w="1604"/>
-        <w:gridCol w:w="3895"/>
+        <w:gridCol w:w="1296"/>
+        <w:gridCol w:w="1923"/>
+        <w:gridCol w:w="1626"/>
+        <w:gridCol w:w="3785"/>
       </w:tblGrid>
       <w:tr>
         <w:trPr>
@@ -8400,16 +10331,21 @@
           <w:p>
             <w:pPr>
               <w:rPr>
+                <w:rFonts w:ascii="Times New Roman" w:hAnsi="Times New Roman" w:cs="Times New Roman"/>
                 <w:b/>
                 <w:bCs/>
+                <w:sz w:val="24"/>
+                <w:szCs w:val="24"/>
               </w:rPr>
             </w:pPr>
             <w:r>
               <w:rPr>
+                <w:rFonts w:ascii="Times New Roman" w:hAnsi="Times New Roman" w:cs="Times New Roman"/>
                 <w:b/>
                 <w:bCs/>
-              </w:rPr>
-              <w:lastRenderedPageBreak/>
+                <w:sz w:val="24"/>
+                <w:szCs w:val="24"/>
+              </w:rPr>
               <w:t>Application</w:t>
             </w:r>
           </w:p>
@@ -8423,14 +10359,20 @@
           <w:p>
             <w:pPr>
               <w:rPr>
+                <w:rFonts w:ascii="Times New Roman" w:hAnsi="Times New Roman" w:cs="Times New Roman"/>
                 <w:b/>
                 <w:bCs/>
+                <w:sz w:val="24"/>
+                <w:szCs w:val="24"/>
               </w:rPr>
             </w:pPr>
             <w:r>
               <w:rPr>
+                <w:rFonts w:ascii="Times New Roman" w:hAnsi="Times New Roman" w:cs="Times New Roman"/>
                 <w:b/>
                 <w:bCs/>
+                <w:sz w:val="24"/>
+                <w:szCs w:val="24"/>
               </w:rPr>
               <w:t>Client</w:t>
             </w:r>
@@ -8445,14 +10387,20 @@
           <w:p>
             <w:pPr>
               <w:rPr>
+                <w:rFonts w:ascii="Times New Roman" w:hAnsi="Times New Roman" w:cs="Times New Roman"/>
                 <w:b/>
                 <w:bCs/>
+                <w:sz w:val="24"/>
+                <w:szCs w:val="24"/>
               </w:rPr>
             </w:pPr>
             <w:r>
               <w:rPr>
+                <w:rFonts w:ascii="Times New Roman" w:hAnsi="Times New Roman" w:cs="Times New Roman"/>
                 <w:b/>
                 <w:bCs/>
+                <w:sz w:val="24"/>
+                <w:szCs w:val="24"/>
               </w:rPr>
               <w:t>Server</w:t>
             </w:r>
@@ -8467,14 +10415,20 @@
           <w:p>
             <w:pPr>
               <w:rPr>
+                <w:rFonts w:ascii="Times New Roman" w:hAnsi="Times New Roman" w:cs="Times New Roman"/>
                 <w:b/>
                 <w:bCs/>
+                <w:sz w:val="24"/>
+                <w:szCs w:val="24"/>
               </w:rPr>
             </w:pPr>
             <w:r>
               <w:rPr>
+                <w:rFonts w:ascii="Times New Roman" w:hAnsi="Times New Roman" w:cs="Times New Roman"/>
                 <w:b/>
                 <w:bCs/>
+                <w:sz w:val="24"/>
+                <w:szCs w:val="24"/>
               </w:rPr>
               <w:t>Data Exchanged</w:t>
             </w:r>
@@ -8492,7 +10446,19 @@
             <w:hideMark/>
           </w:tcPr>
           <w:p>
-            <w:r>
+            <w:pPr>
+              <w:rPr>
+                <w:rFonts w:ascii="Times New Roman" w:hAnsi="Times New Roman" w:cs="Times New Roman"/>
+                <w:sz w:val="24"/>
+                <w:szCs w:val="24"/>
+              </w:rPr>
+            </w:pPr>
+            <w:r>
+              <w:rPr>
+                <w:rFonts w:ascii="Times New Roman" w:hAnsi="Times New Roman" w:cs="Times New Roman"/>
+                <w:sz w:val="24"/>
+                <w:szCs w:val="24"/>
+              </w:rPr>
               <w:t>WhatsApp</w:t>
             </w:r>
           </w:p>
@@ -8504,7 +10470,19 @@
             <w:hideMark/>
           </w:tcPr>
           <w:p>
-            <w:r>
+            <w:pPr>
+              <w:rPr>
+                <w:rFonts w:ascii="Times New Roman" w:hAnsi="Times New Roman" w:cs="Times New Roman"/>
+                <w:sz w:val="24"/>
+                <w:szCs w:val="24"/>
+              </w:rPr>
+            </w:pPr>
+            <w:r>
+              <w:rPr>
+                <w:rFonts w:ascii="Times New Roman" w:hAnsi="Times New Roman" w:cs="Times New Roman"/>
+                <w:sz w:val="24"/>
+                <w:szCs w:val="24"/>
+              </w:rPr>
               <w:t>WhatsApp Mobile App</w:t>
             </w:r>
           </w:p>
@@ -8516,7 +10494,19 @@
             <w:hideMark/>
           </w:tcPr>
           <w:p>
-            <w:r>
+            <w:pPr>
+              <w:rPr>
+                <w:rFonts w:ascii="Times New Roman" w:hAnsi="Times New Roman" w:cs="Times New Roman"/>
+                <w:sz w:val="24"/>
+                <w:szCs w:val="24"/>
+              </w:rPr>
+            </w:pPr>
+            <w:r>
+              <w:rPr>
+                <w:rFonts w:ascii="Times New Roman" w:hAnsi="Times New Roman" w:cs="Times New Roman"/>
+                <w:sz w:val="24"/>
+                <w:szCs w:val="24"/>
+              </w:rPr>
               <w:t>WhatsApp Servers</w:t>
             </w:r>
           </w:p>
@@ -8528,7 +10518,19 @@
             <w:hideMark/>
           </w:tcPr>
           <w:p>
-            <w:r>
+            <w:pPr>
+              <w:rPr>
+                <w:rFonts w:ascii="Times New Roman" w:hAnsi="Times New Roman" w:cs="Times New Roman"/>
+                <w:sz w:val="24"/>
+                <w:szCs w:val="24"/>
+              </w:rPr>
+            </w:pPr>
+            <w:r>
+              <w:rPr>
+                <w:rFonts w:ascii="Times New Roman" w:hAnsi="Times New Roman" w:cs="Times New Roman"/>
+                <w:sz w:val="24"/>
+                <w:szCs w:val="24"/>
+              </w:rPr>
               <w:t>Messages, media files, contacts</w:t>
             </w:r>
           </w:p>
@@ -8545,7 +10547,19 @@
             <w:hideMark/>
           </w:tcPr>
           <w:p>
-            <w:r>
+            <w:pPr>
+              <w:rPr>
+                <w:rFonts w:ascii="Times New Roman" w:hAnsi="Times New Roman" w:cs="Times New Roman"/>
+                <w:sz w:val="24"/>
+                <w:szCs w:val="24"/>
+              </w:rPr>
+            </w:pPr>
+            <w:r>
+              <w:rPr>
+                <w:rFonts w:ascii="Times New Roman" w:hAnsi="Times New Roman" w:cs="Times New Roman"/>
+                <w:sz w:val="24"/>
+                <w:szCs w:val="24"/>
+              </w:rPr>
               <w:t>Facebook</w:t>
             </w:r>
           </w:p>
@@ -8557,7 +10571,19 @@
             <w:hideMark/>
           </w:tcPr>
           <w:p>
-            <w:r>
+            <w:pPr>
+              <w:rPr>
+                <w:rFonts w:ascii="Times New Roman" w:hAnsi="Times New Roman" w:cs="Times New Roman"/>
+                <w:sz w:val="24"/>
+                <w:szCs w:val="24"/>
+              </w:rPr>
+            </w:pPr>
+            <w:r>
+              <w:rPr>
+                <w:rFonts w:ascii="Times New Roman" w:hAnsi="Times New Roman" w:cs="Times New Roman"/>
+                <w:sz w:val="24"/>
+                <w:szCs w:val="24"/>
+              </w:rPr>
               <w:t>Facebook Mobile App</w:t>
             </w:r>
           </w:p>
@@ -8569,7 +10595,19 @@
             <w:hideMark/>
           </w:tcPr>
           <w:p>
-            <w:r>
+            <w:pPr>
+              <w:rPr>
+                <w:rFonts w:ascii="Times New Roman" w:hAnsi="Times New Roman" w:cs="Times New Roman"/>
+                <w:sz w:val="24"/>
+                <w:szCs w:val="24"/>
+              </w:rPr>
+            </w:pPr>
+            <w:r>
+              <w:rPr>
+                <w:rFonts w:ascii="Times New Roman" w:hAnsi="Times New Roman" w:cs="Times New Roman"/>
+                <w:sz w:val="24"/>
+                <w:szCs w:val="24"/>
+              </w:rPr>
               <w:t>Facebook Servers</w:t>
             </w:r>
           </w:p>
@@ -8581,7 +10619,19 @@
             <w:hideMark/>
           </w:tcPr>
           <w:p>
-            <w:r>
+            <w:pPr>
+              <w:rPr>
+                <w:rFonts w:ascii="Times New Roman" w:hAnsi="Times New Roman" w:cs="Times New Roman"/>
+                <w:sz w:val="24"/>
+                <w:szCs w:val="24"/>
+              </w:rPr>
+            </w:pPr>
+            <w:r>
+              <w:rPr>
+                <w:rFonts w:ascii="Times New Roman" w:hAnsi="Times New Roman" w:cs="Times New Roman"/>
+                <w:sz w:val="24"/>
+                <w:szCs w:val="24"/>
+              </w:rPr>
               <w:t>Posts, comments, likes, user profiles</w:t>
             </w:r>
           </w:p>
@@ -8598,7 +10648,19 @@
             <w:hideMark/>
           </w:tcPr>
           <w:p>
-            <w:r>
+            <w:pPr>
+              <w:rPr>
+                <w:rFonts w:ascii="Times New Roman" w:hAnsi="Times New Roman" w:cs="Times New Roman"/>
+                <w:sz w:val="24"/>
+                <w:szCs w:val="24"/>
+              </w:rPr>
+            </w:pPr>
+            <w:r>
+              <w:rPr>
+                <w:rFonts w:ascii="Times New Roman" w:hAnsi="Times New Roman" w:cs="Times New Roman"/>
+                <w:sz w:val="24"/>
+                <w:szCs w:val="24"/>
+              </w:rPr>
               <w:t>Uber</w:t>
             </w:r>
           </w:p>
@@ -8610,7 +10672,19 @@
             <w:hideMark/>
           </w:tcPr>
           <w:p>
-            <w:r>
+            <w:pPr>
+              <w:rPr>
+                <w:rFonts w:ascii="Times New Roman" w:hAnsi="Times New Roman" w:cs="Times New Roman"/>
+                <w:sz w:val="24"/>
+                <w:szCs w:val="24"/>
+              </w:rPr>
+            </w:pPr>
+            <w:r>
+              <w:rPr>
+                <w:rFonts w:ascii="Times New Roman" w:hAnsi="Times New Roman" w:cs="Times New Roman"/>
+                <w:sz w:val="24"/>
+                <w:szCs w:val="24"/>
+              </w:rPr>
               <w:t>Uber Mobile App</w:t>
             </w:r>
           </w:p>
@@ -8622,7 +10696,19 @@
             <w:hideMark/>
           </w:tcPr>
           <w:p>
-            <w:r>
+            <w:pPr>
+              <w:rPr>
+                <w:rFonts w:ascii="Times New Roman" w:hAnsi="Times New Roman" w:cs="Times New Roman"/>
+                <w:sz w:val="24"/>
+                <w:szCs w:val="24"/>
+              </w:rPr>
+            </w:pPr>
+            <w:r>
+              <w:rPr>
+                <w:rFonts w:ascii="Times New Roman" w:hAnsi="Times New Roman" w:cs="Times New Roman"/>
+                <w:sz w:val="24"/>
+                <w:szCs w:val="24"/>
+              </w:rPr>
               <w:t>Uber Servers</w:t>
             </w:r>
           </w:p>
@@ -8634,7 +10720,19 @@
             <w:hideMark/>
           </w:tcPr>
           <w:p>
-            <w:r>
+            <w:pPr>
+              <w:rPr>
+                <w:rFonts w:ascii="Times New Roman" w:hAnsi="Times New Roman" w:cs="Times New Roman"/>
+                <w:sz w:val="24"/>
+                <w:szCs w:val="24"/>
+              </w:rPr>
+            </w:pPr>
+            <w:r>
+              <w:rPr>
+                <w:rFonts w:ascii="Times New Roman" w:hAnsi="Times New Roman" w:cs="Times New Roman"/>
+                <w:sz w:val="24"/>
+                <w:szCs w:val="24"/>
+              </w:rPr>
               <w:t>Location data, ride requests, payment information</w:t>
             </w:r>
           </w:p>
@@ -8651,7 +10749,19 @@
             <w:hideMark/>
           </w:tcPr>
           <w:p>
-            <w:r>
+            <w:pPr>
+              <w:rPr>
+                <w:rFonts w:ascii="Times New Roman" w:hAnsi="Times New Roman" w:cs="Times New Roman"/>
+                <w:sz w:val="24"/>
+                <w:szCs w:val="24"/>
+              </w:rPr>
+            </w:pPr>
+            <w:r>
+              <w:rPr>
+                <w:rFonts w:ascii="Times New Roman" w:hAnsi="Times New Roman" w:cs="Times New Roman"/>
+                <w:sz w:val="24"/>
+                <w:szCs w:val="24"/>
+              </w:rPr>
               <w:t>M-Pesa</w:t>
             </w:r>
           </w:p>
@@ -8663,7 +10773,19 @@
             <w:hideMark/>
           </w:tcPr>
           <w:p>
-            <w:r>
+            <w:pPr>
+              <w:rPr>
+                <w:rFonts w:ascii="Times New Roman" w:hAnsi="Times New Roman" w:cs="Times New Roman"/>
+                <w:sz w:val="24"/>
+                <w:szCs w:val="24"/>
+              </w:rPr>
+            </w:pPr>
+            <w:r>
+              <w:rPr>
+                <w:rFonts w:ascii="Times New Roman" w:hAnsi="Times New Roman" w:cs="Times New Roman"/>
+                <w:sz w:val="24"/>
+                <w:szCs w:val="24"/>
+              </w:rPr>
               <w:t>M-Pesa Mobile App</w:t>
             </w:r>
           </w:p>
@@ -8675,7 +10797,19 @@
             <w:hideMark/>
           </w:tcPr>
           <w:p>
-            <w:r>
+            <w:pPr>
+              <w:rPr>
+                <w:rFonts w:ascii="Times New Roman" w:hAnsi="Times New Roman" w:cs="Times New Roman"/>
+                <w:sz w:val="24"/>
+                <w:szCs w:val="24"/>
+              </w:rPr>
+            </w:pPr>
+            <w:r>
+              <w:rPr>
+                <w:rFonts w:ascii="Times New Roman" w:hAnsi="Times New Roman" w:cs="Times New Roman"/>
+                <w:sz w:val="24"/>
+                <w:szCs w:val="24"/>
+              </w:rPr>
               <w:t>Safaricom Servers</w:t>
             </w:r>
           </w:p>
@@ -8687,7 +10821,19 @@
             <w:hideMark/>
           </w:tcPr>
           <w:p>
-            <w:r>
+            <w:pPr>
+              <w:rPr>
+                <w:rFonts w:ascii="Times New Roman" w:hAnsi="Times New Roman" w:cs="Times New Roman"/>
+                <w:sz w:val="24"/>
+                <w:szCs w:val="24"/>
+              </w:rPr>
+            </w:pPr>
+            <w:r>
+              <w:rPr>
+                <w:rFonts w:ascii="Times New Roman" w:hAnsi="Times New Roman" w:cs="Times New Roman"/>
+                <w:sz w:val="24"/>
+                <w:szCs w:val="24"/>
+              </w:rPr>
               <w:t>Transaction data, account balances, payment details</w:t>
             </w:r>
           </w:p>
@@ -8704,7 +10850,19 @@
             <w:hideMark/>
           </w:tcPr>
           <w:p>
-            <w:r>
+            <w:pPr>
+              <w:rPr>
+                <w:rFonts w:ascii="Times New Roman" w:hAnsi="Times New Roman" w:cs="Times New Roman"/>
+                <w:sz w:val="24"/>
+                <w:szCs w:val="24"/>
+              </w:rPr>
+            </w:pPr>
+            <w:r>
+              <w:rPr>
+                <w:rFonts w:ascii="Times New Roman" w:hAnsi="Times New Roman" w:cs="Times New Roman"/>
+                <w:sz w:val="24"/>
+                <w:szCs w:val="24"/>
+              </w:rPr>
               <w:t>YouTube</w:t>
             </w:r>
           </w:p>
@@ -8716,7 +10874,19 @@
             <w:hideMark/>
           </w:tcPr>
           <w:p>
-            <w:r>
+            <w:pPr>
+              <w:rPr>
+                <w:rFonts w:ascii="Times New Roman" w:hAnsi="Times New Roman" w:cs="Times New Roman"/>
+                <w:sz w:val="24"/>
+                <w:szCs w:val="24"/>
+              </w:rPr>
+            </w:pPr>
+            <w:r>
+              <w:rPr>
+                <w:rFonts w:ascii="Times New Roman" w:hAnsi="Times New Roman" w:cs="Times New Roman"/>
+                <w:sz w:val="24"/>
+                <w:szCs w:val="24"/>
+              </w:rPr>
               <w:t>YouTube Mobile App</w:t>
             </w:r>
           </w:p>
@@ -8728,7 +10898,19 @@
             <w:hideMark/>
           </w:tcPr>
           <w:p>
-            <w:r>
+            <w:pPr>
+              <w:rPr>
+                <w:rFonts w:ascii="Times New Roman" w:hAnsi="Times New Roman" w:cs="Times New Roman"/>
+                <w:sz w:val="24"/>
+                <w:szCs w:val="24"/>
+              </w:rPr>
+            </w:pPr>
+            <w:r>
+              <w:rPr>
+                <w:rFonts w:ascii="Times New Roman" w:hAnsi="Times New Roman" w:cs="Times New Roman"/>
+                <w:sz w:val="24"/>
+                <w:szCs w:val="24"/>
+              </w:rPr>
               <w:t>Google Servers</w:t>
             </w:r>
           </w:p>
@@ -8740,230 +10922,593 @@
             <w:hideMark/>
           </w:tcPr>
           <w:p>
-            <w:r>
+            <w:pPr>
+              <w:rPr>
+                <w:rFonts w:ascii="Times New Roman" w:hAnsi="Times New Roman" w:cs="Times New Roman"/>
+                <w:sz w:val="24"/>
+                <w:szCs w:val="24"/>
+              </w:rPr>
+            </w:pPr>
+            <w:r>
+              <w:rPr>
+                <w:rFonts w:ascii="Times New Roman" w:hAnsi="Times New Roman" w:cs="Times New Roman"/>
+                <w:sz w:val="24"/>
+                <w:szCs w:val="24"/>
+              </w:rPr>
               <w:t>Video streams, search queries, metadata</w:t>
             </w:r>
           </w:p>
         </w:tc>
       </w:tr>
     </w:tbl>
-    <w:p/>
-    <w:p>
-      <w:pPr>
-        <w:rPr>
+    <w:p>
+      <w:pPr>
+        <w:pStyle w:val="Heading2"/>
+        <w:rPr>
+          <w:rFonts w:ascii="Times New Roman" w:hAnsi="Times New Roman" w:cs="Times New Roman"/>
+          <w:sz w:val="24"/>
+          <w:szCs w:val="24"/>
+        </w:rPr>
+      </w:pPr>
+    </w:p>
+    <w:p>
+      <w:pPr>
+        <w:pStyle w:val="Heading2"/>
+        <w:rPr>
+          <w:rFonts w:ascii="Times New Roman" w:hAnsi="Times New Roman" w:cs="Times New Roman"/>
+          <w:b w:val="0"/>
+          <w:bCs w:val="0"/>
+          <w:sz w:val="24"/>
+          <w:szCs w:val="24"/>
+        </w:rPr>
+      </w:pPr>
+      <w:bookmarkStart w:id="66" w:name="_Toc233483607"/>
+      <w:r>
+        <w:rPr>
+          <w:rFonts w:ascii="Times New Roman" w:hAnsi="Times New Roman" w:cs="Times New Roman"/>
+          <w:sz w:val="24"/>
+          <w:szCs w:val="24"/>
+        </w:rPr>
+        <w:t>Task 2: API Investigation</w:t>
+      </w:r>
+      <w:bookmarkEnd w:id="66"/>
+    </w:p>
+    <w:p>
+      <w:pPr>
+        <w:rPr>
+          <w:rFonts w:ascii="Times New Roman" w:hAnsi="Times New Roman" w:cs="Times New Roman"/>
+          <w:sz w:val="24"/>
+          <w:szCs w:val="24"/>
+        </w:rPr>
+      </w:pPr>
+      <w:r>
+        <w:rPr>
+          <w:rFonts w:ascii="Times New Roman" w:hAnsi="Times New Roman" w:cs="Times New Roman"/>
           <w:b/>
           <w:bCs/>
-        </w:rPr>
-      </w:pPr>
-      <w:r>
-        <w:rPr>
+          <w:sz w:val="24"/>
+          <w:szCs w:val="24"/>
+        </w:rPr>
+        <w:t>API Name:</w:t>
+      </w:r>
+      <w:r>
+        <w:rPr>
+          <w:rFonts w:ascii="Times New Roman" w:hAnsi="Times New Roman" w:cs="Times New Roman"/>
+          <w:sz w:val="24"/>
+          <w:szCs w:val="24"/>
+        </w:rPr>
+        <w:t xml:space="preserve"> JSON Placeholder</w:t>
+      </w:r>
+    </w:p>
+    <w:p>
+      <w:pPr>
+        <w:rPr>
+          <w:rFonts w:ascii="Times New Roman" w:hAnsi="Times New Roman" w:cs="Times New Roman"/>
+          <w:sz w:val="24"/>
+          <w:szCs w:val="24"/>
+        </w:rPr>
+      </w:pPr>
+      <w:r>
+        <w:rPr>
+          <w:rFonts w:ascii="Times New Roman" w:hAnsi="Times New Roman" w:cs="Times New Roman"/>
           <w:b/>
           <w:bCs/>
-        </w:rPr>
-        <w:t>Task 2: API Investigation</w:t>
-      </w:r>
-    </w:p>
-    <w:p>
-      <w:r>
-        <w:rPr>
-          <w:b/>
-          <w:bCs/>
-        </w:rPr>
-        <w:t>API Name:</w:t>
-      </w:r>
-      <w:r>
-        <w:t xml:space="preserve"> JSON Placeholder</w:t>
-      </w:r>
-    </w:p>
-    <w:p>
-      <w:r>
-        <w:rPr>
-          <w:b/>
-          <w:bCs/>
+          <w:sz w:val="24"/>
+          <w:szCs w:val="24"/>
         </w:rPr>
         <w:t>API URL:</w:t>
       </w:r>
       <w:r>
+        <w:rPr>
+          <w:rFonts w:ascii="Times New Roman" w:hAnsi="Times New Roman" w:cs="Times New Roman"/>
+          <w:sz w:val="24"/>
+          <w:szCs w:val="24"/>
+        </w:rPr>
         <w:t xml:space="preserve"> </w:t>
       </w:r>
       <w:hyperlink r:id="rId45" w:history="1">
         <w:r>
           <w:rPr>
             <w:rStyle w:val="Hyperlink"/>
+            <w:rFonts w:ascii="Times New Roman" w:hAnsi="Times New Roman" w:cs="Times New Roman"/>
+            <w:sz w:val="24"/>
+            <w:szCs w:val="24"/>
           </w:rPr>
           <w:t>https://jsonplaceholder.typicode.com</w:t>
         </w:r>
       </w:hyperlink>
     </w:p>
     <w:p>
-      <w:r>
-        <w:rPr>
+      <w:pPr>
+        <w:rPr>
+          <w:rFonts w:ascii="Times New Roman" w:hAnsi="Times New Roman" w:cs="Times New Roman"/>
+          <w:sz w:val="24"/>
+          <w:szCs w:val="24"/>
+        </w:rPr>
+      </w:pPr>
+      <w:r>
+        <w:rPr>
+          <w:rFonts w:ascii="Times New Roman" w:hAnsi="Times New Roman" w:cs="Times New Roman"/>
           <w:b/>
           <w:bCs/>
+          <w:sz w:val="24"/>
+          <w:szCs w:val="24"/>
         </w:rPr>
         <w:t>Purpose:</w:t>
       </w:r>
       <w:r>
+        <w:rPr>
+          <w:rFonts w:ascii="Times New Roman" w:hAnsi="Times New Roman" w:cs="Times New Roman"/>
+          <w:sz w:val="24"/>
+          <w:szCs w:val="24"/>
+        </w:rPr>
         <w:t xml:space="preserve"> A free fake REST API used for testing, learning, and prototyping applications without requiring a real backend.</w:t>
       </w:r>
     </w:p>
     <w:p>
-      <w:r>
-        <w:rPr>
+      <w:pPr>
+        <w:rPr>
+          <w:rFonts w:ascii="Times New Roman" w:hAnsi="Times New Roman" w:cs="Times New Roman"/>
+          <w:sz w:val="24"/>
+          <w:szCs w:val="24"/>
+        </w:rPr>
+      </w:pPr>
+      <w:r>
+        <w:rPr>
+          <w:rFonts w:ascii="Times New Roman" w:hAnsi="Times New Roman" w:cs="Times New Roman"/>
           <w:b/>
           <w:bCs/>
+          <w:sz w:val="24"/>
+          <w:szCs w:val="24"/>
         </w:rPr>
         <w:t>GET Request Used:</w:t>
       </w:r>
     </w:p>
     <w:p>
-      <w:r>
+      <w:pPr>
+        <w:rPr>
+          <w:rFonts w:ascii="Times New Roman" w:hAnsi="Times New Roman" w:cs="Times New Roman"/>
+          <w:sz w:val="24"/>
+          <w:szCs w:val="24"/>
+        </w:rPr>
+      </w:pPr>
+      <w:r>
+        <w:rPr>
+          <w:rFonts w:ascii="Times New Roman" w:hAnsi="Times New Roman" w:cs="Times New Roman"/>
+          <w:sz w:val="24"/>
+          <w:szCs w:val="24"/>
+        </w:rPr>
         <w:t>/Posts? Limit=5</w:t>
       </w:r>
     </w:p>
     <w:p>
-      <w:r>
-        <w:rPr>
+      <w:pPr>
+        <w:rPr>
+          <w:rFonts w:ascii="Times New Roman" w:hAnsi="Times New Roman" w:cs="Times New Roman"/>
+          <w:sz w:val="24"/>
+          <w:szCs w:val="24"/>
+        </w:rPr>
+      </w:pPr>
+      <w:r>
+        <w:rPr>
+          <w:rFonts w:ascii="Times New Roman" w:hAnsi="Times New Roman" w:cs="Times New Roman"/>
           <w:b/>
           <w:bCs/>
+          <w:sz w:val="24"/>
+          <w:szCs w:val="24"/>
         </w:rPr>
         <w:t>Full Endpoint:</w:t>
       </w:r>
     </w:p>
     <w:p>
-      <w:r>
+      <w:pPr>
+        <w:rPr>
+          <w:rFonts w:ascii="Times New Roman" w:hAnsi="Times New Roman" w:cs="Times New Roman"/>
+          <w:sz w:val="24"/>
+          <w:szCs w:val="24"/>
+        </w:rPr>
+      </w:pPr>
+      <w:r>
+        <w:rPr>
+          <w:rFonts w:ascii="Times New Roman" w:hAnsi="Times New Roman" w:cs="Times New Roman"/>
+          <w:sz w:val="24"/>
+          <w:szCs w:val="24"/>
+        </w:rPr>
+        <w:lastRenderedPageBreak/>
         <w:t>https://jsonplaceholder.typicode.com/posts?_limit=5</w:t>
       </w:r>
     </w:p>
     <w:p>
-      <w:r>
-        <w:rPr>
+      <w:pPr>
+        <w:rPr>
+          <w:rFonts w:ascii="Times New Roman" w:hAnsi="Times New Roman" w:cs="Times New Roman"/>
+          <w:sz w:val="24"/>
+          <w:szCs w:val="24"/>
+        </w:rPr>
+      </w:pPr>
+      <w:r>
+        <w:rPr>
+          <w:rFonts w:ascii="Times New Roman" w:hAnsi="Times New Roman" w:cs="Times New Roman"/>
           <w:b/>
           <w:bCs/>
+          <w:sz w:val="24"/>
+          <w:szCs w:val="24"/>
         </w:rPr>
         <w:t>Sample Response:</w:t>
       </w:r>
     </w:p>
     <w:p>
-      <w:r>
+      <w:pPr>
+        <w:rPr>
+          <w:rFonts w:ascii="Times New Roman" w:hAnsi="Times New Roman" w:cs="Times New Roman"/>
+          <w:sz w:val="24"/>
+          <w:szCs w:val="24"/>
+        </w:rPr>
+      </w:pPr>
+      <w:r>
+        <w:rPr>
+          <w:rFonts w:ascii="Times New Roman" w:hAnsi="Times New Roman" w:cs="Times New Roman"/>
+          <w:sz w:val="24"/>
+          <w:szCs w:val="24"/>
+        </w:rPr>
         <w:t>[</w:t>
       </w:r>
     </w:p>
     <w:p>
-      <w:r>
+      <w:pPr>
+        <w:rPr>
+          <w:rFonts w:ascii="Times New Roman" w:hAnsi="Times New Roman" w:cs="Times New Roman"/>
+          <w:sz w:val="24"/>
+          <w:szCs w:val="24"/>
+        </w:rPr>
+      </w:pPr>
+      <w:r>
+        <w:rPr>
+          <w:rFonts w:ascii="Times New Roman" w:hAnsi="Times New Roman" w:cs="Times New Roman"/>
+          <w:sz w:val="24"/>
+          <w:szCs w:val="24"/>
+        </w:rPr>
         <w:t xml:space="preserve">  {</w:t>
       </w:r>
     </w:p>
     <w:p>
-      <w:r>
+      <w:pPr>
+        <w:rPr>
+          <w:rFonts w:ascii="Times New Roman" w:hAnsi="Times New Roman" w:cs="Times New Roman"/>
+          <w:sz w:val="24"/>
+          <w:szCs w:val="24"/>
+        </w:rPr>
+      </w:pPr>
+      <w:r>
+        <w:rPr>
+          <w:rFonts w:ascii="Times New Roman" w:hAnsi="Times New Roman" w:cs="Times New Roman"/>
+          <w:sz w:val="24"/>
+          <w:szCs w:val="24"/>
+        </w:rPr>
         <w:t xml:space="preserve">    "userId": 1,</w:t>
       </w:r>
     </w:p>
     <w:p>
-      <w:r>
+      <w:pPr>
+        <w:rPr>
+          <w:rFonts w:ascii="Times New Roman" w:hAnsi="Times New Roman" w:cs="Times New Roman"/>
+          <w:sz w:val="24"/>
+          <w:szCs w:val="24"/>
+        </w:rPr>
+      </w:pPr>
+      <w:r>
+        <w:rPr>
+          <w:rFonts w:ascii="Times New Roman" w:hAnsi="Times New Roman" w:cs="Times New Roman"/>
+          <w:sz w:val="24"/>
+          <w:szCs w:val="24"/>
+        </w:rPr>
         <w:t xml:space="preserve">    "id": 1,</w:t>
       </w:r>
     </w:p>
     <w:p>
-      <w:r>
+      <w:pPr>
+        <w:rPr>
+          <w:rFonts w:ascii="Times New Roman" w:hAnsi="Times New Roman" w:cs="Times New Roman"/>
+          <w:sz w:val="24"/>
+          <w:szCs w:val="24"/>
+        </w:rPr>
+      </w:pPr>
+      <w:r>
+        <w:rPr>
+          <w:rFonts w:ascii="Times New Roman" w:hAnsi="Times New Roman" w:cs="Times New Roman"/>
+          <w:sz w:val="24"/>
+          <w:szCs w:val="24"/>
+        </w:rPr>
         <w:t xml:space="preserve">    "title": "sunt </w:t>
       </w:r>
       <w:proofErr w:type="spellStart"/>
       <w:r>
+        <w:rPr>
+          <w:rFonts w:ascii="Times New Roman" w:hAnsi="Times New Roman" w:cs="Times New Roman"/>
+          <w:sz w:val="24"/>
+          <w:szCs w:val="24"/>
+        </w:rPr>
         <w:t>aut</w:t>
       </w:r>
       <w:proofErr w:type="spellEnd"/>
       <w:r>
+        <w:rPr>
+          <w:rFonts w:ascii="Times New Roman" w:hAnsi="Times New Roman" w:cs="Times New Roman"/>
+          <w:sz w:val="24"/>
+          <w:szCs w:val="24"/>
+        </w:rPr>
         <w:t xml:space="preserve"> </w:t>
       </w:r>
       <w:proofErr w:type="spellStart"/>
       <w:r>
+        <w:rPr>
+          <w:rFonts w:ascii="Times New Roman" w:hAnsi="Times New Roman" w:cs="Times New Roman"/>
+          <w:sz w:val="24"/>
+          <w:szCs w:val="24"/>
+        </w:rPr>
         <w:t>facere</w:t>
       </w:r>
       <w:proofErr w:type="spellEnd"/>
       <w:r>
+        <w:rPr>
+          <w:rFonts w:ascii="Times New Roman" w:hAnsi="Times New Roman" w:cs="Times New Roman"/>
+          <w:sz w:val="24"/>
+          <w:szCs w:val="24"/>
+        </w:rPr>
         <w:t xml:space="preserve"> </w:t>
       </w:r>
       <w:proofErr w:type="spellStart"/>
       <w:r>
+        <w:rPr>
+          <w:rFonts w:ascii="Times New Roman" w:hAnsi="Times New Roman" w:cs="Times New Roman"/>
+          <w:sz w:val="24"/>
+          <w:szCs w:val="24"/>
+        </w:rPr>
         <w:t>repellat</w:t>
       </w:r>
       <w:proofErr w:type="spellEnd"/>
       <w:r>
+        <w:rPr>
+          <w:rFonts w:ascii="Times New Roman" w:hAnsi="Times New Roman" w:cs="Times New Roman"/>
+          <w:sz w:val="24"/>
+          <w:szCs w:val="24"/>
+        </w:rPr>
         <w:t xml:space="preserve"> provident </w:t>
       </w:r>
       <w:proofErr w:type="spellStart"/>
       <w:r>
+        <w:rPr>
+          <w:rFonts w:ascii="Times New Roman" w:hAnsi="Times New Roman" w:cs="Times New Roman"/>
+          <w:sz w:val="24"/>
+          <w:szCs w:val="24"/>
+        </w:rPr>
         <w:t>occaecati</w:t>
       </w:r>
       <w:proofErr w:type="spellEnd"/>
       <w:r>
+        <w:rPr>
+          <w:rFonts w:ascii="Times New Roman" w:hAnsi="Times New Roman" w:cs="Times New Roman"/>
+          <w:sz w:val="24"/>
+          <w:szCs w:val="24"/>
+        </w:rPr>
         <w:t>",</w:t>
       </w:r>
     </w:p>
     <w:p>
-      <w:r>
-        <w:lastRenderedPageBreak/>
+      <w:pPr>
+        <w:rPr>
+          <w:rFonts w:ascii="Times New Roman" w:hAnsi="Times New Roman" w:cs="Times New Roman"/>
+          <w:sz w:val="24"/>
+          <w:szCs w:val="24"/>
+        </w:rPr>
+      </w:pPr>
+      <w:r>
+        <w:rPr>
+          <w:rFonts w:ascii="Times New Roman" w:hAnsi="Times New Roman" w:cs="Times New Roman"/>
+          <w:sz w:val="24"/>
+          <w:szCs w:val="24"/>
+        </w:rPr>
         <w:t xml:space="preserve">    "body": "quia et </w:t>
       </w:r>
       <w:proofErr w:type="spellStart"/>
       <w:r>
+        <w:rPr>
+          <w:rFonts w:ascii="Times New Roman" w:hAnsi="Times New Roman" w:cs="Times New Roman"/>
+          <w:sz w:val="24"/>
+          <w:szCs w:val="24"/>
+        </w:rPr>
         <w:t>suscipit</w:t>
       </w:r>
       <w:proofErr w:type="spellEnd"/>
       <w:r>
+        <w:rPr>
+          <w:rFonts w:ascii="Times New Roman" w:hAnsi="Times New Roman" w:cs="Times New Roman"/>
+          <w:sz w:val="24"/>
+          <w:szCs w:val="24"/>
+        </w:rPr>
         <w:t>..."</w:t>
       </w:r>
     </w:p>
     <w:p>
-      <w:r>
+      <w:pPr>
+        <w:rPr>
+          <w:rFonts w:ascii="Times New Roman" w:hAnsi="Times New Roman" w:cs="Times New Roman"/>
+          <w:sz w:val="24"/>
+          <w:szCs w:val="24"/>
+        </w:rPr>
+      </w:pPr>
+      <w:r>
+        <w:rPr>
+          <w:rFonts w:ascii="Times New Roman" w:hAnsi="Times New Roman" w:cs="Times New Roman"/>
+          <w:sz w:val="24"/>
+          <w:szCs w:val="24"/>
+        </w:rPr>
         <w:t xml:space="preserve">  },</w:t>
       </w:r>
     </w:p>
     <w:p>
-      <w:r>
+      <w:pPr>
+        <w:rPr>
+          <w:rFonts w:ascii="Times New Roman" w:hAnsi="Times New Roman" w:cs="Times New Roman"/>
+          <w:sz w:val="24"/>
+          <w:szCs w:val="24"/>
+        </w:rPr>
+      </w:pPr>
+      <w:r>
+        <w:rPr>
+          <w:rFonts w:ascii="Times New Roman" w:hAnsi="Times New Roman" w:cs="Times New Roman"/>
+          <w:sz w:val="24"/>
+          <w:szCs w:val="24"/>
+        </w:rPr>
         <w:t xml:space="preserve">  {</w:t>
       </w:r>
     </w:p>
     <w:p>
-      <w:r>
+      <w:pPr>
+        <w:rPr>
+          <w:rFonts w:ascii="Times New Roman" w:hAnsi="Times New Roman" w:cs="Times New Roman"/>
+          <w:sz w:val="24"/>
+          <w:szCs w:val="24"/>
+        </w:rPr>
+      </w:pPr>
+      <w:r>
+        <w:rPr>
+          <w:rFonts w:ascii="Times New Roman" w:hAnsi="Times New Roman" w:cs="Times New Roman"/>
+          <w:sz w:val="24"/>
+          <w:szCs w:val="24"/>
+        </w:rPr>
         <w:t xml:space="preserve">    "userId": 1,</w:t>
       </w:r>
     </w:p>
     <w:p>
-      <w:r>
+      <w:pPr>
+        <w:rPr>
+          <w:rFonts w:ascii="Times New Roman" w:hAnsi="Times New Roman" w:cs="Times New Roman"/>
+          <w:sz w:val="24"/>
+          <w:szCs w:val="24"/>
+        </w:rPr>
+      </w:pPr>
+      <w:r>
+        <w:rPr>
+          <w:rFonts w:ascii="Times New Roman" w:hAnsi="Times New Roman" w:cs="Times New Roman"/>
+          <w:sz w:val="24"/>
+          <w:szCs w:val="24"/>
+        </w:rPr>
         <w:t xml:space="preserve">    "id": 2,</w:t>
       </w:r>
     </w:p>
     <w:p>
-      <w:r>
+      <w:pPr>
+        <w:rPr>
+          <w:rFonts w:ascii="Times New Roman" w:hAnsi="Times New Roman" w:cs="Times New Roman"/>
+          <w:sz w:val="24"/>
+          <w:szCs w:val="24"/>
+        </w:rPr>
+      </w:pPr>
+      <w:r>
+        <w:rPr>
+          <w:rFonts w:ascii="Times New Roman" w:hAnsi="Times New Roman" w:cs="Times New Roman"/>
+          <w:sz w:val="24"/>
+          <w:szCs w:val="24"/>
+        </w:rPr>
         <w:t xml:space="preserve">    "title": "qui est esse",</w:t>
       </w:r>
     </w:p>
     <w:p>
-      <w:r>
+      <w:pPr>
+        <w:rPr>
+          <w:rFonts w:ascii="Times New Roman" w:hAnsi="Times New Roman" w:cs="Times New Roman"/>
+          <w:sz w:val="24"/>
+          <w:szCs w:val="24"/>
+        </w:rPr>
+      </w:pPr>
+      <w:r>
+        <w:rPr>
+          <w:rFonts w:ascii="Times New Roman" w:hAnsi="Times New Roman" w:cs="Times New Roman"/>
+          <w:sz w:val="24"/>
+          <w:szCs w:val="24"/>
+        </w:rPr>
         <w:t xml:space="preserve">    "body": "est rerum tempore vitae..."</w:t>
       </w:r>
     </w:p>
     <w:p>
-      <w:r>
+      <w:pPr>
+        <w:rPr>
+          <w:rFonts w:ascii="Times New Roman" w:hAnsi="Times New Roman" w:cs="Times New Roman"/>
+          <w:sz w:val="24"/>
+          <w:szCs w:val="24"/>
+        </w:rPr>
+      </w:pPr>
+      <w:r>
+        <w:rPr>
+          <w:rFonts w:ascii="Times New Roman" w:hAnsi="Times New Roman" w:cs="Times New Roman"/>
+          <w:sz w:val="24"/>
+          <w:szCs w:val="24"/>
+        </w:rPr>
         <w:t xml:space="preserve">  }</w:t>
       </w:r>
     </w:p>
     <w:p>
-      <w:r>
+      <w:pPr>
+        <w:rPr>
+          <w:rFonts w:ascii="Times New Roman" w:hAnsi="Times New Roman" w:cs="Times New Roman"/>
+          <w:sz w:val="24"/>
+          <w:szCs w:val="24"/>
+        </w:rPr>
+      </w:pPr>
+      <w:r>
+        <w:rPr>
+          <w:rFonts w:ascii="Times New Roman" w:hAnsi="Times New Roman" w:cs="Times New Roman"/>
+          <w:sz w:val="24"/>
+          <w:szCs w:val="24"/>
+        </w:rPr>
         <w:t>]</w:t>
       </w:r>
     </w:p>
     <w:p>
-      <w:r>
-        <w:rPr>
+      <w:pPr>
+        <w:rPr>
+          <w:rFonts w:ascii="Times New Roman" w:hAnsi="Times New Roman" w:cs="Times New Roman"/>
+          <w:sz w:val="24"/>
+          <w:szCs w:val="24"/>
+        </w:rPr>
+      </w:pPr>
+      <w:r>
+        <w:rPr>
+          <w:rFonts w:ascii="Times New Roman" w:hAnsi="Times New Roman" w:cs="Times New Roman"/>
           <w:b/>
           <w:bCs/>
+          <w:sz w:val="24"/>
+          <w:szCs w:val="24"/>
         </w:rPr>
         <w:t>Response Description:</w:t>
       </w:r>
       <w:r>
+        <w:rPr>
+          <w:rFonts w:ascii="Times New Roman" w:hAnsi="Times New Roman" w:cs="Times New Roman"/>
+          <w:sz w:val="24"/>
+          <w:szCs w:val="24"/>
+        </w:rPr>
         <w:br/>
         <w:t>The API returns a JSON array containing post objects. Each object includes:</w:t>
       </w:r>
@@ -8974,8 +11519,18 @@
           <w:ilvl w:val="0"/>
           <w:numId w:val="15"/>
         </w:numPr>
-      </w:pPr>
-      <w:r>
+        <w:rPr>
+          <w:rFonts w:ascii="Times New Roman" w:hAnsi="Times New Roman" w:cs="Times New Roman"/>
+          <w:sz w:val="24"/>
+          <w:szCs w:val="24"/>
+        </w:rPr>
+      </w:pPr>
+      <w:r>
+        <w:rPr>
+          <w:rFonts w:ascii="Times New Roman" w:hAnsi="Times New Roman" w:cs="Times New Roman"/>
+          <w:sz w:val="24"/>
+          <w:szCs w:val="24"/>
+        </w:rPr>
         <w:t>userId – ID of the user who created the post</w:t>
       </w:r>
     </w:p>
@@ -8985,8 +11540,18 @@
           <w:ilvl w:val="0"/>
           <w:numId w:val="15"/>
         </w:numPr>
-      </w:pPr>
-      <w:r>
+        <w:rPr>
+          <w:rFonts w:ascii="Times New Roman" w:hAnsi="Times New Roman" w:cs="Times New Roman"/>
+          <w:sz w:val="24"/>
+          <w:szCs w:val="24"/>
+        </w:rPr>
+      </w:pPr>
+      <w:r>
+        <w:rPr>
+          <w:rFonts w:ascii="Times New Roman" w:hAnsi="Times New Roman" w:cs="Times New Roman"/>
+          <w:sz w:val="24"/>
+          <w:szCs w:val="24"/>
+        </w:rPr>
         <w:t>id – Unique identifier of the post</w:t>
       </w:r>
     </w:p>
@@ -8996,8 +11561,18 @@
           <w:ilvl w:val="0"/>
           <w:numId w:val="15"/>
         </w:numPr>
-      </w:pPr>
-      <w:r>
+        <w:rPr>
+          <w:rFonts w:ascii="Times New Roman" w:hAnsi="Times New Roman" w:cs="Times New Roman"/>
+          <w:sz w:val="24"/>
+          <w:szCs w:val="24"/>
+        </w:rPr>
+      </w:pPr>
+      <w:r>
+        <w:rPr>
+          <w:rFonts w:ascii="Times New Roman" w:hAnsi="Times New Roman" w:cs="Times New Roman"/>
+          <w:sz w:val="24"/>
+          <w:szCs w:val="24"/>
+        </w:rPr>
         <w:t>title – Title of the post</w:t>
       </w:r>
     </w:p>
@@ -9007,62 +11582,170 @@
           <w:ilvl w:val="0"/>
           <w:numId w:val="15"/>
         </w:numPr>
-      </w:pPr>
-      <w:r>
+        <w:rPr>
+          <w:rFonts w:ascii="Times New Roman" w:hAnsi="Times New Roman" w:cs="Times New Roman"/>
+          <w:sz w:val="24"/>
+          <w:szCs w:val="24"/>
+        </w:rPr>
+      </w:pPr>
+      <w:r>
+        <w:rPr>
+          <w:rFonts w:ascii="Times New Roman" w:hAnsi="Times New Roman" w:cs="Times New Roman"/>
+          <w:sz w:val="24"/>
+          <w:szCs w:val="24"/>
+        </w:rPr>
         <w:t>body – Content of the post</w:t>
       </w:r>
     </w:p>
-    <w:p/>
-    <w:p>
-      <w:pPr>
-        <w:rPr>
+    <w:p>
+      <w:pPr>
+        <w:rPr>
+          <w:rFonts w:ascii="Times New Roman" w:hAnsi="Times New Roman" w:cs="Times New Roman"/>
+          <w:sz w:val="24"/>
+          <w:szCs w:val="24"/>
+        </w:rPr>
+      </w:pPr>
+    </w:p>
+    <w:p>
+      <w:pPr>
+        <w:pStyle w:val="Heading3"/>
+        <w:rPr>
+          <w:rFonts w:ascii="Times New Roman" w:hAnsi="Times New Roman" w:cs="Times New Roman"/>
+          <w:b w:val="0"/>
+          <w:bCs w:val="0"/>
+          <w:sz w:val="24"/>
+          <w:szCs w:val="24"/>
+        </w:rPr>
+      </w:pPr>
+      <w:bookmarkStart w:id="67" w:name="_Toc233483608"/>
+      <w:r>
+        <w:rPr>
+          <w:rFonts w:ascii="Times New Roman" w:hAnsi="Times New Roman" w:cs="Times New Roman"/>
+          <w:sz w:val="24"/>
+          <w:szCs w:val="24"/>
+        </w:rPr>
+        <w:t>Task 3: JSON Creation</w:t>
+      </w:r>
+      <w:bookmarkEnd w:id="67"/>
+    </w:p>
+    <w:p>
+      <w:pPr>
+        <w:rPr>
+          <w:rFonts w:ascii="Times New Roman" w:hAnsi="Times New Roman" w:cs="Times New Roman"/>
+          <w:sz w:val="24"/>
+          <w:szCs w:val="24"/>
+        </w:rPr>
+      </w:pPr>
+      <w:r>
+        <w:rPr>
+          <w:rFonts w:ascii="Times New Roman" w:hAnsi="Times New Roman" w:cs="Times New Roman"/>
+          <w:sz w:val="24"/>
+          <w:szCs w:val="24"/>
+        </w:rPr>
+        <w:t>{</w:t>
+      </w:r>
+    </w:p>
+    <w:p>
+      <w:pPr>
+        <w:rPr>
+          <w:rFonts w:ascii="Times New Roman" w:hAnsi="Times New Roman" w:cs="Times New Roman"/>
+          <w:sz w:val="24"/>
+          <w:szCs w:val="24"/>
+        </w:rPr>
+      </w:pPr>
+      <w:r>
+        <w:rPr>
+          <w:rFonts w:ascii="Times New Roman" w:hAnsi="Times New Roman" w:cs="Times New Roman"/>
+          <w:sz w:val="24"/>
+          <w:szCs w:val="24"/>
+        </w:rPr>
+        <w:t xml:space="preserve">  "regno": "BIT/2025/69955",</w:t>
+      </w:r>
+    </w:p>
+    <w:p>
+      <w:pPr>
+        <w:rPr>
+          <w:rFonts w:ascii="Times New Roman" w:hAnsi="Times New Roman" w:cs="Times New Roman"/>
+          <w:sz w:val="24"/>
+          <w:szCs w:val="24"/>
+        </w:rPr>
+      </w:pPr>
+      <w:r>
+        <w:rPr>
+          <w:rFonts w:ascii="Times New Roman" w:hAnsi="Times New Roman" w:cs="Times New Roman"/>
+          <w:sz w:val="24"/>
+          <w:szCs w:val="24"/>
+        </w:rPr>
+        <w:lastRenderedPageBreak/>
+        <w:t xml:space="preserve">  "name": "Rose Njeri Wainaina",</w:t>
+      </w:r>
+    </w:p>
+    <w:p>
+      <w:pPr>
+        <w:rPr>
+          <w:rFonts w:ascii="Times New Roman" w:hAnsi="Times New Roman" w:cs="Times New Roman"/>
+          <w:sz w:val="24"/>
+          <w:szCs w:val="24"/>
+        </w:rPr>
+      </w:pPr>
+      <w:r>
+        <w:rPr>
+          <w:rFonts w:ascii="Times New Roman" w:hAnsi="Times New Roman" w:cs="Times New Roman"/>
+          <w:sz w:val="24"/>
+          <w:szCs w:val="24"/>
+        </w:rPr>
+        <w:t xml:space="preserve">  "course": "Bachelor of Information Technology (BIT)",</w:t>
+      </w:r>
+    </w:p>
+    <w:p>
+      <w:pPr>
+        <w:rPr>
+          <w:rFonts w:ascii="Times New Roman" w:hAnsi="Times New Roman" w:cs="Times New Roman"/>
+          <w:sz w:val="24"/>
+          <w:szCs w:val="24"/>
+        </w:rPr>
+      </w:pPr>
+      <w:r>
+        <w:rPr>
+          <w:rFonts w:ascii="Times New Roman" w:hAnsi="Times New Roman" w:cs="Times New Roman"/>
+          <w:sz w:val="24"/>
+          <w:szCs w:val="24"/>
+        </w:rPr>
+        <w:t xml:space="preserve">  "year": 3</w:t>
+      </w:r>
+    </w:p>
+    <w:p>
+      <w:pPr>
+        <w:rPr>
+          <w:rFonts w:ascii="Times New Roman" w:hAnsi="Times New Roman" w:cs="Times New Roman"/>
+          <w:sz w:val="24"/>
+          <w:szCs w:val="24"/>
+        </w:rPr>
+      </w:pPr>
+      <w:r>
+        <w:rPr>
+          <w:rFonts w:ascii="Times New Roman" w:hAnsi="Times New Roman" w:cs="Times New Roman"/>
+          <w:sz w:val="24"/>
+          <w:szCs w:val="24"/>
+        </w:rPr>
+        <w:t>}</w:t>
+      </w:r>
+    </w:p>
+    <w:p>
+      <w:pPr>
+        <w:rPr>
+          <w:rFonts w:ascii="Times New Roman" w:hAnsi="Times New Roman" w:cs="Times New Roman"/>
+          <w:sz w:val="24"/>
+          <w:szCs w:val="24"/>
+        </w:rPr>
+      </w:pPr>
+      <w:r>
+        <w:rPr>
+          <w:rFonts w:ascii="Times New Roman" w:hAnsi="Times New Roman" w:cs="Times New Roman"/>
           <w:b/>
           <w:bCs/>
-        </w:rPr>
-      </w:pPr>
-      <w:r>
-        <w:rPr>
-          <w:b/>
-          <w:bCs/>
-        </w:rPr>
-        <w:t>Task 3: JSON Creation</w:t>
-      </w:r>
-    </w:p>
-    <w:p>
-      <w:r>
-        <w:t>{</w:t>
-      </w:r>
-    </w:p>
-    <w:p>
-      <w:r>
-        <w:t xml:space="preserve">  "regno": "BIT/2025/69955",</w:t>
-      </w:r>
-    </w:p>
-    <w:p>
-      <w:r>
-        <w:t xml:space="preserve">  "name": "Rose Njeri Wainaina",</w:t>
-      </w:r>
-    </w:p>
-    <w:p>
-      <w:r>
-        <w:t xml:space="preserve">  "course": "Bachelor of Information Technology (BIT)",</w:t>
-      </w:r>
-    </w:p>
-    <w:p>
-      <w:r>
-        <w:t xml:space="preserve">  "year": 3</w:t>
-      </w:r>
-    </w:p>
-    <w:p>
-      <w:r>
-        <w:t>}</w:t>
-      </w:r>
-    </w:p>
-    <w:p>
-      <w:r>
-        <w:rPr>
-          <w:b/>
-          <w:bCs/>
+          <w:sz w:val="24"/>
+          <w:szCs w:val="24"/>
         </w:rPr>
         <w:t>Explanation:</w:t>
       </w:r>
@@ -9073,8 +11756,18 @@
           <w:ilvl w:val="0"/>
           <w:numId w:val="16"/>
         </w:numPr>
-      </w:pPr>
-      <w:r>
+        <w:rPr>
+          <w:rFonts w:ascii="Times New Roman" w:hAnsi="Times New Roman" w:cs="Times New Roman"/>
+          <w:sz w:val="24"/>
+          <w:szCs w:val="24"/>
+        </w:rPr>
+      </w:pPr>
+      <w:r>
+        <w:rPr>
+          <w:rFonts w:ascii="Times New Roman" w:hAnsi="Times New Roman" w:cs="Times New Roman"/>
+          <w:sz w:val="24"/>
+          <w:szCs w:val="24"/>
+        </w:rPr>
         <w:t>regno – Student registration number</w:t>
       </w:r>
     </w:p>
@@ -9084,8 +11777,18 @@
           <w:ilvl w:val="0"/>
           <w:numId w:val="16"/>
         </w:numPr>
-      </w:pPr>
-      <w:r>
+        <w:rPr>
+          <w:rFonts w:ascii="Times New Roman" w:hAnsi="Times New Roman" w:cs="Times New Roman"/>
+          <w:sz w:val="24"/>
+          <w:szCs w:val="24"/>
+        </w:rPr>
+      </w:pPr>
+      <w:r>
+        <w:rPr>
+          <w:rFonts w:ascii="Times New Roman" w:hAnsi="Times New Roman" w:cs="Times New Roman"/>
+          <w:sz w:val="24"/>
+          <w:szCs w:val="24"/>
+        </w:rPr>
         <w:t>name – Student's full name</w:t>
       </w:r>
     </w:p>
@@ -9095,9 +11798,18 @@
           <w:ilvl w:val="0"/>
           <w:numId w:val="16"/>
         </w:numPr>
-      </w:pPr>
-      <w:r>
-        <w:lastRenderedPageBreak/>
+        <w:rPr>
+          <w:rFonts w:ascii="Times New Roman" w:hAnsi="Times New Roman" w:cs="Times New Roman"/>
+          <w:sz w:val="24"/>
+          <w:szCs w:val="24"/>
+        </w:rPr>
+      </w:pPr>
+      <w:r>
+        <w:rPr>
+          <w:rFonts w:ascii="Times New Roman" w:hAnsi="Times New Roman" w:cs="Times New Roman"/>
+          <w:sz w:val="24"/>
+          <w:szCs w:val="24"/>
+        </w:rPr>
         <w:t>course – Course of study</w:t>
       </w:r>
     </w:p>
@@ -9107,64 +11819,96 @@
           <w:ilvl w:val="0"/>
           <w:numId w:val="16"/>
         </w:numPr>
-      </w:pPr>
-      <w:r>
+        <w:rPr>
+          <w:rFonts w:ascii="Times New Roman" w:hAnsi="Times New Roman" w:cs="Times New Roman"/>
+          <w:sz w:val="24"/>
+          <w:szCs w:val="24"/>
+        </w:rPr>
+      </w:pPr>
+      <w:r>
+        <w:rPr>
+          <w:rFonts w:ascii="Times New Roman" w:hAnsi="Times New Roman" w:cs="Times New Roman"/>
+          <w:sz w:val="24"/>
+          <w:szCs w:val="24"/>
+        </w:rPr>
         <w:t>year – Current year of study</w:t>
       </w:r>
     </w:p>
     <w:p>
-      <w:r>
+      <w:pPr>
+        <w:rPr>
+          <w:rFonts w:ascii="Times New Roman" w:hAnsi="Times New Roman" w:cs="Times New Roman"/>
+          <w:sz w:val="24"/>
+          <w:szCs w:val="24"/>
+        </w:rPr>
+      </w:pPr>
+      <w:r>
+        <w:rPr>
+          <w:rFonts w:ascii="Times New Roman" w:hAnsi="Times New Roman" w:cs="Times New Roman"/>
+          <w:sz w:val="24"/>
+          <w:szCs w:val="24"/>
+        </w:rPr>
         <w:t>.</w:t>
       </w:r>
     </w:p>
-    <w:p/>
-    <w:p>
-      <w:pPr>
-        <w:spacing w:before="100" w:beforeAutospacing="1" w:after="100" w:afterAutospacing="1" w:line="240" w:lineRule="auto"/>
-        <w:outlineLvl w:val="0"/>
+    <w:p>
+      <w:pPr>
+        <w:rPr>
+          <w:rFonts w:ascii="Times New Roman" w:hAnsi="Times New Roman" w:cs="Times New Roman"/>
+          <w:sz w:val="24"/>
+          <w:szCs w:val="24"/>
+        </w:rPr>
+      </w:pPr>
+    </w:p>
+    <w:p>
+      <w:pPr>
+        <w:pStyle w:val="Heading1"/>
         <w:rPr>
           <w:rFonts w:ascii="Times New Roman" w:eastAsia="Times New Roman" w:hAnsi="Times New Roman" w:cs="Times New Roman"/>
-          <w:b/>
-          <w:bCs/>
+          <w:b w:val="0"/>
+          <w:bCs w:val="0"/>
           <w:kern w:val="36"/>
-          <w:sz w:val="48"/>
-          <w:szCs w:val="48"/>
-        </w:rPr>
-      </w:pPr>
+          <w:sz w:val="24"/>
+          <w:szCs w:val="24"/>
+        </w:rPr>
+      </w:pPr>
+      <w:bookmarkStart w:id="68" w:name="_Toc233483063"/>
+      <w:bookmarkStart w:id="69" w:name="_Toc233483609"/>
       <w:r>
         <w:rPr>
           <w:rFonts w:ascii="Times New Roman" w:eastAsia="Times New Roman" w:hAnsi="Times New Roman" w:cs="Times New Roman"/>
-          <w:b/>
-          <w:bCs/>
           <w:kern w:val="36"/>
-          <w:sz w:val="48"/>
-          <w:szCs w:val="48"/>
+          <w:sz w:val="24"/>
+          <w:szCs w:val="24"/>
         </w:rPr>
         <w:t>Week 7: Data Storage and Database Integration</w:t>
       </w:r>
-    </w:p>
-    <w:p>
-      <w:pPr>
-        <w:spacing w:before="100" w:beforeAutospacing="1" w:after="100" w:afterAutospacing="1" w:line="240" w:lineRule="auto"/>
-        <w:outlineLvl w:val="1"/>
+      <w:bookmarkEnd w:id="68"/>
+      <w:bookmarkEnd w:id="69"/>
+    </w:p>
+    <w:p>
+      <w:pPr>
+        <w:pStyle w:val="Heading2"/>
         <w:rPr>
           <w:rFonts w:ascii="Times New Roman" w:eastAsia="Times New Roman" w:hAnsi="Times New Roman" w:cs="Times New Roman"/>
-          <w:b/>
-          <w:bCs/>
-          <w:sz w:val="36"/>
-          <w:szCs w:val="36"/>
-        </w:rPr>
-      </w:pPr>
+          <w:b w:val="0"/>
+          <w:bCs w:val="0"/>
+          <w:sz w:val="24"/>
+          <w:szCs w:val="24"/>
+        </w:rPr>
+      </w:pPr>
+      <w:bookmarkStart w:id="70" w:name="_Toc233483064"/>
+      <w:bookmarkStart w:id="71" w:name="_Toc233483610"/>
       <w:r>
         <w:rPr>
           <w:rFonts w:ascii="Times New Roman" w:eastAsia="Times New Roman" w:hAnsi="Times New Roman" w:cs="Times New Roman"/>
-          <w:b/>
-          <w:bCs/>
-          <w:sz w:val="36"/>
-          <w:szCs w:val="36"/>
+          <w:sz w:val="24"/>
+          <w:szCs w:val="24"/>
         </w:rPr>
         <w:t>Task 1: Storage Method Comparison</w:t>
       </w:r>
+      <w:bookmarkEnd w:id="70"/>
+      <w:bookmarkEnd w:id="71"/>
     </w:p>
     <w:tbl>
       <w:tblPr>
@@ -9547,49 +12291,52 @@
     </w:p>
     <w:p>
       <w:pPr>
-        <w:spacing w:before="100" w:beforeAutospacing="1" w:after="100" w:afterAutospacing="1" w:line="240" w:lineRule="auto"/>
-        <w:outlineLvl w:val="1"/>
+        <w:pStyle w:val="Heading2"/>
         <w:rPr>
           <w:rFonts w:ascii="Times New Roman" w:eastAsia="Times New Roman" w:hAnsi="Times New Roman" w:cs="Times New Roman"/>
-          <w:b/>
-          <w:bCs/>
-          <w:sz w:val="36"/>
-          <w:szCs w:val="36"/>
-        </w:rPr>
-      </w:pPr>
+          <w:b w:val="0"/>
+          <w:bCs w:val="0"/>
+          <w:sz w:val="24"/>
+          <w:szCs w:val="24"/>
+        </w:rPr>
+      </w:pPr>
+      <w:bookmarkStart w:id="72" w:name="_Toc233483065"/>
+      <w:bookmarkStart w:id="73" w:name="_Toc233483611"/>
       <w:r>
         <w:rPr>
           <w:rFonts w:ascii="Times New Roman" w:eastAsia="Times New Roman" w:hAnsi="Times New Roman" w:cs="Times New Roman"/>
-          <w:b/>
-          <w:bCs/>
-          <w:sz w:val="36"/>
-          <w:szCs w:val="36"/>
-        </w:rPr>
+          <w:sz w:val="24"/>
+          <w:szCs w:val="24"/>
+        </w:rPr>
+        <w:lastRenderedPageBreak/>
         <w:t>Task 2: Student Database Design</w:t>
       </w:r>
-    </w:p>
-    <w:p>
-      <w:pPr>
-        <w:spacing w:before="100" w:beforeAutospacing="1" w:after="100" w:afterAutospacing="1" w:line="240" w:lineRule="auto"/>
-        <w:outlineLvl w:val="2"/>
+      <w:bookmarkEnd w:id="72"/>
+      <w:bookmarkEnd w:id="73"/>
+    </w:p>
+    <w:p>
+      <w:pPr>
+        <w:pStyle w:val="Heading3"/>
         <w:rPr>
           <w:rFonts w:ascii="Times New Roman" w:eastAsia="Times New Roman" w:hAnsi="Times New Roman" w:cs="Times New Roman"/>
-          <w:b/>
-          <w:bCs/>
-          <w:sz w:val="27"/>
-          <w:szCs w:val="27"/>
-        </w:rPr>
-      </w:pPr>
+          <w:b w:val="0"/>
+          <w:bCs w:val="0"/>
+          <w:sz w:val="24"/>
+          <w:szCs w:val="24"/>
+        </w:rPr>
+      </w:pPr>
+      <w:bookmarkStart w:id="74" w:name="_Toc233483066"/>
+      <w:bookmarkStart w:id="75" w:name="_Toc233483612"/>
       <w:r>
         <w:rPr>
           <w:rFonts w:ascii="Times New Roman" w:eastAsia="Times New Roman" w:hAnsi="Times New Roman" w:cs="Times New Roman"/>
-          <w:b/>
-          <w:bCs/>
-          <w:sz w:val="27"/>
-          <w:szCs w:val="27"/>
+          <w:sz w:val="24"/>
+          <w:szCs w:val="24"/>
         </w:rPr>
         <w:t>Students Table</w:t>
       </w:r>
+      <w:bookmarkEnd w:id="74"/>
+      <w:bookmarkEnd w:id="75"/>
     </w:p>
     <w:tbl>
       <w:tblPr>
@@ -10195,6 +12942,70 @@
     </w:tbl>
     <w:p>
       <w:pPr>
+        <w:pStyle w:val="Heading2"/>
+        <w:rPr>
+          <w:rFonts w:ascii="Times New Roman" w:hAnsi="Times New Roman" w:cs="Times New Roman"/>
+          <w:b w:val="0"/>
+          <w:bCs w:val="0"/>
+          <w:sz w:val="24"/>
+          <w:szCs w:val="24"/>
+        </w:rPr>
+      </w:pPr>
+      <w:bookmarkStart w:id="76" w:name="_Toc233483613"/>
+      <w:r>
+        <w:rPr>
+          <w:rFonts w:ascii="Times New Roman" w:hAnsi="Times New Roman" w:cs="Times New Roman"/>
+          <w:sz w:val="24"/>
+          <w:szCs w:val="24"/>
+        </w:rPr>
+        <w:t>Task 3: Mini Project – Cargo Track Pro</w:t>
+      </w:r>
+      <w:bookmarkEnd w:id="76"/>
+    </w:p>
+    <w:p>
+      <w:pPr>
+        <w:pStyle w:val="Heading3"/>
+        <w:rPr>
+          <w:rFonts w:ascii="Times New Roman" w:hAnsi="Times New Roman" w:cs="Times New Roman"/>
+          <w:b w:val="0"/>
+          <w:bCs w:val="0"/>
+          <w:sz w:val="24"/>
+          <w:szCs w:val="24"/>
+        </w:rPr>
+      </w:pPr>
+      <w:bookmarkStart w:id="77" w:name="_Toc233483614"/>
+      <w:r>
+        <w:rPr>
+          <w:rFonts w:ascii="Times New Roman" w:hAnsi="Times New Roman" w:cs="Times New Roman"/>
+          <w:sz w:val="24"/>
+          <w:szCs w:val="24"/>
+        </w:rPr>
+        <w:t>Storage Method Selected</w:t>
+      </w:r>
+      <w:bookmarkEnd w:id="77"/>
+    </w:p>
+    <w:p>
+      <w:pPr>
+        <w:pStyle w:val="Heading3"/>
+        <w:rPr>
+          <w:rFonts w:ascii="Times New Roman" w:hAnsi="Times New Roman" w:cs="Times New Roman"/>
+          <w:sz w:val="24"/>
+          <w:szCs w:val="24"/>
+        </w:rPr>
+      </w:pPr>
+      <w:bookmarkStart w:id="78" w:name="_Toc233483615"/>
+      <w:r>
+        <w:rPr>
+          <w:rFonts w:ascii="Times New Roman" w:hAnsi="Times New Roman" w:cs="Times New Roman"/>
+          <w:sz w:val="24"/>
+          <w:szCs w:val="24"/>
+        </w:rPr>
+        <w:t>SQLite</w:t>
+      </w:r>
+      <w:bookmarkEnd w:id="78"/>
+    </w:p>
+    <w:p>
+      <w:pPr>
         <w:jc w:val="both"/>
         <w:rPr>
           <w:rFonts w:ascii="Times New Roman" w:hAnsi="Times New Roman" w:cs="Times New Roman"/>
@@ -10212,28 +13023,7 @@
           <w:sz w:val="24"/>
           <w:szCs w:val="24"/>
         </w:rPr>
-        <w:lastRenderedPageBreak/>
-        <w:t xml:space="preserve">Task 3: Mini Project – </w:t>
-      </w:r>
-      <w:r>
-        <w:rPr>
-          <w:rFonts w:ascii="Times New Roman" w:hAnsi="Times New Roman" w:cs="Times New Roman"/>
-          <w:b/>
-          <w:bCs/>
-          <w:sz w:val="24"/>
-          <w:szCs w:val="24"/>
-        </w:rPr>
-        <w:t>Cargo Track</w:t>
-      </w:r>
-      <w:r>
-        <w:rPr>
-          <w:rFonts w:ascii="Times New Roman" w:hAnsi="Times New Roman" w:cs="Times New Roman"/>
-          <w:b/>
-          <w:bCs/>
-          <w:sz w:val="24"/>
-          <w:szCs w:val="24"/>
-        </w:rPr>
-        <w:t xml:space="preserve"> Pro</w:t>
+        <w:t>Justification for Selecting SQLite</w:t>
       </w:r>
     </w:p>
     <w:p>
@@ -10241,97 +13031,17 @@
         <w:jc w:val="both"/>
         <w:rPr>
           <w:rFonts w:ascii="Times New Roman" w:hAnsi="Times New Roman" w:cs="Times New Roman"/>
-          <w:b/>
-          <w:bCs/>
-          <w:sz w:val="24"/>
-          <w:szCs w:val="24"/>
-        </w:rPr>
-      </w:pPr>
-      <w:r>
-        <w:rPr>
-          <w:rFonts w:ascii="Times New Roman" w:hAnsi="Times New Roman" w:cs="Times New Roman"/>
-          <w:b/>
-          <w:bCs/>
-          <w:sz w:val="24"/>
-          <w:szCs w:val="24"/>
-        </w:rPr>
-        <w:t>Storage Method Selected</w:t>
-      </w:r>
-    </w:p>
-    <w:p>
-      <w:pPr>
-        <w:jc w:val="both"/>
-        <w:rPr>
-          <w:rFonts w:ascii="Times New Roman" w:hAnsi="Times New Roman" w:cs="Times New Roman"/>
-          <w:sz w:val="24"/>
-          <w:szCs w:val="24"/>
-        </w:rPr>
-      </w:pPr>
-      <w:r>
-        <w:rPr>
-          <w:rFonts w:ascii="Times New Roman" w:hAnsi="Times New Roman" w:cs="Times New Roman"/>
-          <w:b/>
-          <w:bCs/>
-          <w:sz w:val="24"/>
-          <w:szCs w:val="24"/>
-        </w:rPr>
-        <w:t>SQLite</w:t>
-      </w:r>
-    </w:p>
-    <w:p>
-      <w:pPr>
-        <w:jc w:val="both"/>
-        <w:rPr>
-          <w:rFonts w:ascii="Times New Roman" w:hAnsi="Times New Roman" w:cs="Times New Roman"/>
-          <w:b/>
-          <w:bCs/>
-          <w:sz w:val="24"/>
-          <w:szCs w:val="24"/>
-        </w:rPr>
-      </w:pPr>
-      <w:r>
-        <w:rPr>
-          <w:rFonts w:ascii="Times New Roman" w:hAnsi="Times New Roman" w:cs="Times New Roman"/>
-          <w:b/>
-          <w:bCs/>
-          <w:sz w:val="24"/>
-          <w:szCs w:val="24"/>
-        </w:rPr>
-        <w:t>Justification for Selecting SQLite</w:t>
-      </w:r>
-    </w:p>
-    <w:p>
-      <w:pPr>
-        <w:jc w:val="both"/>
-        <w:rPr>
-          <w:rFonts w:ascii="Times New Roman" w:hAnsi="Times New Roman" w:cs="Times New Roman"/>
-          <w:sz w:val="24"/>
-          <w:szCs w:val="24"/>
-        </w:rPr>
-      </w:pPr>
-      <w:r>
-        <w:rPr>
-          <w:rFonts w:ascii="Times New Roman" w:hAnsi="Times New Roman" w:cs="Times New Roman"/>
-          <w:sz w:val="24"/>
-          <w:szCs w:val="24"/>
-        </w:rPr>
-        <w:t xml:space="preserve">SQLite was selected as the storage method for the </w:t>
-      </w:r>
-      <w:r>
-        <w:rPr>
-          <w:rFonts w:ascii="Times New Roman" w:hAnsi="Times New Roman" w:cs="Times New Roman"/>
-          <w:sz w:val="24"/>
-          <w:szCs w:val="24"/>
-        </w:rPr>
-        <w:t>Cargo Track</w:t>
-      </w:r>
-      <w:r>
-        <w:rPr>
-          <w:rFonts w:ascii="Times New Roman" w:hAnsi="Times New Roman" w:cs="Times New Roman"/>
-          <w:sz w:val="24"/>
-          <w:szCs w:val="24"/>
-        </w:rPr>
-        <w:t xml:space="preserve"> Pro application because it offers several advantages for a mobile cargo tracking system:</w:t>
+          <w:sz w:val="24"/>
+          <w:szCs w:val="24"/>
+        </w:rPr>
+      </w:pPr>
+      <w:r>
+        <w:rPr>
+          <w:rFonts w:ascii="Times New Roman" w:hAnsi="Times New Roman" w:cs="Times New Roman"/>
+          <w:sz w:val="24"/>
+          <w:szCs w:val="24"/>
+        </w:rPr>
+        <w:t>SQLite was selected as the storage method for the Cargo Track Pro application because it offers several advantages for a mobile cargo tracking system:</w:t>
       </w:r>
     </w:p>
     <w:p>
@@ -10593,6 +13303,7 @@
                 <w:sz w:val="24"/>
                 <w:szCs w:val="24"/>
               </w:rPr>
+              <w:lastRenderedPageBreak/>
               <w:t>Operation</w:t>
             </w:r>
           </w:p>
@@ -10706,15 +13417,7 @@
                 <w:sz w:val="24"/>
                 <w:szCs w:val="24"/>
               </w:rPr>
-              <w:t>addShipment (</w:t>
-            </w:r>
-            <w:r>
-              <w:rPr>
-                <w:rFonts w:ascii="Times New Roman" w:hAnsi="Times New Roman" w:cs="Times New Roman"/>
-                <w:sz w:val="24"/>
-                <w:szCs w:val="24"/>
-              </w:rPr>
-              <w:t>)</w:t>
+              <w:t>addShipment ()</w:t>
             </w:r>
           </w:p>
         </w:tc>
@@ -10802,15 +13505,7 @@
                 <w:sz w:val="24"/>
                 <w:szCs w:val="24"/>
               </w:rPr>
-              <w:t>getAllShipments (</w:t>
-            </w:r>
-            <w:r>
-              <w:rPr>
-                <w:rFonts w:ascii="Times New Roman" w:hAnsi="Times New Roman" w:cs="Times New Roman"/>
-                <w:sz w:val="24"/>
-                <w:szCs w:val="24"/>
-              </w:rPr>
-              <w:t>)</w:t>
+              <w:t>getAllShipments ()</w:t>
             </w:r>
           </w:p>
         </w:tc>
@@ -10898,15 +13593,7 @@
                 <w:sz w:val="24"/>
                 <w:szCs w:val="24"/>
               </w:rPr>
-              <w:t>updateShipment (</w:t>
-            </w:r>
-            <w:r>
-              <w:rPr>
-                <w:rFonts w:ascii="Times New Roman" w:hAnsi="Times New Roman" w:cs="Times New Roman"/>
-                <w:sz w:val="24"/>
-                <w:szCs w:val="24"/>
-              </w:rPr>
-              <w:t>)</w:t>
+              <w:t>updateShipment ()</w:t>
             </w:r>
           </w:p>
         </w:tc>
@@ -10994,15 +13681,7 @@
                 <w:sz w:val="24"/>
                 <w:szCs w:val="24"/>
               </w:rPr>
-              <w:t>deleteShipment (</w:t>
-            </w:r>
-            <w:r>
-              <w:rPr>
-                <w:rFonts w:ascii="Times New Roman" w:hAnsi="Times New Roman" w:cs="Times New Roman"/>
-                <w:sz w:val="24"/>
-                <w:szCs w:val="24"/>
-              </w:rPr>
-              <w:t>)</w:t>
+              <w:t>deleteShipment ()</w:t>
             </w:r>
           </w:p>
         </w:tc>
@@ -11090,15 +13769,7 @@
                 <w:sz w:val="24"/>
                 <w:szCs w:val="24"/>
               </w:rPr>
-              <w:t>searchShipments (</w:t>
-            </w:r>
-            <w:r>
-              <w:rPr>
-                <w:rFonts w:ascii="Times New Roman" w:hAnsi="Times New Roman" w:cs="Times New Roman"/>
-                <w:sz w:val="24"/>
-                <w:szCs w:val="24"/>
-              </w:rPr>
-              <w:t>)</w:t>
+              <w:t>searchShipments ()</w:t>
             </w:r>
           </w:p>
         </w:tc>
@@ -11152,7 +13823,6 @@
           <w:sz w:val="24"/>
           <w:szCs w:val="24"/>
         </w:rPr>
-        <w:lastRenderedPageBreak/>
         <w:t>The application supports all fundamental database operations (CRUD), allowing users to create new shipment records, retrieve existing records, update shipment details, delete records when necessary, and search for shipments using the tracking number or other relevant information.</w:t>
       </w:r>
     </w:p>
@@ -11233,6 +13903,550 @@
         <w:jc w:val="both"/>
         <w:rPr>
           <w:rFonts w:ascii="Times New Roman" w:hAnsi="Times New Roman" w:cs="Times New Roman"/>
+          <w:sz w:val="24"/>
+          <w:szCs w:val="24"/>
+        </w:rPr>
+      </w:pPr>
+    </w:p>
+    <w:p>
+      <w:pPr>
+        <w:jc w:val="both"/>
+        <w:rPr>
+          <w:rFonts w:ascii="Times New Roman" w:hAnsi="Times New Roman" w:cs="Times New Roman"/>
+          <w:b/>
+          <w:bCs/>
+          <w:sz w:val="28"/>
+          <w:szCs w:val="28"/>
+        </w:rPr>
+      </w:pPr>
+    </w:p>
+    <w:p>
+      <w:pPr>
+        <w:jc w:val="both"/>
+        <w:rPr>
+          <w:rFonts w:ascii="Times New Roman" w:hAnsi="Times New Roman" w:cs="Times New Roman"/>
+          <w:b/>
+          <w:bCs/>
+          <w:sz w:val="28"/>
+          <w:szCs w:val="28"/>
+        </w:rPr>
+      </w:pPr>
+    </w:p>
+    <w:p>
+      <w:pPr>
+        <w:jc w:val="both"/>
+        <w:rPr>
+          <w:rFonts w:ascii="Times New Roman" w:hAnsi="Times New Roman" w:cs="Times New Roman"/>
+          <w:b/>
+          <w:bCs/>
+          <w:sz w:val="28"/>
+          <w:szCs w:val="28"/>
+        </w:rPr>
+      </w:pPr>
+    </w:p>
+    <w:p>
+      <w:pPr>
+        <w:jc w:val="both"/>
+        <w:rPr>
+          <w:rFonts w:ascii="Times New Roman" w:hAnsi="Times New Roman" w:cs="Times New Roman"/>
+          <w:b/>
+          <w:bCs/>
+          <w:sz w:val="28"/>
+          <w:szCs w:val="28"/>
+        </w:rPr>
+      </w:pPr>
+    </w:p>
+    <w:p>
+      <w:pPr>
+        <w:jc w:val="both"/>
+        <w:rPr>
+          <w:rFonts w:ascii="Times New Roman" w:hAnsi="Times New Roman" w:cs="Times New Roman"/>
+          <w:b/>
+          <w:bCs/>
+          <w:sz w:val="28"/>
+          <w:szCs w:val="28"/>
+        </w:rPr>
+      </w:pPr>
+    </w:p>
+    <w:p>
+      <w:pPr>
+        <w:jc w:val="both"/>
+        <w:rPr>
+          <w:rFonts w:ascii="Times New Roman" w:hAnsi="Times New Roman" w:cs="Times New Roman"/>
+          <w:b/>
+          <w:bCs/>
+          <w:sz w:val="28"/>
+          <w:szCs w:val="28"/>
+        </w:rPr>
+      </w:pPr>
+    </w:p>
+    <w:p>
+      <w:pPr>
+        <w:jc w:val="both"/>
+        <w:rPr>
+          <w:rFonts w:ascii="Times New Roman" w:hAnsi="Times New Roman" w:cs="Times New Roman"/>
+          <w:b/>
+          <w:bCs/>
+          <w:sz w:val="28"/>
+          <w:szCs w:val="28"/>
+        </w:rPr>
+      </w:pPr>
+    </w:p>
+    <w:p>
+      <w:pPr>
+        <w:jc w:val="both"/>
+        <w:rPr>
+          <w:rFonts w:ascii="Times New Roman" w:hAnsi="Times New Roman" w:cs="Times New Roman"/>
+          <w:b/>
+          <w:bCs/>
+          <w:sz w:val="28"/>
+          <w:szCs w:val="28"/>
+        </w:rPr>
+      </w:pPr>
+    </w:p>
+    <w:p>
+      <w:pPr>
+        <w:pStyle w:val="Heading1"/>
+        <w:rPr>
+          <w:rFonts w:ascii="Times New Roman" w:hAnsi="Times New Roman" w:cs="Times New Roman"/>
+        </w:rPr>
+      </w:pPr>
+      <w:bookmarkStart w:id="79" w:name="_Toc233483616"/>
+      <w:r>
+        <w:rPr>
+          <w:rFonts w:ascii="Times New Roman" w:hAnsi="Times New Roman" w:cs="Times New Roman"/>
+          <w:b w:val="0"/>
+          <w:bCs w:val="0"/>
+        </w:rPr>
+        <w:lastRenderedPageBreak/>
+        <w:t>Week 8 Handling</w:t>
+      </w:r>
+      <w:r>
+        <w:rPr>
+          <w:rFonts w:ascii="Times New Roman" w:hAnsi="Times New Roman" w:cs="Times New Roman"/>
+        </w:rPr>
+        <w:t xml:space="preserve"> User Input and Events</w:t>
+      </w:r>
+      <w:bookmarkEnd w:id="79"/>
+    </w:p>
+    <w:p>
+      <w:pPr>
+        <w:jc w:val="both"/>
+        <w:rPr>
+          <w:rFonts w:ascii="Times New Roman" w:hAnsi="Times New Roman" w:cs="Times New Roman"/>
+          <w:b/>
+          <w:bCs/>
+          <w:sz w:val="24"/>
+          <w:szCs w:val="24"/>
+        </w:rPr>
+      </w:pPr>
+    </w:p>
+    <w:p>
+      <w:pPr>
+        <w:jc w:val="both"/>
+        <w:rPr>
+          <w:rFonts w:ascii="Times New Roman" w:hAnsi="Times New Roman" w:cs="Times New Roman"/>
+          <w:sz w:val="24"/>
+          <w:szCs w:val="24"/>
+        </w:rPr>
+      </w:pPr>
+      <w:r>
+        <w:rPr>
+          <w:rFonts w:ascii="Times New Roman" w:hAnsi="Times New Roman" w:cs="Times New Roman"/>
+          <w:sz w:val="24"/>
+          <w:szCs w:val="24"/>
+        </w:rPr>
+        <w:drawing>
+          <wp:inline distT="0" distB="0" distL="0" distR="0" wp14:anchorId="06051411" wp14:editId="140464FA">
+            <wp:extent cx="5486400" cy="2597785"/>
+            <wp:effectExtent l="0" t="0" r="0" b="0"/>
+            <wp:docPr id="354220647" name="Picture 1"/>
+            <wp:cNvGraphicFramePr>
+              <a:graphicFrameLocks xmlns:a="http://schemas.openxmlformats.org/drawingml/2006/main" noChangeAspect="1"/>
+            </wp:cNvGraphicFramePr>
+            <a:graphic xmlns:a="http://schemas.openxmlformats.org/drawingml/2006/main">
+              <a:graphicData uri="http://schemas.openxmlformats.org/drawingml/2006/picture">
+                <pic:pic xmlns:pic="http://schemas.openxmlformats.org/drawingml/2006/picture">
+                  <pic:nvPicPr>
+                    <pic:cNvPr id="354220647" name=""/>
+                    <pic:cNvPicPr/>
+                  </pic:nvPicPr>
+                  <pic:blipFill>
+                    <a:blip r:embed="rId46"/>
+                    <a:stretch>
+                      <a:fillRect/>
+                    </a:stretch>
+                  </pic:blipFill>
+                  <pic:spPr>
+                    <a:xfrm>
+                      <a:off x="0" y="0"/>
+                      <a:ext cx="5486400" cy="2597785"/>
+                    </a:xfrm>
+                    <a:prstGeom prst="rect">
+                      <a:avLst/>
+                    </a:prstGeom>
+                  </pic:spPr>
+                </pic:pic>
+              </a:graphicData>
+            </a:graphic>
+          </wp:inline>
+        </w:drawing>
+      </w:r>
+    </w:p>
+    <w:p>
+      <w:pPr>
+        <w:pStyle w:val="Heading3"/>
+        <w:rPr>
+          <w:rFonts w:ascii="Times New Roman" w:hAnsi="Times New Roman" w:cs="Times New Roman"/>
+          <w:b w:val="0"/>
+          <w:bCs w:val="0"/>
+          <w:sz w:val="24"/>
+          <w:szCs w:val="24"/>
+        </w:rPr>
+      </w:pPr>
+      <w:bookmarkStart w:id="80" w:name="_Toc233483617"/>
+      <w:r>
+        <w:rPr>
+          <w:rFonts w:ascii="Times New Roman" w:hAnsi="Times New Roman" w:cs="Times New Roman"/>
+          <w:b w:val="0"/>
+          <w:bCs w:val="0"/>
+          <w:sz w:val="24"/>
+          <w:szCs w:val="24"/>
+        </w:rPr>
+        <w:t>Practical Activities Undertaken</w:t>
+      </w:r>
+      <w:bookmarkEnd w:id="80"/>
+    </w:p>
+    <w:p>
+      <w:pPr>
+        <w:numPr>
+          <w:ilvl w:val="0"/>
+          <w:numId w:val="20"/>
+        </w:numPr>
+        <w:jc w:val="both"/>
+        <w:rPr>
+          <w:rFonts w:ascii="Times New Roman" w:hAnsi="Times New Roman" w:cs="Times New Roman"/>
+          <w:sz w:val="24"/>
+          <w:szCs w:val="24"/>
+        </w:rPr>
+      </w:pPr>
+      <w:r>
+        <w:rPr>
+          <w:rFonts w:ascii="Times New Roman" w:hAnsi="Times New Roman" w:cs="Times New Roman"/>
+          <w:sz w:val="24"/>
+          <w:szCs w:val="24"/>
+        </w:rPr>
+        <w:t xml:space="preserve">Created an </w:t>
+      </w:r>
+      <w:r>
+        <w:rPr>
+          <w:rFonts w:ascii="Times New Roman" w:hAnsi="Times New Roman" w:cs="Times New Roman"/>
+          <w:sz w:val="24"/>
+          <w:szCs w:val="24"/>
+        </w:rPr>
+        <w:t>Event Handler</w:t>
+      </w:r>
+      <w:r>
+        <w:rPr>
+          <w:rFonts w:ascii="Times New Roman" w:hAnsi="Times New Roman" w:cs="Times New Roman"/>
+          <w:sz w:val="24"/>
+          <w:szCs w:val="24"/>
+        </w:rPr>
+        <w:t xml:space="preserve"> class to handle keyboard and touch events.</w:t>
+      </w:r>
+    </w:p>
+    <w:p>
+      <w:pPr>
+        <w:numPr>
+          <w:ilvl w:val="0"/>
+          <w:numId w:val="20"/>
+        </w:numPr>
+        <w:jc w:val="both"/>
+        <w:rPr>
+          <w:rFonts w:ascii="Times New Roman" w:hAnsi="Times New Roman" w:cs="Times New Roman"/>
+          <w:sz w:val="24"/>
+          <w:szCs w:val="24"/>
+        </w:rPr>
+      </w:pPr>
+      <w:r>
+        <w:rPr>
+          <w:rFonts w:ascii="Times New Roman" w:hAnsi="Times New Roman" w:cs="Times New Roman"/>
+          <w:sz w:val="24"/>
+          <w:szCs w:val="24"/>
+        </w:rPr>
+        <w:t>Implemented input validation for user data.</w:t>
+      </w:r>
+    </w:p>
+    <w:p>
+      <w:pPr>
+        <w:numPr>
+          <w:ilvl w:val="0"/>
+          <w:numId w:val="20"/>
+        </w:numPr>
+        <w:jc w:val="both"/>
+        <w:rPr>
+          <w:rFonts w:ascii="Times New Roman" w:hAnsi="Times New Roman" w:cs="Times New Roman"/>
+          <w:sz w:val="24"/>
+          <w:szCs w:val="24"/>
+        </w:rPr>
+      </w:pPr>
+      <w:r>
+        <w:rPr>
+          <w:rFonts w:ascii="Times New Roman" w:hAnsi="Times New Roman" w:cs="Times New Roman"/>
+          <w:sz w:val="24"/>
+          <w:szCs w:val="24"/>
+        </w:rPr>
+        <w:t>Tested keyboard and touch interactions.</w:t>
+      </w:r>
+    </w:p>
+    <w:p>
+      <w:pPr>
+        <w:numPr>
+          <w:ilvl w:val="0"/>
+          <w:numId w:val="20"/>
+        </w:numPr>
+        <w:jc w:val="both"/>
+        <w:rPr>
+          <w:rFonts w:ascii="Times New Roman" w:hAnsi="Times New Roman" w:cs="Times New Roman"/>
+          <w:sz w:val="24"/>
+          <w:szCs w:val="24"/>
+        </w:rPr>
+      </w:pPr>
+      <w:r>
+        <w:rPr>
+          <w:rFonts w:ascii="Times New Roman" w:hAnsi="Times New Roman" w:cs="Times New Roman"/>
+          <w:sz w:val="24"/>
+          <w:szCs w:val="24"/>
+        </w:rPr>
+        <w:t>Added event logging functionality.</w:t>
+      </w:r>
+    </w:p>
+    <w:p>
+      <w:pPr>
+        <w:jc w:val="both"/>
+        <w:rPr>
+          <w:rFonts w:ascii="Times New Roman" w:hAnsi="Times New Roman" w:cs="Times New Roman"/>
+          <w:b/>
+          <w:bCs/>
+          <w:sz w:val="24"/>
+          <w:szCs w:val="24"/>
+        </w:rPr>
+      </w:pPr>
+      <w:r>
+        <w:rPr>
+          <w:rFonts w:ascii="Times New Roman" w:hAnsi="Times New Roman" w:cs="Times New Roman"/>
+          <w:b/>
+          <w:bCs/>
+          <w:sz w:val="24"/>
+          <w:szCs w:val="24"/>
+        </w:rPr>
+        <w:t>Testing Results</w:t>
+      </w:r>
+    </w:p>
+    <w:p>
+      <w:pPr>
+        <w:numPr>
+          <w:ilvl w:val="0"/>
+          <w:numId w:val="21"/>
+        </w:numPr>
+        <w:jc w:val="both"/>
+        <w:rPr>
+          <w:rFonts w:ascii="Times New Roman" w:hAnsi="Times New Roman" w:cs="Times New Roman"/>
+          <w:sz w:val="24"/>
+          <w:szCs w:val="24"/>
+        </w:rPr>
+      </w:pPr>
+      <w:r>
+        <w:rPr>
+          <w:rFonts w:ascii="Times New Roman" w:hAnsi="Times New Roman" w:cs="Times New Roman"/>
+          <w:sz w:val="24"/>
+          <w:szCs w:val="24"/>
+        </w:rPr>
+        <w:t>Keyboard events worked correctly: pressing Enter submitted the form, while Escape cancelled the action.</w:t>
+      </w:r>
+    </w:p>
+    <w:p>
+      <w:pPr>
+        <w:numPr>
+          <w:ilvl w:val="0"/>
+          <w:numId w:val="21"/>
+        </w:numPr>
+        <w:jc w:val="both"/>
+        <w:rPr>
+          <w:rFonts w:ascii="Times New Roman" w:hAnsi="Times New Roman" w:cs="Times New Roman"/>
+          <w:sz w:val="24"/>
+          <w:szCs w:val="24"/>
+        </w:rPr>
+      </w:pPr>
+      <w:r>
+        <w:rPr>
+          <w:rFonts w:ascii="Times New Roman" w:hAnsi="Times New Roman" w:cs="Times New Roman"/>
+          <w:sz w:val="24"/>
+          <w:szCs w:val="24"/>
+        </w:rPr>
+        <w:t>Touch events such as Tap, Swipe, and Long Press were detected successfully.</w:t>
+      </w:r>
+    </w:p>
+    <w:p>
+      <w:pPr>
+        <w:numPr>
+          <w:ilvl w:val="0"/>
+          <w:numId w:val="21"/>
+        </w:numPr>
+        <w:jc w:val="both"/>
+        <w:rPr>
+          <w:rFonts w:ascii="Times New Roman" w:hAnsi="Times New Roman" w:cs="Times New Roman"/>
+          <w:sz w:val="24"/>
+          <w:szCs w:val="24"/>
+        </w:rPr>
+      </w:pPr>
+      <w:r>
+        <w:rPr>
+          <w:rFonts w:ascii="Times New Roman" w:hAnsi="Times New Roman" w:cs="Times New Roman"/>
+          <w:sz w:val="24"/>
+          <w:szCs w:val="24"/>
+        </w:rPr>
+        <w:t>Input validation correctly checked usernames, email addresses, and passwords.</w:t>
+      </w:r>
+    </w:p>
+    <w:p>
+      <w:pPr>
+        <w:numPr>
+          <w:ilvl w:val="0"/>
+          <w:numId w:val="21"/>
+        </w:numPr>
+        <w:jc w:val="both"/>
+        <w:rPr>
+          <w:rFonts w:ascii="Times New Roman" w:hAnsi="Times New Roman" w:cs="Times New Roman"/>
+          <w:sz w:val="24"/>
+          <w:szCs w:val="24"/>
+        </w:rPr>
+      </w:pPr>
+      <w:r>
+        <w:rPr>
+          <w:rFonts w:ascii="Times New Roman" w:hAnsi="Times New Roman" w:cs="Times New Roman"/>
+          <w:sz w:val="24"/>
+          <w:szCs w:val="24"/>
+        </w:rPr>
+        <w:t>Event logging recorded user actions successfully.</w:t>
+      </w:r>
+    </w:p>
+    <w:p>
+      <w:pPr>
+        <w:jc w:val="both"/>
+        <w:rPr>
+          <w:rFonts w:ascii="Times New Roman" w:hAnsi="Times New Roman" w:cs="Times New Roman"/>
+          <w:b/>
+          <w:bCs/>
+          <w:sz w:val="24"/>
+          <w:szCs w:val="24"/>
+        </w:rPr>
+      </w:pPr>
+      <w:r>
+        <w:rPr>
+          <w:rFonts w:ascii="Times New Roman" w:hAnsi="Times New Roman" w:cs="Times New Roman"/>
+          <w:b/>
+          <w:bCs/>
+          <w:sz w:val="24"/>
+          <w:szCs w:val="24"/>
+        </w:rPr>
+        <w:t>Challenges and Solutions</w:t>
+      </w:r>
+    </w:p>
+    <w:p>
+      <w:pPr>
+        <w:numPr>
+          <w:ilvl w:val="0"/>
+          <w:numId w:val="22"/>
+        </w:numPr>
+        <w:jc w:val="both"/>
+        <w:rPr>
+          <w:rFonts w:ascii="Times New Roman" w:hAnsi="Times New Roman" w:cs="Times New Roman"/>
+          <w:sz w:val="24"/>
+          <w:szCs w:val="24"/>
+        </w:rPr>
+      </w:pPr>
+      <w:r>
+        <w:rPr>
+          <w:rFonts w:ascii="Times New Roman" w:hAnsi="Times New Roman" w:cs="Times New Roman"/>
+          <w:sz w:val="24"/>
+          <w:szCs w:val="24"/>
+        </w:rPr>
+        <w:t>Resolved module import errors by using CommonJS.</w:t>
+      </w:r>
+    </w:p>
+    <w:p>
+      <w:pPr>
+        <w:numPr>
+          <w:ilvl w:val="0"/>
+          <w:numId w:val="22"/>
+        </w:numPr>
+        <w:jc w:val="both"/>
+        <w:rPr>
+          <w:rFonts w:ascii="Times New Roman" w:hAnsi="Times New Roman" w:cs="Times New Roman"/>
+          <w:sz w:val="24"/>
+          <w:szCs w:val="24"/>
+        </w:rPr>
+      </w:pPr>
+      <w:r>
+        <w:rPr>
+          <w:rFonts w:ascii="Times New Roman" w:hAnsi="Times New Roman" w:cs="Times New Roman"/>
+          <w:sz w:val="24"/>
+          <w:szCs w:val="24"/>
+        </w:rPr>
+        <w:t>Improved code organization by grouping event-handling methods into a reusable class.</w:t>
+      </w:r>
+    </w:p>
+    <w:p>
+      <w:pPr>
+        <w:pStyle w:val="Heading3"/>
+        <w:rPr>
+          <w:rFonts w:ascii="Times New Roman" w:hAnsi="Times New Roman" w:cs="Times New Roman"/>
+          <w:b w:val="0"/>
+          <w:bCs w:val="0"/>
+          <w:sz w:val="24"/>
+          <w:szCs w:val="24"/>
+        </w:rPr>
+      </w:pPr>
+      <w:bookmarkStart w:id="81" w:name="_Toc233483618"/>
+      <w:r>
+        <w:rPr>
+          <w:rFonts w:ascii="Times New Roman" w:hAnsi="Times New Roman" w:cs="Times New Roman"/>
+          <w:b w:val="0"/>
+          <w:bCs w:val="0"/>
+          <w:sz w:val="24"/>
+          <w:szCs w:val="24"/>
+        </w:rPr>
+        <w:lastRenderedPageBreak/>
+        <w:t>Personal Reflection</w:t>
+      </w:r>
+      <w:bookmarkEnd w:id="81"/>
+    </w:p>
+    <w:p>
+      <w:pPr>
+        <w:jc w:val="both"/>
+        <w:rPr>
+          <w:rFonts w:ascii="Times New Roman" w:hAnsi="Times New Roman" w:cs="Times New Roman"/>
+          <w:sz w:val="24"/>
+          <w:szCs w:val="24"/>
+        </w:rPr>
+      </w:pPr>
+      <w:r>
+        <w:rPr>
+          <w:rFonts w:ascii="Times New Roman" w:hAnsi="Times New Roman" w:cs="Times New Roman"/>
+          <w:sz w:val="24"/>
+          <w:szCs w:val="24"/>
+        </w:rPr>
+        <w:t>This week's activities helped me understand how event handling works using classes. I learned how to manage keyboard and touch inputs, validate user data, and organize code into reusable methods. These skills will help me build applications that are easier to maintain, test, and debug.</w:t>
+      </w:r>
+    </w:p>
+    <w:p>
+      <w:pPr>
+        <w:jc w:val="both"/>
+        <w:rPr>
+          <w:rFonts w:ascii="Times New Roman" w:hAnsi="Times New Roman" w:cs="Times New Roman"/>
+          <w:b/>
+          <w:bCs/>
           <w:sz w:val="24"/>
           <w:szCs w:val="24"/>
         </w:rPr>
@@ -11649,7 +14863,7 @@
       <w:lvlText w:val="%1."/>
       <w:lvlJc w:val="left"/>
       <w:pPr>
-        <w:ind w:left="1260" w:hanging="360"/>
+        <w:ind w:left="1170" w:hanging="360"/>
       </w:pPr>
       <w:rPr>
         <w:b/>
@@ -11896,6 +15110,155 @@
     </w:lvl>
   </w:abstractNum>
   <w:abstractNum w:abstractNumId="13" w15:restartNumberingAfterBreak="0">
+    <w:nsid w:val="0E493BBC"/>
+    <w:multiLevelType w:val="multilevel"/>
+    <w:tmpl w:val="96945168"/>
+    <w:lvl w:ilvl="0">
+      <w:start w:val="1"/>
+      <w:numFmt w:val="bullet"/>
+      <w:lvlText w:val=""/>
+      <w:lvlJc w:val="left"/>
+      <w:pPr>
+        <w:tabs>
+          <w:tab w:val="num" w:pos="720"/>
+        </w:tabs>
+        <w:ind w:left="720" w:hanging="360"/>
+      </w:pPr>
+      <w:rPr>
+        <w:rFonts w:ascii="Symbol" w:hAnsi="Symbol" w:hint="default"/>
+        <w:sz w:val="20"/>
+      </w:rPr>
+    </w:lvl>
+    <w:lvl w:ilvl="1" w:tentative="1">
+      <w:start w:val="1"/>
+      <w:numFmt w:val="bullet"/>
+      <w:lvlText w:val="o"/>
+      <w:lvlJc w:val="left"/>
+      <w:pPr>
+        <w:tabs>
+          <w:tab w:val="num" w:pos="1440"/>
+        </w:tabs>
+        <w:ind w:left="1440" w:hanging="360"/>
+      </w:pPr>
+      <w:rPr>
+        <w:rFonts w:ascii="Courier New" w:hAnsi="Courier New" w:hint="default"/>
+        <w:sz w:val="20"/>
+      </w:rPr>
+    </w:lvl>
+    <w:lvl w:ilvl="2" w:tentative="1">
+      <w:start w:val="1"/>
+      <w:numFmt w:val="bullet"/>
+      <w:lvlText w:val=""/>
+      <w:lvlJc w:val="left"/>
+      <w:pPr>
+        <w:tabs>
+          <w:tab w:val="num" w:pos="2160"/>
+        </w:tabs>
+        <w:ind w:left="2160" w:hanging="360"/>
+      </w:pPr>
+      <w:rPr>
+        <w:rFonts w:ascii="Wingdings" w:hAnsi="Wingdings" w:hint="default"/>
+        <w:sz w:val="20"/>
+      </w:rPr>
+    </w:lvl>
+    <w:lvl w:ilvl="3" w:tentative="1">
+      <w:start w:val="1"/>
+      <w:numFmt w:val="bullet"/>
+      <w:lvlText w:val=""/>
+      <w:lvlJc w:val="left"/>
+      <w:pPr>
+        <w:tabs>
+          <w:tab w:val="num" w:pos="2880"/>
+        </w:tabs>
+        <w:ind w:left="2880" w:hanging="360"/>
+      </w:pPr>
+      <w:rPr>
+        <w:rFonts w:ascii="Wingdings" w:hAnsi="Wingdings" w:hint="default"/>
+        <w:sz w:val="20"/>
+      </w:rPr>
+    </w:lvl>
+    <w:lvl w:ilvl="4" w:tentative="1">
+      <w:start w:val="1"/>
+      <w:numFmt w:val="bullet"/>
+      <w:lvlText w:val=""/>
+      <w:lvlJc w:val="left"/>
+      <w:pPr>
+        <w:tabs>
+          <w:tab w:val="num" w:pos="3600"/>
+        </w:tabs>
+        <w:ind w:left="3600" w:hanging="360"/>
+      </w:pPr>
+      <w:rPr>
+        <w:rFonts w:ascii="Wingdings" w:hAnsi="Wingdings" w:hint="default"/>
+        <w:sz w:val="20"/>
+      </w:rPr>
+    </w:lvl>
+    <w:lvl w:ilvl="5" w:tentative="1">
+      <w:start w:val="1"/>
+      <w:numFmt w:val="bullet"/>
+      <w:lvlText w:val=""/>
+      <w:lvlJc w:val="left"/>
+      <w:pPr>
+        <w:tabs>
+          <w:tab w:val="num" w:pos="4320"/>
+        </w:tabs>
+        <w:ind w:left="4320" w:hanging="360"/>
+      </w:pPr>
+      <w:rPr>
+        <w:rFonts w:ascii="Wingdings" w:hAnsi="Wingdings" w:hint="default"/>
+        <w:sz w:val="20"/>
+      </w:rPr>
+    </w:lvl>
+    <w:lvl w:ilvl="6" w:tentative="1">
+      <w:start w:val="1"/>
+      <w:numFmt w:val="bullet"/>
+      <w:lvlText w:val=""/>
+      <w:lvlJc w:val="left"/>
+      <w:pPr>
+        <w:tabs>
+          <w:tab w:val="num" w:pos="5040"/>
+        </w:tabs>
+        <w:ind w:left="5040" w:hanging="360"/>
+      </w:pPr>
+      <w:rPr>
+        <w:rFonts w:ascii="Wingdings" w:hAnsi="Wingdings" w:hint="default"/>
+        <w:sz w:val="20"/>
+      </w:rPr>
+    </w:lvl>
+    <w:lvl w:ilvl="7" w:tentative="1">
+      <w:start w:val="1"/>
+      <w:numFmt w:val="bullet"/>
+      <w:lvlText w:val=""/>
+      <w:lvlJc w:val="left"/>
+      <w:pPr>
+        <w:tabs>
+          <w:tab w:val="num" w:pos="5760"/>
+        </w:tabs>
+        <w:ind w:left="5760" w:hanging="360"/>
+      </w:pPr>
+      <w:rPr>
+        <w:rFonts w:ascii="Wingdings" w:hAnsi="Wingdings" w:hint="default"/>
+        <w:sz w:val="20"/>
+      </w:rPr>
+    </w:lvl>
+    <w:lvl w:ilvl="8" w:tentative="1">
+      <w:start w:val="1"/>
+      <w:numFmt w:val="bullet"/>
+      <w:lvlText w:val=""/>
+      <w:lvlJc w:val="left"/>
+      <w:pPr>
+        <w:tabs>
+          <w:tab w:val="num" w:pos="6480"/>
+        </w:tabs>
+        <w:ind w:left="6480" w:hanging="360"/>
+      </w:pPr>
+      <w:rPr>
+        <w:rFonts w:ascii="Wingdings" w:hAnsi="Wingdings" w:hint="default"/>
+        <w:sz w:val="20"/>
+      </w:rPr>
+    </w:lvl>
+  </w:abstractNum>
+  <w:abstractNum w:abstractNumId="14" w15:restartNumberingAfterBreak="0">
     <w:nsid w:val="1C4E0ED1"/>
     <w:multiLevelType w:val="multilevel"/>
     <w:tmpl w:val="1DF45D66"/>
@@ -12044,7 +15407,7 @@
       </w:rPr>
     </w:lvl>
   </w:abstractNum>
-  <w:abstractNum w:abstractNumId="14" w15:restartNumberingAfterBreak="0">
+  <w:abstractNum w:abstractNumId="15" w15:restartNumberingAfterBreak="0">
     <w:nsid w:val="1F651DA6"/>
     <w:multiLevelType w:val="hybridMultilevel"/>
     <w:tmpl w:val="86FE6162"/>
@@ -12157,7 +15520,7 @@
       </w:rPr>
     </w:lvl>
   </w:abstractNum>
-  <w:abstractNum w:abstractNumId="15" w15:restartNumberingAfterBreak="0">
+  <w:abstractNum w:abstractNumId="16" w15:restartNumberingAfterBreak="0">
     <w:nsid w:val="257E7958"/>
     <w:multiLevelType w:val="multilevel"/>
     <w:tmpl w:val="0A72FA1A"/>
@@ -12306,7 +15669,305 @@
       </w:rPr>
     </w:lvl>
   </w:abstractNum>
-  <w:abstractNum w:abstractNumId="16" w15:restartNumberingAfterBreak="0">
+  <w:abstractNum w:abstractNumId="17" w15:restartNumberingAfterBreak="0">
+    <w:nsid w:val="3AE07633"/>
+    <w:multiLevelType w:val="multilevel"/>
+    <w:tmpl w:val="BBCC3A3A"/>
+    <w:lvl w:ilvl="0">
+      <w:start w:val="1"/>
+      <w:numFmt w:val="bullet"/>
+      <w:lvlText w:val=""/>
+      <w:lvlJc w:val="left"/>
+      <w:pPr>
+        <w:tabs>
+          <w:tab w:val="num" w:pos="720"/>
+        </w:tabs>
+        <w:ind w:left="720" w:hanging="360"/>
+      </w:pPr>
+      <w:rPr>
+        <w:rFonts w:ascii="Symbol" w:hAnsi="Symbol" w:hint="default"/>
+        <w:sz w:val="20"/>
+      </w:rPr>
+    </w:lvl>
+    <w:lvl w:ilvl="1" w:tentative="1">
+      <w:start w:val="1"/>
+      <w:numFmt w:val="bullet"/>
+      <w:lvlText w:val="o"/>
+      <w:lvlJc w:val="left"/>
+      <w:pPr>
+        <w:tabs>
+          <w:tab w:val="num" w:pos="1440"/>
+        </w:tabs>
+        <w:ind w:left="1440" w:hanging="360"/>
+      </w:pPr>
+      <w:rPr>
+        <w:rFonts w:ascii="Courier New" w:hAnsi="Courier New" w:hint="default"/>
+        <w:sz w:val="20"/>
+      </w:rPr>
+    </w:lvl>
+    <w:lvl w:ilvl="2" w:tentative="1">
+      <w:start w:val="1"/>
+      <w:numFmt w:val="bullet"/>
+      <w:lvlText w:val=""/>
+      <w:lvlJc w:val="left"/>
+      <w:pPr>
+        <w:tabs>
+          <w:tab w:val="num" w:pos="2160"/>
+        </w:tabs>
+        <w:ind w:left="2160" w:hanging="360"/>
+      </w:pPr>
+      <w:rPr>
+        <w:rFonts w:ascii="Wingdings" w:hAnsi="Wingdings" w:hint="default"/>
+        <w:sz w:val="20"/>
+      </w:rPr>
+    </w:lvl>
+    <w:lvl w:ilvl="3" w:tentative="1">
+      <w:start w:val="1"/>
+      <w:numFmt w:val="bullet"/>
+      <w:lvlText w:val=""/>
+      <w:lvlJc w:val="left"/>
+      <w:pPr>
+        <w:tabs>
+          <w:tab w:val="num" w:pos="2880"/>
+        </w:tabs>
+        <w:ind w:left="2880" w:hanging="360"/>
+      </w:pPr>
+      <w:rPr>
+        <w:rFonts w:ascii="Wingdings" w:hAnsi="Wingdings" w:hint="default"/>
+        <w:sz w:val="20"/>
+      </w:rPr>
+    </w:lvl>
+    <w:lvl w:ilvl="4" w:tentative="1">
+      <w:start w:val="1"/>
+      <w:numFmt w:val="bullet"/>
+      <w:lvlText w:val=""/>
+      <w:lvlJc w:val="left"/>
+      <w:pPr>
+        <w:tabs>
+          <w:tab w:val="num" w:pos="3600"/>
+        </w:tabs>
+        <w:ind w:left="3600" w:hanging="360"/>
+      </w:pPr>
+      <w:rPr>
+        <w:rFonts w:ascii="Wingdings" w:hAnsi="Wingdings" w:hint="default"/>
+        <w:sz w:val="20"/>
+      </w:rPr>
+    </w:lvl>
+    <w:lvl w:ilvl="5" w:tentative="1">
+      <w:start w:val="1"/>
+      <w:numFmt w:val="bullet"/>
+      <w:lvlText w:val=""/>
+      <w:lvlJc w:val="left"/>
+      <w:pPr>
+        <w:tabs>
+          <w:tab w:val="num" w:pos="4320"/>
+        </w:tabs>
+        <w:ind w:left="4320" w:hanging="360"/>
+      </w:pPr>
+      <w:rPr>
+        <w:rFonts w:ascii="Wingdings" w:hAnsi="Wingdings" w:hint="default"/>
+        <w:sz w:val="20"/>
+      </w:rPr>
+    </w:lvl>
+    <w:lvl w:ilvl="6" w:tentative="1">
+      <w:start w:val="1"/>
+      <w:numFmt w:val="bullet"/>
+      <w:lvlText w:val=""/>
+      <w:lvlJc w:val="left"/>
+      <w:pPr>
+        <w:tabs>
+          <w:tab w:val="num" w:pos="5040"/>
+        </w:tabs>
+        <w:ind w:left="5040" w:hanging="360"/>
+      </w:pPr>
+      <w:rPr>
+        <w:rFonts w:ascii="Wingdings" w:hAnsi="Wingdings" w:hint="default"/>
+        <w:sz w:val="20"/>
+      </w:rPr>
+    </w:lvl>
+    <w:lvl w:ilvl="7" w:tentative="1">
+      <w:start w:val="1"/>
+      <w:numFmt w:val="bullet"/>
+      <w:lvlText w:val=""/>
+      <w:lvlJc w:val="left"/>
+      <w:pPr>
+        <w:tabs>
+          <w:tab w:val="num" w:pos="5760"/>
+        </w:tabs>
+        <w:ind w:left="5760" w:hanging="360"/>
+      </w:pPr>
+      <w:rPr>
+        <w:rFonts w:ascii="Wingdings" w:hAnsi="Wingdings" w:hint="default"/>
+        <w:sz w:val="20"/>
+      </w:rPr>
+    </w:lvl>
+    <w:lvl w:ilvl="8" w:tentative="1">
+      <w:start w:val="1"/>
+      <w:numFmt w:val="bullet"/>
+      <w:lvlText w:val=""/>
+      <w:lvlJc w:val="left"/>
+      <w:pPr>
+        <w:tabs>
+          <w:tab w:val="num" w:pos="6480"/>
+        </w:tabs>
+        <w:ind w:left="6480" w:hanging="360"/>
+      </w:pPr>
+      <w:rPr>
+        <w:rFonts w:ascii="Wingdings" w:hAnsi="Wingdings" w:hint="default"/>
+        <w:sz w:val="20"/>
+      </w:rPr>
+    </w:lvl>
+  </w:abstractNum>
+  <w:abstractNum w:abstractNumId="18" w15:restartNumberingAfterBreak="0">
+    <w:nsid w:val="3F067C8E"/>
+    <w:multiLevelType w:val="multilevel"/>
+    <w:tmpl w:val="44A4D51A"/>
+    <w:lvl w:ilvl="0">
+      <w:start w:val="1"/>
+      <w:numFmt w:val="bullet"/>
+      <w:lvlText w:val=""/>
+      <w:lvlJc w:val="left"/>
+      <w:pPr>
+        <w:tabs>
+          <w:tab w:val="num" w:pos="720"/>
+        </w:tabs>
+        <w:ind w:left="720" w:hanging="360"/>
+      </w:pPr>
+      <w:rPr>
+        <w:rFonts w:ascii="Symbol" w:hAnsi="Symbol" w:hint="default"/>
+        <w:sz w:val="20"/>
+      </w:rPr>
+    </w:lvl>
+    <w:lvl w:ilvl="1" w:tentative="1">
+      <w:start w:val="1"/>
+      <w:numFmt w:val="bullet"/>
+      <w:lvlText w:val="o"/>
+      <w:lvlJc w:val="left"/>
+      <w:pPr>
+        <w:tabs>
+          <w:tab w:val="num" w:pos="1440"/>
+        </w:tabs>
+        <w:ind w:left="1440" w:hanging="360"/>
+      </w:pPr>
+      <w:rPr>
+        <w:rFonts w:ascii="Courier New" w:hAnsi="Courier New" w:hint="default"/>
+        <w:sz w:val="20"/>
+      </w:rPr>
+    </w:lvl>
+    <w:lvl w:ilvl="2" w:tentative="1">
+      <w:start w:val="1"/>
+      <w:numFmt w:val="bullet"/>
+      <w:lvlText w:val=""/>
+      <w:lvlJc w:val="left"/>
+      <w:pPr>
+        <w:tabs>
+          <w:tab w:val="num" w:pos="2160"/>
+        </w:tabs>
+        <w:ind w:left="2160" w:hanging="360"/>
+      </w:pPr>
+      <w:rPr>
+        <w:rFonts w:ascii="Wingdings" w:hAnsi="Wingdings" w:hint="default"/>
+        <w:sz w:val="20"/>
+      </w:rPr>
+    </w:lvl>
+    <w:lvl w:ilvl="3" w:tentative="1">
+      <w:start w:val="1"/>
+      <w:numFmt w:val="bullet"/>
+      <w:lvlText w:val=""/>
+      <w:lvlJc w:val="left"/>
+      <w:pPr>
+        <w:tabs>
+          <w:tab w:val="num" w:pos="2880"/>
+        </w:tabs>
+        <w:ind w:left="2880" w:hanging="360"/>
+      </w:pPr>
+      <w:rPr>
+        <w:rFonts w:ascii="Wingdings" w:hAnsi="Wingdings" w:hint="default"/>
+        <w:sz w:val="20"/>
+      </w:rPr>
+    </w:lvl>
+    <w:lvl w:ilvl="4" w:tentative="1">
+      <w:start w:val="1"/>
+      <w:numFmt w:val="bullet"/>
+      <w:lvlText w:val=""/>
+      <w:lvlJc w:val="left"/>
+      <w:pPr>
+        <w:tabs>
+          <w:tab w:val="num" w:pos="3600"/>
+        </w:tabs>
+        <w:ind w:left="3600" w:hanging="360"/>
+      </w:pPr>
+      <w:rPr>
+        <w:rFonts w:ascii="Wingdings" w:hAnsi="Wingdings" w:hint="default"/>
+        <w:sz w:val="20"/>
+      </w:rPr>
+    </w:lvl>
+    <w:lvl w:ilvl="5" w:tentative="1">
+      <w:start w:val="1"/>
+      <w:numFmt w:val="bullet"/>
+      <w:lvlText w:val=""/>
+      <w:lvlJc w:val="left"/>
+      <w:pPr>
+        <w:tabs>
+          <w:tab w:val="num" w:pos="4320"/>
+        </w:tabs>
+        <w:ind w:left="4320" w:hanging="360"/>
+      </w:pPr>
+      <w:rPr>
+        <w:rFonts w:ascii="Wingdings" w:hAnsi="Wingdings" w:hint="default"/>
+        <w:sz w:val="20"/>
+      </w:rPr>
+    </w:lvl>
+    <w:lvl w:ilvl="6" w:tentative="1">
+      <w:start w:val="1"/>
+      <w:numFmt w:val="bullet"/>
+      <w:lvlText w:val=""/>
+      <w:lvlJc w:val="left"/>
+      <w:pPr>
+        <w:tabs>
+          <w:tab w:val="num" w:pos="5040"/>
+        </w:tabs>
+        <w:ind w:left="5040" w:hanging="360"/>
+      </w:pPr>
+      <w:rPr>
+        <w:rFonts w:ascii="Wingdings" w:hAnsi="Wingdings" w:hint="default"/>
+        <w:sz w:val="20"/>
+      </w:rPr>
+    </w:lvl>
+    <w:lvl w:ilvl="7" w:tentative="1">
+      <w:start w:val="1"/>
+      <w:numFmt w:val="bullet"/>
+      <w:lvlText w:val=""/>
+      <w:lvlJc w:val="left"/>
+      <w:pPr>
+        <w:tabs>
+          <w:tab w:val="num" w:pos="5760"/>
+        </w:tabs>
+        <w:ind w:left="5760" w:hanging="360"/>
+      </w:pPr>
+      <w:rPr>
+        <w:rFonts w:ascii="Wingdings" w:hAnsi="Wingdings" w:hint="default"/>
+        <w:sz w:val="20"/>
+      </w:rPr>
+    </w:lvl>
+    <w:lvl w:ilvl="8" w:tentative="1">
+      <w:start w:val="1"/>
+      <w:numFmt w:val="bullet"/>
+      <w:lvlText w:val=""/>
+      <w:lvlJc w:val="left"/>
+      <w:pPr>
+        <w:tabs>
+          <w:tab w:val="num" w:pos="6480"/>
+        </w:tabs>
+        <w:ind w:left="6480" w:hanging="360"/>
+      </w:pPr>
+      <w:rPr>
+        <w:rFonts w:ascii="Wingdings" w:hAnsi="Wingdings" w:hint="default"/>
+        <w:sz w:val="20"/>
+      </w:rPr>
+    </w:lvl>
+  </w:abstractNum>
+  <w:abstractNum w:abstractNumId="19" w15:restartNumberingAfterBreak="0">
     <w:nsid w:val="53C7380D"/>
     <w:multiLevelType w:val="multilevel"/>
     <w:tmpl w:val="F462F2E0"/>
@@ -12455,7 +16116,7 @@
       </w:rPr>
     </w:lvl>
   </w:abstractNum>
-  <w:abstractNum w:abstractNumId="17" w15:restartNumberingAfterBreak="0">
+  <w:abstractNum w:abstractNumId="20" w15:restartNumberingAfterBreak="0">
     <w:nsid w:val="6F3B07C1"/>
     <w:multiLevelType w:val="multilevel"/>
     <w:tmpl w:val="523E86BC"/>
@@ -12605,25 +16266,34 @@
     <w:abstractNumId w:val="10"/>
   </w:num>
   <w:num w:numId="13" w16cid:durableId="901139214">
-    <w:abstractNumId w:val="14"/>
+    <w:abstractNumId w:val="15"/>
   </w:num>
   <w:num w:numId="14" w16cid:durableId="629214050">
-    <w:abstractNumId w:val="17"/>
+    <w:abstractNumId w:val="20"/>
   </w:num>
   <w:num w:numId="15" w16cid:durableId="45640884">
-    <w:abstractNumId w:val="16"/>
+    <w:abstractNumId w:val="19"/>
   </w:num>
   <w:num w:numId="16" w16cid:durableId="592128257">
     <w:abstractNumId w:val="9"/>
   </w:num>
   <w:num w:numId="17" w16cid:durableId="712002191">
-    <w:abstractNumId w:val="15"/>
+    <w:abstractNumId w:val="16"/>
   </w:num>
   <w:num w:numId="18" w16cid:durableId="1118833379">
-    <w:abstractNumId w:val="13"/>
+    <w:abstractNumId w:val="14"/>
   </w:num>
   <w:num w:numId="19" w16cid:durableId="12923124">
     <w:abstractNumId w:val="12"/>
+  </w:num>
+  <w:num w:numId="20" w16cid:durableId="25067084">
+    <w:abstractNumId w:val="18"/>
+  </w:num>
+  <w:num w:numId="21" w16cid:durableId="1228684546">
+    <w:abstractNumId w:val="13"/>
+  </w:num>
+  <w:num w:numId="22" w16cid:durableId="458648451">
+    <w:abstractNumId w:val="17"/>
   </w:num>
 </w:numbering>
 </file>
@@ -23948,6 +27618,36 @@
       <w:shd w:val="clear" w:color="auto" w:fill="E1DFDD"/>
     </w:rPr>
   </w:style>
+  <w:style w:type="paragraph" w:styleId="HTMLPreformatted">
+    <w:name w:val="HTML Preformatted"/>
+    <w:basedOn w:val="Normal"/>
+    <w:link w:val="HTMLPreformattedChar"/>
+    <w:uiPriority w:val="99"/>
+    <w:semiHidden/>
+    <w:unhideWhenUsed/>
+    <w:rsid w:val="008E09F8"/>
+    <w:pPr>
+      <w:spacing w:after="0" w:line="240" w:lineRule="auto"/>
+    </w:pPr>
+    <w:rPr>
+      <w:rFonts w:ascii="Consolas" w:hAnsi="Consolas"/>
+      <w:sz w:val="20"/>
+      <w:szCs w:val="20"/>
+    </w:rPr>
+  </w:style>
+  <w:style w:type="character" w:customStyle="1" w:styleId="HTMLPreformattedChar">
+    <w:name w:val="HTML Preformatted Char"/>
+    <w:basedOn w:val="DefaultParagraphFont"/>
+    <w:link w:val="HTMLPreformatted"/>
+    <w:uiPriority w:val="99"/>
+    <w:semiHidden/>
+    <w:rsid w:val="008E09F8"/>
+    <w:rPr>
+      <w:rFonts w:ascii="Consolas" w:hAnsi="Consolas"/>
+      <w:sz w:val="20"/>
+      <w:szCs w:val="20"/>
+    </w:rPr>
+  </w:style>
 </w:styles>
 </file>
 
